--- a/32IV Inzhenerija vbudovanyh/7/KNT-122_Onyshchenko_Variant-19_PR6.docx
+++ b/32IV Inzhenerija vbudovanyh/7/KNT-122_Onyshchenko_Variant-19_PR6.docx
@@ -1048,7 +1048,7 @@
                       <a:picLocks noChangeAspect="1"/>
                       <a:extLst>
                         <a:ext uri="sm">
-                          <sm:smNativeData xmlns:sm="sm" val="SMDATA_16_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"/>
+                          <sm:smNativeData xmlns:sm="sm" val="SMDATA_16_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"/>
                         </a:ext>
                       </a:extLst>
                     </pic:cNvPicPr>
@@ -1112,7 +1112,3375 @@
       <w:pPr>
         <w:pStyle w:val="para10"/>
       </w:pPr>
+      <w:r>
+        <w:t>Тільки зі спільним катодом програма працює.</w:t>
+      </w:r>
+    </w:p>
+    <w:p>
+      <w:pPr>
+        <w:pStyle w:val="para10"/>
+      </w:pPr>
       <w:r/>
+    </w:p>
+    <w:p>
+      <w:pPr>
+        <w:pStyle w:val="para18"/>
+      </w:pPr>
+      <w:r>
+        <w:rPr>
+          <w:color w:val="1f3763"/>
+        </w:rPr>
+        <w:t>int</w:t>
+      </w:r>
+      <w:r>
+        <w:t xml:space="preserve"> </w:t>
+      </w:r>
+      <w:r>
+        <w:rPr>
+          <w:color w:val="0563c1"/>
+        </w:rPr>
+        <w:t>A</w:t>
+      </w:r>
+      <w:r>
+        <w:rPr>
+          <w:color w:val="000000"/>
+        </w:rPr>
+        <w:t>=</w:t>
+      </w:r>
+      <w:r>
+        <w:rPr>
+          <w:color w:val="404040"/>
+        </w:rPr>
+        <w:t>12</w:t>
+      </w:r>
+      <w:r>
+        <w:t>;</w:t>
+      </w:r>
+    </w:p>
+    <w:p>
+      <w:pPr>
+        <w:pStyle w:val="para18"/>
+      </w:pPr>
+      <w:r>
+        <w:rPr>
+          <w:color w:val="1f3763"/>
+        </w:rPr>
+        <w:t>int</w:t>
+      </w:r>
+      <w:r>
+        <w:t xml:space="preserve"> </w:t>
+      </w:r>
+      <w:r>
+        <w:rPr>
+          <w:color w:val="0563c1"/>
+        </w:rPr>
+        <w:t>B</w:t>
+      </w:r>
+      <w:r>
+        <w:rPr>
+          <w:color w:val="000000"/>
+        </w:rPr>
+        <w:t>=</w:t>
+      </w:r>
+      <w:r>
+        <w:rPr>
+          <w:color w:val="404040"/>
+        </w:rPr>
+        <w:t>11</w:t>
+      </w:r>
+      <w:r>
+        <w:t>;</w:t>
+      </w:r>
+    </w:p>
+    <w:p>
+      <w:pPr>
+        <w:pStyle w:val="para18"/>
+      </w:pPr>
+      <w:r>
+        <w:rPr>
+          <w:color w:val="1f3763"/>
+        </w:rPr>
+        <w:t>int</w:t>
+      </w:r>
+      <w:r>
+        <w:t xml:space="preserve"> </w:t>
+      </w:r>
+      <w:r>
+        <w:rPr>
+          <w:color w:val="0563c1"/>
+        </w:rPr>
+        <w:t>C</w:t>
+      </w:r>
+      <w:r>
+        <w:rPr>
+          <w:color w:val="000000"/>
+        </w:rPr>
+        <w:t>=</w:t>
+      </w:r>
+      <w:r>
+        <w:rPr>
+          <w:color w:val="404040"/>
+        </w:rPr>
+        <w:t>10</w:t>
+      </w:r>
+      <w:r>
+        <w:t>;</w:t>
+      </w:r>
+    </w:p>
+    <w:p>
+      <w:pPr>
+        <w:pStyle w:val="para18"/>
+      </w:pPr>
+      <w:r>
+        <w:rPr>
+          <w:color w:val="1f3763"/>
+        </w:rPr>
+        <w:t>int</w:t>
+      </w:r>
+      <w:r>
+        <w:t xml:space="preserve"> </w:t>
+      </w:r>
+      <w:r>
+        <w:rPr>
+          <w:color w:val="0563c1"/>
+        </w:rPr>
+        <w:t>D</w:t>
+      </w:r>
+      <w:r>
+        <w:rPr>
+          <w:color w:val="000000"/>
+        </w:rPr>
+        <w:t>=</w:t>
+      </w:r>
+      <w:r>
+        <w:rPr>
+          <w:color w:val="404040"/>
+        </w:rPr>
+        <w:t>9</w:t>
+      </w:r>
+      <w:r>
+        <w:t>;</w:t>
+      </w:r>
+    </w:p>
+    <w:p>
+      <w:pPr>
+        <w:pStyle w:val="para18"/>
+      </w:pPr>
+      <w:r>
+        <w:rPr>
+          <w:color w:val="1f3763"/>
+        </w:rPr>
+        <w:t>int</w:t>
+      </w:r>
+      <w:r>
+        <w:t xml:space="preserve"> </w:t>
+      </w:r>
+      <w:r>
+        <w:rPr>
+          <w:color w:val="0563c1"/>
+        </w:rPr>
+        <w:t>E</w:t>
+      </w:r>
+      <w:r>
+        <w:rPr>
+          <w:color w:val="000000"/>
+        </w:rPr>
+        <w:t>=</w:t>
+      </w:r>
+      <w:r>
+        <w:rPr>
+          <w:color w:val="404040"/>
+        </w:rPr>
+        <w:t>8</w:t>
+      </w:r>
+      <w:r>
+        <w:t>;</w:t>
+      </w:r>
+    </w:p>
+    <w:p>
+      <w:pPr>
+        <w:pStyle w:val="para18"/>
+      </w:pPr>
+      <w:r>
+        <w:rPr>
+          <w:color w:val="1f3763"/>
+        </w:rPr>
+        <w:t>int</w:t>
+      </w:r>
+      <w:r>
+        <w:t xml:space="preserve"> </w:t>
+      </w:r>
+      <w:r>
+        <w:rPr>
+          <w:color w:val="0563c1"/>
+        </w:rPr>
+        <w:t>F</w:t>
+      </w:r>
+      <w:r>
+        <w:rPr>
+          <w:color w:val="000000"/>
+        </w:rPr>
+        <w:t>=</w:t>
+      </w:r>
+      <w:r>
+        <w:rPr>
+          <w:color w:val="404040"/>
+        </w:rPr>
+        <w:t>7</w:t>
+      </w:r>
+      <w:r>
+        <w:t>;</w:t>
+      </w:r>
+    </w:p>
+    <w:p>
+      <w:pPr>
+        <w:pStyle w:val="para18"/>
+      </w:pPr>
+      <w:r>
+        <w:rPr>
+          <w:color w:val="1f3763"/>
+        </w:rPr>
+        <w:t>int</w:t>
+      </w:r>
+      <w:r>
+        <w:t xml:space="preserve"> </w:t>
+      </w:r>
+      <w:r>
+        <w:rPr>
+          <w:color w:val="0563c1"/>
+        </w:rPr>
+        <w:t>G</w:t>
+      </w:r>
+      <w:r>
+        <w:rPr>
+          <w:color w:val="000000"/>
+        </w:rPr>
+        <w:t>=</w:t>
+      </w:r>
+      <w:r>
+        <w:rPr>
+          <w:color w:val="404040"/>
+        </w:rPr>
+        <w:t>6</w:t>
+      </w:r>
+      <w:r>
+        <w:t>;</w:t>
+      </w:r>
+    </w:p>
+    <w:p>
+      <w:pPr>
+        <w:pStyle w:val="para18"/>
+      </w:pPr>
+      <w:r>
+        <w:br w:type="textWrapping"/>
+      </w:r>
+    </w:p>
+    <w:p>
+      <w:pPr>
+        <w:pStyle w:val="para18"/>
+      </w:pPr>
+      <w:r>
+        <w:rPr>
+          <w:color w:val="1f3763"/>
+        </w:rPr>
+        <w:t>void</w:t>
+      </w:r>
+      <w:r>
+        <w:t xml:space="preserve"> </w:t>
+      </w:r>
+      <w:r>
+        <w:rPr>
+          <w:color w:val="605e5c"/>
+        </w:rPr>
+        <w:t>setup</w:t>
+      </w:r>
+      <w:r>
+        <w:t>()</w:t>
+      </w:r>
+    </w:p>
+    <w:p>
+      <w:pPr>
+        <w:pStyle w:val="para18"/>
+      </w:pPr>
+      <w:r>
+        <w:t>{</w:t>
+      </w:r>
+    </w:p>
+    <w:p>
+      <w:pPr>
+        <w:pStyle w:val="para18"/>
+      </w:pPr>
+      <w:r>
+        <w:t> </w:t>
+      </w:r>
+      <w:r>
+        <w:rPr>
+          <w:color w:val="605e5c"/>
+        </w:rPr>
+        <w:t>pinMode</w:t>
+      </w:r>
+      <w:r>
+        <w:t>(</w:t>
+      </w:r>
+      <w:r>
+        <w:rPr>
+          <w:color w:val="0563c1"/>
+        </w:rPr>
+        <w:t>A</w:t>
+      </w:r>
+      <w:r>
+        <w:t>, OUTPUT);</w:t>
+      </w:r>
+    </w:p>
+    <w:p>
+      <w:pPr>
+        <w:pStyle w:val="para18"/>
+      </w:pPr>
+      <w:r>
+        <w:t> </w:t>
+      </w:r>
+      <w:r>
+        <w:rPr>
+          <w:color w:val="605e5c"/>
+        </w:rPr>
+        <w:t>pinMode</w:t>
+      </w:r>
+      <w:r>
+        <w:t>(</w:t>
+      </w:r>
+      <w:r>
+        <w:rPr>
+          <w:color w:val="0563c1"/>
+        </w:rPr>
+        <w:t>B</w:t>
+      </w:r>
+      <w:r>
+        <w:t>, OUTPUT);</w:t>
+      </w:r>
+    </w:p>
+    <w:p>
+      <w:pPr>
+        <w:pStyle w:val="para18"/>
+      </w:pPr>
+      <w:r>
+        <w:t> </w:t>
+      </w:r>
+      <w:r>
+        <w:rPr>
+          <w:color w:val="605e5c"/>
+        </w:rPr>
+        <w:t>pinMode</w:t>
+      </w:r>
+      <w:r>
+        <w:t>(</w:t>
+      </w:r>
+      <w:r>
+        <w:rPr>
+          <w:color w:val="0563c1"/>
+        </w:rPr>
+        <w:t>C</w:t>
+      </w:r>
+      <w:r>
+        <w:t>, OUTPUT);</w:t>
+      </w:r>
+    </w:p>
+    <w:p>
+      <w:pPr>
+        <w:pStyle w:val="para18"/>
+      </w:pPr>
+      <w:r>
+        <w:t> </w:t>
+      </w:r>
+      <w:r>
+        <w:rPr>
+          <w:color w:val="605e5c"/>
+        </w:rPr>
+        <w:t>pinMode</w:t>
+      </w:r>
+      <w:r>
+        <w:t>(</w:t>
+      </w:r>
+      <w:r>
+        <w:rPr>
+          <w:color w:val="0563c1"/>
+        </w:rPr>
+        <w:t>D</w:t>
+      </w:r>
+      <w:r>
+        <w:t>, OUTPUT);</w:t>
+      </w:r>
+    </w:p>
+    <w:p>
+      <w:pPr>
+        <w:pStyle w:val="para18"/>
+      </w:pPr>
+      <w:r>
+        <w:t> </w:t>
+      </w:r>
+      <w:r>
+        <w:rPr>
+          <w:color w:val="605e5c"/>
+        </w:rPr>
+        <w:t>pinMode</w:t>
+      </w:r>
+      <w:r>
+        <w:t>(</w:t>
+      </w:r>
+      <w:r>
+        <w:rPr>
+          <w:color w:val="0563c1"/>
+        </w:rPr>
+        <w:t>E</w:t>
+      </w:r>
+      <w:r>
+        <w:t>, OUTPUT);</w:t>
+      </w:r>
+    </w:p>
+    <w:p>
+      <w:pPr>
+        <w:pStyle w:val="para18"/>
+      </w:pPr>
+      <w:r>
+        <w:t> </w:t>
+      </w:r>
+      <w:r>
+        <w:rPr>
+          <w:color w:val="605e5c"/>
+        </w:rPr>
+        <w:t>pinMode</w:t>
+      </w:r>
+      <w:r>
+        <w:t>(</w:t>
+      </w:r>
+      <w:r>
+        <w:rPr>
+          <w:color w:val="0563c1"/>
+        </w:rPr>
+        <w:t>F</w:t>
+      </w:r>
+      <w:r>
+        <w:t>, OUTPUT);</w:t>
+      </w:r>
+    </w:p>
+    <w:p>
+      <w:pPr>
+        <w:pStyle w:val="para18"/>
+      </w:pPr>
+      <w:r>
+        <w:t> </w:t>
+      </w:r>
+      <w:r>
+        <w:rPr>
+          <w:color w:val="605e5c"/>
+        </w:rPr>
+        <w:t>pinMode</w:t>
+      </w:r>
+      <w:r>
+        <w:t>(</w:t>
+      </w:r>
+      <w:r>
+        <w:rPr>
+          <w:color w:val="0563c1"/>
+        </w:rPr>
+        <w:t>G</w:t>
+      </w:r>
+      <w:r>
+        <w:t>, OUTPUT);</w:t>
+      </w:r>
+    </w:p>
+    <w:p>
+      <w:pPr>
+        <w:pStyle w:val="para18"/>
+      </w:pPr>
+      <w:r>
+        <w:t>}</w:t>
+      </w:r>
+    </w:p>
+    <w:p>
+      <w:pPr>
+        <w:pStyle w:val="para18"/>
+      </w:pPr>
+      <w:r>
+        <w:br w:type="textWrapping"/>
+      </w:r>
+    </w:p>
+    <w:p>
+      <w:pPr>
+        <w:pStyle w:val="para18"/>
+      </w:pPr>
+      <w:r>
+        <w:rPr>
+          <w:color w:val="1f3763"/>
+        </w:rPr>
+        <w:t>void</w:t>
+      </w:r>
+      <w:r>
+        <w:t xml:space="preserve"> </w:t>
+      </w:r>
+      <w:r>
+        <w:rPr>
+          <w:color w:val="605e5c"/>
+        </w:rPr>
+        <w:t>zero</w:t>
+      </w:r>
+      <w:r>
+        <w:t>(){</w:t>
+      </w:r>
+    </w:p>
+    <w:p>
+      <w:pPr>
+        <w:pStyle w:val="para18"/>
+      </w:pPr>
+      <w:r>
+        <w:t> </w:t>
+      </w:r>
+      <w:r>
+        <w:rPr>
+          <w:color w:val="605e5c"/>
+        </w:rPr>
+        <w:t>digitalWrite</w:t>
+      </w:r>
+      <w:r>
+        <w:t>(</w:t>
+      </w:r>
+      <w:r>
+        <w:rPr>
+          <w:color w:val="0563c1"/>
+        </w:rPr>
+        <w:t>A</w:t>
+      </w:r>
+      <w:r>
+        <w:t>, HIGH);</w:t>
+      </w:r>
+    </w:p>
+    <w:p>
+      <w:pPr>
+        <w:pStyle w:val="para18"/>
+      </w:pPr>
+      <w:r>
+        <w:t> </w:t>
+      </w:r>
+      <w:r>
+        <w:rPr>
+          <w:color w:val="605e5c"/>
+        </w:rPr>
+        <w:t>digitalWrite</w:t>
+      </w:r>
+      <w:r>
+        <w:t>(</w:t>
+      </w:r>
+      <w:r>
+        <w:rPr>
+          <w:color w:val="0563c1"/>
+        </w:rPr>
+        <w:t>B</w:t>
+      </w:r>
+      <w:r>
+        <w:t>, HIGH);</w:t>
+      </w:r>
+    </w:p>
+    <w:p>
+      <w:pPr>
+        <w:pStyle w:val="para18"/>
+      </w:pPr>
+      <w:r>
+        <w:t> </w:t>
+      </w:r>
+      <w:r>
+        <w:rPr>
+          <w:color w:val="605e5c"/>
+        </w:rPr>
+        <w:t>digitalWrite</w:t>
+      </w:r>
+      <w:r>
+        <w:t>(</w:t>
+      </w:r>
+      <w:r>
+        <w:rPr>
+          <w:color w:val="0563c1"/>
+        </w:rPr>
+        <w:t>C</w:t>
+      </w:r>
+      <w:r>
+        <w:t>, HIGH);</w:t>
+      </w:r>
+    </w:p>
+    <w:p>
+      <w:pPr>
+        <w:pStyle w:val="para18"/>
+      </w:pPr>
+      <w:r>
+        <w:t> </w:t>
+      </w:r>
+      <w:r>
+        <w:rPr>
+          <w:color w:val="605e5c"/>
+        </w:rPr>
+        <w:t>digitalWrite</w:t>
+      </w:r>
+      <w:r>
+        <w:t>(</w:t>
+      </w:r>
+      <w:r>
+        <w:rPr>
+          <w:color w:val="0563c1"/>
+        </w:rPr>
+        <w:t>D</w:t>
+      </w:r>
+      <w:r>
+        <w:t>, HIGH);</w:t>
+      </w:r>
+    </w:p>
+    <w:p>
+      <w:pPr>
+        <w:pStyle w:val="para18"/>
+      </w:pPr>
+      <w:r>
+        <w:t> </w:t>
+      </w:r>
+      <w:r>
+        <w:rPr>
+          <w:color w:val="605e5c"/>
+        </w:rPr>
+        <w:t>digitalWrite</w:t>
+      </w:r>
+      <w:r>
+        <w:t>(</w:t>
+      </w:r>
+      <w:r>
+        <w:rPr>
+          <w:color w:val="0563c1"/>
+        </w:rPr>
+        <w:t>E</w:t>
+      </w:r>
+      <w:r>
+        <w:t>, HIGH);</w:t>
+      </w:r>
+    </w:p>
+    <w:p>
+      <w:pPr>
+        <w:pStyle w:val="para18"/>
+      </w:pPr>
+      <w:r>
+        <w:t> </w:t>
+      </w:r>
+      <w:r>
+        <w:rPr>
+          <w:color w:val="605e5c"/>
+        </w:rPr>
+        <w:t>digitalWrite</w:t>
+      </w:r>
+      <w:r>
+        <w:t>(</w:t>
+      </w:r>
+      <w:r>
+        <w:rPr>
+          <w:color w:val="0563c1"/>
+        </w:rPr>
+        <w:t>F</w:t>
+      </w:r>
+      <w:r>
+        <w:t>, HIGH);</w:t>
+      </w:r>
+    </w:p>
+    <w:p>
+      <w:pPr>
+        <w:pStyle w:val="para18"/>
+      </w:pPr>
+      <w:r>
+        <w:t> </w:t>
+      </w:r>
+      <w:r>
+        <w:rPr>
+          <w:color w:val="605e5c"/>
+        </w:rPr>
+        <w:t>digitalWrite</w:t>
+      </w:r>
+      <w:r>
+        <w:t>(</w:t>
+      </w:r>
+      <w:r>
+        <w:rPr>
+          <w:color w:val="0563c1"/>
+        </w:rPr>
+        <w:t>G</w:t>
+      </w:r>
+      <w:r>
+        <w:t>, LOW);</w:t>
+      </w:r>
+    </w:p>
+    <w:p>
+      <w:pPr>
+        <w:pStyle w:val="para18"/>
+      </w:pPr>
+      <w:r>
+        <w:t>}</w:t>
+      </w:r>
+    </w:p>
+    <w:p>
+      <w:pPr>
+        <w:pStyle w:val="para18"/>
+      </w:pPr>
+      <w:r>
+        <w:br w:type="textWrapping"/>
+      </w:r>
+    </w:p>
+    <w:p>
+      <w:pPr>
+        <w:pStyle w:val="para18"/>
+      </w:pPr>
+      <w:r>
+        <w:rPr>
+          <w:color w:val="1f3763"/>
+        </w:rPr>
+        <w:t>void</w:t>
+      </w:r>
+      <w:r>
+        <w:t xml:space="preserve"> </w:t>
+      </w:r>
+      <w:r>
+        <w:rPr>
+          <w:color w:val="605e5c"/>
+        </w:rPr>
+        <w:t>one</w:t>
+      </w:r>
+      <w:r>
+        <w:t>(){</w:t>
+      </w:r>
+    </w:p>
+    <w:p>
+      <w:pPr>
+        <w:pStyle w:val="para18"/>
+      </w:pPr>
+      <w:r>
+        <w:t> </w:t>
+      </w:r>
+      <w:r>
+        <w:rPr>
+          <w:color w:val="605e5c"/>
+        </w:rPr>
+        <w:t>digitalWrite</w:t>
+      </w:r>
+      <w:r>
+        <w:t>(</w:t>
+      </w:r>
+      <w:r>
+        <w:rPr>
+          <w:color w:val="0563c1"/>
+        </w:rPr>
+        <w:t>A</w:t>
+      </w:r>
+      <w:r>
+        <w:t>, LOW);</w:t>
+      </w:r>
+    </w:p>
+    <w:p>
+      <w:pPr>
+        <w:pStyle w:val="para18"/>
+      </w:pPr>
+      <w:r>
+        <w:t> </w:t>
+      </w:r>
+      <w:r>
+        <w:rPr>
+          <w:color w:val="605e5c"/>
+        </w:rPr>
+        <w:t>digitalWrite</w:t>
+      </w:r>
+      <w:r>
+        <w:t>(</w:t>
+      </w:r>
+      <w:r>
+        <w:rPr>
+          <w:color w:val="0563c1"/>
+        </w:rPr>
+        <w:t>B</w:t>
+      </w:r>
+      <w:r>
+        <w:t>, HIGH);</w:t>
+      </w:r>
+    </w:p>
+    <w:p>
+      <w:pPr>
+        <w:pStyle w:val="para18"/>
+      </w:pPr>
+      <w:r>
+        <w:t> </w:t>
+      </w:r>
+      <w:r>
+        <w:rPr>
+          <w:color w:val="605e5c"/>
+        </w:rPr>
+        <w:t>digitalWrite</w:t>
+      </w:r>
+      <w:r>
+        <w:t>(</w:t>
+      </w:r>
+      <w:r>
+        <w:rPr>
+          <w:color w:val="0563c1"/>
+        </w:rPr>
+        <w:t>C</w:t>
+      </w:r>
+      <w:r>
+        <w:t>, HIGH);</w:t>
+      </w:r>
+    </w:p>
+    <w:p>
+      <w:pPr>
+        <w:pStyle w:val="para18"/>
+      </w:pPr>
+      <w:r>
+        <w:t> </w:t>
+      </w:r>
+      <w:r>
+        <w:rPr>
+          <w:color w:val="605e5c"/>
+        </w:rPr>
+        <w:t>digitalWrite</w:t>
+      </w:r>
+      <w:r>
+        <w:t>(</w:t>
+      </w:r>
+      <w:r>
+        <w:rPr>
+          <w:color w:val="0563c1"/>
+        </w:rPr>
+        <w:t>D</w:t>
+      </w:r>
+      <w:r>
+        <w:t>, LOW);</w:t>
+      </w:r>
+    </w:p>
+    <w:p>
+      <w:pPr>
+        <w:pStyle w:val="para18"/>
+      </w:pPr>
+      <w:r>
+        <w:t> </w:t>
+      </w:r>
+      <w:r>
+        <w:rPr>
+          <w:color w:val="605e5c"/>
+        </w:rPr>
+        <w:t>digitalWrite</w:t>
+      </w:r>
+      <w:r>
+        <w:t>(</w:t>
+      </w:r>
+      <w:r>
+        <w:rPr>
+          <w:color w:val="0563c1"/>
+        </w:rPr>
+        <w:t>E</w:t>
+      </w:r>
+      <w:r>
+        <w:t>, LOW);</w:t>
+      </w:r>
+    </w:p>
+    <w:p>
+      <w:pPr>
+        <w:pStyle w:val="para18"/>
+      </w:pPr>
+      <w:r>
+        <w:t> </w:t>
+      </w:r>
+      <w:r>
+        <w:rPr>
+          <w:color w:val="605e5c"/>
+        </w:rPr>
+        <w:t>digitalWrite</w:t>
+      </w:r>
+      <w:r>
+        <w:t>(</w:t>
+      </w:r>
+      <w:r>
+        <w:rPr>
+          <w:color w:val="0563c1"/>
+        </w:rPr>
+        <w:t>F</w:t>
+      </w:r>
+      <w:r>
+        <w:t>, LOW);</w:t>
+      </w:r>
+    </w:p>
+    <w:p>
+      <w:pPr>
+        <w:pStyle w:val="para18"/>
+      </w:pPr>
+      <w:r>
+        <w:t> </w:t>
+      </w:r>
+      <w:r>
+        <w:rPr>
+          <w:color w:val="605e5c"/>
+        </w:rPr>
+        <w:t>digitalWrite</w:t>
+      </w:r>
+      <w:r>
+        <w:t>(</w:t>
+      </w:r>
+      <w:r>
+        <w:rPr>
+          <w:color w:val="0563c1"/>
+        </w:rPr>
+        <w:t>G</w:t>
+      </w:r>
+      <w:r>
+        <w:t>, LOW);</w:t>
+      </w:r>
+    </w:p>
+    <w:p>
+      <w:pPr>
+        <w:pStyle w:val="para18"/>
+      </w:pPr>
+      <w:r>
+        <w:t>}</w:t>
+      </w:r>
+    </w:p>
+    <w:p>
+      <w:pPr>
+        <w:pStyle w:val="para18"/>
+      </w:pPr>
+      <w:r>
+        <w:br w:type="textWrapping"/>
+      </w:r>
+    </w:p>
+    <w:p>
+      <w:pPr>
+        <w:pStyle w:val="para18"/>
+      </w:pPr>
+      <w:r>
+        <w:rPr>
+          <w:color w:val="1f3763"/>
+        </w:rPr>
+        <w:t>void</w:t>
+      </w:r>
+      <w:r>
+        <w:t xml:space="preserve"> </w:t>
+      </w:r>
+      <w:r>
+        <w:rPr>
+          <w:color w:val="605e5c"/>
+        </w:rPr>
+        <w:t>two</w:t>
+      </w:r>
+      <w:r>
+        <w:t>(){</w:t>
+      </w:r>
+    </w:p>
+    <w:p>
+      <w:pPr>
+        <w:pStyle w:val="para18"/>
+      </w:pPr>
+      <w:r>
+        <w:t> </w:t>
+      </w:r>
+      <w:r>
+        <w:rPr>
+          <w:color w:val="605e5c"/>
+        </w:rPr>
+        <w:t>digitalWrite</w:t>
+      </w:r>
+      <w:r>
+        <w:t>(</w:t>
+      </w:r>
+      <w:r>
+        <w:rPr>
+          <w:color w:val="0563c1"/>
+        </w:rPr>
+        <w:t>A</w:t>
+      </w:r>
+      <w:r>
+        <w:t>, HIGH);</w:t>
+      </w:r>
+    </w:p>
+    <w:p>
+      <w:pPr>
+        <w:pStyle w:val="para18"/>
+      </w:pPr>
+      <w:r>
+        <w:t> </w:t>
+      </w:r>
+      <w:r>
+        <w:rPr>
+          <w:color w:val="605e5c"/>
+        </w:rPr>
+        <w:t>digitalWrite</w:t>
+      </w:r>
+      <w:r>
+        <w:t>(</w:t>
+      </w:r>
+      <w:r>
+        <w:rPr>
+          <w:color w:val="0563c1"/>
+        </w:rPr>
+        <w:t>B</w:t>
+      </w:r>
+      <w:r>
+        <w:t>, HIGH);</w:t>
+      </w:r>
+    </w:p>
+    <w:p>
+      <w:pPr>
+        <w:pStyle w:val="para18"/>
+      </w:pPr>
+      <w:r>
+        <w:t> </w:t>
+      </w:r>
+      <w:r>
+        <w:rPr>
+          <w:color w:val="605e5c"/>
+        </w:rPr>
+        <w:t>digitalWrite</w:t>
+      </w:r>
+      <w:r>
+        <w:t>(</w:t>
+      </w:r>
+      <w:r>
+        <w:rPr>
+          <w:color w:val="0563c1"/>
+        </w:rPr>
+        <w:t>C</w:t>
+      </w:r>
+      <w:r>
+        <w:t>, LOW);</w:t>
+      </w:r>
+    </w:p>
+    <w:p>
+      <w:pPr>
+        <w:pStyle w:val="para18"/>
+      </w:pPr>
+      <w:r>
+        <w:t> </w:t>
+      </w:r>
+      <w:r>
+        <w:rPr>
+          <w:color w:val="605e5c"/>
+        </w:rPr>
+        <w:t>digitalWrite</w:t>
+      </w:r>
+      <w:r>
+        <w:t>(</w:t>
+      </w:r>
+      <w:r>
+        <w:rPr>
+          <w:color w:val="0563c1"/>
+        </w:rPr>
+        <w:t>D</w:t>
+      </w:r>
+      <w:r>
+        <w:t>, HIGH);</w:t>
+      </w:r>
+    </w:p>
+    <w:p>
+      <w:pPr>
+        <w:pStyle w:val="para18"/>
+      </w:pPr>
+      <w:r>
+        <w:t> </w:t>
+      </w:r>
+      <w:r>
+        <w:rPr>
+          <w:color w:val="605e5c"/>
+        </w:rPr>
+        <w:t>digitalWrite</w:t>
+      </w:r>
+      <w:r>
+        <w:t>(</w:t>
+      </w:r>
+      <w:r>
+        <w:rPr>
+          <w:color w:val="0563c1"/>
+        </w:rPr>
+        <w:t>E</w:t>
+      </w:r>
+      <w:r>
+        <w:t>, HIGH);</w:t>
+      </w:r>
+    </w:p>
+    <w:p>
+      <w:pPr>
+        <w:pStyle w:val="para18"/>
+      </w:pPr>
+      <w:r>
+        <w:t> </w:t>
+      </w:r>
+      <w:r>
+        <w:rPr>
+          <w:color w:val="605e5c"/>
+        </w:rPr>
+        <w:t>digitalWrite</w:t>
+      </w:r>
+      <w:r>
+        <w:t>(</w:t>
+      </w:r>
+      <w:r>
+        <w:rPr>
+          <w:color w:val="0563c1"/>
+        </w:rPr>
+        <w:t>F</w:t>
+      </w:r>
+      <w:r>
+        <w:t>, LOW);</w:t>
+      </w:r>
+    </w:p>
+    <w:p>
+      <w:pPr>
+        <w:pStyle w:val="para18"/>
+      </w:pPr>
+      <w:r>
+        <w:t> </w:t>
+      </w:r>
+      <w:r>
+        <w:rPr>
+          <w:color w:val="605e5c"/>
+        </w:rPr>
+        <w:t>digitalWrite</w:t>
+      </w:r>
+      <w:r>
+        <w:t>(</w:t>
+      </w:r>
+      <w:r>
+        <w:rPr>
+          <w:color w:val="0563c1"/>
+        </w:rPr>
+        <w:t>G</w:t>
+      </w:r>
+      <w:r>
+        <w:t>, HIGH);</w:t>
+      </w:r>
+    </w:p>
+    <w:p>
+      <w:pPr>
+        <w:pStyle w:val="para18"/>
+      </w:pPr>
+      <w:r>
+        <w:t>}</w:t>
+      </w:r>
+    </w:p>
+    <w:p>
+      <w:pPr>
+        <w:pStyle w:val="para18"/>
+      </w:pPr>
+      <w:r>
+        <w:br w:type="textWrapping"/>
+      </w:r>
+    </w:p>
+    <w:p>
+      <w:pPr>
+        <w:pStyle w:val="para18"/>
+      </w:pPr>
+      <w:r>
+        <w:rPr>
+          <w:color w:val="1f3763"/>
+        </w:rPr>
+        <w:t>void</w:t>
+      </w:r>
+      <w:r>
+        <w:t xml:space="preserve"> </w:t>
+      </w:r>
+      <w:r>
+        <w:rPr>
+          <w:color w:val="605e5c"/>
+        </w:rPr>
+        <w:t>three</w:t>
+      </w:r>
+      <w:r>
+        <w:t>(){</w:t>
+      </w:r>
+    </w:p>
+    <w:p>
+      <w:pPr>
+        <w:pStyle w:val="para18"/>
+      </w:pPr>
+      <w:r>
+        <w:t> </w:t>
+      </w:r>
+      <w:r>
+        <w:rPr>
+          <w:color w:val="605e5c"/>
+        </w:rPr>
+        <w:t>digitalWrite</w:t>
+      </w:r>
+      <w:r>
+        <w:t>(</w:t>
+      </w:r>
+      <w:r>
+        <w:rPr>
+          <w:color w:val="0563c1"/>
+        </w:rPr>
+        <w:t>A</w:t>
+      </w:r>
+      <w:r>
+        <w:t>, HIGH);</w:t>
+      </w:r>
+    </w:p>
+    <w:p>
+      <w:pPr>
+        <w:pStyle w:val="para18"/>
+      </w:pPr>
+      <w:r>
+        <w:t> </w:t>
+      </w:r>
+      <w:r>
+        <w:rPr>
+          <w:color w:val="605e5c"/>
+        </w:rPr>
+        <w:t>digitalWrite</w:t>
+      </w:r>
+      <w:r>
+        <w:t>(</w:t>
+      </w:r>
+      <w:r>
+        <w:rPr>
+          <w:color w:val="0563c1"/>
+        </w:rPr>
+        <w:t>B</w:t>
+      </w:r>
+      <w:r>
+        <w:t>, HIGH);</w:t>
+      </w:r>
+    </w:p>
+    <w:p>
+      <w:pPr>
+        <w:pStyle w:val="para18"/>
+      </w:pPr>
+      <w:r>
+        <w:t> </w:t>
+      </w:r>
+      <w:r>
+        <w:rPr>
+          <w:color w:val="605e5c"/>
+        </w:rPr>
+        <w:t>digitalWrite</w:t>
+      </w:r>
+      <w:r>
+        <w:t>(</w:t>
+      </w:r>
+      <w:r>
+        <w:rPr>
+          <w:color w:val="0563c1"/>
+        </w:rPr>
+        <w:t>C</w:t>
+      </w:r>
+      <w:r>
+        <w:t>, HIGH);</w:t>
+      </w:r>
+    </w:p>
+    <w:p>
+      <w:pPr>
+        <w:pStyle w:val="para18"/>
+      </w:pPr>
+      <w:r>
+        <w:t> </w:t>
+      </w:r>
+      <w:r>
+        <w:rPr>
+          <w:color w:val="605e5c"/>
+        </w:rPr>
+        <w:t>digitalWrite</w:t>
+      </w:r>
+      <w:r>
+        <w:t>(</w:t>
+      </w:r>
+      <w:r>
+        <w:rPr>
+          <w:color w:val="0563c1"/>
+        </w:rPr>
+        <w:t>D</w:t>
+      </w:r>
+      <w:r>
+        <w:t>, HIGH);</w:t>
+      </w:r>
+    </w:p>
+    <w:p>
+      <w:pPr>
+        <w:pStyle w:val="para18"/>
+      </w:pPr>
+      <w:r>
+        <w:t> </w:t>
+      </w:r>
+      <w:r>
+        <w:rPr>
+          <w:color w:val="605e5c"/>
+        </w:rPr>
+        <w:t>digitalWrite</w:t>
+      </w:r>
+      <w:r>
+        <w:t>(</w:t>
+      </w:r>
+      <w:r>
+        <w:rPr>
+          <w:color w:val="0563c1"/>
+        </w:rPr>
+        <w:t>E</w:t>
+      </w:r>
+      <w:r>
+        <w:t>, LOW);</w:t>
+      </w:r>
+    </w:p>
+    <w:p>
+      <w:pPr>
+        <w:pStyle w:val="para18"/>
+      </w:pPr>
+      <w:r>
+        <w:t> </w:t>
+      </w:r>
+      <w:r>
+        <w:rPr>
+          <w:color w:val="605e5c"/>
+        </w:rPr>
+        <w:t>digitalWrite</w:t>
+      </w:r>
+      <w:r>
+        <w:t>(</w:t>
+      </w:r>
+      <w:r>
+        <w:rPr>
+          <w:color w:val="0563c1"/>
+        </w:rPr>
+        <w:t>F</w:t>
+      </w:r>
+      <w:r>
+        <w:t>, LOW);</w:t>
+      </w:r>
+    </w:p>
+    <w:p>
+      <w:pPr>
+        <w:pStyle w:val="para18"/>
+      </w:pPr>
+      <w:r>
+        <w:t> </w:t>
+      </w:r>
+      <w:r>
+        <w:rPr>
+          <w:color w:val="605e5c"/>
+        </w:rPr>
+        <w:t>digitalWrite</w:t>
+      </w:r>
+      <w:r>
+        <w:t>(</w:t>
+      </w:r>
+      <w:r>
+        <w:rPr>
+          <w:color w:val="0563c1"/>
+        </w:rPr>
+        <w:t>G</w:t>
+      </w:r>
+      <w:r>
+        <w:t>, HIGH);</w:t>
+      </w:r>
+    </w:p>
+    <w:p>
+      <w:pPr>
+        <w:pStyle w:val="para18"/>
+      </w:pPr>
+      <w:r>
+        <w:t>}</w:t>
+      </w:r>
+    </w:p>
+    <w:p>
+      <w:pPr>
+        <w:pStyle w:val="para18"/>
+      </w:pPr>
+      <w:r>
+        <w:br w:type="textWrapping"/>
+      </w:r>
+    </w:p>
+    <w:p>
+      <w:pPr>
+        <w:pStyle w:val="para18"/>
+      </w:pPr>
+      <w:r>
+        <w:rPr>
+          <w:color w:val="1f3763"/>
+        </w:rPr>
+        <w:t>void</w:t>
+      </w:r>
+      <w:r>
+        <w:t xml:space="preserve"> </w:t>
+      </w:r>
+      <w:r>
+        <w:rPr>
+          <w:color w:val="605e5c"/>
+        </w:rPr>
+        <w:t>four</w:t>
+      </w:r>
+      <w:r>
+        <w:t>(){</w:t>
+      </w:r>
+    </w:p>
+    <w:p>
+      <w:pPr>
+        <w:pStyle w:val="para18"/>
+      </w:pPr>
+      <w:r>
+        <w:t> </w:t>
+      </w:r>
+      <w:r>
+        <w:rPr>
+          <w:color w:val="605e5c"/>
+        </w:rPr>
+        <w:t>digitalWrite</w:t>
+      </w:r>
+      <w:r>
+        <w:t>(</w:t>
+      </w:r>
+      <w:r>
+        <w:rPr>
+          <w:color w:val="0563c1"/>
+        </w:rPr>
+        <w:t>A</w:t>
+      </w:r>
+      <w:r>
+        <w:t>, LOW);</w:t>
+      </w:r>
+    </w:p>
+    <w:p>
+      <w:pPr>
+        <w:pStyle w:val="para18"/>
+      </w:pPr>
+      <w:r>
+        <w:t> </w:t>
+      </w:r>
+      <w:r>
+        <w:rPr>
+          <w:color w:val="605e5c"/>
+        </w:rPr>
+        <w:t>digitalWrite</w:t>
+      </w:r>
+      <w:r>
+        <w:t>(</w:t>
+      </w:r>
+      <w:r>
+        <w:rPr>
+          <w:color w:val="0563c1"/>
+        </w:rPr>
+        <w:t>B</w:t>
+      </w:r>
+      <w:r>
+        <w:t>, HIGH);</w:t>
+      </w:r>
+    </w:p>
+    <w:p>
+      <w:pPr>
+        <w:pStyle w:val="para18"/>
+      </w:pPr>
+      <w:r>
+        <w:t> </w:t>
+      </w:r>
+      <w:r>
+        <w:rPr>
+          <w:color w:val="605e5c"/>
+        </w:rPr>
+        <w:t>digitalWrite</w:t>
+      </w:r>
+      <w:r>
+        <w:t>(</w:t>
+      </w:r>
+      <w:r>
+        <w:rPr>
+          <w:color w:val="0563c1"/>
+        </w:rPr>
+        <w:t>C</w:t>
+      </w:r>
+      <w:r>
+        <w:t>, HIGH);</w:t>
+      </w:r>
+    </w:p>
+    <w:p>
+      <w:pPr>
+        <w:pStyle w:val="para18"/>
+      </w:pPr>
+      <w:r>
+        <w:t> </w:t>
+      </w:r>
+      <w:r>
+        <w:rPr>
+          <w:color w:val="605e5c"/>
+        </w:rPr>
+        <w:t>digitalWrite</w:t>
+      </w:r>
+      <w:r>
+        <w:t>(</w:t>
+      </w:r>
+      <w:r>
+        <w:rPr>
+          <w:color w:val="0563c1"/>
+        </w:rPr>
+        <w:t>D</w:t>
+      </w:r>
+      <w:r>
+        <w:t>, LOW);</w:t>
+      </w:r>
+    </w:p>
+    <w:p>
+      <w:pPr>
+        <w:pStyle w:val="para18"/>
+      </w:pPr>
+      <w:r>
+        <w:t> </w:t>
+      </w:r>
+      <w:r>
+        <w:rPr>
+          <w:color w:val="605e5c"/>
+        </w:rPr>
+        <w:t>digitalWrite</w:t>
+      </w:r>
+      <w:r>
+        <w:t>(</w:t>
+      </w:r>
+      <w:r>
+        <w:rPr>
+          <w:color w:val="0563c1"/>
+        </w:rPr>
+        <w:t>E</w:t>
+      </w:r>
+      <w:r>
+        <w:t>, LOW);</w:t>
+      </w:r>
+    </w:p>
+    <w:p>
+      <w:pPr>
+        <w:pStyle w:val="para18"/>
+      </w:pPr>
+      <w:r>
+        <w:t> </w:t>
+      </w:r>
+      <w:r>
+        <w:rPr>
+          <w:color w:val="605e5c"/>
+        </w:rPr>
+        <w:t>digitalWrite</w:t>
+      </w:r>
+      <w:r>
+        <w:t>(</w:t>
+      </w:r>
+      <w:r>
+        <w:rPr>
+          <w:color w:val="0563c1"/>
+        </w:rPr>
+        <w:t>F</w:t>
+      </w:r>
+      <w:r>
+        <w:t>, HIGH);</w:t>
+      </w:r>
+    </w:p>
+    <w:p>
+      <w:pPr>
+        <w:pStyle w:val="para18"/>
+      </w:pPr>
+      <w:r>
+        <w:t> </w:t>
+      </w:r>
+      <w:r>
+        <w:rPr>
+          <w:color w:val="605e5c"/>
+        </w:rPr>
+        <w:t>digitalWrite</w:t>
+      </w:r>
+      <w:r>
+        <w:t>(</w:t>
+      </w:r>
+      <w:r>
+        <w:rPr>
+          <w:color w:val="0563c1"/>
+        </w:rPr>
+        <w:t>G</w:t>
+      </w:r>
+      <w:r>
+        <w:t>, HIGH);</w:t>
+      </w:r>
+    </w:p>
+    <w:p>
+      <w:pPr>
+        <w:pStyle w:val="para18"/>
+      </w:pPr>
+      <w:r>
+        <w:t>}</w:t>
+      </w:r>
+    </w:p>
+    <w:p>
+      <w:pPr>
+        <w:pStyle w:val="para18"/>
+      </w:pPr>
+      <w:r>
+        <w:br w:type="textWrapping"/>
+      </w:r>
+    </w:p>
+    <w:p>
+      <w:pPr>
+        <w:pStyle w:val="para18"/>
+      </w:pPr>
+      <w:r>
+        <w:rPr>
+          <w:color w:val="1f3763"/>
+        </w:rPr>
+        <w:t>void</w:t>
+      </w:r>
+      <w:r>
+        <w:t xml:space="preserve"> </w:t>
+      </w:r>
+      <w:r>
+        <w:rPr>
+          <w:color w:val="605e5c"/>
+        </w:rPr>
+        <w:t>five</w:t>
+      </w:r>
+      <w:r>
+        <w:t>(){</w:t>
+      </w:r>
+    </w:p>
+    <w:p>
+      <w:pPr>
+        <w:pStyle w:val="para18"/>
+      </w:pPr>
+      <w:r>
+        <w:t> </w:t>
+      </w:r>
+      <w:r>
+        <w:rPr>
+          <w:color w:val="605e5c"/>
+        </w:rPr>
+        <w:t>digitalWrite</w:t>
+      </w:r>
+      <w:r>
+        <w:t>(</w:t>
+      </w:r>
+      <w:r>
+        <w:rPr>
+          <w:color w:val="0563c1"/>
+        </w:rPr>
+        <w:t>A</w:t>
+      </w:r>
+      <w:r>
+        <w:t>, HIGH);</w:t>
+      </w:r>
+    </w:p>
+    <w:p>
+      <w:pPr>
+        <w:pStyle w:val="para18"/>
+      </w:pPr>
+      <w:r>
+        <w:t> </w:t>
+      </w:r>
+      <w:r>
+        <w:rPr>
+          <w:color w:val="605e5c"/>
+        </w:rPr>
+        <w:t>digitalWrite</w:t>
+      </w:r>
+      <w:r>
+        <w:t>(</w:t>
+      </w:r>
+      <w:r>
+        <w:rPr>
+          <w:color w:val="0563c1"/>
+        </w:rPr>
+        <w:t>B</w:t>
+      </w:r>
+      <w:r>
+        <w:t>, LOW);</w:t>
+      </w:r>
+    </w:p>
+    <w:p>
+      <w:pPr>
+        <w:pStyle w:val="para18"/>
+      </w:pPr>
+      <w:r>
+        <w:t> </w:t>
+      </w:r>
+      <w:r>
+        <w:rPr>
+          <w:color w:val="605e5c"/>
+        </w:rPr>
+        <w:t>digitalWrite</w:t>
+      </w:r>
+      <w:r>
+        <w:t>(</w:t>
+      </w:r>
+      <w:r>
+        <w:rPr>
+          <w:color w:val="0563c1"/>
+        </w:rPr>
+        <w:t>C</w:t>
+      </w:r>
+      <w:r>
+        <w:t>, HIGH);</w:t>
+      </w:r>
+    </w:p>
+    <w:p>
+      <w:pPr>
+        <w:pStyle w:val="para18"/>
+      </w:pPr>
+      <w:r>
+        <w:t> </w:t>
+      </w:r>
+      <w:r>
+        <w:rPr>
+          <w:color w:val="605e5c"/>
+        </w:rPr>
+        <w:t>digitalWrite</w:t>
+      </w:r>
+      <w:r>
+        <w:t>(</w:t>
+      </w:r>
+      <w:r>
+        <w:rPr>
+          <w:color w:val="0563c1"/>
+        </w:rPr>
+        <w:t>D</w:t>
+      </w:r>
+      <w:r>
+        <w:t>, HIGH);</w:t>
+      </w:r>
+    </w:p>
+    <w:p>
+      <w:pPr>
+        <w:pStyle w:val="para18"/>
+      </w:pPr>
+      <w:r>
+        <w:t> </w:t>
+      </w:r>
+      <w:r>
+        <w:rPr>
+          <w:color w:val="605e5c"/>
+        </w:rPr>
+        <w:t>digitalWrite</w:t>
+      </w:r>
+      <w:r>
+        <w:t>(</w:t>
+      </w:r>
+      <w:r>
+        <w:rPr>
+          <w:color w:val="0563c1"/>
+        </w:rPr>
+        <w:t>E</w:t>
+      </w:r>
+      <w:r>
+        <w:t>, LOW);</w:t>
+      </w:r>
+    </w:p>
+    <w:p>
+      <w:pPr>
+        <w:pStyle w:val="para18"/>
+      </w:pPr>
+      <w:r>
+        <w:t> </w:t>
+      </w:r>
+      <w:r>
+        <w:rPr>
+          <w:color w:val="605e5c"/>
+        </w:rPr>
+        <w:t>digitalWrite</w:t>
+      </w:r>
+      <w:r>
+        <w:t>(</w:t>
+      </w:r>
+      <w:r>
+        <w:rPr>
+          <w:color w:val="0563c1"/>
+        </w:rPr>
+        <w:t>F</w:t>
+      </w:r>
+      <w:r>
+        <w:t>, HIGH);</w:t>
+      </w:r>
+    </w:p>
+    <w:p>
+      <w:pPr>
+        <w:pStyle w:val="para18"/>
+      </w:pPr>
+      <w:r>
+        <w:t> </w:t>
+      </w:r>
+      <w:r>
+        <w:rPr>
+          <w:color w:val="605e5c"/>
+        </w:rPr>
+        <w:t>digitalWrite</w:t>
+      </w:r>
+      <w:r>
+        <w:t>(</w:t>
+      </w:r>
+      <w:r>
+        <w:rPr>
+          <w:color w:val="0563c1"/>
+        </w:rPr>
+        <w:t>G</w:t>
+      </w:r>
+      <w:r>
+        <w:t>, HIGH);</w:t>
+      </w:r>
+    </w:p>
+    <w:p>
+      <w:pPr>
+        <w:pStyle w:val="para18"/>
+      </w:pPr>
+      <w:r>
+        <w:t>}</w:t>
+      </w:r>
+    </w:p>
+    <w:p>
+      <w:pPr>
+        <w:pStyle w:val="para18"/>
+      </w:pPr>
+      <w:r>
+        <w:br w:type="textWrapping"/>
+      </w:r>
+    </w:p>
+    <w:p>
+      <w:pPr>
+        <w:pStyle w:val="para18"/>
+      </w:pPr>
+      <w:r>
+        <w:rPr>
+          <w:color w:val="1f3763"/>
+        </w:rPr>
+        <w:t>void</w:t>
+      </w:r>
+      <w:r>
+        <w:t xml:space="preserve"> </w:t>
+      </w:r>
+      <w:r>
+        <w:rPr>
+          <w:color w:val="605e5c"/>
+        </w:rPr>
+        <w:t>six</w:t>
+      </w:r>
+      <w:r>
+        <w:t>(){</w:t>
+      </w:r>
+    </w:p>
+    <w:p>
+      <w:pPr>
+        <w:pStyle w:val="para18"/>
+      </w:pPr>
+      <w:r>
+        <w:t> </w:t>
+      </w:r>
+      <w:r>
+        <w:rPr>
+          <w:color w:val="605e5c"/>
+        </w:rPr>
+        <w:t>digitalWrite</w:t>
+      </w:r>
+      <w:r>
+        <w:t>(</w:t>
+      </w:r>
+      <w:r>
+        <w:rPr>
+          <w:color w:val="0563c1"/>
+        </w:rPr>
+        <w:t>A</w:t>
+      </w:r>
+      <w:r>
+        <w:t>, HIGH);</w:t>
+      </w:r>
+    </w:p>
+    <w:p>
+      <w:pPr>
+        <w:pStyle w:val="para18"/>
+      </w:pPr>
+      <w:r>
+        <w:t> </w:t>
+      </w:r>
+      <w:r>
+        <w:rPr>
+          <w:color w:val="605e5c"/>
+        </w:rPr>
+        <w:t>digitalWrite</w:t>
+      </w:r>
+      <w:r>
+        <w:t>(</w:t>
+      </w:r>
+      <w:r>
+        <w:rPr>
+          <w:color w:val="0563c1"/>
+        </w:rPr>
+        <w:t>B</w:t>
+      </w:r>
+      <w:r>
+        <w:t>, LOW);</w:t>
+      </w:r>
+    </w:p>
+    <w:p>
+      <w:pPr>
+        <w:pStyle w:val="para18"/>
+      </w:pPr>
+      <w:r>
+        <w:t> </w:t>
+      </w:r>
+      <w:r>
+        <w:rPr>
+          <w:color w:val="605e5c"/>
+        </w:rPr>
+        <w:t>digitalWrite</w:t>
+      </w:r>
+      <w:r>
+        <w:t>(</w:t>
+      </w:r>
+      <w:r>
+        <w:rPr>
+          <w:color w:val="0563c1"/>
+        </w:rPr>
+        <w:t>C</w:t>
+      </w:r>
+      <w:r>
+        <w:t>, HIGH);</w:t>
+      </w:r>
+    </w:p>
+    <w:p>
+      <w:pPr>
+        <w:pStyle w:val="para18"/>
+      </w:pPr>
+      <w:r>
+        <w:t> </w:t>
+      </w:r>
+      <w:r>
+        <w:rPr>
+          <w:color w:val="605e5c"/>
+        </w:rPr>
+        <w:t>digitalWrite</w:t>
+      </w:r>
+      <w:r>
+        <w:t>(</w:t>
+      </w:r>
+      <w:r>
+        <w:rPr>
+          <w:color w:val="0563c1"/>
+        </w:rPr>
+        <w:t>D</w:t>
+      </w:r>
+      <w:r>
+        <w:t>, HIGH);</w:t>
+      </w:r>
+    </w:p>
+    <w:p>
+      <w:pPr>
+        <w:pStyle w:val="para18"/>
+      </w:pPr>
+      <w:r>
+        <w:t> </w:t>
+      </w:r>
+      <w:r>
+        <w:rPr>
+          <w:color w:val="605e5c"/>
+        </w:rPr>
+        <w:t>digitalWrite</w:t>
+      </w:r>
+      <w:r>
+        <w:t>(</w:t>
+      </w:r>
+      <w:r>
+        <w:rPr>
+          <w:color w:val="0563c1"/>
+        </w:rPr>
+        <w:t>E</w:t>
+      </w:r>
+      <w:r>
+        <w:t>, HIGH);</w:t>
+      </w:r>
+    </w:p>
+    <w:p>
+      <w:pPr>
+        <w:pStyle w:val="para18"/>
+      </w:pPr>
+      <w:r>
+        <w:t> </w:t>
+      </w:r>
+      <w:r>
+        <w:rPr>
+          <w:color w:val="605e5c"/>
+        </w:rPr>
+        <w:t>digitalWrite</w:t>
+      </w:r>
+      <w:r>
+        <w:t>(</w:t>
+      </w:r>
+      <w:r>
+        <w:rPr>
+          <w:color w:val="0563c1"/>
+        </w:rPr>
+        <w:t>F</w:t>
+      </w:r>
+      <w:r>
+        <w:t>, HIGH);</w:t>
+      </w:r>
+    </w:p>
+    <w:p>
+      <w:pPr>
+        <w:pStyle w:val="para18"/>
+      </w:pPr>
+      <w:r>
+        <w:t> </w:t>
+      </w:r>
+      <w:r>
+        <w:rPr>
+          <w:color w:val="605e5c"/>
+        </w:rPr>
+        <w:t>digitalWrite</w:t>
+      </w:r>
+      <w:r>
+        <w:t>(</w:t>
+      </w:r>
+      <w:r>
+        <w:rPr>
+          <w:color w:val="0563c1"/>
+        </w:rPr>
+        <w:t>G</w:t>
+      </w:r>
+      <w:r>
+        <w:t>, HIGH);</w:t>
+      </w:r>
+    </w:p>
+    <w:p>
+      <w:pPr>
+        <w:pStyle w:val="para18"/>
+      </w:pPr>
+      <w:r>
+        <w:t>}</w:t>
+      </w:r>
+    </w:p>
+    <w:p>
+      <w:pPr>
+        <w:pStyle w:val="para18"/>
+      </w:pPr>
+      <w:r>
+        <w:br w:type="textWrapping"/>
+      </w:r>
+    </w:p>
+    <w:p>
+      <w:pPr>
+        <w:pStyle w:val="para18"/>
+      </w:pPr>
+      <w:r>
+        <w:rPr>
+          <w:color w:val="1f3763"/>
+        </w:rPr>
+        <w:t>void</w:t>
+      </w:r>
+      <w:r>
+        <w:t xml:space="preserve"> </w:t>
+      </w:r>
+      <w:r>
+        <w:rPr>
+          <w:color w:val="605e5c"/>
+        </w:rPr>
+        <w:t>seven</w:t>
+      </w:r>
+      <w:r>
+        <w:t>(){</w:t>
+      </w:r>
+    </w:p>
+    <w:p>
+      <w:pPr>
+        <w:pStyle w:val="para18"/>
+      </w:pPr>
+      <w:r>
+        <w:t> </w:t>
+      </w:r>
+      <w:r>
+        <w:rPr>
+          <w:color w:val="605e5c"/>
+        </w:rPr>
+        <w:t>digitalWrite</w:t>
+      </w:r>
+      <w:r>
+        <w:t>(</w:t>
+      </w:r>
+      <w:r>
+        <w:rPr>
+          <w:color w:val="0563c1"/>
+        </w:rPr>
+        <w:t>A</w:t>
+      </w:r>
+      <w:r>
+        <w:t>, HIGH);</w:t>
+      </w:r>
+    </w:p>
+    <w:p>
+      <w:pPr>
+        <w:pStyle w:val="para18"/>
+      </w:pPr>
+      <w:r>
+        <w:t> </w:t>
+      </w:r>
+      <w:r>
+        <w:rPr>
+          <w:color w:val="605e5c"/>
+        </w:rPr>
+        <w:t>digitalWrite</w:t>
+      </w:r>
+      <w:r>
+        <w:t>(</w:t>
+      </w:r>
+      <w:r>
+        <w:rPr>
+          <w:color w:val="0563c1"/>
+        </w:rPr>
+        <w:t>B</w:t>
+      </w:r>
+      <w:r>
+        <w:t>, HIGH);</w:t>
+      </w:r>
+    </w:p>
+    <w:p>
+      <w:pPr>
+        <w:pStyle w:val="para18"/>
+      </w:pPr>
+      <w:r>
+        <w:t> </w:t>
+      </w:r>
+      <w:r>
+        <w:rPr>
+          <w:color w:val="605e5c"/>
+        </w:rPr>
+        <w:t>digitalWrite</w:t>
+      </w:r>
+      <w:r>
+        <w:t>(</w:t>
+      </w:r>
+      <w:r>
+        <w:rPr>
+          <w:color w:val="0563c1"/>
+        </w:rPr>
+        <w:t>C</w:t>
+      </w:r>
+      <w:r>
+        <w:t>, HIGH);</w:t>
+      </w:r>
+    </w:p>
+    <w:p>
+      <w:pPr>
+        <w:pStyle w:val="para18"/>
+      </w:pPr>
+      <w:r>
+        <w:t> </w:t>
+      </w:r>
+      <w:r>
+        <w:rPr>
+          <w:color w:val="605e5c"/>
+        </w:rPr>
+        <w:t>digitalWrite</w:t>
+      </w:r>
+      <w:r>
+        <w:t>(</w:t>
+      </w:r>
+      <w:r>
+        <w:rPr>
+          <w:color w:val="0563c1"/>
+        </w:rPr>
+        <w:t>D</w:t>
+      </w:r>
+      <w:r>
+        <w:t>, LOW);</w:t>
+      </w:r>
+    </w:p>
+    <w:p>
+      <w:pPr>
+        <w:pStyle w:val="para18"/>
+      </w:pPr>
+      <w:r>
+        <w:t> </w:t>
+      </w:r>
+      <w:r>
+        <w:rPr>
+          <w:color w:val="605e5c"/>
+        </w:rPr>
+        <w:t>digitalWrite</w:t>
+      </w:r>
+      <w:r>
+        <w:t>(</w:t>
+      </w:r>
+      <w:r>
+        <w:rPr>
+          <w:color w:val="0563c1"/>
+        </w:rPr>
+        <w:t>E</w:t>
+      </w:r>
+      <w:r>
+        <w:t>, LOW);</w:t>
+      </w:r>
+    </w:p>
+    <w:p>
+      <w:pPr>
+        <w:pStyle w:val="para18"/>
+      </w:pPr>
+      <w:r>
+        <w:t> </w:t>
+      </w:r>
+      <w:r>
+        <w:rPr>
+          <w:color w:val="605e5c"/>
+        </w:rPr>
+        <w:t>digitalWrite</w:t>
+      </w:r>
+      <w:r>
+        <w:t>(</w:t>
+      </w:r>
+      <w:r>
+        <w:rPr>
+          <w:color w:val="0563c1"/>
+        </w:rPr>
+        <w:t>F</w:t>
+      </w:r>
+      <w:r>
+        <w:t>, LOW);</w:t>
+      </w:r>
+    </w:p>
+    <w:p>
+      <w:pPr>
+        <w:pStyle w:val="para18"/>
+      </w:pPr>
+      <w:r>
+        <w:t> </w:t>
+      </w:r>
+      <w:r>
+        <w:rPr>
+          <w:color w:val="605e5c"/>
+        </w:rPr>
+        <w:t>digitalWrite</w:t>
+      </w:r>
+      <w:r>
+        <w:t>(</w:t>
+      </w:r>
+      <w:r>
+        <w:rPr>
+          <w:color w:val="0563c1"/>
+        </w:rPr>
+        <w:t>G</w:t>
+      </w:r>
+      <w:r>
+        <w:t>, LOW);</w:t>
+      </w:r>
+    </w:p>
+    <w:p>
+      <w:pPr>
+        <w:pStyle w:val="para18"/>
+      </w:pPr>
+      <w:r>
+        <w:t>}</w:t>
+      </w:r>
+    </w:p>
+    <w:p>
+      <w:pPr>
+        <w:pStyle w:val="para18"/>
+      </w:pPr>
+      <w:r>
+        <w:br w:type="textWrapping"/>
+      </w:r>
+    </w:p>
+    <w:p>
+      <w:pPr>
+        <w:pStyle w:val="para18"/>
+      </w:pPr>
+      <w:r>
+        <w:rPr>
+          <w:color w:val="1f3763"/>
+        </w:rPr>
+        <w:t>void</w:t>
+      </w:r>
+      <w:r>
+        <w:t xml:space="preserve"> </w:t>
+      </w:r>
+      <w:r>
+        <w:rPr>
+          <w:color w:val="605e5c"/>
+        </w:rPr>
+        <w:t>eight</w:t>
+      </w:r>
+      <w:r>
+        <w:t>(){</w:t>
+      </w:r>
+    </w:p>
+    <w:p>
+      <w:pPr>
+        <w:pStyle w:val="para18"/>
+      </w:pPr>
+      <w:r>
+        <w:t> </w:t>
+      </w:r>
+      <w:r>
+        <w:rPr>
+          <w:color w:val="605e5c"/>
+        </w:rPr>
+        <w:t>digitalWrite</w:t>
+      </w:r>
+      <w:r>
+        <w:t>(</w:t>
+      </w:r>
+      <w:r>
+        <w:rPr>
+          <w:color w:val="0563c1"/>
+        </w:rPr>
+        <w:t>A</w:t>
+      </w:r>
+      <w:r>
+        <w:t>, HIGH);</w:t>
+      </w:r>
+    </w:p>
+    <w:p>
+      <w:pPr>
+        <w:pStyle w:val="para18"/>
+      </w:pPr>
+      <w:r>
+        <w:t> </w:t>
+      </w:r>
+      <w:r>
+        <w:rPr>
+          <w:color w:val="605e5c"/>
+        </w:rPr>
+        <w:t>digitalWrite</w:t>
+      </w:r>
+      <w:r>
+        <w:t>(</w:t>
+      </w:r>
+      <w:r>
+        <w:rPr>
+          <w:color w:val="0563c1"/>
+        </w:rPr>
+        <w:t>B</w:t>
+      </w:r>
+      <w:r>
+        <w:t>, HIGH);</w:t>
+      </w:r>
+    </w:p>
+    <w:p>
+      <w:pPr>
+        <w:pStyle w:val="para18"/>
+      </w:pPr>
+      <w:r>
+        <w:t> </w:t>
+      </w:r>
+      <w:r>
+        <w:rPr>
+          <w:color w:val="605e5c"/>
+        </w:rPr>
+        <w:t>digitalWrite</w:t>
+      </w:r>
+      <w:r>
+        <w:t>(</w:t>
+      </w:r>
+      <w:r>
+        <w:rPr>
+          <w:color w:val="0563c1"/>
+        </w:rPr>
+        <w:t>C</w:t>
+      </w:r>
+      <w:r>
+        <w:t>, HIGH);</w:t>
+      </w:r>
+    </w:p>
+    <w:p>
+      <w:pPr>
+        <w:pStyle w:val="para18"/>
+      </w:pPr>
+      <w:r>
+        <w:t> </w:t>
+      </w:r>
+      <w:r>
+        <w:rPr>
+          <w:color w:val="605e5c"/>
+        </w:rPr>
+        <w:t>digitalWrite</w:t>
+      </w:r>
+      <w:r>
+        <w:t>(</w:t>
+      </w:r>
+      <w:r>
+        <w:rPr>
+          <w:color w:val="0563c1"/>
+        </w:rPr>
+        <w:t>D</w:t>
+      </w:r>
+      <w:r>
+        <w:t>, HIGH);</w:t>
+      </w:r>
+    </w:p>
+    <w:p>
+      <w:pPr>
+        <w:pStyle w:val="para18"/>
+      </w:pPr>
+      <w:r>
+        <w:t> </w:t>
+      </w:r>
+      <w:r>
+        <w:rPr>
+          <w:color w:val="605e5c"/>
+        </w:rPr>
+        <w:t>digitalWrite</w:t>
+      </w:r>
+      <w:r>
+        <w:t>(</w:t>
+      </w:r>
+      <w:r>
+        <w:rPr>
+          <w:color w:val="0563c1"/>
+        </w:rPr>
+        <w:t>E</w:t>
+      </w:r>
+      <w:r>
+        <w:t>, HIGH);</w:t>
+      </w:r>
+    </w:p>
+    <w:p>
+      <w:pPr>
+        <w:pStyle w:val="para18"/>
+      </w:pPr>
+      <w:r>
+        <w:t> </w:t>
+      </w:r>
+      <w:r>
+        <w:rPr>
+          <w:color w:val="605e5c"/>
+        </w:rPr>
+        <w:t>digitalWrite</w:t>
+      </w:r>
+      <w:r>
+        <w:t>(</w:t>
+      </w:r>
+      <w:r>
+        <w:rPr>
+          <w:color w:val="0563c1"/>
+        </w:rPr>
+        <w:t>F</w:t>
+      </w:r>
+      <w:r>
+        <w:t>, HIGH);</w:t>
+      </w:r>
+    </w:p>
+    <w:p>
+      <w:pPr>
+        <w:pStyle w:val="para18"/>
+      </w:pPr>
+      <w:r>
+        <w:t> </w:t>
+      </w:r>
+      <w:r>
+        <w:rPr>
+          <w:color w:val="605e5c"/>
+        </w:rPr>
+        <w:t>digitalWrite</w:t>
+      </w:r>
+      <w:r>
+        <w:t>(</w:t>
+      </w:r>
+      <w:r>
+        <w:rPr>
+          <w:color w:val="0563c1"/>
+        </w:rPr>
+        <w:t>G</w:t>
+      </w:r>
+      <w:r>
+        <w:t>, HIGH);</w:t>
+      </w:r>
+    </w:p>
+    <w:p>
+      <w:pPr>
+        <w:pStyle w:val="para18"/>
+      </w:pPr>
+      <w:r>
+        <w:t>}</w:t>
+      </w:r>
+    </w:p>
+    <w:p>
+      <w:pPr>
+        <w:pStyle w:val="para18"/>
+      </w:pPr>
+      <w:r>
+        <w:br w:type="textWrapping"/>
+      </w:r>
+    </w:p>
+    <w:p>
+      <w:pPr>
+        <w:pStyle w:val="para18"/>
+      </w:pPr>
+      <w:r>
+        <w:rPr>
+          <w:color w:val="1f3763"/>
+        </w:rPr>
+        <w:t>void</w:t>
+      </w:r>
+      <w:r>
+        <w:t xml:space="preserve"> </w:t>
+      </w:r>
+      <w:r>
+        <w:rPr>
+          <w:color w:val="605e5c"/>
+        </w:rPr>
+        <w:t>nine</w:t>
+      </w:r>
+      <w:r>
+        <w:t>(){</w:t>
+      </w:r>
+    </w:p>
+    <w:p>
+      <w:pPr>
+        <w:pStyle w:val="para18"/>
+      </w:pPr>
+      <w:r>
+        <w:t> </w:t>
+      </w:r>
+      <w:r>
+        <w:rPr>
+          <w:color w:val="605e5c"/>
+        </w:rPr>
+        <w:t>digitalWrite</w:t>
+      </w:r>
+      <w:r>
+        <w:t>(</w:t>
+      </w:r>
+      <w:r>
+        <w:rPr>
+          <w:color w:val="0563c1"/>
+        </w:rPr>
+        <w:t>A</w:t>
+      </w:r>
+      <w:r>
+        <w:t>, HIGH);</w:t>
+      </w:r>
+    </w:p>
+    <w:p>
+      <w:pPr>
+        <w:pStyle w:val="para18"/>
+      </w:pPr>
+      <w:r>
+        <w:t> </w:t>
+      </w:r>
+      <w:r>
+        <w:rPr>
+          <w:color w:val="605e5c"/>
+        </w:rPr>
+        <w:t>digitalWrite</w:t>
+      </w:r>
+      <w:r>
+        <w:t>(</w:t>
+      </w:r>
+      <w:r>
+        <w:rPr>
+          <w:color w:val="0563c1"/>
+        </w:rPr>
+        <w:t>B</w:t>
+      </w:r>
+      <w:r>
+        <w:t>, HIGH);</w:t>
+      </w:r>
+    </w:p>
+    <w:p>
+      <w:pPr>
+        <w:pStyle w:val="para18"/>
+      </w:pPr>
+      <w:r>
+        <w:t> </w:t>
+      </w:r>
+      <w:r>
+        <w:rPr>
+          <w:color w:val="605e5c"/>
+        </w:rPr>
+        <w:t>digitalWrite</w:t>
+      </w:r>
+      <w:r>
+        <w:t>(</w:t>
+      </w:r>
+      <w:r>
+        <w:rPr>
+          <w:color w:val="0563c1"/>
+        </w:rPr>
+        <w:t>C</w:t>
+      </w:r>
+      <w:r>
+        <w:t>, HIGH);</w:t>
+      </w:r>
+    </w:p>
+    <w:p>
+      <w:pPr>
+        <w:pStyle w:val="para18"/>
+      </w:pPr>
+      <w:r>
+        <w:t> </w:t>
+      </w:r>
+      <w:r>
+        <w:rPr>
+          <w:color w:val="605e5c"/>
+        </w:rPr>
+        <w:t>digitalWrite</w:t>
+      </w:r>
+      <w:r>
+        <w:t>(</w:t>
+      </w:r>
+      <w:r>
+        <w:rPr>
+          <w:color w:val="0563c1"/>
+        </w:rPr>
+        <w:t>D</w:t>
+      </w:r>
+      <w:r>
+        <w:t>, HIGH);</w:t>
+      </w:r>
+    </w:p>
+    <w:p>
+      <w:pPr>
+        <w:pStyle w:val="para18"/>
+      </w:pPr>
+      <w:r>
+        <w:t> </w:t>
+      </w:r>
+      <w:r>
+        <w:rPr>
+          <w:color w:val="605e5c"/>
+        </w:rPr>
+        <w:t>digitalWrite</w:t>
+      </w:r>
+      <w:r>
+        <w:t>(</w:t>
+      </w:r>
+      <w:r>
+        <w:rPr>
+          <w:color w:val="0563c1"/>
+        </w:rPr>
+        <w:t>E</w:t>
+      </w:r>
+      <w:r>
+        <w:t>, LOW);</w:t>
+      </w:r>
+    </w:p>
+    <w:p>
+      <w:pPr>
+        <w:pStyle w:val="para18"/>
+      </w:pPr>
+      <w:r>
+        <w:t> </w:t>
+      </w:r>
+      <w:r>
+        <w:rPr>
+          <w:color w:val="605e5c"/>
+        </w:rPr>
+        <w:t>digitalWrite</w:t>
+      </w:r>
+      <w:r>
+        <w:t>(</w:t>
+      </w:r>
+      <w:r>
+        <w:rPr>
+          <w:color w:val="0563c1"/>
+        </w:rPr>
+        <w:t>F</w:t>
+      </w:r>
+      <w:r>
+        <w:t>, HIGH);</w:t>
+      </w:r>
+    </w:p>
+    <w:p>
+      <w:pPr>
+        <w:pStyle w:val="para18"/>
+      </w:pPr>
+      <w:r>
+        <w:t> </w:t>
+      </w:r>
+      <w:r>
+        <w:rPr>
+          <w:color w:val="605e5c"/>
+        </w:rPr>
+        <w:t>digitalWrite</w:t>
+      </w:r>
+      <w:r>
+        <w:t>(</w:t>
+      </w:r>
+      <w:r>
+        <w:rPr>
+          <w:color w:val="0563c1"/>
+        </w:rPr>
+        <w:t>G</w:t>
+      </w:r>
+      <w:r>
+        <w:t>, HIGH);</w:t>
+      </w:r>
+    </w:p>
+    <w:p>
+      <w:pPr>
+        <w:pStyle w:val="para18"/>
+      </w:pPr>
+      <w:r>
+        <w:t>}</w:t>
+      </w:r>
+    </w:p>
+    <w:p>
+      <w:pPr>
+        <w:pStyle w:val="para18"/>
+      </w:pPr>
+      <w:r>
+        <w:br w:type="textWrapping"/>
+      </w:r>
+    </w:p>
+    <w:p>
+      <w:pPr>
+        <w:pStyle w:val="para18"/>
+      </w:pPr>
+      <w:r>
+        <w:rPr>
+          <w:color w:val="1f3763"/>
+        </w:rPr>
+        <w:t>void</w:t>
+      </w:r>
+      <w:r>
+        <w:t xml:space="preserve"> </w:t>
+      </w:r>
+      <w:r>
+        <w:rPr>
+          <w:color w:val="605e5c"/>
+        </w:rPr>
+        <w:t>loop</w:t>
+      </w:r>
+      <w:r>
+        <w:t>()</w:t>
+      </w:r>
+    </w:p>
+    <w:p>
+      <w:pPr>
+        <w:pStyle w:val="para18"/>
+      </w:pPr>
+      <w:r>
+        <w:t>{</w:t>
+      </w:r>
+    </w:p>
+    <w:p>
+      <w:pPr>
+        <w:pStyle w:val="para18"/>
+      </w:pPr>
+      <w:r>
+        <w:t> </w:t>
+      </w:r>
+      <w:r>
+        <w:rPr>
+          <w:color w:val="605e5c"/>
+        </w:rPr>
+        <w:t>zero</w:t>
+      </w:r>
+      <w:r>
+        <w:t>();</w:t>
+      </w:r>
+    </w:p>
+    <w:p>
+      <w:pPr>
+        <w:pStyle w:val="para18"/>
+      </w:pPr>
+      <w:r>
+        <w:t> </w:t>
+      </w:r>
+      <w:r>
+        <w:rPr>
+          <w:color w:val="605e5c"/>
+        </w:rPr>
+        <w:t>delay</w:t>
+      </w:r>
+      <w:r>
+        <w:t>(</w:t>
+      </w:r>
+      <w:r>
+        <w:rPr>
+          <w:color w:val="404040"/>
+        </w:rPr>
+        <w:t>1000</w:t>
+      </w:r>
+      <w:r>
+        <w:t>);</w:t>
+      </w:r>
+    </w:p>
+    <w:p>
+      <w:pPr>
+        <w:pStyle w:val="para18"/>
+      </w:pPr>
+      <w:r>
+        <w:br w:type="textWrapping"/>
+      </w:r>
+    </w:p>
+    <w:p>
+      <w:pPr>
+        <w:pStyle w:val="para18"/>
+      </w:pPr>
+      <w:r>
+        <w:t> </w:t>
+      </w:r>
+      <w:r>
+        <w:rPr>
+          <w:color w:val="605e5c"/>
+        </w:rPr>
+        <w:t>one</w:t>
+      </w:r>
+      <w:r>
+        <w:t>();</w:t>
+      </w:r>
+    </w:p>
+    <w:p>
+      <w:pPr>
+        <w:pStyle w:val="para18"/>
+      </w:pPr>
+      <w:r>
+        <w:t> </w:t>
+      </w:r>
+      <w:r>
+        <w:rPr>
+          <w:color w:val="605e5c"/>
+        </w:rPr>
+        <w:t>delay</w:t>
+      </w:r>
+      <w:r>
+        <w:t>(</w:t>
+      </w:r>
+      <w:r>
+        <w:rPr>
+          <w:color w:val="404040"/>
+        </w:rPr>
+        <w:t>1000</w:t>
+      </w:r>
+      <w:r>
+        <w:t>);</w:t>
+      </w:r>
+    </w:p>
+    <w:p>
+      <w:pPr>
+        <w:pStyle w:val="para18"/>
+      </w:pPr>
+      <w:r>
+        <w:br w:type="textWrapping"/>
+      </w:r>
+    </w:p>
+    <w:p>
+      <w:pPr>
+        <w:pStyle w:val="para18"/>
+      </w:pPr>
+      <w:r>
+        <w:t> </w:t>
+      </w:r>
+      <w:r>
+        <w:rPr>
+          <w:color w:val="605e5c"/>
+        </w:rPr>
+        <w:t>two</w:t>
+      </w:r>
+      <w:r>
+        <w:t>();</w:t>
+      </w:r>
+    </w:p>
+    <w:p>
+      <w:pPr>
+        <w:pStyle w:val="para18"/>
+      </w:pPr>
+      <w:r>
+        <w:t> </w:t>
+      </w:r>
+      <w:r>
+        <w:rPr>
+          <w:color w:val="605e5c"/>
+        </w:rPr>
+        <w:t>delay</w:t>
+      </w:r>
+      <w:r>
+        <w:t>(</w:t>
+      </w:r>
+      <w:r>
+        <w:rPr>
+          <w:color w:val="404040"/>
+        </w:rPr>
+        <w:t>1000</w:t>
+      </w:r>
+      <w:r>
+        <w:t>);</w:t>
+      </w:r>
+    </w:p>
+    <w:p>
+      <w:pPr>
+        <w:pStyle w:val="para18"/>
+      </w:pPr>
+      <w:r>
+        <w:br w:type="textWrapping"/>
+      </w:r>
+    </w:p>
+    <w:p>
+      <w:pPr>
+        <w:pStyle w:val="para18"/>
+      </w:pPr>
+      <w:r>
+        <w:t> </w:t>
+      </w:r>
+      <w:r>
+        <w:rPr>
+          <w:color w:val="605e5c"/>
+        </w:rPr>
+        <w:t>three</w:t>
+      </w:r>
+      <w:r>
+        <w:t>();</w:t>
+      </w:r>
+    </w:p>
+    <w:p>
+      <w:pPr>
+        <w:pStyle w:val="para18"/>
+      </w:pPr>
+      <w:r>
+        <w:t> </w:t>
+      </w:r>
+      <w:r>
+        <w:rPr>
+          <w:color w:val="605e5c"/>
+        </w:rPr>
+        <w:t>delay</w:t>
+      </w:r>
+      <w:r>
+        <w:t>(</w:t>
+      </w:r>
+      <w:r>
+        <w:rPr>
+          <w:color w:val="404040"/>
+        </w:rPr>
+        <w:t>1000</w:t>
+      </w:r>
+      <w:r>
+        <w:t>);</w:t>
+      </w:r>
+    </w:p>
+    <w:p>
+      <w:pPr>
+        <w:pStyle w:val="para18"/>
+      </w:pPr>
+      <w:r>
+        <w:br w:type="textWrapping"/>
+      </w:r>
+    </w:p>
+    <w:p>
+      <w:pPr>
+        <w:pStyle w:val="para18"/>
+      </w:pPr>
+      <w:r>
+        <w:t> </w:t>
+      </w:r>
+      <w:r>
+        <w:rPr>
+          <w:color w:val="605e5c"/>
+        </w:rPr>
+        <w:t>four</w:t>
+      </w:r>
+      <w:r>
+        <w:t>();</w:t>
+      </w:r>
+    </w:p>
+    <w:p>
+      <w:pPr>
+        <w:pStyle w:val="para18"/>
+      </w:pPr>
+      <w:r>
+        <w:t> </w:t>
+      </w:r>
+      <w:r>
+        <w:rPr>
+          <w:color w:val="605e5c"/>
+        </w:rPr>
+        <w:t>delay</w:t>
+      </w:r>
+      <w:r>
+        <w:t>(</w:t>
+      </w:r>
+      <w:r>
+        <w:rPr>
+          <w:color w:val="404040"/>
+        </w:rPr>
+        <w:t>1000</w:t>
+      </w:r>
+      <w:r>
+        <w:t>);</w:t>
+      </w:r>
+    </w:p>
+    <w:p>
+      <w:pPr>
+        <w:pStyle w:val="para18"/>
+      </w:pPr>
+      <w:r>
+        <w:br w:type="textWrapping"/>
+      </w:r>
+    </w:p>
+    <w:p>
+      <w:pPr>
+        <w:pStyle w:val="para18"/>
+      </w:pPr>
+      <w:r>
+        <w:t> </w:t>
+      </w:r>
+      <w:r>
+        <w:rPr>
+          <w:color w:val="605e5c"/>
+        </w:rPr>
+        <w:t>five</w:t>
+      </w:r>
+      <w:r>
+        <w:t>();</w:t>
+      </w:r>
+    </w:p>
+    <w:p>
+      <w:pPr>
+        <w:pStyle w:val="para18"/>
+      </w:pPr>
+      <w:r>
+        <w:t> </w:t>
+      </w:r>
+      <w:r>
+        <w:rPr>
+          <w:color w:val="605e5c"/>
+        </w:rPr>
+        <w:t>delay</w:t>
+      </w:r>
+      <w:r>
+        <w:t>(</w:t>
+      </w:r>
+      <w:r>
+        <w:rPr>
+          <w:color w:val="404040"/>
+        </w:rPr>
+        <w:t>1000</w:t>
+      </w:r>
+      <w:r>
+        <w:t>);</w:t>
+      </w:r>
+    </w:p>
+    <w:p>
+      <w:pPr>
+        <w:pStyle w:val="para18"/>
+      </w:pPr>
+      <w:r>
+        <w:br w:type="textWrapping"/>
+      </w:r>
+    </w:p>
+    <w:p>
+      <w:pPr>
+        <w:pStyle w:val="para18"/>
+      </w:pPr>
+      <w:r>
+        <w:t> </w:t>
+      </w:r>
+      <w:r>
+        <w:rPr>
+          <w:color w:val="605e5c"/>
+        </w:rPr>
+        <w:t>six</w:t>
+      </w:r>
+      <w:r>
+        <w:t>();</w:t>
+      </w:r>
+    </w:p>
+    <w:p>
+      <w:pPr>
+        <w:pStyle w:val="para18"/>
+      </w:pPr>
+      <w:r>
+        <w:t> </w:t>
+      </w:r>
+      <w:r>
+        <w:rPr>
+          <w:color w:val="605e5c"/>
+        </w:rPr>
+        <w:t>delay</w:t>
+      </w:r>
+      <w:r>
+        <w:t>(</w:t>
+      </w:r>
+      <w:r>
+        <w:rPr>
+          <w:color w:val="404040"/>
+        </w:rPr>
+        <w:t>1000</w:t>
+      </w:r>
+      <w:r>
+        <w:t>);</w:t>
+      </w:r>
+    </w:p>
+    <w:p>
+      <w:pPr>
+        <w:pStyle w:val="para18"/>
+      </w:pPr>
+      <w:r>
+        <w:br w:type="textWrapping"/>
+      </w:r>
+    </w:p>
+    <w:p>
+      <w:pPr>
+        <w:pStyle w:val="para18"/>
+      </w:pPr>
+      <w:r>
+        <w:t> </w:t>
+      </w:r>
+      <w:r>
+        <w:rPr>
+          <w:color w:val="605e5c"/>
+        </w:rPr>
+        <w:t>seven</w:t>
+      </w:r>
+      <w:r>
+        <w:t>();</w:t>
+      </w:r>
+    </w:p>
+    <w:p>
+      <w:pPr>
+        <w:pStyle w:val="para18"/>
+      </w:pPr>
+      <w:r>
+        <w:t> </w:t>
+      </w:r>
+      <w:r>
+        <w:rPr>
+          <w:color w:val="605e5c"/>
+        </w:rPr>
+        <w:t>delay</w:t>
+      </w:r>
+      <w:r>
+        <w:t>(</w:t>
+      </w:r>
+      <w:r>
+        <w:rPr>
+          <w:color w:val="404040"/>
+        </w:rPr>
+        <w:t>1000</w:t>
+      </w:r>
+      <w:r>
+        <w:t>);</w:t>
+      </w:r>
+    </w:p>
+    <w:p>
+      <w:pPr>
+        <w:pStyle w:val="para18"/>
+      </w:pPr>
+      <w:r>
+        <w:br w:type="textWrapping"/>
+      </w:r>
+    </w:p>
+    <w:p>
+      <w:pPr>
+        <w:pStyle w:val="para18"/>
+      </w:pPr>
+      <w:r>
+        <w:t> </w:t>
+      </w:r>
+      <w:r>
+        <w:rPr>
+          <w:color w:val="605e5c"/>
+        </w:rPr>
+        <w:t>eight</w:t>
+      </w:r>
+      <w:r>
+        <w:t>();</w:t>
+      </w:r>
+    </w:p>
+    <w:p>
+      <w:pPr>
+        <w:pStyle w:val="para18"/>
+      </w:pPr>
+      <w:r>
+        <w:t> </w:t>
+      </w:r>
+      <w:r>
+        <w:rPr>
+          <w:color w:val="605e5c"/>
+        </w:rPr>
+        <w:t>delay</w:t>
+      </w:r>
+      <w:r>
+        <w:t>(</w:t>
+      </w:r>
+      <w:r>
+        <w:rPr>
+          <w:color w:val="404040"/>
+        </w:rPr>
+        <w:t>1000</w:t>
+      </w:r>
+      <w:r>
+        <w:t>);</w:t>
+      </w:r>
+    </w:p>
+    <w:p>
+      <w:pPr>
+        <w:pStyle w:val="para18"/>
+      </w:pPr>
+      <w:r>
+        <w:br w:type="textWrapping"/>
+      </w:r>
+    </w:p>
+    <w:p>
+      <w:pPr>
+        <w:pStyle w:val="para18"/>
+      </w:pPr>
+      <w:r>
+        <w:t> </w:t>
+      </w:r>
+      <w:r>
+        <w:rPr>
+          <w:color w:val="605e5c"/>
+        </w:rPr>
+        <w:t>nine</w:t>
+      </w:r>
+      <w:r>
+        <w:t>();</w:t>
+      </w:r>
+    </w:p>
+    <w:p>
+      <w:pPr>
+        <w:pStyle w:val="para18"/>
+      </w:pPr>
+      <w:r>
+        <w:t> </w:t>
+      </w:r>
+      <w:r>
+        <w:rPr>
+          <w:color w:val="605e5c"/>
+        </w:rPr>
+        <w:t>delay</w:t>
+      </w:r>
+      <w:r>
+        <w:t>(</w:t>
+      </w:r>
+      <w:r>
+        <w:rPr>
+          <w:color w:val="404040"/>
+        </w:rPr>
+        <w:t>1000</w:t>
+      </w:r>
+      <w:r>
+        <w:t>);</w:t>
+      </w:r>
+    </w:p>
+    <w:p>
+      <w:pPr>
+        <w:pStyle w:val="para18"/>
+      </w:pPr>
+      <w:r>
+        <w:t>}</w:t>
+      </w:r>
+    </w:p>
+    <w:p>
+      <w:pPr>
+        <w:spacing w:line="380" w:lineRule="atLeast"/>
+        <w:pBdr>
+          <w:top w:val="nil" w:sz="0" w:space="0" w:color="000000" tmln="20, 20, 20, 0, 0"/>
+          <w:left w:val="nil" w:sz="0" w:space="0" w:color="000000" tmln="20, 20, 20, 0, 0"/>
+          <w:bottom w:val="nil" w:sz="0" w:space="0" w:color="000000" tmln="20, 20, 20, 0, 0"/>
+          <w:right w:val="nil" w:sz="0" w:space="0" w:color="000000" tmln="20, 20, 20, 0, 0"/>
+          <w:between w:val="nil" w:sz="0" w:space="0" w:color="000000" tmln="20, 20, 20, 0, 0"/>
+        </w:pBdr>
+        <w:shd w:val="none"/>
+        <w:rPr>
+          <w:rFonts w:ascii="Consolas" w:hAnsi="Consolas"/>
+          <w:color w:val="2f5496"/>
+          <w:sz w:val="21"/>
+          <w:shd w:val="clear" w:fill="ffffff"/>
+        </w:rPr>
+      </w:pPr>
+      <w:r>
+        <w:rPr>
+          <w:rFonts w:ascii="Consolas" w:hAnsi="Consolas"/>
+          <w:color w:val="2f5496"/>
+          <w:sz w:val="21"/>
+          <w:shd w:val="clear" w:fill="ffffff"/>
+        </w:rPr>
+      </w:r>
+    </w:p>
+    <w:p>
+      <w:pPr>
+        <w:pStyle w:val="para14"/>
+      </w:pPr>
+      <w:r>
+        <w:rPr>
+          <w:noProof/>
+        </w:rPr>
+        <w:drawing>
+          <wp:inline distT="89535" distB="89535" distL="89535" distR="89535">
+            <wp:extent cx="1797050" cy="3225800"/>
+            <wp:effectExtent l="0" t="0" r="0" b="0"/>
+            <wp:docPr id="2" name="Зображення2"/>
+            <wp:cNvGraphicFramePr>
+              <a:graphicFrameLocks xmlns:a="http://schemas.openxmlformats.org/drawingml/2006/main" noChangeAspect="1"/>
+            </wp:cNvGraphicFramePr>
+            <a:graphic xmlns:a="http://schemas.openxmlformats.org/drawingml/2006/main">
+              <a:graphicData uri="http://schemas.openxmlformats.org/drawingml/2006/picture">
+                <pic:pic xmlns:pic="http://schemas.openxmlformats.org/drawingml/2006/picture">
+                  <pic:nvPicPr>
+                    <pic:cNvPr id="2" name="Зображення2"/>
+                    <pic:cNvPicPr>
+                      <a:picLocks noChangeAspect="1"/>
+                      <a:extLst>
+                        <a:ext uri="sm">
+                          <sm:smNativeData xmlns:sm="sm" val="SMDATA_16_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"/>
+                        </a:ext>
+                      </a:extLst>
+                    </pic:cNvPicPr>
+                  </pic:nvPicPr>
+                  <pic:blipFill>
+                    <a:blip r:embed="rId9"/>
+                    <a:stretch>
+                      <a:fillRect/>
+                    </a:stretch>
+                  </pic:blipFill>
+                  <pic:spPr>
+                    <a:xfrm>
+                      <a:off x="0" y="0"/>
+                      <a:ext cx="1797050" cy="3225800"/>
+                    </a:xfrm>
+                    <a:prstGeom prst="rect">
+                      <a:avLst/>
+                    </a:prstGeom>
+                    <a:noFill/>
+                    <a:ln w="12700">
+                      <a:noFill/>
+                    </a:ln>
+                  </pic:spPr>
+                </pic:pic>
+              </a:graphicData>
+            </a:graphic>
+          </wp:inline>
+        </w:drawing>
+      </w:r>
+      <w:r/>
+    </w:p>
+    <w:p>
+      <w:pPr>
+        <w:pStyle w:val="para14"/>
+      </w:pPr>
+      <w:r>
+        <w:t>Рисунок 2.1 - Схема в роботі</w:t>
+      </w:r>
+    </w:p>
+    <w:p>
+      <w:pPr>
+        <w:spacing w:line="380" w:lineRule="atLeast"/>
+        <w:pBdr>
+          <w:top w:val="nil" w:sz="0" w:space="0" w:color="000000" tmln="20, 20, 20, 0, 0"/>
+          <w:left w:val="nil" w:sz="0" w:space="0" w:color="000000" tmln="20, 20, 20, 0, 0"/>
+          <w:bottom w:val="nil" w:sz="0" w:space="0" w:color="000000" tmln="20, 20, 20, 0, 0"/>
+          <w:right w:val="nil" w:sz="0" w:space="0" w:color="000000" tmln="20, 20, 20, 0, 0"/>
+          <w:between w:val="nil" w:sz="0" w:space="0" w:color="000000" tmln="20, 20, 20, 0, 0"/>
+        </w:pBdr>
+        <w:shd w:val="none"/>
+        <w:rPr>
+          <w:rFonts w:ascii="Consolas" w:hAnsi="Consolas"/>
+          <w:color w:val="2f5496"/>
+          <w:sz w:val="21"/>
+          <w:shd w:val="clear" w:fill="ffffff"/>
+        </w:rPr>
+      </w:pPr>
+      <w:r>
+        <w:rPr>
+          <w:rFonts w:ascii="Consolas" w:hAnsi="Consolas"/>
+          <w:color w:val="2f5496"/>
+          <w:sz w:val="21"/>
+          <w:shd w:val="clear" w:fill="ffffff"/>
+        </w:rPr>
+      </w:r>
+    </w:p>
+    <w:p>
+      <w:pPr>
+        <w:pStyle w:val="para9"/>
+      </w:pPr>
+      <w:r>
+        <w:t>3 Приклад потенціометра</w:t>
+      </w:r>
     </w:p>
     <w:sectPr>
       <w:footnotePr>

--- a/32IV Inzhenerija vbudovanyh/7/KNT-122_Onyshchenko_Variant-19_PR6.docx
+++ b/32IV Inzhenerija vbudovanyh/7/KNT-122_Onyshchenko_Variant-19_PR6.docx
@@ -1048,7 +1048,7 @@
                       <a:picLocks noChangeAspect="1"/>
                       <a:extLst>
                         <a:ext uri="sm">
-                          <sm:smNativeData xmlns:sm="sm" val="SMDATA_16_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"/>
+                          <sm:smNativeData xmlns:sm="sm" val="SMDATA_16_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"/>
                         </a:ext>
                       </a:extLst>
                     </pic:cNvPicPr>
@@ -4407,7 +4407,7 @@
                       <a:picLocks noChangeAspect="1"/>
                       <a:extLst>
                         <a:ext uri="sm">
-                          <sm:smNativeData xmlns:sm="sm" val="SMDATA_16_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"/>
+                          <sm:smNativeData xmlns:sm="sm" val="SMDATA_16_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"/>
                         </a:ext>
                       </a:extLst>
                     </pic:cNvPicPr>
@@ -4480,6 +4480,2913 @@
       </w:pPr>
       <w:r>
         <w:t>3 Приклад потенціометра</w:t>
+      </w:r>
+    </w:p>
+    <w:p>
+      <w:pPr>
+        <w:pStyle w:val="para10"/>
+      </w:pPr>
+      <w:r/>
+    </w:p>
+    <w:p>
+      <w:pPr>
+        <w:pStyle w:val="para18"/>
+      </w:pPr>
+      <w:r>
+        <w:rPr>
+          <w:color w:val="1f3763"/>
+        </w:rPr>
+        <w:t>int</w:t>
+      </w:r>
+      <w:r>
+        <w:t xml:space="preserve"> </w:t>
+      </w:r>
+      <w:r>
+        <w:rPr>
+          <w:color w:val="0563c1"/>
+        </w:rPr>
+        <w:t>pin</w:t>
+      </w:r>
+      <w:r>
+        <w:rPr>
+          <w:color w:val="000000"/>
+        </w:rPr>
+        <w:t>=</w:t>
+      </w:r>
+      <w:r>
+        <w:t>A0;</w:t>
+      </w:r>
+    </w:p>
+    <w:p>
+      <w:pPr>
+        <w:pStyle w:val="para18"/>
+      </w:pPr>
+      <w:r>
+        <w:rPr>
+          <w:color w:val="1f3763"/>
+        </w:rPr>
+        <w:t>int</w:t>
+      </w:r>
+      <w:r>
+        <w:t xml:space="preserve"> </w:t>
+      </w:r>
+      <w:r>
+        <w:rPr>
+          <w:color w:val="0563c1"/>
+        </w:rPr>
+        <w:t>MAX</w:t>
+      </w:r>
+      <w:r>
+        <w:rPr>
+          <w:color w:val="000000"/>
+        </w:rPr>
+        <w:t>=</w:t>
+      </w:r>
+      <w:r>
+        <w:rPr>
+          <w:color w:val="404040"/>
+        </w:rPr>
+        <w:t>1023</w:t>
+      </w:r>
+      <w:r>
+        <w:t>;</w:t>
+      </w:r>
+    </w:p>
+    <w:p>
+      <w:pPr>
+        <w:pStyle w:val="para18"/>
+      </w:pPr>
+      <w:r>
+        <w:br w:type="textWrapping"/>
+      </w:r>
+    </w:p>
+    <w:p>
+      <w:pPr>
+        <w:pStyle w:val="para18"/>
+      </w:pPr>
+      <w:r>
+        <w:rPr>
+          <w:color w:val="1f3763"/>
+        </w:rPr>
+        <w:t>void</w:t>
+      </w:r>
+      <w:r>
+        <w:t xml:space="preserve"> </w:t>
+      </w:r>
+      <w:r>
+        <w:rPr>
+          <w:color w:val="605e5c"/>
+        </w:rPr>
+        <w:t>setup</w:t>
+      </w:r>
+      <w:r>
+        <w:t>()</w:t>
+      </w:r>
+    </w:p>
+    <w:p>
+      <w:pPr>
+        <w:pStyle w:val="para18"/>
+      </w:pPr>
+      <w:r>
+        <w:t>{</w:t>
+      </w:r>
+    </w:p>
+    <w:p>
+      <w:pPr>
+        <w:pStyle w:val="para18"/>
+      </w:pPr>
+      <w:r>
+        <w:t> </w:t>
+      </w:r>
+      <w:r>
+        <w:rPr>
+          <w:color w:val="605e5c"/>
+        </w:rPr>
+        <w:t>pinMode</w:t>
+      </w:r>
+      <w:r>
+        <w:t>(</w:t>
+      </w:r>
+      <w:r>
+        <w:rPr>
+          <w:color w:val="0563c1"/>
+        </w:rPr>
+        <w:t>pin</w:t>
+      </w:r>
+      <w:r>
+        <w:t>, INPUT);</w:t>
+      </w:r>
+    </w:p>
+    <w:p>
+      <w:pPr>
+        <w:pStyle w:val="para18"/>
+      </w:pPr>
+      <w:r>
+        <w:t> </w:t>
+      </w:r>
+      <w:r>
+        <w:rPr>
+          <w:color w:val="0563c1"/>
+        </w:rPr>
+        <w:t>Serial</w:t>
+      </w:r>
+      <w:r>
+        <w:t>.</w:t>
+      </w:r>
+      <w:r>
+        <w:rPr>
+          <w:color w:val="605e5c"/>
+        </w:rPr>
+        <w:t>begin</w:t>
+      </w:r>
+      <w:r>
+        <w:t>(</w:t>
+      </w:r>
+      <w:r>
+        <w:rPr>
+          <w:color w:val="404040"/>
+        </w:rPr>
+        <w:t>9600</w:t>
+      </w:r>
+      <w:r>
+        <w:t>);</w:t>
+      </w:r>
+    </w:p>
+    <w:p>
+      <w:pPr>
+        <w:pStyle w:val="para18"/>
+      </w:pPr>
+      <w:r>
+        <w:t>}</w:t>
+      </w:r>
+    </w:p>
+    <w:p>
+      <w:pPr>
+        <w:pStyle w:val="para18"/>
+      </w:pPr>
+      <w:r>
+        <w:br w:type="textWrapping"/>
+      </w:r>
+    </w:p>
+    <w:p>
+      <w:pPr>
+        <w:pStyle w:val="para18"/>
+      </w:pPr>
+      <w:r>
+        <w:rPr>
+          <w:color w:val="1f3763"/>
+        </w:rPr>
+        <w:t>int</w:t>
+      </w:r>
+      <w:r>
+        <w:t xml:space="preserve"> </w:t>
+      </w:r>
+      <w:r>
+        <w:rPr>
+          <w:color w:val="605e5c"/>
+        </w:rPr>
+        <w:t>getPotentiometer</w:t>
+      </w:r>
+      <w:r>
+        <w:t>(){</w:t>
+      </w:r>
+    </w:p>
+    <w:p>
+      <w:pPr>
+        <w:pStyle w:val="para18"/>
+      </w:pPr>
+      <w:r>
+        <w:t> </w:t>
+      </w:r>
+      <w:r>
+        <w:rPr>
+          <w:color w:val="1f3763"/>
+        </w:rPr>
+        <w:t>int</w:t>
+      </w:r>
+      <w:r>
+        <w:t xml:space="preserve"> </w:t>
+      </w:r>
+      <w:r>
+        <w:rPr>
+          <w:color w:val="0563c1"/>
+        </w:rPr>
+        <w:t>current</w:t>
+      </w:r>
+      <w:r>
+        <w:rPr>
+          <w:color w:val="000000"/>
+        </w:rPr>
+        <w:t>=</w:t>
+      </w:r>
+      <w:r>
+        <w:rPr>
+          <w:color w:val="605e5c"/>
+        </w:rPr>
+        <w:t>analogRead</w:t>
+      </w:r>
+      <w:r>
+        <w:t>(</w:t>
+      </w:r>
+      <w:r>
+        <w:rPr>
+          <w:color w:val="0563c1"/>
+        </w:rPr>
+        <w:t>pin</w:t>
+      </w:r>
+      <w:r>
+        <w:t>);</w:t>
+      </w:r>
+    </w:p>
+    <w:p>
+      <w:pPr>
+        <w:pStyle w:val="para18"/>
+      </w:pPr>
+      <w:r>
+        <w:t> </w:t>
+      </w:r>
+      <w:r>
+        <w:rPr>
+          <w:color w:val="e1dfdd"/>
+        </w:rPr>
+        <w:t>return</w:t>
+      </w:r>
+      <w:r>
+        <w:t xml:space="preserve"> </w:t>
+      </w:r>
+      <w:r>
+        <w:rPr>
+          <w:color w:val="605e5c"/>
+        </w:rPr>
+        <w:t>map</w:t>
+      </w:r>
+      <w:r>
+        <w:t>(</w:t>
+      </w:r>
+      <w:r>
+        <w:rPr>
+          <w:color w:val="0563c1"/>
+        </w:rPr>
+        <w:t>current</w:t>
+      </w:r>
+      <w:r>
+        <w:t xml:space="preserve">, </w:t>
+      </w:r>
+      <w:r>
+        <w:rPr>
+          <w:color w:val="404040"/>
+        </w:rPr>
+        <w:t>0</w:t>
+      </w:r>
+      <w:r>
+        <w:t xml:space="preserve">, </w:t>
+      </w:r>
+      <w:r>
+        <w:rPr>
+          <w:color w:val="0563c1"/>
+        </w:rPr>
+        <w:t>MAX</w:t>
+      </w:r>
+      <w:r>
+        <w:t xml:space="preserve">, </w:t>
+      </w:r>
+      <w:r>
+        <w:rPr>
+          <w:color w:val="404040"/>
+        </w:rPr>
+        <w:t>0</w:t>
+      </w:r>
+      <w:r>
+        <w:t xml:space="preserve">, </w:t>
+      </w:r>
+      <w:r>
+        <w:rPr>
+          <w:color w:val="404040"/>
+        </w:rPr>
+        <w:t>100</w:t>
+      </w:r>
+      <w:r>
+        <w:t>);</w:t>
+      </w:r>
+    </w:p>
+    <w:p>
+      <w:pPr>
+        <w:pStyle w:val="para18"/>
+      </w:pPr>
+      <w:r>
+        <w:t>}</w:t>
+      </w:r>
+    </w:p>
+    <w:p>
+      <w:pPr>
+        <w:pStyle w:val="para18"/>
+      </w:pPr>
+      <w:r>
+        <w:br w:type="textWrapping"/>
+      </w:r>
+    </w:p>
+    <w:p>
+      <w:pPr>
+        <w:pStyle w:val="para18"/>
+      </w:pPr>
+      <w:r>
+        <w:rPr>
+          <w:color w:val="1f3763"/>
+        </w:rPr>
+        <w:t>void</w:t>
+      </w:r>
+      <w:r>
+        <w:t xml:space="preserve"> </w:t>
+      </w:r>
+      <w:r>
+        <w:rPr>
+          <w:color w:val="605e5c"/>
+        </w:rPr>
+        <w:t>loop</w:t>
+      </w:r>
+      <w:r>
+        <w:t>()</w:t>
+      </w:r>
+    </w:p>
+    <w:p>
+      <w:pPr>
+        <w:pStyle w:val="para18"/>
+      </w:pPr>
+      <w:r>
+        <w:t>{</w:t>
+      </w:r>
+    </w:p>
+    <w:p>
+      <w:pPr>
+        <w:pStyle w:val="para18"/>
+      </w:pPr>
+      <w:r>
+        <w:t> </w:t>
+      </w:r>
+      <w:r>
+        <w:rPr>
+          <w:color w:val="1f3763"/>
+        </w:rPr>
+        <w:t>int</w:t>
+      </w:r>
+      <w:r>
+        <w:t xml:space="preserve"> </w:t>
+      </w:r>
+      <w:r>
+        <w:rPr>
+          <w:color w:val="0563c1"/>
+        </w:rPr>
+        <w:t>res</w:t>
+      </w:r>
+      <w:r>
+        <w:rPr>
+          <w:color w:val="000000"/>
+        </w:rPr>
+        <w:t>=</w:t>
+      </w:r>
+      <w:r>
+        <w:rPr>
+          <w:color w:val="605e5c"/>
+        </w:rPr>
+        <w:t>getPotentiometer</w:t>
+      </w:r>
+      <w:r>
+        <w:t>();</w:t>
+      </w:r>
+    </w:p>
+    <w:p>
+      <w:pPr>
+        <w:pStyle w:val="para18"/>
+      </w:pPr>
+      <w:r>
+        <w:t> </w:t>
+      </w:r>
+      <w:r>
+        <w:rPr>
+          <w:color w:val="0563c1"/>
+        </w:rPr>
+        <w:t>Serial</w:t>
+      </w:r>
+      <w:r>
+        <w:t>.</w:t>
+      </w:r>
+      <w:r>
+        <w:rPr>
+          <w:color w:val="605e5c"/>
+        </w:rPr>
+        <w:t>println</w:t>
+      </w:r>
+      <w:r>
+        <w:t>(</w:t>
+      </w:r>
+      <w:r>
+        <w:rPr>
+          <w:color w:val="0563c1"/>
+        </w:rPr>
+        <w:t>res</w:t>
+      </w:r>
+      <w:r>
+        <w:t>);</w:t>
+      </w:r>
+    </w:p>
+    <w:p>
+      <w:pPr>
+        <w:pStyle w:val="para18"/>
+      </w:pPr>
+      <w:r>
+        <w:t>}</w:t>
+      </w:r>
+    </w:p>
+    <w:p>
+      <w:pPr>
+        <w:spacing w:line="380" w:lineRule="atLeast"/>
+        <w:pBdr>
+          <w:top w:val="nil" w:sz="0" w:space="0" w:color="000000" tmln="20, 20, 20, 0, 0"/>
+          <w:left w:val="nil" w:sz="0" w:space="0" w:color="000000" tmln="20, 20, 20, 0, 0"/>
+          <w:bottom w:val="nil" w:sz="0" w:space="0" w:color="000000" tmln="20, 20, 20, 0, 0"/>
+          <w:right w:val="nil" w:sz="0" w:space="0" w:color="000000" tmln="20, 20, 20, 0, 0"/>
+          <w:between w:val="nil" w:sz="0" w:space="0" w:color="000000" tmln="20, 20, 20, 0, 0"/>
+        </w:pBdr>
+        <w:shd w:val="none"/>
+        <w:rPr>
+          <w:rFonts w:ascii="Consolas" w:hAnsi="Consolas"/>
+          <w:color w:val="2f5496"/>
+          <w:sz w:val="21"/>
+          <w:shd w:val="clear" w:fill="ffffff"/>
+        </w:rPr>
+      </w:pPr>
+      <w:r>
+        <w:rPr>
+          <w:rFonts w:ascii="Consolas" w:hAnsi="Consolas"/>
+          <w:color w:val="2f5496"/>
+          <w:sz w:val="21"/>
+          <w:shd w:val="clear" w:fill="ffffff"/>
+        </w:rPr>
+      </w:r>
+    </w:p>
+    <w:p>
+      <w:pPr>
+        <w:pStyle w:val="para14"/>
+      </w:pPr>
+      <w:r>
+        <w:rPr>
+          <w:noProof/>
+        </w:rPr>
+        <w:drawing>
+          <wp:inline distT="89535" distB="89535" distL="89535" distR="89535">
+            <wp:extent cx="4121150" cy="2889250"/>
+            <wp:effectExtent l="0" t="0" r="0" b="0"/>
+            <wp:docPr id="3" name="Зображення3"/>
+            <wp:cNvGraphicFramePr>
+              <a:graphicFrameLocks xmlns:a="http://schemas.openxmlformats.org/drawingml/2006/main" noChangeAspect="1"/>
+            </wp:cNvGraphicFramePr>
+            <a:graphic xmlns:a="http://schemas.openxmlformats.org/drawingml/2006/main">
+              <a:graphicData uri="http://schemas.openxmlformats.org/drawingml/2006/picture">
+                <pic:pic xmlns:pic="http://schemas.openxmlformats.org/drawingml/2006/picture">
+                  <pic:nvPicPr>
+                    <pic:cNvPr id="3" name="Зображення3"/>
+                    <pic:cNvPicPr>
+                      <a:picLocks noChangeAspect="1"/>
+                      <a:extLst>
+                        <a:ext uri="sm">
+                          <sm:smNativeData xmlns:sm="sm" val="SMDATA_16_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"/>
+                        </a:ext>
+                      </a:extLst>
+                    </pic:cNvPicPr>
+                  </pic:nvPicPr>
+                  <pic:blipFill>
+                    <a:blip r:embed="rId10"/>
+                    <a:stretch>
+                      <a:fillRect/>
+                    </a:stretch>
+                  </pic:blipFill>
+                  <pic:spPr>
+                    <a:xfrm>
+                      <a:off x="0" y="0"/>
+                      <a:ext cx="4121150" cy="2889250"/>
+                    </a:xfrm>
+                    <a:prstGeom prst="rect">
+                      <a:avLst/>
+                    </a:prstGeom>
+                    <a:noFill/>
+                    <a:ln w="12700">
+                      <a:noFill/>
+                    </a:ln>
+                  </pic:spPr>
+                </pic:pic>
+              </a:graphicData>
+            </a:graphic>
+          </wp:inline>
+        </w:drawing>
+      </w:r>
+      <w:r/>
+    </w:p>
+    <w:p>
+      <w:pPr>
+        <w:pStyle w:val="para14"/>
+      </w:pPr>
+      <w:r>
+        <w:t>Рисунок 3.1 - Схема в роботі</w:t>
+      </w:r>
+    </w:p>
+    <w:p>
+      <w:pPr>
+        <w:spacing w:line="380" w:lineRule="atLeast"/>
+        <w:pBdr>
+          <w:top w:val="nil" w:sz="0" w:space="0" w:color="000000" tmln="20, 20, 20, 0, 0"/>
+          <w:left w:val="nil" w:sz="0" w:space="0" w:color="000000" tmln="20, 20, 20, 0, 0"/>
+          <w:bottom w:val="nil" w:sz="0" w:space="0" w:color="000000" tmln="20, 20, 20, 0, 0"/>
+          <w:right w:val="nil" w:sz="0" w:space="0" w:color="000000" tmln="20, 20, 20, 0, 0"/>
+          <w:between w:val="nil" w:sz="0" w:space="0" w:color="000000" tmln="20, 20, 20, 0, 0"/>
+        </w:pBdr>
+        <w:shd w:val="none"/>
+        <w:rPr>
+          <w:rFonts w:ascii="Consolas" w:hAnsi="Consolas"/>
+          <w:color w:val="2f5496"/>
+          <w:sz w:val="21"/>
+          <w:shd w:val="clear" w:fill="ffffff"/>
+        </w:rPr>
+      </w:pPr>
+      <w:r>
+        <w:rPr>
+          <w:rFonts w:ascii="Consolas" w:hAnsi="Consolas"/>
+          <w:color w:val="2f5496"/>
+          <w:sz w:val="21"/>
+          <w:shd w:val="clear" w:fill="ffffff"/>
+        </w:rPr>
+      </w:r>
+    </w:p>
+    <w:p>
+      <w:pPr>
+        <w:pStyle w:val="para9"/>
+      </w:pPr>
+      <w:r>
+        <w:t>4 Приклад групи</w:t>
+      </w:r>
+    </w:p>
+    <w:p>
+      <w:pPr>
+        <w:pStyle w:val="para10"/>
+      </w:pPr>
+      <w:r/>
+    </w:p>
+    <w:p>
+      <w:pPr>
+        <w:pStyle w:val="para18"/>
+      </w:pPr>
+      <w:r>
+        <w:rPr>
+          <w:color w:val="1f3763"/>
+        </w:rPr>
+        <w:t>int</w:t>
+      </w:r>
+      <w:r>
+        <w:t xml:space="preserve"> </w:t>
+      </w:r>
+      <w:r>
+        <w:rPr>
+          <w:color w:val="0563c1"/>
+        </w:rPr>
+        <w:t>tempPin</w:t>
+      </w:r>
+      <w:r>
+        <w:rPr>
+          <w:color w:val="000000"/>
+        </w:rPr>
+        <w:t>=</w:t>
+      </w:r>
+      <w:r>
+        <w:t>A5;</w:t>
+      </w:r>
+    </w:p>
+    <w:p>
+      <w:pPr>
+        <w:pStyle w:val="para18"/>
+      </w:pPr>
+      <w:r>
+        <w:rPr>
+          <w:color w:val="1f3763"/>
+        </w:rPr>
+        <w:t>int</w:t>
+      </w:r>
+      <w:r>
+        <w:t xml:space="preserve"> </w:t>
+      </w:r>
+      <w:r>
+        <w:rPr>
+          <w:color w:val="0563c1"/>
+        </w:rPr>
+        <w:t>pirPin</w:t>
+      </w:r>
+      <w:r>
+        <w:rPr>
+          <w:color w:val="000000"/>
+        </w:rPr>
+        <w:t>=</w:t>
+      </w:r>
+      <w:r>
+        <w:t>A4;</w:t>
+      </w:r>
+    </w:p>
+    <w:p>
+      <w:pPr>
+        <w:pStyle w:val="para18"/>
+      </w:pPr>
+      <w:r>
+        <w:rPr>
+          <w:color w:val="1f3763"/>
+        </w:rPr>
+        <w:t>int</w:t>
+      </w:r>
+      <w:r>
+        <w:t xml:space="preserve"> </w:t>
+      </w:r>
+      <w:r>
+        <w:rPr>
+          <w:color w:val="0563c1"/>
+        </w:rPr>
+        <w:t>photoPin</w:t>
+      </w:r>
+      <w:r>
+        <w:rPr>
+          <w:color w:val="000000"/>
+        </w:rPr>
+        <w:t>=</w:t>
+      </w:r>
+      <w:r>
+        <w:t>A3;</w:t>
+      </w:r>
+    </w:p>
+    <w:p>
+      <w:pPr>
+        <w:pStyle w:val="para18"/>
+      </w:pPr>
+      <w:r>
+        <w:rPr>
+          <w:color w:val="1f3763"/>
+        </w:rPr>
+        <w:t>int</w:t>
+      </w:r>
+      <w:r>
+        <w:t xml:space="preserve"> </w:t>
+      </w:r>
+      <w:r>
+        <w:rPr>
+          <w:color w:val="0563c1"/>
+        </w:rPr>
+        <w:t>distancePin</w:t>
+      </w:r>
+      <w:r>
+        <w:rPr>
+          <w:color w:val="000000"/>
+        </w:rPr>
+        <w:t>=</w:t>
+      </w:r>
+      <w:r>
+        <w:t>A2;</w:t>
+      </w:r>
+    </w:p>
+    <w:p>
+      <w:pPr>
+        <w:pStyle w:val="para18"/>
+      </w:pPr>
+      <w:r>
+        <w:rPr>
+          <w:color w:val="1f3763"/>
+        </w:rPr>
+        <w:t>int</w:t>
+      </w:r>
+      <w:r>
+        <w:t xml:space="preserve"> </w:t>
+      </w:r>
+      <w:r>
+        <w:rPr>
+          <w:color w:val="0563c1"/>
+        </w:rPr>
+        <w:t>smokePin</w:t>
+      </w:r>
+      <w:r>
+        <w:rPr>
+          <w:color w:val="000000"/>
+        </w:rPr>
+        <w:t>=</w:t>
+      </w:r>
+      <w:r>
+        <w:t>A1;</w:t>
+      </w:r>
+    </w:p>
+    <w:p>
+      <w:pPr>
+        <w:pStyle w:val="para18"/>
+      </w:pPr>
+      <w:r>
+        <w:br w:type="textWrapping"/>
+      </w:r>
+    </w:p>
+    <w:p>
+      <w:pPr>
+        <w:pStyle w:val="para18"/>
+      </w:pPr>
+      <w:r>
+        <w:rPr>
+          <w:color w:val="1f3763"/>
+        </w:rPr>
+        <w:t>int</w:t>
+      </w:r>
+      <w:r>
+        <w:t xml:space="preserve"> </w:t>
+      </w:r>
+      <w:r>
+        <w:rPr>
+          <w:color w:val="404040"/>
+        </w:rPr>
+        <w:t>getTemperature</w:t>
+      </w:r>
+      <w:r>
+        <w:t>() {</w:t>
+      </w:r>
+    </w:p>
+    <w:p>
+      <w:pPr>
+        <w:pStyle w:val="para18"/>
+      </w:pPr>
+      <w:r>
+        <w:t> </w:t>
+      </w:r>
+      <w:r>
+        <w:rPr>
+          <w:color w:val="1f3763"/>
+        </w:rPr>
+        <w:t>int</w:t>
+      </w:r>
+      <w:r>
+        <w:t xml:space="preserve"> </w:t>
+      </w:r>
+      <w:r>
+        <w:rPr>
+          <w:color w:val="0563c1"/>
+        </w:rPr>
+        <w:t>help</w:t>
+      </w:r>
+      <w:r>
+        <w:rPr>
+          <w:color w:val="000000"/>
+        </w:rPr>
+        <w:t>=</w:t>
+      </w:r>
+      <w:r>
+        <w:rPr>
+          <w:color w:val="404040"/>
+        </w:rPr>
+        <w:t>analogRead</w:t>
+      </w:r>
+      <w:r>
+        <w:t>(</w:t>
+      </w:r>
+      <w:r>
+        <w:rPr>
+          <w:color w:val="0563c1"/>
+        </w:rPr>
+        <w:t>tempPin</w:t>
+      </w:r>
+      <w:r>
+        <w:t>);</w:t>
+      </w:r>
+    </w:p>
+    <w:p>
+      <w:pPr>
+        <w:pStyle w:val="para18"/>
+      </w:pPr>
+      <w:r>
+        <w:t> </w:t>
+      </w:r>
+      <w:r>
+        <w:rPr>
+          <w:color w:val="1f3763"/>
+        </w:rPr>
+        <w:t>float</w:t>
+      </w:r>
+      <w:r>
+        <w:t xml:space="preserve"> </w:t>
+      </w:r>
+      <w:r>
+        <w:rPr>
+          <w:color w:val="0563c1"/>
+        </w:rPr>
+        <w:t>volts</w:t>
+      </w:r>
+      <w:r>
+        <w:rPr>
+          <w:color w:val="000000"/>
+        </w:rPr>
+        <w:t>=</w:t>
+      </w:r>
+      <w:r>
+        <w:rPr>
+          <w:color w:val="0563c1"/>
+        </w:rPr>
+        <w:t>help</w:t>
+      </w:r>
+      <w:r>
+        <w:rPr>
+          <w:color w:val="000000"/>
+        </w:rPr>
+        <w:t>*</w:t>
+      </w:r>
+      <w:r>
+        <w:rPr>
+          <w:color w:val="605e5c"/>
+        </w:rPr>
+        <w:t>5.0</w:t>
+      </w:r>
+      <w:r>
+        <w:t>;</w:t>
+      </w:r>
+    </w:p>
+    <w:p>
+      <w:pPr>
+        <w:pStyle w:val="para18"/>
+      </w:pPr>
+      <w:r>
+        <w:t> </w:t>
+      </w:r>
+      <w:r>
+        <w:rPr>
+          <w:color w:val="1f3763"/>
+        </w:rPr>
+        <w:t>float</w:t>
+      </w:r>
+      <w:r>
+        <w:t xml:space="preserve"> </w:t>
+      </w:r>
+      <w:r>
+        <w:rPr>
+          <w:color w:val="0563c1"/>
+        </w:rPr>
+        <w:t>percents</w:t>
+      </w:r>
+      <w:r>
+        <w:rPr>
+          <w:color w:val="000000"/>
+        </w:rPr>
+        <w:t>=</w:t>
+      </w:r>
+      <w:r>
+        <w:rPr>
+          <w:color w:val="0563c1"/>
+        </w:rPr>
+        <w:t>volts</w:t>
+      </w:r>
+      <w:r>
+        <w:rPr>
+          <w:color w:val="000000"/>
+        </w:rPr>
+        <w:t>/</w:t>
+      </w:r>
+      <w:r>
+        <w:rPr>
+          <w:color w:val="605e5c"/>
+        </w:rPr>
+        <w:t>1024.0</w:t>
+      </w:r>
+      <w:r>
+        <w:t>;</w:t>
+      </w:r>
+    </w:p>
+    <w:p>
+      <w:pPr>
+        <w:pStyle w:val="para18"/>
+      </w:pPr>
+      <w:r>
+        <w:t> </w:t>
+      </w:r>
+      <w:r>
+        <w:rPr>
+          <w:color w:val="1f3763"/>
+        </w:rPr>
+        <w:t>float</w:t>
+      </w:r>
+      <w:r>
+        <w:t xml:space="preserve"> </w:t>
+      </w:r>
+      <w:r>
+        <w:rPr>
+          <w:color w:val="0563c1"/>
+        </w:rPr>
+        <w:t>minusOffset</w:t>
+      </w:r>
+      <w:r>
+        <w:rPr>
+          <w:color w:val="000000"/>
+        </w:rPr>
+        <w:t>=</w:t>
+      </w:r>
+      <w:r>
+        <w:rPr>
+          <w:color w:val="0563c1"/>
+        </w:rPr>
+        <w:t>percents</w:t>
+      </w:r>
+      <w:r>
+        <w:rPr>
+          <w:color w:val="000000"/>
+        </w:rPr>
+        <w:t>-</w:t>
+      </w:r>
+      <w:r>
+        <w:rPr>
+          <w:color w:val="605e5c"/>
+        </w:rPr>
+        <w:t>0.5</w:t>
+      </w:r>
+      <w:r>
+        <w:t>;</w:t>
+      </w:r>
+    </w:p>
+    <w:p>
+      <w:pPr>
+        <w:pStyle w:val="para18"/>
+      </w:pPr>
+      <w:r>
+        <w:t> </w:t>
+      </w:r>
+      <w:r>
+        <w:rPr>
+          <w:color w:val="1f3763"/>
+        </w:rPr>
+        <w:t>int</w:t>
+      </w:r>
+      <w:r>
+        <w:t xml:space="preserve"> </w:t>
+      </w:r>
+      <w:r>
+        <w:rPr>
+          <w:color w:val="0563c1"/>
+        </w:rPr>
+        <w:t>degrees</w:t>
+      </w:r>
+      <w:r>
+        <w:rPr>
+          <w:color w:val="000000"/>
+        </w:rPr>
+        <w:t>=</w:t>
+      </w:r>
+      <w:r>
+        <w:rPr>
+          <w:color w:val="0563c1"/>
+        </w:rPr>
+        <w:t>minusOffset</w:t>
+      </w:r>
+      <w:r>
+        <w:rPr>
+          <w:color w:val="000000"/>
+        </w:rPr>
+        <w:t>*</w:t>
+      </w:r>
+      <w:r>
+        <w:rPr>
+          <w:color w:val="605e5c"/>
+        </w:rPr>
+        <w:t>100</w:t>
+      </w:r>
+      <w:r>
+        <w:t>;</w:t>
+      </w:r>
+    </w:p>
+    <w:p>
+      <w:pPr>
+        <w:pStyle w:val="para18"/>
+      </w:pPr>
+      <w:r>
+        <w:t> </w:t>
+      </w:r>
+      <w:r>
+        <w:rPr>
+          <w:color w:val="e1dfdd"/>
+        </w:rPr>
+        <w:t>return</w:t>
+      </w:r>
+      <w:r>
+        <w:t xml:space="preserve"> </w:t>
+      </w:r>
+      <w:r>
+        <w:rPr>
+          <w:color w:val="0563c1"/>
+        </w:rPr>
+        <w:t>degrees</w:t>
+      </w:r>
+      <w:r>
+        <w:t>;</w:t>
+      </w:r>
+    </w:p>
+    <w:p>
+      <w:pPr>
+        <w:pStyle w:val="para18"/>
+      </w:pPr>
+      <w:r>
+        <w:t>}</w:t>
+      </w:r>
+    </w:p>
+    <w:p>
+      <w:pPr>
+        <w:pStyle w:val="para18"/>
+      </w:pPr>
+      <w:r>
+        <w:br w:type="textWrapping"/>
+      </w:r>
+    </w:p>
+    <w:p>
+      <w:pPr>
+        <w:pStyle w:val="para18"/>
+      </w:pPr>
+      <w:r>
+        <w:rPr>
+          <w:color w:val="1f3763"/>
+        </w:rPr>
+        <w:t>bool</w:t>
+      </w:r>
+      <w:r>
+        <w:t xml:space="preserve"> </w:t>
+      </w:r>
+      <w:r>
+        <w:rPr>
+          <w:color w:val="404040"/>
+        </w:rPr>
+        <w:t>getMotion</w:t>
+      </w:r>
+      <w:r>
+        <w:t>(){</w:t>
+      </w:r>
+    </w:p>
+    <w:p>
+      <w:pPr>
+        <w:pStyle w:val="para18"/>
+      </w:pPr>
+      <w:r>
+        <w:t> </w:t>
+      </w:r>
+      <w:r>
+        <w:rPr>
+          <w:color w:val="1f3763"/>
+        </w:rPr>
+        <w:t>bool</w:t>
+      </w:r>
+      <w:r>
+        <w:t xml:space="preserve"> </w:t>
+      </w:r>
+      <w:r>
+        <w:rPr>
+          <w:color w:val="0563c1"/>
+        </w:rPr>
+        <w:t>help</w:t>
+      </w:r>
+      <w:r>
+        <w:rPr>
+          <w:color w:val="000000"/>
+        </w:rPr>
+        <w:t>=</w:t>
+      </w:r>
+      <w:r>
+        <w:t>(</w:t>
+      </w:r>
+      <w:r>
+        <w:rPr>
+          <w:color w:val="1f3763"/>
+        </w:rPr>
+        <w:t>bool</w:t>
+      </w:r>
+      <w:r>
+        <w:t xml:space="preserve">) </w:t>
+      </w:r>
+      <w:r>
+        <w:rPr>
+          <w:color w:val="404040"/>
+        </w:rPr>
+        <w:t>digitalRead</w:t>
+      </w:r>
+      <w:r>
+        <w:t>(</w:t>
+      </w:r>
+      <w:r>
+        <w:rPr>
+          <w:color w:val="0563c1"/>
+        </w:rPr>
+        <w:t>pirPin</w:t>
+      </w:r>
+      <w:r>
+        <w:t>);</w:t>
+      </w:r>
+    </w:p>
+    <w:p>
+      <w:pPr>
+        <w:pStyle w:val="para18"/>
+      </w:pPr>
+      <w:r>
+        <w:t> </w:t>
+      </w:r>
+      <w:r>
+        <w:rPr>
+          <w:color w:val="e1dfdd"/>
+        </w:rPr>
+        <w:t>return</w:t>
+      </w:r>
+      <w:r>
+        <w:t xml:space="preserve"> </w:t>
+      </w:r>
+      <w:r>
+        <w:rPr>
+          <w:color w:val="0563c1"/>
+        </w:rPr>
+        <w:t>help</w:t>
+      </w:r>
+      <w:r>
+        <w:t>;</w:t>
+      </w:r>
+    </w:p>
+    <w:p>
+      <w:pPr>
+        <w:pStyle w:val="para18"/>
+      </w:pPr>
+      <w:r>
+        <w:t>}</w:t>
+      </w:r>
+    </w:p>
+    <w:p>
+      <w:pPr>
+        <w:pStyle w:val="para18"/>
+      </w:pPr>
+      <w:r>
+        <w:br w:type="textWrapping"/>
+      </w:r>
+    </w:p>
+    <w:p>
+      <w:pPr>
+        <w:pStyle w:val="para18"/>
+      </w:pPr>
+      <w:r>
+        <w:rPr>
+          <w:color w:val="1f3763"/>
+        </w:rPr>
+        <w:t>int</w:t>
+      </w:r>
+      <w:r>
+        <w:t xml:space="preserve"> </w:t>
+      </w:r>
+      <w:r>
+        <w:rPr>
+          <w:color w:val="404040"/>
+        </w:rPr>
+        <w:t>getIllumination</w:t>
+      </w:r>
+      <w:r>
+        <w:t>(){</w:t>
+      </w:r>
+    </w:p>
+    <w:p>
+      <w:pPr>
+        <w:pStyle w:val="para18"/>
+      </w:pPr>
+      <w:r>
+        <w:t> </w:t>
+      </w:r>
+      <w:r>
+        <w:rPr>
+          <w:color w:val="1f3763"/>
+        </w:rPr>
+        <w:t>int</w:t>
+      </w:r>
+      <w:r>
+        <w:t xml:space="preserve"> </w:t>
+      </w:r>
+      <w:r>
+        <w:rPr>
+          <w:color w:val="0563c1"/>
+        </w:rPr>
+        <w:t>help</w:t>
+      </w:r>
+      <w:r>
+        <w:rPr>
+          <w:color w:val="000000"/>
+        </w:rPr>
+        <w:t>=</w:t>
+      </w:r>
+      <w:r>
+        <w:rPr>
+          <w:color w:val="404040"/>
+        </w:rPr>
+        <w:t>analogRead</w:t>
+      </w:r>
+      <w:r>
+        <w:t>(</w:t>
+      </w:r>
+      <w:r>
+        <w:rPr>
+          <w:color w:val="0563c1"/>
+        </w:rPr>
+        <w:t>photoPin</w:t>
+      </w:r>
+      <w:r>
+        <w:t>);</w:t>
+      </w:r>
+    </w:p>
+    <w:p>
+      <w:pPr>
+        <w:pStyle w:val="para18"/>
+      </w:pPr>
+      <w:r>
+        <w:t> </w:t>
+      </w:r>
+      <w:r>
+        <w:rPr>
+          <w:color w:val="1f3763"/>
+        </w:rPr>
+        <w:t>int</w:t>
+      </w:r>
+      <w:r>
+        <w:t xml:space="preserve"> </w:t>
+      </w:r>
+      <w:r>
+        <w:rPr>
+          <w:color w:val="0563c1"/>
+        </w:rPr>
+        <w:t>converted</w:t>
+      </w:r>
+      <w:r>
+        <w:rPr>
+          <w:color w:val="000000"/>
+        </w:rPr>
+        <w:t>=</w:t>
+      </w:r>
+      <w:r>
+        <w:rPr>
+          <w:color w:val="404040"/>
+        </w:rPr>
+        <w:t>map</w:t>
+      </w:r>
+      <w:r>
+        <w:t>(</w:t>
+      </w:r>
+      <w:r>
+        <w:rPr>
+          <w:color w:val="0563c1"/>
+        </w:rPr>
+        <w:t>help</w:t>
+      </w:r>
+      <w:r>
+        <w:t xml:space="preserve">, </w:t>
+      </w:r>
+      <w:r>
+        <w:rPr>
+          <w:color w:val="605e5c"/>
+        </w:rPr>
+        <w:t>6</w:t>
+      </w:r>
+      <w:r>
+        <w:t xml:space="preserve">, </w:t>
+      </w:r>
+      <w:r>
+        <w:rPr>
+          <w:color w:val="605e5c"/>
+        </w:rPr>
+        <w:t>679</w:t>
+      </w:r>
+      <w:r>
+        <w:t xml:space="preserve">, </w:t>
+      </w:r>
+      <w:r>
+        <w:rPr>
+          <w:color w:val="605e5c"/>
+        </w:rPr>
+        <w:t>1</w:t>
+      </w:r>
+      <w:r>
+        <w:t xml:space="preserve">, </w:t>
+      </w:r>
+      <w:r>
+        <w:rPr>
+          <w:color w:val="605e5c"/>
+        </w:rPr>
+        <w:t>100</w:t>
+      </w:r>
+      <w:r>
+        <w:t>);</w:t>
+      </w:r>
+    </w:p>
+    <w:p>
+      <w:pPr>
+        <w:pStyle w:val="para18"/>
+      </w:pPr>
+      <w:r>
+        <w:t> </w:t>
+      </w:r>
+      <w:r>
+        <w:rPr>
+          <w:color w:val="e1dfdd"/>
+        </w:rPr>
+        <w:t>return</w:t>
+      </w:r>
+      <w:r>
+        <w:t xml:space="preserve"> </w:t>
+      </w:r>
+      <w:r>
+        <w:rPr>
+          <w:color w:val="0563c1"/>
+        </w:rPr>
+        <w:t>converted</w:t>
+      </w:r>
+      <w:r>
+        <w:t>;</w:t>
+      </w:r>
+    </w:p>
+    <w:p>
+      <w:pPr>
+        <w:pStyle w:val="para18"/>
+      </w:pPr>
+      <w:r>
+        <w:t>}</w:t>
+      </w:r>
+    </w:p>
+    <w:p>
+      <w:pPr>
+        <w:pStyle w:val="para18"/>
+      </w:pPr>
+      <w:r>
+        <w:br w:type="textWrapping"/>
+      </w:r>
+    </w:p>
+    <w:p>
+      <w:pPr>
+        <w:pStyle w:val="para18"/>
+      </w:pPr>
+      <w:r>
+        <w:rPr>
+          <w:color w:val="1f3763"/>
+        </w:rPr>
+        <w:t>long</w:t>
+      </w:r>
+      <w:r>
+        <w:t xml:space="preserve"> </w:t>
+      </w:r>
+      <w:r>
+        <w:rPr>
+          <w:color w:val="404040"/>
+        </w:rPr>
+        <w:t>getDistance</w:t>
+      </w:r>
+      <w:r>
+        <w:t>()</w:t>
+      </w:r>
+    </w:p>
+    <w:p>
+      <w:pPr>
+        <w:pStyle w:val="para18"/>
+      </w:pPr>
+      <w:r>
+        <w:t>{</w:t>
+      </w:r>
+    </w:p>
+    <w:p>
+      <w:pPr>
+        <w:pStyle w:val="para18"/>
+      </w:pPr>
+      <w:r>
+        <w:t> </w:t>
+      </w:r>
+      <w:r>
+        <w:rPr>
+          <w:color w:val="404040"/>
+        </w:rPr>
+        <w:t>pinMode</w:t>
+      </w:r>
+      <w:r>
+        <w:t>(</w:t>
+      </w:r>
+      <w:r>
+        <w:rPr>
+          <w:color w:val="0563c1"/>
+        </w:rPr>
+        <w:t>distancePin</w:t>
+      </w:r>
+      <w:r>
+        <w:t>, OUTPUT);</w:t>
+      </w:r>
+    </w:p>
+    <w:p>
+      <w:pPr>
+        <w:pStyle w:val="para18"/>
+      </w:pPr>
+      <w:r>
+        <w:t> </w:t>
+      </w:r>
+      <w:r>
+        <w:rPr>
+          <w:color w:val="404040"/>
+        </w:rPr>
+        <w:t>digitalWrite</w:t>
+      </w:r>
+      <w:r>
+        <w:t>(</w:t>
+      </w:r>
+      <w:r>
+        <w:rPr>
+          <w:color w:val="0563c1"/>
+        </w:rPr>
+        <w:t>distancePin</w:t>
+      </w:r>
+      <w:r>
+        <w:t>, LOW);</w:t>
+      </w:r>
+    </w:p>
+    <w:p>
+      <w:pPr>
+        <w:pStyle w:val="para18"/>
+      </w:pPr>
+      <w:r>
+        <w:t> </w:t>
+      </w:r>
+      <w:r>
+        <w:rPr>
+          <w:color w:val="404040"/>
+        </w:rPr>
+        <w:t>delayMicroseconds</w:t>
+      </w:r>
+      <w:r>
+        <w:t>(</w:t>
+      </w:r>
+      <w:r>
+        <w:rPr>
+          <w:color w:val="605e5c"/>
+        </w:rPr>
+        <w:t>2</w:t>
+      </w:r>
+      <w:r>
+        <w:t>);</w:t>
+      </w:r>
+    </w:p>
+    <w:p>
+      <w:pPr>
+        <w:pStyle w:val="para18"/>
+      </w:pPr>
+      <w:r>
+        <w:t> </w:t>
+      </w:r>
+      <w:r>
+        <w:rPr>
+          <w:color w:val="404040"/>
+        </w:rPr>
+        <w:t>digitalWrite</w:t>
+      </w:r>
+      <w:r>
+        <w:t>(</w:t>
+      </w:r>
+      <w:r>
+        <w:rPr>
+          <w:color w:val="0563c1"/>
+        </w:rPr>
+        <w:t>distancePin</w:t>
+      </w:r>
+      <w:r>
+        <w:t>, HIGH);</w:t>
+      </w:r>
+    </w:p>
+    <w:p>
+      <w:pPr>
+        <w:pStyle w:val="para18"/>
+      </w:pPr>
+      <w:r>
+        <w:t> </w:t>
+      </w:r>
+      <w:r>
+        <w:rPr>
+          <w:color w:val="404040"/>
+        </w:rPr>
+        <w:t>delayMicroseconds</w:t>
+      </w:r>
+      <w:r>
+        <w:t>(</w:t>
+      </w:r>
+      <w:r>
+        <w:rPr>
+          <w:color w:val="605e5c"/>
+        </w:rPr>
+        <w:t>10</w:t>
+      </w:r>
+      <w:r>
+        <w:t>);</w:t>
+      </w:r>
+    </w:p>
+    <w:p>
+      <w:pPr>
+        <w:pStyle w:val="para18"/>
+      </w:pPr>
+      <w:r>
+        <w:t> </w:t>
+      </w:r>
+      <w:r>
+        <w:rPr>
+          <w:color w:val="404040"/>
+        </w:rPr>
+        <w:t>digitalWrite</w:t>
+      </w:r>
+      <w:r>
+        <w:t>(</w:t>
+      </w:r>
+      <w:r>
+        <w:rPr>
+          <w:color w:val="0563c1"/>
+        </w:rPr>
+        <w:t>distancePin</w:t>
+      </w:r>
+      <w:r>
+        <w:t>, LOW);</w:t>
+      </w:r>
+    </w:p>
+    <w:p>
+      <w:pPr>
+        <w:pStyle w:val="para18"/>
+      </w:pPr>
+      <w:r>
+        <w:br w:type="textWrapping"/>
+      </w:r>
+    </w:p>
+    <w:p>
+      <w:pPr>
+        <w:pStyle w:val="para18"/>
+      </w:pPr>
+      <w:r>
+        <w:t> </w:t>
+      </w:r>
+      <w:r>
+        <w:rPr>
+          <w:color w:val="404040"/>
+        </w:rPr>
+        <w:t>pinMode</w:t>
+      </w:r>
+      <w:r>
+        <w:t>(</w:t>
+      </w:r>
+      <w:r>
+        <w:rPr>
+          <w:color w:val="0563c1"/>
+        </w:rPr>
+        <w:t>distancePin</w:t>
+      </w:r>
+      <w:r>
+        <w:t>, INPUT);</w:t>
+      </w:r>
+    </w:p>
+    <w:p>
+      <w:pPr>
+        <w:pStyle w:val="para18"/>
+      </w:pPr>
+      <w:r>
+        <w:t> </w:t>
+      </w:r>
+      <w:r>
+        <w:rPr>
+          <w:color w:val="1f3763"/>
+        </w:rPr>
+        <w:t>long</w:t>
+      </w:r>
+      <w:r>
+        <w:t xml:space="preserve"> </w:t>
+      </w:r>
+      <w:r>
+        <w:rPr>
+          <w:color w:val="0563c1"/>
+        </w:rPr>
+        <w:t>duration</w:t>
+      </w:r>
+      <w:r>
+        <w:t xml:space="preserve"> </w:t>
+      </w:r>
+      <w:r>
+        <w:rPr>
+          <w:color w:val="000000"/>
+        </w:rPr>
+        <w:t>=</w:t>
+      </w:r>
+      <w:r>
+        <w:t xml:space="preserve"> </w:t>
+      </w:r>
+      <w:r>
+        <w:rPr>
+          <w:color w:val="404040"/>
+        </w:rPr>
+        <w:t>pulseIn</w:t>
+      </w:r>
+      <w:r>
+        <w:t>(</w:t>
+      </w:r>
+      <w:r>
+        <w:rPr>
+          <w:color w:val="0563c1"/>
+        </w:rPr>
+        <w:t>distancePin</w:t>
+      </w:r>
+      <w:r>
+        <w:t>, HIGH);</w:t>
+      </w:r>
+    </w:p>
+    <w:p>
+      <w:pPr>
+        <w:pStyle w:val="para18"/>
+      </w:pPr>
+      <w:r>
+        <w:t> </w:t>
+      </w:r>
+      <w:r>
+        <w:rPr>
+          <w:color w:val="1f3763"/>
+        </w:rPr>
+        <w:t>long</w:t>
+      </w:r>
+      <w:r>
+        <w:t xml:space="preserve"> </w:t>
+      </w:r>
+      <w:r>
+        <w:rPr>
+          <w:color w:val="0563c1"/>
+        </w:rPr>
+        <w:t>cmDistance</w:t>
+      </w:r>
+      <w:r>
+        <w:t xml:space="preserve"> </w:t>
+      </w:r>
+      <w:r>
+        <w:rPr>
+          <w:color w:val="000000"/>
+        </w:rPr>
+        <w:t>=</w:t>
+      </w:r>
+      <w:r>
+        <w:t xml:space="preserve"> </w:t>
+      </w:r>
+      <w:r>
+        <w:rPr>
+          <w:color w:val="0563c1"/>
+        </w:rPr>
+        <w:t>duration</w:t>
+      </w:r>
+      <w:r>
+        <w:t xml:space="preserve"> </w:t>
+      </w:r>
+      <w:r>
+        <w:rPr>
+          <w:color w:val="000000"/>
+        </w:rPr>
+        <w:t>/</w:t>
+      </w:r>
+      <w:r>
+        <w:t xml:space="preserve"> </w:t>
+      </w:r>
+      <w:r>
+        <w:rPr>
+          <w:color w:val="605e5c"/>
+        </w:rPr>
+        <w:t>29</w:t>
+      </w:r>
+      <w:r>
+        <w:t xml:space="preserve"> </w:t>
+      </w:r>
+      <w:r>
+        <w:rPr>
+          <w:color w:val="000000"/>
+        </w:rPr>
+        <w:t>/</w:t>
+      </w:r>
+      <w:r>
+        <w:t xml:space="preserve"> </w:t>
+      </w:r>
+      <w:r>
+        <w:rPr>
+          <w:color w:val="605e5c"/>
+        </w:rPr>
+        <w:t>2</w:t>
+      </w:r>
+      <w:r>
+        <w:t>;</w:t>
+      </w:r>
+    </w:p>
+    <w:p>
+      <w:pPr>
+        <w:pStyle w:val="para18"/>
+      </w:pPr>
+      <w:r>
+        <w:t> </w:t>
+      </w:r>
+      <w:r>
+        <w:rPr>
+          <w:color w:val="e1dfdd"/>
+        </w:rPr>
+        <w:t>return</w:t>
+      </w:r>
+      <w:r>
+        <w:t xml:space="preserve"> </w:t>
+      </w:r>
+      <w:r>
+        <w:rPr>
+          <w:color w:val="0563c1"/>
+        </w:rPr>
+        <w:t>cmDistance</w:t>
+      </w:r>
+      <w:r>
+        <w:t>;</w:t>
+      </w:r>
+    </w:p>
+    <w:p>
+      <w:pPr>
+        <w:pStyle w:val="para18"/>
+      </w:pPr>
+      <w:r>
+        <w:t>}</w:t>
+      </w:r>
+    </w:p>
+    <w:p>
+      <w:pPr>
+        <w:pStyle w:val="para18"/>
+      </w:pPr>
+      <w:r>
+        <w:br w:type="textWrapping"/>
+      </w:r>
+    </w:p>
+    <w:p>
+      <w:pPr>
+        <w:pStyle w:val="para18"/>
+      </w:pPr>
+      <w:r>
+        <w:rPr>
+          <w:color w:val="1f3763"/>
+        </w:rPr>
+        <w:t>int</w:t>
+      </w:r>
+      <w:r>
+        <w:t xml:space="preserve"> </w:t>
+      </w:r>
+      <w:r>
+        <w:rPr>
+          <w:color w:val="404040"/>
+        </w:rPr>
+        <w:t>getSmoke</w:t>
+      </w:r>
+      <w:r>
+        <w:t>(){</w:t>
+      </w:r>
+    </w:p>
+    <w:p>
+      <w:pPr>
+        <w:pStyle w:val="para18"/>
+      </w:pPr>
+      <w:r>
+        <w:t> </w:t>
+      </w:r>
+      <w:r>
+        <w:rPr>
+          <w:color w:val="1f3763"/>
+        </w:rPr>
+        <w:t>int</w:t>
+      </w:r>
+      <w:r>
+        <w:t xml:space="preserve"> </w:t>
+      </w:r>
+      <w:r>
+        <w:rPr>
+          <w:color w:val="0563c1"/>
+        </w:rPr>
+        <w:t>help</w:t>
+      </w:r>
+      <w:r>
+        <w:rPr>
+          <w:color w:val="000000"/>
+        </w:rPr>
+        <w:t>=</w:t>
+      </w:r>
+      <w:r>
+        <w:rPr>
+          <w:color w:val="404040"/>
+        </w:rPr>
+        <w:t>analogRead</w:t>
+      </w:r>
+      <w:r>
+        <w:t>(</w:t>
+      </w:r>
+      <w:r>
+        <w:rPr>
+          <w:color w:val="0563c1"/>
+        </w:rPr>
+        <w:t>smokePin</w:t>
+      </w:r>
+      <w:r>
+        <w:t>);</w:t>
+      </w:r>
+    </w:p>
+    <w:p>
+      <w:pPr>
+        <w:pStyle w:val="para18"/>
+      </w:pPr>
+      <w:r>
+        <w:t> </w:t>
+      </w:r>
+      <w:r>
+        <w:rPr>
+          <w:color w:val="1f3763"/>
+        </w:rPr>
+        <w:t>int</w:t>
+      </w:r>
+      <w:r>
+        <w:t xml:space="preserve"> </w:t>
+      </w:r>
+      <w:r>
+        <w:rPr>
+          <w:color w:val="0563c1"/>
+        </w:rPr>
+        <w:t>converted</w:t>
+      </w:r>
+      <w:r>
+        <w:rPr>
+          <w:color w:val="000000"/>
+        </w:rPr>
+        <w:t>=</w:t>
+      </w:r>
+      <w:r>
+        <w:rPr>
+          <w:color w:val="404040"/>
+        </w:rPr>
+        <w:t>map</w:t>
+      </w:r>
+      <w:r>
+        <w:t>(</w:t>
+      </w:r>
+      <w:r>
+        <w:rPr>
+          <w:color w:val="0563c1"/>
+        </w:rPr>
+        <w:t>help</w:t>
+      </w:r>
+      <w:r>
+        <w:t xml:space="preserve">, </w:t>
+      </w:r>
+      <w:r>
+        <w:rPr>
+          <w:color w:val="605e5c"/>
+        </w:rPr>
+        <w:t>85</w:t>
+      </w:r>
+      <w:r>
+        <w:t xml:space="preserve">, </w:t>
+      </w:r>
+      <w:r>
+        <w:rPr>
+          <w:color w:val="605e5c"/>
+        </w:rPr>
+        <w:t>385</w:t>
+      </w:r>
+      <w:r>
+        <w:t xml:space="preserve">, </w:t>
+      </w:r>
+      <w:r>
+        <w:rPr>
+          <w:color w:val="605e5c"/>
+        </w:rPr>
+        <w:t>0</w:t>
+      </w:r>
+      <w:r>
+        <w:t xml:space="preserve">, </w:t>
+      </w:r>
+      <w:r>
+        <w:rPr>
+          <w:color w:val="605e5c"/>
+        </w:rPr>
+        <w:t>100</w:t>
+      </w:r>
+      <w:r>
+        <w:t>);</w:t>
+      </w:r>
+    </w:p>
+    <w:p>
+      <w:pPr>
+        <w:pStyle w:val="para18"/>
+      </w:pPr>
+      <w:r>
+        <w:t> </w:t>
+      </w:r>
+      <w:r>
+        <w:rPr>
+          <w:color w:val="e1dfdd"/>
+        </w:rPr>
+        <w:t>return</w:t>
+      </w:r>
+      <w:r>
+        <w:t xml:space="preserve"> </w:t>
+      </w:r>
+      <w:r>
+        <w:rPr>
+          <w:color w:val="0563c1"/>
+        </w:rPr>
+        <w:t>converted</w:t>
+      </w:r>
+      <w:r>
+        <w:t>;</w:t>
+      </w:r>
+    </w:p>
+    <w:p>
+      <w:pPr>
+        <w:pStyle w:val="para18"/>
+      </w:pPr>
+      <w:r>
+        <w:t>}</w:t>
+      </w:r>
+    </w:p>
+    <w:p>
+      <w:pPr>
+        <w:pStyle w:val="para18"/>
+      </w:pPr>
+      <w:r>
+        <w:br w:type="textWrapping"/>
+      </w:r>
+    </w:p>
+    <w:p>
+      <w:pPr>
+        <w:pStyle w:val="para18"/>
+      </w:pPr>
+      <w:r>
+        <w:rPr>
+          <w:color w:val="1f3763"/>
+        </w:rPr>
+        <w:t>void</w:t>
+      </w:r>
+      <w:r>
+        <w:t xml:space="preserve"> </w:t>
+      </w:r>
+      <w:r>
+        <w:rPr>
+          <w:color w:val="404040"/>
+        </w:rPr>
+        <w:t>setup</w:t>
+      </w:r>
+      <w:r>
+        <w:t>()</w:t>
+      </w:r>
+    </w:p>
+    <w:p>
+      <w:pPr>
+        <w:pStyle w:val="para18"/>
+      </w:pPr>
+      <w:r>
+        <w:t>{</w:t>
+      </w:r>
+    </w:p>
+    <w:p>
+      <w:pPr>
+        <w:pStyle w:val="para18"/>
+      </w:pPr>
+      <w:r>
+        <w:t> </w:t>
+      </w:r>
+      <w:r>
+        <w:rPr>
+          <w:color w:val="404040"/>
+        </w:rPr>
+        <w:t>pinMode</w:t>
+      </w:r>
+      <w:r>
+        <w:t>(</w:t>
+      </w:r>
+      <w:r>
+        <w:rPr>
+          <w:color w:val="0563c1"/>
+        </w:rPr>
+        <w:t>tempPin</w:t>
+      </w:r>
+      <w:r>
+        <w:t>, INPUT);</w:t>
+      </w:r>
+    </w:p>
+    <w:p>
+      <w:pPr>
+        <w:pStyle w:val="para18"/>
+      </w:pPr>
+      <w:r>
+        <w:t> </w:t>
+      </w:r>
+      <w:r>
+        <w:rPr>
+          <w:color w:val="404040"/>
+        </w:rPr>
+        <w:t>pinMode</w:t>
+      </w:r>
+      <w:r>
+        <w:t>(</w:t>
+      </w:r>
+      <w:r>
+        <w:rPr>
+          <w:color w:val="0563c1"/>
+        </w:rPr>
+        <w:t>pirPin</w:t>
+      </w:r>
+      <w:r>
+        <w:t>, INPUT);</w:t>
+      </w:r>
+    </w:p>
+    <w:p>
+      <w:pPr>
+        <w:pStyle w:val="para18"/>
+      </w:pPr>
+      <w:r>
+        <w:t> </w:t>
+      </w:r>
+      <w:r>
+        <w:rPr>
+          <w:color w:val="404040"/>
+        </w:rPr>
+        <w:t>pinMode</w:t>
+      </w:r>
+      <w:r>
+        <w:t>(</w:t>
+      </w:r>
+      <w:r>
+        <w:rPr>
+          <w:color w:val="0563c1"/>
+        </w:rPr>
+        <w:t>photoPin</w:t>
+      </w:r>
+      <w:r>
+        <w:t>, INPUT);</w:t>
+      </w:r>
+    </w:p>
+    <w:p>
+      <w:pPr>
+        <w:pStyle w:val="para18"/>
+      </w:pPr>
+      <w:r>
+        <w:t> </w:t>
+      </w:r>
+      <w:r>
+        <w:rPr>
+          <w:color w:val="404040"/>
+        </w:rPr>
+        <w:t>pinMode</w:t>
+      </w:r>
+      <w:r>
+        <w:t>(</w:t>
+      </w:r>
+      <w:r>
+        <w:rPr>
+          <w:color w:val="0563c1"/>
+        </w:rPr>
+        <w:t>distancePin</w:t>
+      </w:r>
+      <w:r>
+        <w:t>, INPUT);</w:t>
+      </w:r>
+    </w:p>
+    <w:p>
+      <w:pPr>
+        <w:pStyle w:val="para18"/>
+      </w:pPr>
+      <w:r>
+        <w:t> </w:t>
+      </w:r>
+      <w:r>
+        <w:rPr>
+          <w:color w:val="404040"/>
+        </w:rPr>
+        <w:t>pinMode</w:t>
+      </w:r>
+      <w:r>
+        <w:t>(</w:t>
+      </w:r>
+      <w:r>
+        <w:rPr>
+          <w:color w:val="0563c1"/>
+        </w:rPr>
+        <w:t>smokePin</w:t>
+      </w:r>
+      <w:r>
+        <w:t>, INPUT);</w:t>
+      </w:r>
+    </w:p>
+    <w:p>
+      <w:pPr>
+        <w:pStyle w:val="para18"/>
+      </w:pPr>
+      <w:r>
+        <w:t> </w:t>
+      </w:r>
+      <w:r>
+        <w:rPr>
+          <w:color w:val="0563c1"/>
+        </w:rPr>
+        <w:t>Serial</w:t>
+      </w:r>
+      <w:r>
+        <w:t>.</w:t>
+      </w:r>
+      <w:r>
+        <w:rPr>
+          <w:color w:val="404040"/>
+        </w:rPr>
+        <w:t>begin</w:t>
+      </w:r>
+      <w:r>
+        <w:t>(</w:t>
+      </w:r>
+      <w:r>
+        <w:rPr>
+          <w:color w:val="605e5c"/>
+        </w:rPr>
+        <w:t>9600</w:t>
+      </w:r>
+      <w:r>
+        <w:t>);</w:t>
+      </w:r>
+    </w:p>
+    <w:p>
+      <w:pPr>
+        <w:pStyle w:val="para18"/>
+      </w:pPr>
+      <w:r>
+        <w:t>}</w:t>
+      </w:r>
+    </w:p>
+    <w:p>
+      <w:pPr>
+        <w:pStyle w:val="para18"/>
+      </w:pPr>
+      <w:r>
+        <w:br w:type="textWrapping"/>
+      </w:r>
+    </w:p>
+    <w:p>
+      <w:pPr>
+        <w:pStyle w:val="para18"/>
+      </w:pPr>
+      <w:r>
+        <w:rPr>
+          <w:color w:val="1f3763"/>
+        </w:rPr>
+        <w:t>void</w:t>
+      </w:r>
+      <w:r>
+        <w:t xml:space="preserve"> </w:t>
+      </w:r>
+      <w:r>
+        <w:rPr>
+          <w:color w:val="404040"/>
+        </w:rPr>
+        <w:t>loop</w:t>
+      </w:r>
+      <w:r>
+        <w:t>()</w:t>
+      </w:r>
+    </w:p>
+    <w:p>
+      <w:pPr>
+        <w:pStyle w:val="para18"/>
+      </w:pPr>
+      <w:r>
+        <w:t>{</w:t>
+      </w:r>
+    </w:p>
+    <w:p>
+      <w:pPr>
+        <w:pStyle w:val="para18"/>
+      </w:pPr>
+      <w:r>
+        <w:t> </w:t>
+      </w:r>
+      <w:r>
+        <w:rPr>
+          <w:color w:val="1f3763"/>
+        </w:rPr>
+        <w:t>int</w:t>
+      </w:r>
+      <w:r>
+        <w:t xml:space="preserve"> </w:t>
+      </w:r>
+      <w:r>
+        <w:rPr>
+          <w:color w:val="0563c1"/>
+        </w:rPr>
+        <w:t>temperature</w:t>
+      </w:r>
+      <w:r>
+        <w:rPr>
+          <w:color w:val="000000"/>
+        </w:rPr>
+        <w:t>=</w:t>
+      </w:r>
+      <w:r>
+        <w:rPr>
+          <w:color w:val="404040"/>
+        </w:rPr>
+        <w:t>getTemperature</w:t>
+      </w:r>
+      <w:r>
+        <w:t>();</w:t>
+      </w:r>
+    </w:p>
+    <w:p>
+      <w:pPr>
+        <w:pStyle w:val="para18"/>
+      </w:pPr>
+      <w:r>
+        <w:t> </w:t>
+      </w:r>
+      <w:r>
+        <w:rPr>
+          <w:color w:val="1f3763"/>
+        </w:rPr>
+        <w:t>bool</w:t>
+      </w:r>
+      <w:r>
+        <w:t xml:space="preserve"> </w:t>
+      </w:r>
+      <w:r>
+        <w:rPr>
+          <w:color w:val="0563c1"/>
+        </w:rPr>
+        <w:t>isMoving</w:t>
+      </w:r>
+      <w:r>
+        <w:rPr>
+          <w:color w:val="000000"/>
+        </w:rPr>
+        <w:t>=</w:t>
+      </w:r>
+      <w:r>
+        <w:rPr>
+          <w:color w:val="404040"/>
+        </w:rPr>
+        <w:t>getMotion</w:t>
+      </w:r>
+      <w:r>
+        <w:t>();</w:t>
+      </w:r>
+    </w:p>
+    <w:p>
+      <w:pPr>
+        <w:pStyle w:val="para18"/>
+      </w:pPr>
+      <w:r>
+        <w:t> </w:t>
+      </w:r>
+      <w:r>
+        <w:rPr>
+          <w:color w:val="1f3763"/>
+        </w:rPr>
+        <w:t>int</w:t>
+      </w:r>
+      <w:r>
+        <w:t xml:space="preserve"> </w:t>
+      </w:r>
+      <w:r>
+        <w:rPr>
+          <w:color w:val="0563c1"/>
+        </w:rPr>
+        <w:t>illumination</w:t>
+      </w:r>
+      <w:r>
+        <w:rPr>
+          <w:color w:val="000000"/>
+        </w:rPr>
+        <w:t>=</w:t>
+      </w:r>
+      <w:r>
+        <w:rPr>
+          <w:color w:val="404040"/>
+        </w:rPr>
+        <w:t>getIllumination</w:t>
+      </w:r>
+      <w:r>
+        <w:t>();</w:t>
+      </w:r>
+    </w:p>
+    <w:p>
+      <w:pPr>
+        <w:pStyle w:val="para18"/>
+      </w:pPr>
+      <w:r>
+        <w:t> </w:t>
+      </w:r>
+      <w:r>
+        <w:rPr>
+          <w:color w:val="1f3763"/>
+        </w:rPr>
+        <w:t>long</w:t>
+      </w:r>
+      <w:r>
+        <w:t xml:space="preserve"> </w:t>
+      </w:r>
+      <w:r>
+        <w:rPr>
+          <w:color w:val="0563c1"/>
+        </w:rPr>
+        <w:t>distance</w:t>
+      </w:r>
+      <w:r>
+        <w:rPr>
+          <w:color w:val="000000"/>
+        </w:rPr>
+        <w:t>=</w:t>
+      </w:r>
+      <w:r>
+        <w:rPr>
+          <w:color w:val="404040"/>
+        </w:rPr>
+        <w:t>getDistance</w:t>
+      </w:r>
+      <w:r>
+        <w:t>();</w:t>
+      </w:r>
+    </w:p>
+    <w:p>
+      <w:pPr>
+        <w:pStyle w:val="para18"/>
+      </w:pPr>
+      <w:r>
+        <w:t> </w:t>
+      </w:r>
+      <w:r>
+        <w:rPr>
+          <w:color w:val="1f3763"/>
+        </w:rPr>
+        <w:t>int</w:t>
+      </w:r>
+      <w:r>
+        <w:t xml:space="preserve"> </w:t>
+      </w:r>
+      <w:r>
+        <w:rPr>
+          <w:color w:val="0563c1"/>
+        </w:rPr>
+        <w:t>smoke</w:t>
+      </w:r>
+      <w:r>
+        <w:rPr>
+          <w:color w:val="000000"/>
+        </w:rPr>
+        <w:t>=</w:t>
+      </w:r>
+      <w:r>
+        <w:rPr>
+          <w:color w:val="404040"/>
+        </w:rPr>
+        <w:t>getSmoke</w:t>
+      </w:r>
+      <w:r>
+        <w:t>();</w:t>
+      </w:r>
+    </w:p>
+    <w:p>
+      <w:pPr>
+        <w:pStyle w:val="para18"/>
+      </w:pPr>
+      <w:r>
+        <w:br w:type="textWrapping"/>
+      </w:r>
+    </w:p>
+    <w:p>
+      <w:pPr>
+        <w:pStyle w:val="para18"/>
+      </w:pPr>
+      <w:r>
+        <w:t> </w:t>
+      </w:r>
+      <w:r>
+        <w:rPr>
+          <w:color w:val="0563c1"/>
+        </w:rPr>
+        <w:t>Serial</w:t>
+      </w:r>
+      <w:r>
+        <w:t>.</w:t>
+      </w:r>
+      <w:r>
+        <w:rPr>
+          <w:color w:val="404040"/>
+        </w:rPr>
+        <w:t>print</w:t>
+      </w:r>
+      <w:r>
+        <w:t>(</w:t>
+      </w:r>
+      <w:r>
+        <w:rPr>
+          <w:color w:val="1f3763"/>
+        </w:rPr>
+        <w:t>"Temperature: "</w:t>
+      </w:r>
+      <w:r>
+        <w:t>);</w:t>
+      </w:r>
+    </w:p>
+    <w:p>
+      <w:pPr>
+        <w:pStyle w:val="para18"/>
+      </w:pPr>
+      <w:r>
+        <w:t> </w:t>
+      </w:r>
+      <w:r>
+        <w:rPr>
+          <w:color w:val="0563c1"/>
+        </w:rPr>
+        <w:t>Serial</w:t>
+      </w:r>
+      <w:r>
+        <w:t>.</w:t>
+      </w:r>
+      <w:r>
+        <w:rPr>
+          <w:color w:val="404040"/>
+        </w:rPr>
+        <w:t>println</w:t>
+      </w:r>
+      <w:r>
+        <w:t>(</w:t>
+      </w:r>
+      <w:r>
+        <w:rPr>
+          <w:color w:val="0563c1"/>
+        </w:rPr>
+        <w:t>temperature</w:t>
+      </w:r>
+      <w:r>
+        <w:t>);</w:t>
+      </w:r>
+    </w:p>
+    <w:p>
+      <w:pPr>
+        <w:pStyle w:val="para18"/>
+      </w:pPr>
+      <w:r>
+        <w:t> </w:t>
+      </w:r>
+      <w:r>
+        <w:rPr>
+          <w:color w:val="0563c1"/>
+        </w:rPr>
+        <w:t>Serial</w:t>
+      </w:r>
+      <w:r>
+        <w:t>.</w:t>
+      </w:r>
+      <w:r>
+        <w:rPr>
+          <w:color w:val="404040"/>
+        </w:rPr>
+        <w:t>print</w:t>
+      </w:r>
+      <w:r>
+        <w:t>(</w:t>
+      </w:r>
+      <w:r>
+        <w:rPr>
+          <w:color w:val="1f3763"/>
+        </w:rPr>
+        <w:t>"Movement: "</w:t>
+      </w:r>
+      <w:r>
+        <w:t>);</w:t>
+      </w:r>
+    </w:p>
+    <w:p>
+      <w:pPr>
+        <w:pStyle w:val="para18"/>
+      </w:pPr>
+      <w:r>
+        <w:t> </w:t>
+      </w:r>
+      <w:r>
+        <w:rPr>
+          <w:color w:val="0563c1"/>
+        </w:rPr>
+        <w:t>Serial</w:t>
+      </w:r>
+      <w:r>
+        <w:t>.</w:t>
+      </w:r>
+      <w:r>
+        <w:rPr>
+          <w:color w:val="404040"/>
+        </w:rPr>
+        <w:t>println</w:t>
+      </w:r>
+      <w:r>
+        <w:t>(</w:t>
+      </w:r>
+      <w:r>
+        <w:rPr>
+          <w:color w:val="0563c1"/>
+        </w:rPr>
+        <w:t>isMoving</w:t>
+      </w:r>
+      <w:r>
+        <w:t>);</w:t>
+      </w:r>
+    </w:p>
+    <w:p>
+      <w:pPr>
+        <w:pStyle w:val="para18"/>
+      </w:pPr>
+      <w:r>
+        <w:t> </w:t>
+      </w:r>
+      <w:r>
+        <w:rPr>
+          <w:color w:val="0563c1"/>
+        </w:rPr>
+        <w:t>Serial</w:t>
+      </w:r>
+      <w:r>
+        <w:t>.</w:t>
+      </w:r>
+      <w:r>
+        <w:rPr>
+          <w:color w:val="404040"/>
+        </w:rPr>
+        <w:t>print</w:t>
+      </w:r>
+      <w:r>
+        <w:t>(</w:t>
+      </w:r>
+      <w:r>
+        <w:rPr>
+          <w:color w:val="1f3763"/>
+        </w:rPr>
+        <w:t>"Illumination: "</w:t>
+      </w:r>
+      <w:r>
+        <w:t>);</w:t>
+      </w:r>
+    </w:p>
+    <w:p>
+      <w:pPr>
+        <w:pStyle w:val="para18"/>
+      </w:pPr>
+      <w:r>
+        <w:t> </w:t>
+      </w:r>
+      <w:r>
+        <w:rPr>
+          <w:color w:val="0563c1"/>
+        </w:rPr>
+        <w:t>Serial</w:t>
+      </w:r>
+      <w:r>
+        <w:t>.</w:t>
+      </w:r>
+      <w:r>
+        <w:rPr>
+          <w:color w:val="404040"/>
+        </w:rPr>
+        <w:t>println</w:t>
+      </w:r>
+      <w:r>
+        <w:t>(</w:t>
+      </w:r>
+      <w:r>
+        <w:rPr>
+          <w:color w:val="0563c1"/>
+        </w:rPr>
+        <w:t>illumination</w:t>
+      </w:r>
+      <w:r>
+        <w:t>);</w:t>
+      </w:r>
+    </w:p>
+    <w:p>
+      <w:pPr>
+        <w:pStyle w:val="para18"/>
+      </w:pPr>
+      <w:r>
+        <w:t> </w:t>
+      </w:r>
+      <w:r>
+        <w:rPr>
+          <w:color w:val="0563c1"/>
+        </w:rPr>
+        <w:t>Serial</w:t>
+      </w:r>
+      <w:r>
+        <w:t>.</w:t>
+      </w:r>
+      <w:r>
+        <w:rPr>
+          <w:color w:val="404040"/>
+        </w:rPr>
+        <w:t>print</w:t>
+      </w:r>
+      <w:r>
+        <w:t>(</w:t>
+      </w:r>
+      <w:r>
+        <w:rPr>
+          <w:color w:val="1f3763"/>
+        </w:rPr>
+        <w:t>"Distance: "</w:t>
+      </w:r>
+      <w:r>
+        <w:t>);</w:t>
+      </w:r>
+    </w:p>
+    <w:p>
+      <w:pPr>
+        <w:pStyle w:val="para18"/>
+      </w:pPr>
+      <w:r>
+        <w:t> </w:t>
+      </w:r>
+      <w:r>
+        <w:rPr>
+          <w:color w:val="0563c1"/>
+        </w:rPr>
+        <w:t>Serial</w:t>
+      </w:r>
+      <w:r>
+        <w:t>.</w:t>
+      </w:r>
+      <w:r>
+        <w:rPr>
+          <w:color w:val="404040"/>
+        </w:rPr>
+        <w:t>println</w:t>
+      </w:r>
+      <w:r>
+        <w:t>(</w:t>
+      </w:r>
+      <w:r>
+        <w:rPr>
+          <w:color w:val="0563c1"/>
+        </w:rPr>
+        <w:t>distance</w:t>
+      </w:r>
+      <w:r>
+        <w:t>);</w:t>
+      </w:r>
+    </w:p>
+    <w:p>
+      <w:pPr>
+        <w:pStyle w:val="para18"/>
+      </w:pPr>
+      <w:r>
+        <w:t> </w:t>
+      </w:r>
+      <w:r>
+        <w:rPr>
+          <w:color w:val="0563c1"/>
+        </w:rPr>
+        <w:t>Serial</w:t>
+      </w:r>
+      <w:r>
+        <w:t>.</w:t>
+      </w:r>
+      <w:r>
+        <w:rPr>
+          <w:color w:val="404040"/>
+        </w:rPr>
+        <w:t>print</w:t>
+      </w:r>
+      <w:r>
+        <w:t>(</w:t>
+      </w:r>
+      <w:r>
+        <w:rPr>
+          <w:color w:val="1f3763"/>
+        </w:rPr>
+        <w:t>"Smoke: "</w:t>
+      </w:r>
+      <w:r>
+        <w:t>);</w:t>
+      </w:r>
+    </w:p>
+    <w:p>
+      <w:pPr>
+        <w:pStyle w:val="para18"/>
+      </w:pPr>
+      <w:r>
+        <w:t> </w:t>
+      </w:r>
+      <w:r>
+        <w:rPr>
+          <w:color w:val="0563c1"/>
+        </w:rPr>
+        <w:t>Serial</w:t>
+      </w:r>
+      <w:r>
+        <w:t>.</w:t>
+      </w:r>
+      <w:r>
+        <w:rPr>
+          <w:color w:val="404040"/>
+        </w:rPr>
+        <w:t>println</w:t>
+      </w:r>
+      <w:r>
+        <w:t>(</w:t>
+      </w:r>
+      <w:r>
+        <w:rPr>
+          <w:color w:val="0563c1"/>
+        </w:rPr>
+        <w:t>smoke</w:t>
+      </w:r>
+      <w:r>
+        <w:t>);</w:t>
+      </w:r>
+    </w:p>
+    <w:p>
+      <w:pPr>
+        <w:pStyle w:val="para18"/>
+      </w:pPr>
+      <w:r>
+        <w:t> </w:t>
+      </w:r>
+      <w:r>
+        <w:rPr>
+          <w:color w:val="0563c1"/>
+        </w:rPr>
+        <w:t>Serial</w:t>
+      </w:r>
+      <w:r>
+        <w:t>.</w:t>
+      </w:r>
+      <w:r>
+        <w:rPr>
+          <w:color w:val="404040"/>
+        </w:rPr>
+        <w:t>println</w:t>
+      </w:r>
+      <w:r>
+        <w:t>();</w:t>
+      </w:r>
+    </w:p>
+    <w:p>
+      <w:pPr>
+        <w:pStyle w:val="para18"/>
+      </w:pPr>
+      <w:r>
+        <w:br w:type="textWrapping"/>
+      </w:r>
+    </w:p>
+    <w:p>
+      <w:pPr>
+        <w:pStyle w:val="para18"/>
+      </w:pPr>
+      <w:r>
+        <w:t> </w:t>
+      </w:r>
+      <w:r>
+        <w:rPr>
+          <w:color w:val="404040"/>
+        </w:rPr>
+        <w:t>delay</w:t>
+      </w:r>
+      <w:r>
+        <w:t>(</w:t>
+      </w:r>
+      <w:r>
+        <w:rPr>
+          <w:color w:val="605e5c"/>
+        </w:rPr>
+        <w:t>500</w:t>
+      </w:r>
+      <w:r>
+        <w:t>);</w:t>
+      </w:r>
+    </w:p>
+    <w:p>
+      <w:pPr>
+        <w:pStyle w:val="para18"/>
+      </w:pPr>
+      <w:r>
+        <w:t>}</w:t>
+      </w:r>
+    </w:p>
+    <w:p>
+      <w:pPr>
+        <w:pStyle w:val="para10"/>
+      </w:pPr>
+      <w:r/>
+    </w:p>
+    <w:p>
+      <w:pPr>
+        <w:pStyle w:val="para10"/>
+      </w:pPr>
+      <w:r>
+        <w:rPr>
+          <w:noProof/>
+        </w:rPr>
+        <w:drawing>
+          <wp:inline distT="89535" distB="89535" distL="89535" distR="89535">
+            <wp:extent cx="5552440" cy="2379345"/>
+            <wp:effectExtent l="0" t="0" r="0" b="0"/>
+            <wp:docPr id="4" name="Зображення4"/>
+            <wp:cNvGraphicFramePr>
+              <a:graphicFrameLocks xmlns:a="http://schemas.openxmlformats.org/drawingml/2006/main" noChangeAspect="1"/>
+            </wp:cNvGraphicFramePr>
+            <a:graphic xmlns:a="http://schemas.openxmlformats.org/drawingml/2006/main">
+              <a:graphicData uri="http://schemas.openxmlformats.org/drawingml/2006/picture">
+                <pic:pic xmlns:pic="http://schemas.openxmlformats.org/drawingml/2006/picture">
+                  <pic:nvPicPr>
+                    <pic:cNvPr id="4" name="Зображення4"/>
+                    <pic:cNvPicPr>
+                      <a:picLocks noChangeAspect="1"/>
+                      <a:extLst>
+                        <a:ext uri="sm">
+                          <sm:smNativeData xmlns:sm="sm" val="SMDATA_16_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"/>
+                        </a:ext>
+                      </a:extLst>
+                    </pic:cNvPicPr>
+                  </pic:nvPicPr>
+                  <pic:blipFill>
+                    <a:blip r:embed="rId11"/>
+                    <a:stretch>
+                      <a:fillRect/>
+                    </a:stretch>
+                  </pic:blipFill>
+                  <pic:spPr>
+                    <a:xfrm>
+                      <a:off x="0" y="0"/>
+                      <a:ext cx="5552440" cy="2379345"/>
+                    </a:xfrm>
+                    <a:prstGeom prst="rect">
+                      <a:avLst/>
+                    </a:prstGeom>
+                    <a:noFill/>
+                    <a:ln w="12700">
+                      <a:noFill/>
+                    </a:ln>
+                  </pic:spPr>
+                </pic:pic>
+              </a:graphicData>
+            </a:graphic>
+          </wp:inline>
+        </w:drawing>
+      </w:r>
+      <w:r/>
+    </w:p>
+    <w:p>
+      <w:pPr>
+        <w:pStyle w:val="para10"/>
+      </w:pPr>
+      <w:r>
+        <w:t>Рисунок 4.1 - Робоча схема</w:t>
+      </w:r>
+    </w:p>
+    <w:p>
+      <w:pPr>
+        <w:pStyle w:val="para10"/>
+      </w:pPr>
+      <w:r/>
+    </w:p>
+    <w:p>
+      <w:pPr>
+        <w:pStyle w:val="para10"/>
+      </w:pPr>
+      <w:r>
+        <w:t xml:space="preserve">5 </w:t>
       </w:r>
     </w:p>
     <w:sectPr>

--- a/32IV Inzhenerija vbudovanyh/7/KNT-122_Onyshchenko_Variant-19_PR6.docx
+++ b/32IV Inzhenerija vbudovanyh/7/KNT-122_Onyshchenko_Variant-19_PR6.docx
@@ -1048,7 +1048,7 @@
                       <a:picLocks noChangeAspect="1"/>
                       <a:extLst>
                         <a:ext uri="sm">
-                          <sm:smNativeData xmlns:sm="sm" val="SMDATA_16_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"/>
+                          <sm:smNativeData xmlns:sm="sm" val="SMDATA_16_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"/>
                         </a:ext>
                       </a:extLst>
                     </pic:cNvPicPr>
@@ -4407,7 +4407,7 @@
                       <a:picLocks noChangeAspect="1"/>
                       <a:extLst>
                         <a:ext uri="sm">
-                          <sm:smNativeData xmlns:sm="sm" val="SMDATA_16_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"/>
+                          <sm:smNativeData xmlns:sm="sm" val="SMDATA_16_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"/>
                         </a:ext>
                       </a:extLst>
                     </pic:cNvPicPr>
@@ -4989,7 +4989,7 @@
                       <a:picLocks noChangeAspect="1"/>
                       <a:extLst>
                         <a:ext uri="sm">
-                          <sm:smNativeData xmlns:sm="sm" val="SMDATA_16_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"/>
+                          <sm:smNativeData xmlns:sm="sm" val="SMDATA_16_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"/>
                         </a:ext>
                       </a:extLst>
                     </pic:cNvPicPr>
@@ -7312,7 +7312,7 @@
     </w:p>
     <w:p>
       <w:pPr>
-        <w:pStyle w:val="para10"/>
+        <w:pStyle w:val="para14"/>
       </w:pPr>
       <w:r>
         <w:rPr>
@@ -7335,7 +7335,7 @@
                       <a:picLocks noChangeAspect="1"/>
                       <a:extLst>
                         <a:ext uri="sm">
-                          <sm:smNativeData xmlns:sm="sm" val="SMDATA_16_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"/>
+                          <sm:smNativeData xmlns:sm="sm" val="SMDATA_16_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"/>
                         </a:ext>
                       </a:extLst>
                     </pic:cNvPicPr>
@@ -7369,10 +7369,24 @@
     </w:p>
     <w:p>
       <w:pPr>
+        <w:pStyle w:val="para14"/>
+      </w:pPr>
+      <w:r>
+        <w:t>Рисунок 4.1 - Робоча схема</w:t>
+      </w:r>
+    </w:p>
+    <w:p>
+      <w:pPr>
         <w:pStyle w:val="para10"/>
       </w:pPr>
-      <w:r>
-        <w:t>Рисунок 4.1 - Робоча схема</w:t>
+      <w:r/>
+    </w:p>
+    <w:p>
+      <w:pPr>
+        <w:pStyle w:val="para9"/>
+      </w:pPr>
+      <w:r>
+        <w:t>5 Група з вологостю</w:t>
       </w:r>
     </w:p>
     <w:p>
@@ -7383,10 +7397,2695 @@
     </w:p>
     <w:p>
       <w:pPr>
+        <w:pStyle w:val="para18"/>
+      </w:pPr>
+      <w:r>
+        <w:rPr>
+          <w:color w:val="1f3763"/>
+        </w:rPr>
+        <w:t>int</w:t>
+      </w:r>
+      <w:r>
+        <w:t xml:space="preserve"> </w:t>
+      </w:r>
+      <w:r>
+        <w:rPr>
+          <w:color w:val="0563c1"/>
+        </w:rPr>
+        <w:t>tempPin</w:t>
+      </w:r>
+      <w:r>
+        <w:rPr>
+          <w:color w:val="000000"/>
+        </w:rPr>
+        <w:t>=</w:t>
+      </w:r>
+      <w:r>
+        <w:t>A5;</w:t>
+      </w:r>
+    </w:p>
+    <w:p>
+      <w:pPr>
+        <w:pStyle w:val="para18"/>
+      </w:pPr>
+      <w:r>
+        <w:rPr>
+          <w:color w:val="1f3763"/>
+        </w:rPr>
+        <w:t>int</w:t>
+      </w:r>
+      <w:r>
+        <w:t xml:space="preserve"> </w:t>
+      </w:r>
+      <w:r>
+        <w:rPr>
+          <w:color w:val="0563c1"/>
+        </w:rPr>
+        <w:t>pirPin</w:t>
+      </w:r>
+      <w:r>
+        <w:rPr>
+          <w:color w:val="000000"/>
+        </w:rPr>
+        <w:t>=</w:t>
+      </w:r>
+      <w:r>
+        <w:t>A4;</w:t>
+      </w:r>
+    </w:p>
+    <w:p>
+      <w:pPr>
+        <w:pStyle w:val="para18"/>
+      </w:pPr>
+      <w:r>
+        <w:rPr>
+          <w:color w:val="1f3763"/>
+        </w:rPr>
+        <w:t>int</w:t>
+      </w:r>
+      <w:r>
+        <w:t xml:space="preserve"> </w:t>
+      </w:r>
+      <w:r>
+        <w:rPr>
+          <w:color w:val="0563c1"/>
+        </w:rPr>
+        <w:t>photoPin</w:t>
+      </w:r>
+      <w:r>
+        <w:rPr>
+          <w:color w:val="000000"/>
+        </w:rPr>
+        <w:t>=</w:t>
+      </w:r>
+      <w:r>
+        <w:t>A3;</w:t>
+      </w:r>
+    </w:p>
+    <w:p>
+      <w:pPr>
+        <w:pStyle w:val="para18"/>
+      </w:pPr>
+      <w:r>
+        <w:rPr>
+          <w:color w:val="1f3763"/>
+        </w:rPr>
+        <w:t>int</w:t>
+      </w:r>
+      <w:r>
+        <w:t xml:space="preserve"> </w:t>
+      </w:r>
+      <w:r>
+        <w:rPr>
+          <w:color w:val="0563c1"/>
+        </w:rPr>
+        <w:t>distancePin</w:t>
+      </w:r>
+      <w:r>
+        <w:rPr>
+          <w:color w:val="000000"/>
+        </w:rPr>
+        <w:t>=</w:t>
+      </w:r>
+      <w:r>
+        <w:t>A2;</w:t>
+      </w:r>
+    </w:p>
+    <w:p>
+      <w:pPr>
+        <w:pStyle w:val="para18"/>
+      </w:pPr>
+      <w:r>
+        <w:rPr>
+          <w:color w:val="1f3763"/>
+        </w:rPr>
+        <w:t>int</w:t>
+      </w:r>
+      <w:r>
+        <w:t xml:space="preserve"> </w:t>
+      </w:r>
+      <w:r>
+        <w:rPr>
+          <w:color w:val="0563c1"/>
+        </w:rPr>
+        <w:t>smokePin</w:t>
+      </w:r>
+      <w:r>
+        <w:rPr>
+          <w:color w:val="000000"/>
+        </w:rPr>
+        <w:t>=</w:t>
+      </w:r>
+      <w:r>
+        <w:t>A1;</w:t>
+      </w:r>
+    </w:p>
+    <w:p>
+      <w:pPr>
+        <w:pStyle w:val="para18"/>
+      </w:pPr>
+      <w:r>
+        <w:rPr>
+          <w:color w:val="1f3763"/>
+        </w:rPr>
+        <w:t>int</w:t>
+      </w:r>
+      <w:r>
+        <w:t xml:space="preserve"> </w:t>
+      </w:r>
+      <w:r>
+        <w:rPr>
+          <w:color w:val="0563c1"/>
+        </w:rPr>
+        <w:t>moisturePin</w:t>
+      </w:r>
+      <w:r>
+        <w:rPr>
+          <w:color w:val="000000"/>
+        </w:rPr>
+        <w:t>=</w:t>
+      </w:r>
+      <w:r>
+        <w:t>A0;</w:t>
+      </w:r>
+    </w:p>
+    <w:p>
+      <w:pPr>
+        <w:pStyle w:val="para18"/>
+      </w:pPr>
+      <w:r>
+        <w:br w:type="textWrapping"/>
+      </w:r>
+    </w:p>
+    <w:p>
+      <w:pPr>
+        <w:pStyle w:val="para18"/>
+      </w:pPr>
+      <w:r>
+        <w:rPr>
+          <w:color w:val="1f3763"/>
+        </w:rPr>
+        <w:t>int</w:t>
+      </w:r>
+      <w:r>
+        <w:t xml:space="preserve"> </w:t>
+      </w:r>
+      <w:r>
+        <w:rPr>
+          <w:color w:val="404040"/>
+        </w:rPr>
+        <w:t>getTemperature</w:t>
+      </w:r>
+      <w:r>
+        <w:t>() {</w:t>
+      </w:r>
+    </w:p>
+    <w:p>
+      <w:pPr>
+        <w:pStyle w:val="para18"/>
+      </w:pPr>
+      <w:r>
+        <w:t> </w:t>
+      </w:r>
+      <w:r>
+        <w:rPr>
+          <w:color w:val="1f3763"/>
+        </w:rPr>
+        <w:t>int</w:t>
+      </w:r>
+      <w:r>
+        <w:t xml:space="preserve"> </w:t>
+      </w:r>
+      <w:r>
+        <w:rPr>
+          <w:color w:val="0563c1"/>
+        </w:rPr>
+        <w:t>help</w:t>
+      </w:r>
+      <w:r>
+        <w:rPr>
+          <w:color w:val="000000"/>
+        </w:rPr>
+        <w:t>=</w:t>
+      </w:r>
+      <w:r>
+        <w:rPr>
+          <w:color w:val="404040"/>
+        </w:rPr>
+        <w:t>analogRead</w:t>
+      </w:r>
+      <w:r>
+        <w:t>(</w:t>
+      </w:r>
+      <w:r>
+        <w:rPr>
+          <w:color w:val="0563c1"/>
+        </w:rPr>
+        <w:t>tempPin</w:t>
+      </w:r>
+      <w:r>
+        <w:t>);</w:t>
+      </w:r>
+    </w:p>
+    <w:p>
+      <w:pPr>
+        <w:pStyle w:val="para18"/>
+      </w:pPr>
+      <w:r>
+        <w:t> </w:t>
+      </w:r>
+      <w:r>
+        <w:rPr>
+          <w:color w:val="1f3763"/>
+        </w:rPr>
+        <w:t>float</w:t>
+      </w:r>
+      <w:r>
+        <w:t xml:space="preserve"> </w:t>
+      </w:r>
+      <w:r>
+        <w:rPr>
+          <w:color w:val="0563c1"/>
+        </w:rPr>
+        <w:t>volts</w:t>
+      </w:r>
+      <w:r>
+        <w:rPr>
+          <w:color w:val="000000"/>
+        </w:rPr>
+        <w:t>=</w:t>
+      </w:r>
+      <w:r>
+        <w:rPr>
+          <w:color w:val="0563c1"/>
+        </w:rPr>
+        <w:t>help</w:t>
+      </w:r>
+      <w:r>
+        <w:rPr>
+          <w:color w:val="000000"/>
+        </w:rPr>
+        <w:t>*</w:t>
+      </w:r>
+      <w:r>
+        <w:rPr>
+          <w:color w:val="605e5c"/>
+        </w:rPr>
+        <w:t>5.0</w:t>
+      </w:r>
+      <w:r>
+        <w:t>;</w:t>
+      </w:r>
+    </w:p>
+    <w:p>
+      <w:pPr>
+        <w:pStyle w:val="para18"/>
+      </w:pPr>
+      <w:r>
+        <w:t> </w:t>
+      </w:r>
+      <w:r>
+        <w:rPr>
+          <w:color w:val="1f3763"/>
+        </w:rPr>
+        <w:t>float</w:t>
+      </w:r>
+      <w:r>
+        <w:t xml:space="preserve"> </w:t>
+      </w:r>
+      <w:r>
+        <w:rPr>
+          <w:color w:val="0563c1"/>
+        </w:rPr>
+        <w:t>percents</w:t>
+      </w:r>
+      <w:r>
+        <w:rPr>
+          <w:color w:val="000000"/>
+        </w:rPr>
+        <w:t>=</w:t>
+      </w:r>
+      <w:r>
+        <w:rPr>
+          <w:color w:val="0563c1"/>
+        </w:rPr>
+        <w:t>volts</w:t>
+      </w:r>
+      <w:r>
+        <w:rPr>
+          <w:color w:val="000000"/>
+        </w:rPr>
+        <w:t>/</w:t>
+      </w:r>
+      <w:r>
+        <w:rPr>
+          <w:color w:val="605e5c"/>
+        </w:rPr>
+        <w:t>1024.0</w:t>
+      </w:r>
+      <w:r>
+        <w:t>;</w:t>
+      </w:r>
+    </w:p>
+    <w:p>
+      <w:pPr>
+        <w:pStyle w:val="para18"/>
+      </w:pPr>
+      <w:r>
+        <w:t> </w:t>
+      </w:r>
+      <w:r>
+        <w:rPr>
+          <w:color w:val="1f3763"/>
+        </w:rPr>
+        <w:t>float</w:t>
+      </w:r>
+      <w:r>
+        <w:t xml:space="preserve"> </w:t>
+      </w:r>
+      <w:r>
+        <w:rPr>
+          <w:color w:val="0563c1"/>
+        </w:rPr>
+        <w:t>minusOffset</w:t>
+      </w:r>
+      <w:r>
+        <w:rPr>
+          <w:color w:val="000000"/>
+        </w:rPr>
+        <w:t>=</w:t>
+      </w:r>
+      <w:r>
+        <w:rPr>
+          <w:color w:val="0563c1"/>
+        </w:rPr>
+        <w:t>percents</w:t>
+      </w:r>
+      <w:r>
+        <w:rPr>
+          <w:color w:val="000000"/>
+        </w:rPr>
+        <w:t>-</w:t>
+      </w:r>
+      <w:r>
+        <w:rPr>
+          <w:color w:val="605e5c"/>
+        </w:rPr>
+        <w:t>0.5</w:t>
+      </w:r>
+      <w:r>
+        <w:t>;</w:t>
+      </w:r>
+    </w:p>
+    <w:p>
+      <w:pPr>
+        <w:pStyle w:val="para18"/>
+      </w:pPr>
+      <w:r>
+        <w:t> </w:t>
+      </w:r>
+      <w:r>
+        <w:rPr>
+          <w:color w:val="1f3763"/>
+        </w:rPr>
+        <w:t>int</w:t>
+      </w:r>
+      <w:r>
+        <w:t xml:space="preserve"> </w:t>
+      </w:r>
+      <w:r>
+        <w:rPr>
+          <w:color w:val="0563c1"/>
+        </w:rPr>
+        <w:t>degrees</w:t>
+      </w:r>
+      <w:r>
+        <w:rPr>
+          <w:color w:val="000000"/>
+        </w:rPr>
+        <w:t>=</w:t>
+      </w:r>
+      <w:r>
+        <w:rPr>
+          <w:color w:val="0563c1"/>
+        </w:rPr>
+        <w:t>minusOffset</w:t>
+      </w:r>
+      <w:r>
+        <w:rPr>
+          <w:color w:val="000000"/>
+        </w:rPr>
+        <w:t>*</w:t>
+      </w:r>
+      <w:r>
+        <w:rPr>
+          <w:color w:val="605e5c"/>
+        </w:rPr>
+        <w:t>100</w:t>
+      </w:r>
+      <w:r>
+        <w:t>;</w:t>
+      </w:r>
+    </w:p>
+    <w:p>
+      <w:pPr>
+        <w:pStyle w:val="para18"/>
+      </w:pPr>
+      <w:r>
+        <w:t> </w:t>
+      </w:r>
+      <w:r>
+        <w:rPr>
+          <w:color w:val="e1dfdd"/>
+        </w:rPr>
+        <w:t>return</w:t>
+      </w:r>
+      <w:r>
+        <w:t xml:space="preserve"> </w:t>
+      </w:r>
+      <w:r>
+        <w:rPr>
+          <w:color w:val="0563c1"/>
+        </w:rPr>
+        <w:t>degrees</w:t>
+      </w:r>
+      <w:r>
+        <w:t>;</w:t>
+      </w:r>
+    </w:p>
+    <w:p>
+      <w:pPr>
+        <w:pStyle w:val="para18"/>
+      </w:pPr>
+      <w:r>
+        <w:t>}</w:t>
+      </w:r>
+    </w:p>
+    <w:p>
+      <w:pPr>
+        <w:pStyle w:val="para18"/>
+      </w:pPr>
+      <w:r>
+        <w:br w:type="textWrapping"/>
+      </w:r>
+    </w:p>
+    <w:p>
+      <w:pPr>
+        <w:pStyle w:val="para18"/>
+      </w:pPr>
+      <w:r>
+        <w:rPr>
+          <w:color w:val="1f3763"/>
+        </w:rPr>
+        <w:t>bool</w:t>
+      </w:r>
+      <w:r>
+        <w:t xml:space="preserve"> </w:t>
+      </w:r>
+      <w:r>
+        <w:rPr>
+          <w:color w:val="404040"/>
+        </w:rPr>
+        <w:t>getMotion</w:t>
+      </w:r>
+      <w:r>
+        <w:t>(){</w:t>
+      </w:r>
+    </w:p>
+    <w:p>
+      <w:pPr>
+        <w:pStyle w:val="para18"/>
+      </w:pPr>
+      <w:r>
+        <w:t> </w:t>
+      </w:r>
+      <w:r>
+        <w:rPr>
+          <w:color w:val="1f3763"/>
+        </w:rPr>
+        <w:t>bool</w:t>
+      </w:r>
+      <w:r>
+        <w:t xml:space="preserve"> </w:t>
+      </w:r>
+      <w:r>
+        <w:rPr>
+          <w:color w:val="0563c1"/>
+        </w:rPr>
+        <w:t>help</w:t>
+      </w:r>
+      <w:r>
+        <w:rPr>
+          <w:color w:val="000000"/>
+        </w:rPr>
+        <w:t>=</w:t>
+      </w:r>
+      <w:r>
+        <w:t>(</w:t>
+      </w:r>
+      <w:r>
+        <w:rPr>
+          <w:color w:val="1f3763"/>
+        </w:rPr>
+        <w:t>bool</w:t>
+      </w:r>
+      <w:r>
+        <w:t xml:space="preserve">) </w:t>
+      </w:r>
+      <w:r>
+        <w:rPr>
+          <w:color w:val="404040"/>
+        </w:rPr>
+        <w:t>digitalRead</w:t>
+      </w:r>
+      <w:r>
+        <w:t>(</w:t>
+      </w:r>
+      <w:r>
+        <w:rPr>
+          <w:color w:val="0563c1"/>
+        </w:rPr>
+        <w:t>pirPin</w:t>
+      </w:r>
+      <w:r>
+        <w:t>);</w:t>
+      </w:r>
+    </w:p>
+    <w:p>
+      <w:pPr>
+        <w:pStyle w:val="para18"/>
+      </w:pPr>
+      <w:r>
+        <w:t> </w:t>
+      </w:r>
+      <w:r>
+        <w:rPr>
+          <w:color w:val="e1dfdd"/>
+        </w:rPr>
+        <w:t>return</w:t>
+      </w:r>
+      <w:r>
+        <w:t xml:space="preserve"> </w:t>
+      </w:r>
+      <w:r>
+        <w:rPr>
+          <w:color w:val="0563c1"/>
+        </w:rPr>
+        <w:t>help</w:t>
+      </w:r>
+      <w:r>
+        <w:t>;</w:t>
+      </w:r>
+    </w:p>
+    <w:p>
+      <w:pPr>
+        <w:pStyle w:val="para18"/>
+      </w:pPr>
+      <w:r>
+        <w:t>}</w:t>
+      </w:r>
+    </w:p>
+    <w:p>
+      <w:pPr>
+        <w:pStyle w:val="para18"/>
+      </w:pPr>
+      <w:r>
+        <w:br w:type="textWrapping"/>
+      </w:r>
+    </w:p>
+    <w:p>
+      <w:pPr>
+        <w:pStyle w:val="para18"/>
+      </w:pPr>
+      <w:r>
+        <w:rPr>
+          <w:color w:val="1f3763"/>
+        </w:rPr>
+        <w:t>int</w:t>
+      </w:r>
+      <w:r>
+        <w:t xml:space="preserve"> </w:t>
+      </w:r>
+      <w:r>
+        <w:rPr>
+          <w:color w:val="404040"/>
+        </w:rPr>
+        <w:t>getIllumination</w:t>
+      </w:r>
+      <w:r>
+        <w:t>(){</w:t>
+      </w:r>
+    </w:p>
+    <w:p>
+      <w:pPr>
+        <w:pStyle w:val="para18"/>
+      </w:pPr>
+      <w:r>
+        <w:t> </w:t>
+      </w:r>
+      <w:r>
+        <w:rPr>
+          <w:color w:val="1f3763"/>
+        </w:rPr>
+        <w:t>int</w:t>
+      </w:r>
+      <w:r>
+        <w:t xml:space="preserve"> </w:t>
+      </w:r>
+      <w:r>
+        <w:rPr>
+          <w:color w:val="0563c1"/>
+        </w:rPr>
+        <w:t>help</w:t>
+      </w:r>
+      <w:r>
+        <w:rPr>
+          <w:color w:val="000000"/>
+        </w:rPr>
+        <w:t>=</w:t>
+      </w:r>
+      <w:r>
+        <w:rPr>
+          <w:color w:val="404040"/>
+        </w:rPr>
+        <w:t>analogRead</w:t>
+      </w:r>
+      <w:r>
+        <w:t>(</w:t>
+      </w:r>
+      <w:r>
+        <w:rPr>
+          <w:color w:val="0563c1"/>
+        </w:rPr>
+        <w:t>photoPin</w:t>
+      </w:r>
+      <w:r>
+        <w:t>);</w:t>
+      </w:r>
+    </w:p>
+    <w:p>
+      <w:pPr>
+        <w:pStyle w:val="para18"/>
+      </w:pPr>
+      <w:r>
+        <w:t> </w:t>
+      </w:r>
+      <w:r>
+        <w:rPr>
+          <w:color w:val="1f3763"/>
+        </w:rPr>
+        <w:t>int</w:t>
+      </w:r>
+      <w:r>
+        <w:t xml:space="preserve"> </w:t>
+      </w:r>
+      <w:r>
+        <w:rPr>
+          <w:color w:val="0563c1"/>
+        </w:rPr>
+        <w:t>converted</w:t>
+      </w:r>
+      <w:r>
+        <w:rPr>
+          <w:color w:val="000000"/>
+        </w:rPr>
+        <w:t>=</w:t>
+      </w:r>
+      <w:r>
+        <w:rPr>
+          <w:color w:val="404040"/>
+        </w:rPr>
+        <w:t>map</w:t>
+      </w:r>
+      <w:r>
+        <w:t>(</w:t>
+      </w:r>
+      <w:r>
+        <w:rPr>
+          <w:color w:val="0563c1"/>
+        </w:rPr>
+        <w:t>help</w:t>
+      </w:r>
+      <w:r>
+        <w:t xml:space="preserve">, </w:t>
+      </w:r>
+      <w:r>
+        <w:rPr>
+          <w:color w:val="605e5c"/>
+        </w:rPr>
+        <w:t>6</w:t>
+      </w:r>
+      <w:r>
+        <w:t xml:space="preserve">, </w:t>
+      </w:r>
+      <w:r>
+        <w:rPr>
+          <w:color w:val="605e5c"/>
+        </w:rPr>
+        <w:t>679</w:t>
+      </w:r>
+      <w:r>
+        <w:t xml:space="preserve">, </w:t>
+      </w:r>
+      <w:r>
+        <w:rPr>
+          <w:color w:val="605e5c"/>
+        </w:rPr>
+        <w:t>1</w:t>
+      </w:r>
+      <w:r>
+        <w:t xml:space="preserve">, </w:t>
+      </w:r>
+      <w:r>
+        <w:rPr>
+          <w:color w:val="605e5c"/>
+        </w:rPr>
+        <w:t>100</w:t>
+      </w:r>
+      <w:r>
+        <w:t>);</w:t>
+      </w:r>
+    </w:p>
+    <w:p>
+      <w:pPr>
+        <w:pStyle w:val="para18"/>
+      </w:pPr>
+      <w:r>
+        <w:t> </w:t>
+      </w:r>
+      <w:r>
+        <w:rPr>
+          <w:color w:val="e1dfdd"/>
+        </w:rPr>
+        <w:t>return</w:t>
+      </w:r>
+      <w:r>
+        <w:t xml:space="preserve"> </w:t>
+      </w:r>
+      <w:r>
+        <w:rPr>
+          <w:color w:val="0563c1"/>
+        </w:rPr>
+        <w:t>converted</w:t>
+      </w:r>
+      <w:r>
+        <w:t>;</w:t>
+      </w:r>
+    </w:p>
+    <w:p>
+      <w:pPr>
+        <w:pStyle w:val="para18"/>
+      </w:pPr>
+      <w:r>
+        <w:t>}</w:t>
+      </w:r>
+    </w:p>
+    <w:p>
+      <w:pPr>
+        <w:pStyle w:val="para18"/>
+      </w:pPr>
+      <w:r>
+        <w:br w:type="textWrapping"/>
+      </w:r>
+    </w:p>
+    <w:p>
+      <w:pPr>
+        <w:pStyle w:val="para18"/>
+      </w:pPr>
+      <w:r>
+        <w:rPr>
+          <w:color w:val="1f3763"/>
+        </w:rPr>
+        <w:t>long</w:t>
+      </w:r>
+      <w:r>
+        <w:t xml:space="preserve"> </w:t>
+      </w:r>
+      <w:r>
+        <w:rPr>
+          <w:color w:val="404040"/>
+        </w:rPr>
+        <w:t>getDistance</w:t>
+      </w:r>
+      <w:r>
+        <w:t>()</w:t>
+      </w:r>
+    </w:p>
+    <w:p>
+      <w:pPr>
+        <w:pStyle w:val="para18"/>
+      </w:pPr>
+      <w:r>
+        <w:t>{</w:t>
+      </w:r>
+    </w:p>
+    <w:p>
+      <w:pPr>
+        <w:pStyle w:val="para18"/>
+      </w:pPr>
+      <w:r>
+        <w:t> </w:t>
+      </w:r>
+      <w:r>
+        <w:rPr>
+          <w:color w:val="404040"/>
+        </w:rPr>
+        <w:t>pinMode</w:t>
+      </w:r>
+      <w:r>
+        <w:t>(</w:t>
+      </w:r>
+      <w:r>
+        <w:rPr>
+          <w:color w:val="0563c1"/>
+        </w:rPr>
+        <w:t>distancePin</w:t>
+      </w:r>
+      <w:r>
+        <w:t>, OUTPUT);</w:t>
+      </w:r>
+    </w:p>
+    <w:p>
+      <w:pPr>
+        <w:pStyle w:val="para18"/>
+      </w:pPr>
+      <w:r>
+        <w:t> </w:t>
+      </w:r>
+      <w:r>
+        <w:rPr>
+          <w:color w:val="404040"/>
+        </w:rPr>
+        <w:t>digitalWrite</w:t>
+      </w:r>
+      <w:r>
+        <w:t>(</w:t>
+      </w:r>
+      <w:r>
+        <w:rPr>
+          <w:color w:val="0563c1"/>
+        </w:rPr>
+        <w:t>distancePin</w:t>
+      </w:r>
+      <w:r>
+        <w:t>, LOW);</w:t>
+      </w:r>
+    </w:p>
+    <w:p>
+      <w:pPr>
+        <w:pStyle w:val="para18"/>
+      </w:pPr>
+      <w:r>
+        <w:t> </w:t>
+      </w:r>
+      <w:r>
+        <w:rPr>
+          <w:color w:val="404040"/>
+        </w:rPr>
+        <w:t>delayMicroseconds</w:t>
+      </w:r>
+      <w:r>
+        <w:t>(</w:t>
+      </w:r>
+      <w:r>
+        <w:rPr>
+          <w:color w:val="605e5c"/>
+        </w:rPr>
+        <w:t>2</w:t>
+      </w:r>
+      <w:r>
+        <w:t>);</w:t>
+      </w:r>
+    </w:p>
+    <w:p>
+      <w:pPr>
+        <w:pStyle w:val="para18"/>
+      </w:pPr>
+      <w:r>
+        <w:t> </w:t>
+      </w:r>
+      <w:r>
+        <w:rPr>
+          <w:color w:val="404040"/>
+        </w:rPr>
+        <w:t>digitalWrite</w:t>
+      </w:r>
+      <w:r>
+        <w:t>(</w:t>
+      </w:r>
+      <w:r>
+        <w:rPr>
+          <w:color w:val="0563c1"/>
+        </w:rPr>
+        <w:t>distancePin</w:t>
+      </w:r>
+      <w:r>
+        <w:t>, HIGH);</w:t>
+      </w:r>
+    </w:p>
+    <w:p>
+      <w:pPr>
+        <w:pStyle w:val="para18"/>
+      </w:pPr>
+      <w:r>
+        <w:t> </w:t>
+      </w:r>
+      <w:r>
+        <w:rPr>
+          <w:color w:val="404040"/>
+        </w:rPr>
+        <w:t>delayMicroseconds</w:t>
+      </w:r>
+      <w:r>
+        <w:t>(</w:t>
+      </w:r>
+      <w:r>
+        <w:rPr>
+          <w:color w:val="605e5c"/>
+        </w:rPr>
+        <w:t>10</w:t>
+      </w:r>
+      <w:r>
+        <w:t>);</w:t>
+      </w:r>
+    </w:p>
+    <w:p>
+      <w:pPr>
+        <w:pStyle w:val="para18"/>
+      </w:pPr>
+      <w:r>
+        <w:t> </w:t>
+      </w:r>
+      <w:r>
+        <w:rPr>
+          <w:color w:val="404040"/>
+        </w:rPr>
+        <w:t>digitalWrite</w:t>
+      </w:r>
+      <w:r>
+        <w:t>(</w:t>
+      </w:r>
+      <w:r>
+        <w:rPr>
+          <w:color w:val="0563c1"/>
+        </w:rPr>
+        <w:t>distancePin</w:t>
+      </w:r>
+      <w:r>
+        <w:t>, LOW);</w:t>
+      </w:r>
+    </w:p>
+    <w:p>
+      <w:pPr>
+        <w:pStyle w:val="para18"/>
+      </w:pPr>
+      <w:r>
+        <w:br w:type="textWrapping"/>
+      </w:r>
+    </w:p>
+    <w:p>
+      <w:pPr>
+        <w:pStyle w:val="para18"/>
+      </w:pPr>
+      <w:r>
+        <w:t> </w:t>
+      </w:r>
+      <w:r>
+        <w:rPr>
+          <w:color w:val="404040"/>
+        </w:rPr>
+        <w:t>pinMode</w:t>
+      </w:r>
+      <w:r>
+        <w:t>(</w:t>
+      </w:r>
+      <w:r>
+        <w:rPr>
+          <w:color w:val="0563c1"/>
+        </w:rPr>
+        <w:t>distancePin</w:t>
+      </w:r>
+      <w:r>
+        <w:t>, INPUT);</w:t>
+      </w:r>
+    </w:p>
+    <w:p>
+      <w:pPr>
+        <w:pStyle w:val="para18"/>
+      </w:pPr>
+      <w:r>
+        <w:t> </w:t>
+      </w:r>
+      <w:r>
+        <w:rPr>
+          <w:color w:val="1f3763"/>
+        </w:rPr>
+        <w:t>long</w:t>
+      </w:r>
+      <w:r>
+        <w:t xml:space="preserve"> </w:t>
+      </w:r>
+      <w:r>
+        <w:rPr>
+          <w:color w:val="0563c1"/>
+        </w:rPr>
+        <w:t>duration</w:t>
+      </w:r>
+      <w:r>
+        <w:t xml:space="preserve"> </w:t>
+      </w:r>
+      <w:r>
+        <w:rPr>
+          <w:color w:val="000000"/>
+        </w:rPr>
+        <w:t>=</w:t>
+      </w:r>
+      <w:r>
+        <w:t xml:space="preserve"> </w:t>
+      </w:r>
+      <w:r>
+        <w:rPr>
+          <w:color w:val="404040"/>
+        </w:rPr>
+        <w:t>pulseIn</w:t>
+      </w:r>
+      <w:r>
+        <w:t>(</w:t>
+      </w:r>
+      <w:r>
+        <w:rPr>
+          <w:color w:val="0563c1"/>
+        </w:rPr>
+        <w:t>distancePin</w:t>
+      </w:r>
+      <w:r>
+        <w:t>, HIGH);</w:t>
+      </w:r>
+    </w:p>
+    <w:p>
+      <w:pPr>
+        <w:pStyle w:val="para18"/>
+      </w:pPr>
+      <w:r>
+        <w:t> </w:t>
+      </w:r>
+      <w:r>
+        <w:rPr>
+          <w:color w:val="1f3763"/>
+        </w:rPr>
+        <w:t>long</w:t>
+      </w:r>
+      <w:r>
+        <w:t xml:space="preserve"> </w:t>
+      </w:r>
+      <w:r>
+        <w:rPr>
+          <w:color w:val="0563c1"/>
+        </w:rPr>
+        <w:t>cmDistance</w:t>
+      </w:r>
+      <w:r>
+        <w:t xml:space="preserve"> </w:t>
+      </w:r>
+      <w:r>
+        <w:rPr>
+          <w:color w:val="000000"/>
+        </w:rPr>
+        <w:t>=</w:t>
+      </w:r>
+      <w:r>
+        <w:t xml:space="preserve"> </w:t>
+      </w:r>
+      <w:r>
+        <w:rPr>
+          <w:color w:val="0563c1"/>
+        </w:rPr>
+        <w:t>duration</w:t>
+      </w:r>
+      <w:r>
+        <w:t xml:space="preserve"> </w:t>
+      </w:r>
+      <w:r>
+        <w:rPr>
+          <w:color w:val="000000"/>
+        </w:rPr>
+        <w:t>/</w:t>
+      </w:r>
+      <w:r>
+        <w:t xml:space="preserve"> </w:t>
+      </w:r>
+      <w:r>
+        <w:rPr>
+          <w:color w:val="605e5c"/>
+        </w:rPr>
+        <w:t>29</w:t>
+      </w:r>
+      <w:r>
+        <w:t xml:space="preserve"> </w:t>
+      </w:r>
+      <w:r>
+        <w:rPr>
+          <w:color w:val="000000"/>
+        </w:rPr>
+        <w:t>/</w:t>
+      </w:r>
+      <w:r>
+        <w:t xml:space="preserve"> </w:t>
+      </w:r>
+      <w:r>
+        <w:rPr>
+          <w:color w:val="605e5c"/>
+        </w:rPr>
+        <w:t>2</w:t>
+      </w:r>
+      <w:r>
+        <w:t>;</w:t>
+      </w:r>
+    </w:p>
+    <w:p>
+      <w:pPr>
+        <w:pStyle w:val="para18"/>
+      </w:pPr>
+      <w:r>
+        <w:t> </w:t>
+      </w:r>
+      <w:r>
+        <w:rPr>
+          <w:color w:val="e1dfdd"/>
+        </w:rPr>
+        <w:t>return</w:t>
+      </w:r>
+      <w:r>
+        <w:t xml:space="preserve"> </w:t>
+      </w:r>
+      <w:r>
+        <w:rPr>
+          <w:color w:val="0563c1"/>
+        </w:rPr>
+        <w:t>cmDistance</w:t>
+      </w:r>
+      <w:r>
+        <w:t>;</w:t>
+      </w:r>
+    </w:p>
+    <w:p>
+      <w:pPr>
+        <w:pStyle w:val="para18"/>
+      </w:pPr>
+      <w:r>
+        <w:t>}</w:t>
+      </w:r>
+    </w:p>
+    <w:p>
+      <w:pPr>
+        <w:pStyle w:val="para18"/>
+      </w:pPr>
+      <w:r>
+        <w:br w:type="textWrapping"/>
+      </w:r>
+    </w:p>
+    <w:p>
+      <w:pPr>
+        <w:pStyle w:val="para18"/>
+      </w:pPr>
+      <w:r>
+        <w:rPr>
+          <w:color w:val="1f3763"/>
+        </w:rPr>
+        <w:t>int</w:t>
+      </w:r>
+      <w:r>
+        <w:t xml:space="preserve"> </w:t>
+      </w:r>
+      <w:r>
+        <w:rPr>
+          <w:color w:val="404040"/>
+        </w:rPr>
+        <w:t>getSmoke</w:t>
+      </w:r>
+      <w:r>
+        <w:t>(){</w:t>
+      </w:r>
+    </w:p>
+    <w:p>
+      <w:pPr>
+        <w:pStyle w:val="para18"/>
+      </w:pPr>
+      <w:r>
+        <w:t> </w:t>
+      </w:r>
+      <w:r>
+        <w:rPr>
+          <w:color w:val="1f3763"/>
+        </w:rPr>
+        <w:t>int</w:t>
+      </w:r>
+      <w:r>
+        <w:t xml:space="preserve"> </w:t>
+      </w:r>
+      <w:r>
+        <w:rPr>
+          <w:color w:val="0563c1"/>
+        </w:rPr>
+        <w:t>help</w:t>
+      </w:r>
+      <w:r>
+        <w:rPr>
+          <w:color w:val="000000"/>
+        </w:rPr>
+        <w:t>=</w:t>
+      </w:r>
+      <w:r>
+        <w:rPr>
+          <w:color w:val="404040"/>
+        </w:rPr>
+        <w:t>analogRead</w:t>
+      </w:r>
+      <w:r>
+        <w:t>(</w:t>
+      </w:r>
+      <w:r>
+        <w:rPr>
+          <w:color w:val="0563c1"/>
+        </w:rPr>
+        <w:t>smokePin</w:t>
+      </w:r>
+      <w:r>
+        <w:t>);</w:t>
+      </w:r>
+    </w:p>
+    <w:p>
+      <w:pPr>
+        <w:pStyle w:val="para18"/>
+      </w:pPr>
+      <w:r>
+        <w:t> </w:t>
+      </w:r>
+      <w:r>
+        <w:rPr>
+          <w:color w:val="1f3763"/>
+        </w:rPr>
+        <w:t>int</w:t>
+      </w:r>
+      <w:r>
+        <w:t xml:space="preserve"> </w:t>
+      </w:r>
+      <w:r>
+        <w:rPr>
+          <w:color w:val="0563c1"/>
+        </w:rPr>
+        <w:t>converted</w:t>
+      </w:r>
+      <w:r>
+        <w:rPr>
+          <w:color w:val="000000"/>
+        </w:rPr>
+        <w:t>=</w:t>
+      </w:r>
+      <w:r>
+        <w:rPr>
+          <w:color w:val="404040"/>
+        </w:rPr>
+        <w:t>map</w:t>
+      </w:r>
+      <w:r>
+        <w:t>(</w:t>
+      </w:r>
+      <w:r>
+        <w:rPr>
+          <w:color w:val="0563c1"/>
+        </w:rPr>
+        <w:t>help</w:t>
+      </w:r>
+      <w:r>
+        <w:t xml:space="preserve">, </w:t>
+      </w:r>
+      <w:r>
+        <w:rPr>
+          <w:color w:val="605e5c"/>
+        </w:rPr>
+        <w:t>85</w:t>
+      </w:r>
+      <w:r>
+        <w:t xml:space="preserve">, </w:t>
+      </w:r>
+      <w:r>
+        <w:rPr>
+          <w:color w:val="605e5c"/>
+        </w:rPr>
+        <w:t>385</w:t>
+      </w:r>
+      <w:r>
+        <w:t xml:space="preserve">, </w:t>
+      </w:r>
+      <w:r>
+        <w:rPr>
+          <w:color w:val="605e5c"/>
+        </w:rPr>
+        <w:t>0</w:t>
+      </w:r>
+      <w:r>
+        <w:t xml:space="preserve">, </w:t>
+      </w:r>
+      <w:r>
+        <w:rPr>
+          <w:color w:val="605e5c"/>
+        </w:rPr>
+        <w:t>100</w:t>
+      </w:r>
+      <w:r>
+        <w:t>);</w:t>
+      </w:r>
+    </w:p>
+    <w:p>
+      <w:pPr>
+        <w:pStyle w:val="para18"/>
+      </w:pPr>
+      <w:r>
+        <w:t> </w:t>
+      </w:r>
+      <w:r>
+        <w:rPr>
+          <w:color w:val="e1dfdd"/>
+        </w:rPr>
+        <w:t>return</w:t>
+      </w:r>
+      <w:r>
+        <w:t xml:space="preserve"> </w:t>
+      </w:r>
+      <w:r>
+        <w:rPr>
+          <w:color w:val="0563c1"/>
+        </w:rPr>
+        <w:t>converted</w:t>
+      </w:r>
+      <w:r>
+        <w:t>;</w:t>
+      </w:r>
+    </w:p>
+    <w:p>
+      <w:pPr>
+        <w:pStyle w:val="para18"/>
+      </w:pPr>
+      <w:r>
+        <w:t>}</w:t>
+      </w:r>
+    </w:p>
+    <w:p>
+      <w:pPr>
+        <w:pStyle w:val="para18"/>
+      </w:pPr>
+      <w:r>
+        <w:br w:type="textWrapping"/>
+      </w:r>
+    </w:p>
+    <w:p>
+      <w:pPr>
+        <w:pStyle w:val="para18"/>
+      </w:pPr>
+      <w:r>
+        <w:rPr>
+          <w:color w:val="1f3763"/>
+        </w:rPr>
+        <w:t>int</w:t>
+      </w:r>
+      <w:r>
+        <w:t xml:space="preserve"> </w:t>
+      </w:r>
+      <w:r>
+        <w:rPr>
+          <w:color w:val="404040"/>
+        </w:rPr>
+        <w:t>getMoisture</w:t>
+      </w:r>
+      <w:r>
+        <w:t>(){</w:t>
+      </w:r>
+    </w:p>
+    <w:p>
+      <w:pPr>
+        <w:pStyle w:val="para18"/>
+      </w:pPr>
+      <w:r>
+        <w:t> </w:t>
+      </w:r>
+      <w:r>
+        <w:rPr>
+          <w:color w:val="1f3763"/>
+        </w:rPr>
+        <w:t>int</w:t>
+      </w:r>
+      <w:r>
+        <w:t xml:space="preserve"> </w:t>
+      </w:r>
+      <w:r>
+        <w:rPr>
+          <w:color w:val="0563c1"/>
+        </w:rPr>
+        <w:t>help</w:t>
+      </w:r>
+      <w:r>
+        <w:rPr>
+          <w:color w:val="000000"/>
+        </w:rPr>
+        <w:t>=</w:t>
+      </w:r>
+      <w:r>
+        <w:rPr>
+          <w:color w:val="404040"/>
+        </w:rPr>
+        <w:t>analogRead</w:t>
+      </w:r>
+      <w:r>
+        <w:t>(</w:t>
+      </w:r>
+      <w:r>
+        <w:rPr>
+          <w:color w:val="0563c1"/>
+        </w:rPr>
+        <w:t>moisturePin</w:t>
+      </w:r>
+      <w:r>
+        <w:t>);</w:t>
+      </w:r>
+    </w:p>
+    <w:p>
+      <w:pPr>
+        <w:pStyle w:val="para18"/>
+      </w:pPr>
+      <w:r>
+        <w:t> </w:t>
+      </w:r>
+      <w:r>
+        <w:rPr>
+          <w:color w:val="1f3763"/>
+        </w:rPr>
+        <w:t>int</w:t>
+      </w:r>
+      <w:r>
+        <w:t xml:space="preserve"> </w:t>
+      </w:r>
+      <w:r>
+        <w:rPr>
+          <w:color w:val="0563c1"/>
+        </w:rPr>
+        <w:t>converted</w:t>
+      </w:r>
+      <w:r>
+        <w:rPr>
+          <w:color w:val="000000"/>
+        </w:rPr>
+        <w:t>=</w:t>
+      </w:r>
+      <w:r>
+        <w:rPr>
+          <w:color w:val="404040"/>
+        </w:rPr>
+        <w:t>map</w:t>
+      </w:r>
+      <w:r>
+        <w:t>(</w:t>
+      </w:r>
+      <w:r>
+        <w:rPr>
+          <w:color w:val="0563c1"/>
+        </w:rPr>
+        <w:t>help</w:t>
+      </w:r>
+      <w:r>
+        <w:t xml:space="preserve">, </w:t>
+      </w:r>
+      <w:r>
+        <w:rPr>
+          <w:color w:val="605e5c"/>
+        </w:rPr>
+        <w:t>0</w:t>
+      </w:r>
+      <w:r>
+        <w:t xml:space="preserve">, </w:t>
+      </w:r>
+      <w:r>
+        <w:rPr>
+          <w:color w:val="605e5c"/>
+        </w:rPr>
+        <w:t>876</w:t>
+      </w:r>
+      <w:r>
+        <w:t xml:space="preserve">, </w:t>
+      </w:r>
+      <w:r>
+        <w:rPr>
+          <w:color w:val="605e5c"/>
+        </w:rPr>
+        <w:t>0</w:t>
+      </w:r>
+      <w:r>
+        <w:t xml:space="preserve">, </w:t>
+      </w:r>
+      <w:r>
+        <w:rPr>
+          <w:color w:val="605e5c"/>
+        </w:rPr>
+        <w:t>100</w:t>
+      </w:r>
+      <w:r>
+        <w:t>);</w:t>
+      </w:r>
+    </w:p>
+    <w:p>
+      <w:pPr>
+        <w:pStyle w:val="para18"/>
+      </w:pPr>
+      <w:r>
+        <w:t> </w:t>
+      </w:r>
+      <w:r>
+        <w:rPr>
+          <w:color w:val="e1dfdd"/>
+        </w:rPr>
+        <w:t>return</w:t>
+      </w:r>
+      <w:r>
+        <w:t xml:space="preserve"> </w:t>
+      </w:r>
+      <w:r>
+        <w:rPr>
+          <w:color w:val="0563c1"/>
+        </w:rPr>
+        <w:t>converted</w:t>
+      </w:r>
+      <w:r>
+        <w:t>;</w:t>
+      </w:r>
+    </w:p>
+    <w:p>
+      <w:pPr>
+        <w:pStyle w:val="para18"/>
+      </w:pPr>
+      <w:r>
+        <w:t>}</w:t>
+      </w:r>
+    </w:p>
+    <w:p>
+      <w:pPr>
+        <w:pStyle w:val="para18"/>
+      </w:pPr>
+      <w:r>
+        <w:br w:type="textWrapping"/>
+      </w:r>
+    </w:p>
+    <w:p>
+      <w:pPr>
+        <w:pStyle w:val="para18"/>
+      </w:pPr>
+      <w:r>
+        <w:rPr>
+          <w:color w:val="1f3763"/>
+        </w:rPr>
+        <w:t>void</w:t>
+      </w:r>
+      <w:r>
+        <w:t xml:space="preserve"> </w:t>
+      </w:r>
+      <w:r>
+        <w:rPr>
+          <w:color w:val="404040"/>
+        </w:rPr>
+        <w:t>setup</w:t>
+      </w:r>
+      <w:r>
+        <w:t>()</w:t>
+      </w:r>
+    </w:p>
+    <w:p>
+      <w:pPr>
+        <w:pStyle w:val="para18"/>
+      </w:pPr>
+      <w:r>
+        <w:t>{</w:t>
+      </w:r>
+    </w:p>
+    <w:p>
+      <w:pPr>
+        <w:pStyle w:val="para18"/>
+      </w:pPr>
+      <w:r>
+        <w:t> </w:t>
+      </w:r>
+      <w:r>
+        <w:rPr>
+          <w:color w:val="404040"/>
+        </w:rPr>
+        <w:t>pinMode</w:t>
+      </w:r>
+      <w:r>
+        <w:t>(</w:t>
+      </w:r>
+      <w:r>
+        <w:rPr>
+          <w:color w:val="0563c1"/>
+        </w:rPr>
+        <w:t>tempPin</w:t>
+      </w:r>
+      <w:r>
+        <w:t>, INPUT);</w:t>
+      </w:r>
+    </w:p>
+    <w:p>
+      <w:pPr>
+        <w:pStyle w:val="para18"/>
+      </w:pPr>
+      <w:r>
+        <w:t> </w:t>
+      </w:r>
+      <w:r>
+        <w:rPr>
+          <w:color w:val="404040"/>
+        </w:rPr>
+        <w:t>pinMode</w:t>
+      </w:r>
+      <w:r>
+        <w:t>(</w:t>
+      </w:r>
+      <w:r>
+        <w:rPr>
+          <w:color w:val="0563c1"/>
+        </w:rPr>
+        <w:t>pirPin</w:t>
+      </w:r>
+      <w:r>
+        <w:t>, INPUT);</w:t>
+      </w:r>
+    </w:p>
+    <w:p>
+      <w:pPr>
+        <w:pStyle w:val="para18"/>
+      </w:pPr>
+      <w:r>
+        <w:t> </w:t>
+      </w:r>
+      <w:r>
+        <w:rPr>
+          <w:color w:val="404040"/>
+        </w:rPr>
+        <w:t>pinMode</w:t>
+      </w:r>
+      <w:r>
+        <w:t>(</w:t>
+      </w:r>
+      <w:r>
+        <w:rPr>
+          <w:color w:val="0563c1"/>
+        </w:rPr>
+        <w:t>photoPin</w:t>
+      </w:r>
+      <w:r>
+        <w:t>, INPUT);</w:t>
+      </w:r>
+    </w:p>
+    <w:p>
+      <w:pPr>
+        <w:pStyle w:val="para18"/>
+      </w:pPr>
+      <w:r>
+        <w:t> </w:t>
+      </w:r>
+      <w:r>
+        <w:rPr>
+          <w:color w:val="404040"/>
+        </w:rPr>
+        <w:t>pinMode</w:t>
+      </w:r>
+      <w:r>
+        <w:t>(</w:t>
+      </w:r>
+      <w:r>
+        <w:rPr>
+          <w:color w:val="0563c1"/>
+        </w:rPr>
+        <w:t>distancePin</w:t>
+      </w:r>
+      <w:r>
+        <w:t>, INPUT);</w:t>
+      </w:r>
+    </w:p>
+    <w:p>
+      <w:pPr>
+        <w:pStyle w:val="para18"/>
+      </w:pPr>
+      <w:r>
+        <w:t> </w:t>
+      </w:r>
+      <w:r>
+        <w:rPr>
+          <w:color w:val="404040"/>
+        </w:rPr>
+        <w:t>pinMode</w:t>
+      </w:r>
+      <w:r>
+        <w:t>(</w:t>
+      </w:r>
+      <w:r>
+        <w:rPr>
+          <w:color w:val="0563c1"/>
+        </w:rPr>
+        <w:t>smokePin</w:t>
+      </w:r>
+      <w:r>
+        <w:t>, INPUT);</w:t>
+      </w:r>
+    </w:p>
+    <w:p>
+      <w:pPr>
+        <w:pStyle w:val="para18"/>
+      </w:pPr>
+      <w:r>
+        <w:t> </w:t>
+      </w:r>
+      <w:r>
+        <w:rPr>
+          <w:color w:val="404040"/>
+        </w:rPr>
+        <w:t>pinMode</w:t>
+      </w:r>
+      <w:r>
+        <w:t>(</w:t>
+      </w:r>
+      <w:r>
+        <w:rPr>
+          <w:color w:val="0563c1"/>
+        </w:rPr>
+        <w:t>moisturePin</w:t>
+      </w:r>
+      <w:r>
+        <w:t>, INPUT);</w:t>
+      </w:r>
+    </w:p>
+    <w:p>
+      <w:pPr>
+        <w:pStyle w:val="para18"/>
+      </w:pPr>
+      <w:r>
+        <w:t> </w:t>
+      </w:r>
+      <w:r>
+        <w:rPr>
+          <w:color w:val="0563c1"/>
+        </w:rPr>
+        <w:t>Serial</w:t>
+      </w:r>
+      <w:r>
+        <w:t>.</w:t>
+      </w:r>
+      <w:r>
+        <w:rPr>
+          <w:color w:val="404040"/>
+        </w:rPr>
+        <w:t>begin</w:t>
+      </w:r>
+      <w:r>
+        <w:t>(</w:t>
+      </w:r>
+      <w:r>
+        <w:rPr>
+          <w:color w:val="605e5c"/>
+        </w:rPr>
+        <w:t>9600</w:t>
+      </w:r>
+      <w:r>
+        <w:t>);</w:t>
+      </w:r>
+    </w:p>
+    <w:p>
+      <w:pPr>
+        <w:pStyle w:val="para18"/>
+      </w:pPr>
+      <w:r>
+        <w:t>}</w:t>
+      </w:r>
+    </w:p>
+    <w:p>
+      <w:pPr>
+        <w:pStyle w:val="para18"/>
+      </w:pPr>
+      <w:r>
+        <w:br w:type="textWrapping"/>
+      </w:r>
+    </w:p>
+    <w:p>
+      <w:pPr>
+        <w:pStyle w:val="para18"/>
+      </w:pPr>
+      <w:r>
+        <w:rPr>
+          <w:color w:val="1f3763"/>
+        </w:rPr>
+        <w:t>void</w:t>
+      </w:r>
+      <w:r>
+        <w:t xml:space="preserve"> </w:t>
+      </w:r>
+      <w:r>
+        <w:rPr>
+          <w:color w:val="404040"/>
+        </w:rPr>
+        <w:t>loop</w:t>
+      </w:r>
+      <w:r>
+        <w:t>()</w:t>
+      </w:r>
+    </w:p>
+    <w:p>
+      <w:pPr>
+        <w:pStyle w:val="para18"/>
+      </w:pPr>
+      <w:r>
+        <w:t>{</w:t>
+      </w:r>
+    </w:p>
+    <w:p>
+      <w:pPr>
+        <w:pStyle w:val="para18"/>
+      </w:pPr>
+      <w:r>
+        <w:t> </w:t>
+      </w:r>
+      <w:r>
+        <w:rPr>
+          <w:color w:val="1f3763"/>
+        </w:rPr>
+        <w:t>int</w:t>
+      </w:r>
+      <w:r>
+        <w:t xml:space="preserve"> </w:t>
+      </w:r>
+      <w:r>
+        <w:rPr>
+          <w:color w:val="0563c1"/>
+        </w:rPr>
+        <w:t>temperature</w:t>
+      </w:r>
+      <w:r>
+        <w:rPr>
+          <w:color w:val="000000"/>
+        </w:rPr>
+        <w:t>=</w:t>
+      </w:r>
+      <w:r>
+        <w:rPr>
+          <w:color w:val="404040"/>
+        </w:rPr>
+        <w:t>getTemperature</w:t>
+      </w:r>
+      <w:r>
+        <w:t>();</w:t>
+      </w:r>
+    </w:p>
+    <w:p>
+      <w:pPr>
+        <w:pStyle w:val="para18"/>
+      </w:pPr>
+      <w:r>
+        <w:t> </w:t>
+      </w:r>
+      <w:r>
+        <w:rPr>
+          <w:color w:val="1f3763"/>
+        </w:rPr>
+        <w:t>bool</w:t>
+      </w:r>
+      <w:r>
+        <w:t xml:space="preserve"> </w:t>
+      </w:r>
+      <w:r>
+        <w:rPr>
+          <w:color w:val="0563c1"/>
+        </w:rPr>
+        <w:t>isMoving</w:t>
+      </w:r>
+      <w:r>
+        <w:rPr>
+          <w:color w:val="000000"/>
+        </w:rPr>
+        <w:t>=</w:t>
+      </w:r>
+      <w:r>
+        <w:rPr>
+          <w:color w:val="404040"/>
+        </w:rPr>
+        <w:t>getMotion</w:t>
+      </w:r>
+      <w:r>
+        <w:t>();</w:t>
+      </w:r>
+    </w:p>
+    <w:p>
+      <w:pPr>
+        <w:pStyle w:val="para18"/>
+      </w:pPr>
+      <w:r>
+        <w:t> </w:t>
+      </w:r>
+      <w:r>
+        <w:rPr>
+          <w:color w:val="1f3763"/>
+        </w:rPr>
+        <w:t>int</w:t>
+      </w:r>
+      <w:r>
+        <w:t xml:space="preserve"> </w:t>
+      </w:r>
+      <w:r>
+        <w:rPr>
+          <w:color w:val="0563c1"/>
+        </w:rPr>
+        <w:t>illumination</w:t>
+      </w:r>
+      <w:r>
+        <w:rPr>
+          <w:color w:val="000000"/>
+        </w:rPr>
+        <w:t>=</w:t>
+      </w:r>
+      <w:r>
+        <w:rPr>
+          <w:color w:val="404040"/>
+        </w:rPr>
+        <w:t>getIllumination</w:t>
+      </w:r>
+      <w:r>
+        <w:t>();</w:t>
+      </w:r>
+    </w:p>
+    <w:p>
+      <w:pPr>
+        <w:pStyle w:val="para18"/>
+      </w:pPr>
+      <w:r>
+        <w:t> </w:t>
+      </w:r>
+      <w:r>
+        <w:rPr>
+          <w:color w:val="1f3763"/>
+        </w:rPr>
+        <w:t>long</w:t>
+      </w:r>
+      <w:r>
+        <w:t xml:space="preserve"> </w:t>
+      </w:r>
+      <w:r>
+        <w:rPr>
+          <w:color w:val="0563c1"/>
+        </w:rPr>
+        <w:t>distance</w:t>
+      </w:r>
+      <w:r>
+        <w:rPr>
+          <w:color w:val="000000"/>
+        </w:rPr>
+        <w:t>=</w:t>
+      </w:r>
+      <w:r>
+        <w:rPr>
+          <w:color w:val="404040"/>
+        </w:rPr>
+        <w:t>getDistance</w:t>
+      </w:r>
+      <w:r>
+        <w:t>();</w:t>
+      </w:r>
+    </w:p>
+    <w:p>
+      <w:pPr>
+        <w:pStyle w:val="para18"/>
+      </w:pPr>
+      <w:r>
+        <w:t> </w:t>
+      </w:r>
+      <w:r>
+        <w:rPr>
+          <w:color w:val="1f3763"/>
+        </w:rPr>
+        <w:t>int</w:t>
+      </w:r>
+      <w:r>
+        <w:t xml:space="preserve"> </w:t>
+      </w:r>
+      <w:r>
+        <w:rPr>
+          <w:color w:val="0563c1"/>
+        </w:rPr>
+        <w:t>smoke</w:t>
+      </w:r>
+      <w:r>
+        <w:rPr>
+          <w:color w:val="000000"/>
+        </w:rPr>
+        <w:t>=</w:t>
+      </w:r>
+      <w:r>
+        <w:rPr>
+          <w:color w:val="404040"/>
+        </w:rPr>
+        <w:t>getSmoke</w:t>
+      </w:r>
+      <w:r>
+        <w:t>();</w:t>
+      </w:r>
+    </w:p>
+    <w:p>
+      <w:pPr>
+        <w:pStyle w:val="para18"/>
+      </w:pPr>
+      <w:r>
+        <w:t> </w:t>
+      </w:r>
+      <w:r>
+        <w:rPr>
+          <w:color w:val="1f3763"/>
+        </w:rPr>
+        <w:t>int</w:t>
+      </w:r>
+      <w:r>
+        <w:t xml:space="preserve"> </w:t>
+      </w:r>
+      <w:r>
+        <w:rPr>
+          <w:color w:val="0563c1"/>
+        </w:rPr>
+        <w:t>moisture</w:t>
+      </w:r>
+      <w:r>
+        <w:rPr>
+          <w:color w:val="000000"/>
+        </w:rPr>
+        <w:t>=</w:t>
+      </w:r>
+      <w:r>
+        <w:rPr>
+          <w:color w:val="404040"/>
+        </w:rPr>
+        <w:t>getMoisture</w:t>
+      </w:r>
+      <w:r>
+        <w:t>();</w:t>
+      </w:r>
+    </w:p>
+    <w:p>
+      <w:pPr>
+        <w:pStyle w:val="para18"/>
+      </w:pPr>
+      <w:r>
+        <w:br w:type="textWrapping"/>
+      </w:r>
+    </w:p>
+    <w:p>
+      <w:pPr>
+        <w:pStyle w:val="para18"/>
+      </w:pPr>
+      <w:r>
+        <w:t> </w:t>
+      </w:r>
+      <w:r>
+        <w:rPr>
+          <w:color w:val="0563c1"/>
+        </w:rPr>
+        <w:t>Serial</w:t>
+      </w:r>
+      <w:r>
+        <w:t>.</w:t>
+      </w:r>
+      <w:r>
+        <w:rPr>
+          <w:color w:val="404040"/>
+        </w:rPr>
+        <w:t>print</w:t>
+      </w:r>
+      <w:r>
+        <w:t>(</w:t>
+      </w:r>
+      <w:r>
+        <w:rPr>
+          <w:color w:val="1f3763"/>
+        </w:rPr>
+        <w:t>"Temperature: "</w:t>
+      </w:r>
+      <w:r>
+        <w:t>);</w:t>
+      </w:r>
+    </w:p>
+    <w:p>
+      <w:pPr>
+        <w:pStyle w:val="para18"/>
+      </w:pPr>
+      <w:r>
+        <w:t> </w:t>
+      </w:r>
+      <w:r>
+        <w:rPr>
+          <w:color w:val="0563c1"/>
+        </w:rPr>
+        <w:t>Serial</w:t>
+      </w:r>
+      <w:r>
+        <w:t>.</w:t>
+      </w:r>
+      <w:r>
+        <w:rPr>
+          <w:color w:val="404040"/>
+        </w:rPr>
+        <w:t>println</w:t>
+      </w:r>
+      <w:r>
+        <w:t>(</w:t>
+      </w:r>
+      <w:r>
+        <w:rPr>
+          <w:color w:val="0563c1"/>
+        </w:rPr>
+        <w:t>temperature</w:t>
+      </w:r>
+      <w:r>
+        <w:t>);</w:t>
+      </w:r>
+    </w:p>
+    <w:p>
+      <w:pPr>
+        <w:pStyle w:val="para18"/>
+      </w:pPr>
+      <w:r>
+        <w:t> </w:t>
+      </w:r>
+      <w:r>
+        <w:rPr>
+          <w:color w:val="0563c1"/>
+        </w:rPr>
+        <w:t>Serial</w:t>
+      </w:r>
+      <w:r>
+        <w:t>.</w:t>
+      </w:r>
+      <w:r>
+        <w:rPr>
+          <w:color w:val="404040"/>
+        </w:rPr>
+        <w:t>print</w:t>
+      </w:r>
+      <w:r>
+        <w:t>(</w:t>
+      </w:r>
+      <w:r>
+        <w:rPr>
+          <w:color w:val="1f3763"/>
+        </w:rPr>
+        <w:t>"Movement: "</w:t>
+      </w:r>
+      <w:r>
+        <w:t>);</w:t>
+      </w:r>
+    </w:p>
+    <w:p>
+      <w:pPr>
+        <w:pStyle w:val="para18"/>
+      </w:pPr>
+      <w:r>
+        <w:t> </w:t>
+      </w:r>
+      <w:r>
+        <w:rPr>
+          <w:color w:val="0563c1"/>
+        </w:rPr>
+        <w:t>Serial</w:t>
+      </w:r>
+      <w:r>
+        <w:t>.</w:t>
+      </w:r>
+      <w:r>
+        <w:rPr>
+          <w:color w:val="404040"/>
+        </w:rPr>
+        <w:t>println</w:t>
+      </w:r>
+      <w:r>
+        <w:t>(</w:t>
+      </w:r>
+      <w:r>
+        <w:rPr>
+          <w:color w:val="0563c1"/>
+        </w:rPr>
+        <w:t>isMoving</w:t>
+      </w:r>
+      <w:r>
+        <w:t>);</w:t>
+      </w:r>
+    </w:p>
+    <w:p>
+      <w:pPr>
+        <w:pStyle w:val="para18"/>
+      </w:pPr>
+      <w:r>
+        <w:t> </w:t>
+      </w:r>
+      <w:r>
+        <w:rPr>
+          <w:color w:val="0563c1"/>
+        </w:rPr>
+        <w:t>Serial</w:t>
+      </w:r>
+      <w:r>
+        <w:t>.</w:t>
+      </w:r>
+      <w:r>
+        <w:rPr>
+          <w:color w:val="404040"/>
+        </w:rPr>
+        <w:t>print</w:t>
+      </w:r>
+      <w:r>
+        <w:t>(</w:t>
+      </w:r>
+      <w:r>
+        <w:rPr>
+          <w:color w:val="1f3763"/>
+        </w:rPr>
+        <w:t>"Illumination: "</w:t>
+      </w:r>
+      <w:r>
+        <w:t>);</w:t>
+      </w:r>
+    </w:p>
+    <w:p>
+      <w:pPr>
+        <w:pStyle w:val="para18"/>
+      </w:pPr>
+      <w:r>
+        <w:t> </w:t>
+      </w:r>
+      <w:r>
+        <w:rPr>
+          <w:color w:val="0563c1"/>
+        </w:rPr>
+        <w:t>Serial</w:t>
+      </w:r>
+      <w:r>
+        <w:t>.</w:t>
+      </w:r>
+      <w:r>
+        <w:rPr>
+          <w:color w:val="404040"/>
+        </w:rPr>
+        <w:t>println</w:t>
+      </w:r>
+      <w:r>
+        <w:t>(</w:t>
+      </w:r>
+      <w:r>
+        <w:rPr>
+          <w:color w:val="0563c1"/>
+        </w:rPr>
+        <w:t>illumination</w:t>
+      </w:r>
+      <w:r>
+        <w:t>);</w:t>
+      </w:r>
+    </w:p>
+    <w:p>
+      <w:pPr>
+        <w:pStyle w:val="para18"/>
+      </w:pPr>
+      <w:r>
+        <w:t> </w:t>
+      </w:r>
+      <w:r>
+        <w:rPr>
+          <w:color w:val="0563c1"/>
+        </w:rPr>
+        <w:t>Serial</w:t>
+      </w:r>
+      <w:r>
+        <w:t>.</w:t>
+      </w:r>
+      <w:r>
+        <w:rPr>
+          <w:color w:val="404040"/>
+        </w:rPr>
+        <w:t>print</w:t>
+      </w:r>
+      <w:r>
+        <w:t>(</w:t>
+      </w:r>
+      <w:r>
+        <w:rPr>
+          <w:color w:val="1f3763"/>
+        </w:rPr>
+        <w:t>"Distance: "</w:t>
+      </w:r>
+      <w:r>
+        <w:t>);</w:t>
+      </w:r>
+    </w:p>
+    <w:p>
+      <w:pPr>
+        <w:pStyle w:val="para18"/>
+      </w:pPr>
+      <w:r>
+        <w:t> </w:t>
+      </w:r>
+      <w:r>
+        <w:rPr>
+          <w:color w:val="0563c1"/>
+        </w:rPr>
+        <w:t>Serial</w:t>
+      </w:r>
+      <w:r>
+        <w:t>.</w:t>
+      </w:r>
+      <w:r>
+        <w:rPr>
+          <w:color w:val="404040"/>
+        </w:rPr>
+        <w:t>println</w:t>
+      </w:r>
+      <w:r>
+        <w:t>(</w:t>
+      </w:r>
+      <w:r>
+        <w:rPr>
+          <w:color w:val="0563c1"/>
+        </w:rPr>
+        <w:t>distance</w:t>
+      </w:r>
+      <w:r>
+        <w:t>);</w:t>
+      </w:r>
+    </w:p>
+    <w:p>
+      <w:pPr>
+        <w:pStyle w:val="para18"/>
+      </w:pPr>
+      <w:r>
+        <w:t> </w:t>
+      </w:r>
+      <w:r>
+        <w:rPr>
+          <w:color w:val="0563c1"/>
+        </w:rPr>
+        <w:t>Serial</w:t>
+      </w:r>
+      <w:r>
+        <w:t>.</w:t>
+      </w:r>
+      <w:r>
+        <w:rPr>
+          <w:color w:val="404040"/>
+        </w:rPr>
+        <w:t>print</w:t>
+      </w:r>
+      <w:r>
+        <w:t>(</w:t>
+      </w:r>
+      <w:r>
+        <w:rPr>
+          <w:color w:val="1f3763"/>
+        </w:rPr>
+        <w:t>"Smoke: "</w:t>
+      </w:r>
+      <w:r>
+        <w:t>);</w:t>
+      </w:r>
+    </w:p>
+    <w:p>
+      <w:pPr>
+        <w:pStyle w:val="para18"/>
+      </w:pPr>
+      <w:r>
+        <w:t> </w:t>
+      </w:r>
+      <w:r>
+        <w:rPr>
+          <w:color w:val="0563c1"/>
+        </w:rPr>
+        <w:t>Serial</w:t>
+      </w:r>
+      <w:r>
+        <w:t>.</w:t>
+      </w:r>
+      <w:r>
+        <w:rPr>
+          <w:color w:val="404040"/>
+        </w:rPr>
+        <w:t>println</w:t>
+      </w:r>
+      <w:r>
+        <w:t>(</w:t>
+      </w:r>
+      <w:r>
+        <w:rPr>
+          <w:color w:val="0563c1"/>
+        </w:rPr>
+        <w:t>smoke</w:t>
+      </w:r>
+      <w:r>
+        <w:t>);</w:t>
+      </w:r>
+    </w:p>
+    <w:p>
+      <w:pPr>
+        <w:pStyle w:val="para18"/>
+      </w:pPr>
+      <w:r>
+        <w:t> </w:t>
+      </w:r>
+      <w:r>
+        <w:rPr>
+          <w:color w:val="0563c1"/>
+        </w:rPr>
+        <w:t>Serial</w:t>
+      </w:r>
+      <w:r>
+        <w:t>.</w:t>
+      </w:r>
+      <w:r>
+        <w:rPr>
+          <w:color w:val="404040"/>
+        </w:rPr>
+        <w:t>print</w:t>
+      </w:r>
+      <w:r>
+        <w:t>(</w:t>
+      </w:r>
+      <w:r>
+        <w:rPr>
+          <w:color w:val="1f3763"/>
+        </w:rPr>
+        <w:t>"Moisture: "</w:t>
+      </w:r>
+      <w:r>
+        <w:t>);</w:t>
+      </w:r>
+    </w:p>
+    <w:p>
+      <w:pPr>
+        <w:pStyle w:val="para18"/>
+      </w:pPr>
+      <w:r>
+        <w:t> </w:t>
+      </w:r>
+      <w:r>
+        <w:rPr>
+          <w:color w:val="0563c1"/>
+        </w:rPr>
+        <w:t>Serial</w:t>
+      </w:r>
+      <w:r>
+        <w:t>.</w:t>
+      </w:r>
+      <w:r>
+        <w:rPr>
+          <w:color w:val="404040"/>
+        </w:rPr>
+        <w:t>println</w:t>
+      </w:r>
+      <w:r>
+        <w:t>(</w:t>
+      </w:r>
+      <w:r>
+        <w:rPr>
+          <w:color w:val="0563c1"/>
+        </w:rPr>
+        <w:t>moisture</w:t>
+      </w:r>
+      <w:r>
+        <w:t>);</w:t>
+      </w:r>
+    </w:p>
+    <w:p>
+      <w:pPr>
+        <w:pStyle w:val="para18"/>
+      </w:pPr>
+      <w:r>
+        <w:t> </w:t>
+      </w:r>
+      <w:r>
+        <w:rPr>
+          <w:color w:val="0563c1"/>
+        </w:rPr>
+        <w:t>Serial</w:t>
+      </w:r>
+      <w:r>
+        <w:t>.</w:t>
+      </w:r>
+      <w:r>
+        <w:rPr>
+          <w:color w:val="404040"/>
+        </w:rPr>
+        <w:t>println</w:t>
+      </w:r>
+      <w:r>
+        <w:t>();</w:t>
+      </w:r>
+    </w:p>
+    <w:p>
+      <w:pPr>
+        <w:pStyle w:val="para18"/>
+      </w:pPr>
+      <w:r>
+        <w:br w:type="textWrapping"/>
+      </w:r>
+    </w:p>
+    <w:p>
+      <w:pPr>
+        <w:pStyle w:val="para18"/>
+      </w:pPr>
+      <w:r>
+        <w:t> </w:t>
+      </w:r>
+      <w:r>
+        <w:rPr>
+          <w:color w:val="404040"/>
+        </w:rPr>
+        <w:t>delay</w:t>
+      </w:r>
+      <w:r>
+        <w:t>(</w:t>
+      </w:r>
+      <w:r>
+        <w:rPr>
+          <w:color w:val="605e5c"/>
+        </w:rPr>
+        <w:t>500</w:t>
+      </w:r>
+      <w:r>
+        <w:t>);</w:t>
+      </w:r>
+    </w:p>
+    <w:p>
+      <w:pPr>
+        <w:pStyle w:val="para18"/>
+      </w:pPr>
+      <w:r>
+        <w:t>}</w:t>
+      </w:r>
+    </w:p>
+    <w:p>
+      <w:pPr>
         <w:pStyle w:val="para10"/>
       </w:pPr>
-      <w:r>
-        <w:t xml:space="preserve">5 </w:t>
+      <w:r/>
+    </w:p>
+    <w:p>
+      <w:pPr>
+        <w:pStyle w:val="para14"/>
+      </w:pPr>
+      <w:r>
+        <w:rPr>
+          <w:noProof/>
+        </w:rPr>
+        <w:drawing>
+          <wp:inline distT="89535" distB="89535" distL="89535" distR="89535">
+            <wp:extent cx="4592955" cy="8297545"/>
+            <wp:effectExtent l="0" t="0" r="0" b="0"/>
+            <wp:docPr id="5" name="Зображення5"/>
+            <wp:cNvGraphicFramePr>
+              <a:graphicFrameLocks xmlns:a="http://schemas.openxmlformats.org/drawingml/2006/main" noChangeAspect="1"/>
+            </wp:cNvGraphicFramePr>
+            <a:graphic xmlns:a="http://schemas.openxmlformats.org/drawingml/2006/main">
+              <a:graphicData uri="http://schemas.openxmlformats.org/drawingml/2006/picture">
+                <pic:pic xmlns:pic="http://schemas.openxmlformats.org/drawingml/2006/picture">
+                  <pic:nvPicPr>
+                    <pic:cNvPr id="5" name="Зображення5"/>
+                    <pic:cNvPicPr>
+                      <a:picLocks noChangeAspect="1"/>
+                      <a:extLst>
+                        <a:ext uri="sm">
+                          <sm:smNativeData xmlns:sm="sm" val="SMDATA_16_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"/>
+                        </a:ext>
+                      </a:extLst>
+                    </pic:cNvPicPr>
+                  </pic:nvPicPr>
+                  <pic:blipFill>
+                    <a:blip r:embed="rId12"/>
+                    <a:stretch>
+                      <a:fillRect/>
+                    </a:stretch>
+                  </pic:blipFill>
+                  <pic:spPr>
+                    <a:xfrm>
+                      <a:off x="0" y="0"/>
+                      <a:ext cx="4592955" cy="8297545"/>
+                    </a:xfrm>
+                    <a:prstGeom prst="rect">
+                      <a:avLst/>
+                    </a:prstGeom>
+                    <a:noFill/>
+                    <a:ln w="12700">
+                      <a:noFill/>
+                    </a:ln>
+                  </pic:spPr>
+                </pic:pic>
+              </a:graphicData>
+            </a:graphic>
+          </wp:inline>
+        </w:drawing>
+      </w:r>
+      <w:r/>
+    </w:p>
+    <w:p>
+      <w:pPr>
+        <w:pStyle w:val="para14"/>
+      </w:pPr>
+      <w:r>
+        <w:t>Рисунок 5.1 - Схема в роботі</w:t>
+      </w:r>
+    </w:p>
+    <w:p>
+      <w:pPr>
+        <w:pStyle w:val="para10"/>
+      </w:pPr>
+      <w:r/>
+    </w:p>
+    <w:p>
+      <w:pPr>
+        <w:pStyle w:val="para10"/>
+      </w:pPr>
+      <w:r>
+        <w:t>6 Дисплей з масивами</w:t>
+      </w:r>
+    </w:p>
+    <w:p>
+      <w:pPr>
+        <w:pStyle w:val="para10"/>
+      </w:pPr>
+      <w:r>
+        <w:t>7 Дисплей з рухом</w:t>
+      </w:r>
+    </w:p>
+    <w:p>
+      <w:pPr>
+        <w:pStyle w:val="para10"/>
+      </w:pPr>
+      <w:r>
+        <w:t>8 Дисплей і потенціометр</w:t>
       </w:r>
     </w:p>
     <w:sectPr>

--- a/32IV Inzhenerija vbudovanyh/7/KNT-122_Onyshchenko_Variant-19_PR6.docx
+++ b/32IV Inzhenerija vbudovanyh/7/KNT-122_Onyshchenko_Variant-19_PR6.docx
@@ -1048,7 +1048,7 @@
                       <a:picLocks noChangeAspect="1"/>
                       <a:extLst>
                         <a:ext uri="sm">
-                          <sm:smNativeData xmlns:sm="sm" val="SMDATA_16_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"/>
+                          <sm:smNativeData xmlns:sm="sm" val="SMDATA_16_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"/>
                         </a:ext>
                       </a:extLst>
                     </pic:cNvPicPr>
@@ -4407,7 +4407,7 @@
                       <a:picLocks noChangeAspect="1"/>
                       <a:extLst>
                         <a:ext uri="sm">
-                          <sm:smNativeData xmlns:sm="sm" val="SMDATA_16_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"/>
+                          <sm:smNativeData xmlns:sm="sm" val="SMDATA_16_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"/>
                         </a:ext>
                       </a:extLst>
                     </pic:cNvPicPr>
@@ -4989,7 +4989,7 @@
                       <a:picLocks noChangeAspect="1"/>
                       <a:extLst>
                         <a:ext uri="sm">
-                          <sm:smNativeData xmlns:sm="sm" val="SMDATA_16_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"/>
+                          <sm:smNativeData xmlns:sm="sm" val="SMDATA_16_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"/>
                         </a:ext>
                       </a:extLst>
                     </pic:cNvPicPr>
@@ -7335,7 +7335,7 @@
                       <a:picLocks noChangeAspect="1"/>
                       <a:extLst>
                         <a:ext uri="sm">
-                          <sm:smNativeData xmlns:sm="sm" val="SMDATA_16_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"/>
+                          <sm:smNativeData xmlns:sm="sm" val="SMDATA_16_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"/>
                         </a:ext>
                       </a:extLst>
                     </pic:cNvPicPr>
@@ -10018,7 +10018,7 @@
                       <a:picLocks noChangeAspect="1"/>
                       <a:extLst>
                         <a:ext uri="sm">
-                          <sm:smNativeData xmlns:sm="sm" val="SMDATA_16_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"/>
+                          <sm:smNativeData xmlns:sm="sm" val="SMDATA_16_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"/>
                         </a:ext>
                       </a:extLst>
                     </pic:cNvPicPr>
@@ -10071,6 +10071,4906 @@
       <w:r>
         <w:t>6 Дисплей з масивами</w:t>
       </w:r>
+    </w:p>
+    <w:p>
+      <w:pPr>
+        <w:pStyle w:val="para10"/>
+      </w:pPr>
+      <w:r/>
+    </w:p>
+    <w:p>
+      <w:pPr>
+        <w:pStyle w:val="para18"/>
+      </w:pPr>
+      <w:r>
+        <w:rPr>
+          <w:color w:val="1f3763"/>
+        </w:rPr>
+        <w:t>int</w:t>
+      </w:r>
+      <w:r>
+        <w:t xml:space="preserve"> </w:t>
+      </w:r>
+      <w:r>
+        <w:rPr>
+          <w:color w:val="0563c1"/>
+        </w:rPr>
+        <w:t>A</w:t>
+      </w:r>
+      <w:r>
+        <w:rPr>
+          <w:color w:val="000000"/>
+        </w:rPr>
+        <w:t>=</w:t>
+      </w:r>
+      <w:r>
+        <w:rPr>
+          <w:color w:val="404040"/>
+        </w:rPr>
+        <w:t>12</w:t>
+      </w:r>
+      <w:r>
+        <w:t>;</w:t>
+      </w:r>
+    </w:p>
+    <w:p>
+      <w:pPr>
+        <w:pStyle w:val="para18"/>
+      </w:pPr>
+      <w:r>
+        <w:rPr>
+          <w:color w:val="1f3763"/>
+        </w:rPr>
+        <w:t>int</w:t>
+      </w:r>
+      <w:r>
+        <w:t xml:space="preserve"> </w:t>
+      </w:r>
+      <w:r>
+        <w:rPr>
+          <w:color w:val="0563c1"/>
+        </w:rPr>
+        <w:t>B</w:t>
+      </w:r>
+      <w:r>
+        <w:rPr>
+          <w:color w:val="000000"/>
+        </w:rPr>
+        <w:t>=</w:t>
+      </w:r>
+      <w:r>
+        <w:rPr>
+          <w:color w:val="404040"/>
+        </w:rPr>
+        <w:t>11</w:t>
+      </w:r>
+      <w:r>
+        <w:t>;</w:t>
+      </w:r>
+    </w:p>
+    <w:p>
+      <w:pPr>
+        <w:pStyle w:val="para18"/>
+      </w:pPr>
+      <w:r>
+        <w:rPr>
+          <w:color w:val="1f3763"/>
+        </w:rPr>
+        <w:t>int</w:t>
+      </w:r>
+      <w:r>
+        <w:t xml:space="preserve"> </w:t>
+      </w:r>
+      <w:r>
+        <w:rPr>
+          <w:color w:val="0563c1"/>
+        </w:rPr>
+        <w:t>C</w:t>
+      </w:r>
+      <w:r>
+        <w:rPr>
+          <w:color w:val="000000"/>
+        </w:rPr>
+        <w:t>=</w:t>
+      </w:r>
+      <w:r>
+        <w:rPr>
+          <w:color w:val="404040"/>
+        </w:rPr>
+        <w:t>10</w:t>
+      </w:r>
+      <w:r>
+        <w:t>;</w:t>
+      </w:r>
+    </w:p>
+    <w:p>
+      <w:pPr>
+        <w:pStyle w:val="para18"/>
+      </w:pPr>
+      <w:r>
+        <w:rPr>
+          <w:color w:val="1f3763"/>
+        </w:rPr>
+        <w:t>int</w:t>
+      </w:r>
+      <w:r>
+        <w:t xml:space="preserve"> </w:t>
+      </w:r>
+      <w:r>
+        <w:rPr>
+          <w:color w:val="0563c1"/>
+        </w:rPr>
+        <w:t>D</w:t>
+      </w:r>
+      <w:r>
+        <w:rPr>
+          <w:color w:val="000000"/>
+        </w:rPr>
+        <w:t>=</w:t>
+      </w:r>
+      <w:r>
+        <w:rPr>
+          <w:color w:val="404040"/>
+        </w:rPr>
+        <w:t>9</w:t>
+      </w:r>
+      <w:r>
+        <w:t>;</w:t>
+      </w:r>
+    </w:p>
+    <w:p>
+      <w:pPr>
+        <w:pStyle w:val="para18"/>
+      </w:pPr>
+      <w:r>
+        <w:rPr>
+          <w:color w:val="1f3763"/>
+        </w:rPr>
+        <w:t>int</w:t>
+      </w:r>
+      <w:r>
+        <w:t xml:space="preserve"> </w:t>
+      </w:r>
+      <w:r>
+        <w:rPr>
+          <w:color w:val="0563c1"/>
+        </w:rPr>
+        <w:t>E</w:t>
+      </w:r>
+      <w:r>
+        <w:rPr>
+          <w:color w:val="000000"/>
+        </w:rPr>
+        <w:t>=</w:t>
+      </w:r>
+      <w:r>
+        <w:rPr>
+          <w:color w:val="404040"/>
+        </w:rPr>
+        <w:t>8</w:t>
+      </w:r>
+      <w:r>
+        <w:t>;</w:t>
+      </w:r>
+    </w:p>
+    <w:p>
+      <w:pPr>
+        <w:pStyle w:val="para18"/>
+      </w:pPr>
+      <w:r>
+        <w:rPr>
+          <w:color w:val="1f3763"/>
+        </w:rPr>
+        <w:t>int</w:t>
+      </w:r>
+      <w:r>
+        <w:t xml:space="preserve"> </w:t>
+      </w:r>
+      <w:r>
+        <w:rPr>
+          <w:color w:val="0563c1"/>
+        </w:rPr>
+        <w:t>F</w:t>
+      </w:r>
+      <w:r>
+        <w:rPr>
+          <w:color w:val="000000"/>
+        </w:rPr>
+        <w:t>=</w:t>
+      </w:r>
+      <w:r>
+        <w:rPr>
+          <w:color w:val="404040"/>
+        </w:rPr>
+        <w:t>7</w:t>
+      </w:r>
+      <w:r>
+        <w:t>;</w:t>
+      </w:r>
+    </w:p>
+    <w:p>
+      <w:pPr>
+        <w:pStyle w:val="para18"/>
+      </w:pPr>
+      <w:r>
+        <w:rPr>
+          <w:color w:val="1f3763"/>
+        </w:rPr>
+        <w:t>int</w:t>
+      </w:r>
+      <w:r>
+        <w:t xml:space="preserve"> </w:t>
+      </w:r>
+      <w:r>
+        <w:rPr>
+          <w:color w:val="0563c1"/>
+        </w:rPr>
+        <w:t>G</w:t>
+      </w:r>
+      <w:r>
+        <w:rPr>
+          <w:color w:val="000000"/>
+        </w:rPr>
+        <w:t>=</w:t>
+      </w:r>
+      <w:r>
+        <w:rPr>
+          <w:color w:val="404040"/>
+        </w:rPr>
+        <w:t>6</w:t>
+      </w:r>
+      <w:r>
+        <w:t>;</w:t>
+      </w:r>
+    </w:p>
+    <w:p>
+      <w:pPr>
+        <w:pStyle w:val="para18"/>
+      </w:pPr>
+      <w:r>
+        <w:br w:type="textWrapping"/>
+      </w:r>
+    </w:p>
+    <w:p>
+      <w:pPr>
+        <w:pStyle w:val="para18"/>
+      </w:pPr>
+      <w:r>
+        <w:rPr>
+          <w:color w:val="1f3763"/>
+        </w:rPr>
+        <w:t>const</w:t>
+      </w:r>
+      <w:r>
+        <w:t xml:space="preserve"> </w:t>
+      </w:r>
+      <w:r>
+        <w:rPr>
+          <w:color w:val="1f3763"/>
+        </w:rPr>
+        <w:t>int</w:t>
+      </w:r>
+      <w:r>
+        <w:t xml:space="preserve"> </w:t>
+      </w:r>
+      <w:r>
+        <w:rPr>
+          <w:color w:val="0563c1"/>
+        </w:rPr>
+        <w:t>DIGITS_NUMBER</w:t>
+      </w:r>
+      <w:r>
+        <w:rPr>
+          <w:color w:val="000000"/>
+        </w:rPr>
+        <w:t>=</w:t>
+      </w:r>
+      <w:r>
+        <w:rPr>
+          <w:color w:val="404040"/>
+        </w:rPr>
+        <w:t>7</w:t>
+      </w:r>
+      <w:r>
+        <w:t>;</w:t>
+      </w:r>
+    </w:p>
+    <w:p>
+      <w:pPr>
+        <w:pStyle w:val="para18"/>
+      </w:pPr>
+      <w:r>
+        <w:rPr>
+          <w:color w:val="1f3763"/>
+        </w:rPr>
+        <w:t>int</w:t>
+      </w:r>
+      <w:r>
+        <w:t xml:space="preserve"> </w:t>
+      </w:r>
+      <w:r>
+        <w:rPr>
+          <w:color w:val="0563c1"/>
+        </w:rPr>
+        <w:t>digits</w:t>
+      </w:r>
+      <w:r>
+        <w:t>[</w:t>
+      </w:r>
+      <w:r>
+        <w:rPr>
+          <w:color w:val="0563c1"/>
+        </w:rPr>
+        <w:t>DIGITS_NUMBER</w:t>
+      </w:r>
+      <w:r>
+        <w:t>]</w:t>
+      </w:r>
+      <w:r>
+        <w:rPr>
+          <w:color w:val="000000"/>
+        </w:rPr>
+        <w:t>=</w:t>
+      </w:r>
+      <w:r>
+        <w:t>{</w:t>
+      </w:r>
+      <w:r>
+        <w:rPr>
+          <w:color w:val="0563c1"/>
+        </w:rPr>
+        <w:t>A</w:t>
+      </w:r>
+      <w:r>
+        <w:t>,</w:t>
+      </w:r>
+      <w:r>
+        <w:rPr>
+          <w:color w:val="0563c1"/>
+        </w:rPr>
+        <w:t>B</w:t>
+      </w:r>
+      <w:r>
+        <w:t>,</w:t>
+      </w:r>
+      <w:r>
+        <w:rPr>
+          <w:color w:val="0563c1"/>
+        </w:rPr>
+        <w:t>C</w:t>
+      </w:r>
+      <w:r>
+        <w:t>,</w:t>
+      </w:r>
+      <w:r>
+        <w:rPr>
+          <w:color w:val="0563c1"/>
+        </w:rPr>
+        <w:t>D</w:t>
+      </w:r>
+      <w:r>
+        <w:t>,</w:t>
+      </w:r>
+      <w:r>
+        <w:rPr>
+          <w:color w:val="0563c1"/>
+        </w:rPr>
+        <w:t>E</w:t>
+      </w:r>
+      <w:r>
+        <w:t>,</w:t>
+      </w:r>
+      <w:r>
+        <w:rPr>
+          <w:color w:val="0563c1"/>
+        </w:rPr>
+        <w:t>F</w:t>
+      </w:r>
+      <w:r>
+        <w:t>,</w:t>
+      </w:r>
+      <w:r>
+        <w:rPr>
+          <w:color w:val="0563c1"/>
+        </w:rPr>
+        <w:t>G</w:t>
+      </w:r>
+      <w:r>
+        <w:t>};</w:t>
+      </w:r>
+    </w:p>
+    <w:p>
+      <w:pPr>
+        <w:pStyle w:val="para18"/>
+      </w:pPr>
+      <w:r>
+        <w:br w:type="textWrapping"/>
+      </w:r>
+    </w:p>
+    <w:p>
+      <w:pPr>
+        <w:pStyle w:val="para18"/>
+      </w:pPr>
+      <w:r>
+        <w:rPr>
+          <w:color w:val="1f3763"/>
+        </w:rPr>
+        <w:t>int</w:t>
+      </w:r>
+      <w:r>
+        <w:t xml:space="preserve"> </w:t>
+      </w:r>
+      <w:r>
+        <w:rPr>
+          <w:color w:val="0563c1"/>
+        </w:rPr>
+        <w:t>zeroDigits</w:t>
+      </w:r>
+      <w:r>
+        <w:t>[</w:t>
+      </w:r>
+      <w:r>
+        <w:rPr>
+          <w:color w:val="0563c1"/>
+        </w:rPr>
+        <w:t>DIGITS_NUMBER</w:t>
+      </w:r>
+      <w:r>
+        <w:t>]</w:t>
+      </w:r>
+      <w:r>
+        <w:rPr>
+          <w:color w:val="000000"/>
+        </w:rPr>
+        <w:t>=</w:t>
+      </w:r>
+      <w:r>
+        <w:t>{</w:t>
+      </w:r>
+      <w:r>
+        <w:rPr>
+          <w:color w:val="404040"/>
+        </w:rPr>
+        <w:t>1</w:t>
+      </w:r>
+      <w:r>
+        <w:t>,</w:t>
+      </w:r>
+      <w:r>
+        <w:rPr>
+          <w:color w:val="404040"/>
+        </w:rPr>
+        <w:t>1</w:t>
+      </w:r>
+      <w:r>
+        <w:t>,</w:t>
+      </w:r>
+      <w:r>
+        <w:rPr>
+          <w:color w:val="404040"/>
+        </w:rPr>
+        <w:t>1</w:t>
+      </w:r>
+      <w:r>
+        <w:t>,</w:t>
+      </w:r>
+      <w:r>
+        <w:rPr>
+          <w:color w:val="404040"/>
+        </w:rPr>
+        <w:t>1</w:t>
+      </w:r>
+      <w:r>
+        <w:t>,</w:t>
+      </w:r>
+      <w:r>
+        <w:rPr>
+          <w:color w:val="404040"/>
+        </w:rPr>
+        <w:t>1</w:t>
+      </w:r>
+      <w:r>
+        <w:t>,</w:t>
+      </w:r>
+      <w:r>
+        <w:rPr>
+          <w:color w:val="404040"/>
+        </w:rPr>
+        <w:t>1</w:t>
+      </w:r>
+      <w:r>
+        <w:t>,</w:t>
+      </w:r>
+      <w:r>
+        <w:rPr>
+          <w:color w:val="404040"/>
+        </w:rPr>
+        <w:t>0</w:t>
+      </w:r>
+      <w:r>
+        <w:t>};</w:t>
+      </w:r>
+    </w:p>
+    <w:p>
+      <w:pPr>
+        <w:pStyle w:val="para18"/>
+      </w:pPr>
+      <w:r>
+        <w:rPr>
+          <w:color w:val="1f3763"/>
+        </w:rPr>
+        <w:t>int</w:t>
+      </w:r>
+      <w:r>
+        <w:t xml:space="preserve"> </w:t>
+      </w:r>
+      <w:r>
+        <w:rPr>
+          <w:color w:val="0563c1"/>
+        </w:rPr>
+        <w:t>oneDigits</w:t>
+      </w:r>
+      <w:r>
+        <w:t>[</w:t>
+      </w:r>
+      <w:r>
+        <w:rPr>
+          <w:color w:val="0563c1"/>
+        </w:rPr>
+        <w:t>DIGITS_NUMBER</w:t>
+      </w:r>
+      <w:r>
+        <w:t>]</w:t>
+      </w:r>
+      <w:r>
+        <w:rPr>
+          <w:color w:val="000000"/>
+        </w:rPr>
+        <w:t>=</w:t>
+      </w:r>
+      <w:r>
+        <w:t>{</w:t>
+      </w:r>
+      <w:r>
+        <w:rPr>
+          <w:color w:val="404040"/>
+        </w:rPr>
+        <w:t>0</w:t>
+      </w:r>
+      <w:r>
+        <w:t>,</w:t>
+      </w:r>
+      <w:r>
+        <w:rPr>
+          <w:color w:val="404040"/>
+        </w:rPr>
+        <w:t>1</w:t>
+      </w:r>
+      <w:r>
+        <w:t>,</w:t>
+      </w:r>
+      <w:r>
+        <w:rPr>
+          <w:color w:val="404040"/>
+        </w:rPr>
+        <w:t>1</w:t>
+      </w:r>
+      <w:r>
+        <w:t>,</w:t>
+      </w:r>
+      <w:r>
+        <w:rPr>
+          <w:color w:val="404040"/>
+        </w:rPr>
+        <w:t>0</w:t>
+      </w:r>
+      <w:r>
+        <w:t>,</w:t>
+      </w:r>
+      <w:r>
+        <w:rPr>
+          <w:color w:val="404040"/>
+        </w:rPr>
+        <w:t>0</w:t>
+      </w:r>
+      <w:r>
+        <w:t>,</w:t>
+      </w:r>
+      <w:r>
+        <w:rPr>
+          <w:color w:val="404040"/>
+        </w:rPr>
+        <w:t>0</w:t>
+      </w:r>
+      <w:r>
+        <w:t>,</w:t>
+      </w:r>
+      <w:r>
+        <w:rPr>
+          <w:color w:val="404040"/>
+        </w:rPr>
+        <w:t>0</w:t>
+      </w:r>
+      <w:r>
+        <w:t>};</w:t>
+      </w:r>
+    </w:p>
+    <w:p>
+      <w:pPr>
+        <w:pStyle w:val="para18"/>
+      </w:pPr>
+      <w:r>
+        <w:rPr>
+          <w:color w:val="1f3763"/>
+        </w:rPr>
+        <w:t>int</w:t>
+      </w:r>
+      <w:r>
+        <w:t xml:space="preserve"> </w:t>
+      </w:r>
+      <w:r>
+        <w:rPr>
+          <w:color w:val="0563c1"/>
+        </w:rPr>
+        <w:t>twoDigits</w:t>
+      </w:r>
+      <w:r>
+        <w:t>[</w:t>
+      </w:r>
+      <w:r>
+        <w:rPr>
+          <w:color w:val="0563c1"/>
+        </w:rPr>
+        <w:t>DIGITS_NUMBER</w:t>
+      </w:r>
+      <w:r>
+        <w:t>]</w:t>
+      </w:r>
+      <w:r>
+        <w:rPr>
+          <w:color w:val="000000"/>
+        </w:rPr>
+        <w:t>=</w:t>
+      </w:r>
+      <w:r>
+        <w:t>{</w:t>
+      </w:r>
+      <w:r>
+        <w:rPr>
+          <w:color w:val="404040"/>
+        </w:rPr>
+        <w:t>1</w:t>
+      </w:r>
+      <w:r>
+        <w:t>,</w:t>
+      </w:r>
+      <w:r>
+        <w:rPr>
+          <w:color w:val="404040"/>
+        </w:rPr>
+        <w:t>1</w:t>
+      </w:r>
+      <w:r>
+        <w:t>,</w:t>
+      </w:r>
+      <w:r>
+        <w:rPr>
+          <w:color w:val="404040"/>
+        </w:rPr>
+        <w:t>0</w:t>
+      </w:r>
+      <w:r>
+        <w:t>,</w:t>
+      </w:r>
+      <w:r>
+        <w:rPr>
+          <w:color w:val="404040"/>
+        </w:rPr>
+        <w:t>1</w:t>
+      </w:r>
+      <w:r>
+        <w:t>,</w:t>
+      </w:r>
+      <w:r>
+        <w:rPr>
+          <w:color w:val="404040"/>
+        </w:rPr>
+        <w:t>1</w:t>
+      </w:r>
+      <w:r>
+        <w:t>,</w:t>
+      </w:r>
+      <w:r>
+        <w:rPr>
+          <w:color w:val="404040"/>
+        </w:rPr>
+        <w:t>0</w:t>
+      </w:r>
+      <w:r>
+        <w:t>,</w:t>
+      </w:r>
+      <w:r>
+        <w:rPr>
+          <w:color w:val="404040"/>
+        </w:rPr>
+        <w:t>1</w:t>
+      </w:r>
+      <w:r>
+        <w:t>};</w:t>
+      </w:r>
+    </w:p>
+    <w:p>
+      <w:pPr>
+        <w:pStyle w:val="para18"/>
+      </w:pPr>
+      <w:r>
+        <w:rPr>
+          <w:color w:val="1f3763"/>
+        </w:rPr>
+        <w:t>int</w:t>
+      </w:r>
+      <w:r>
+        <w:t xml:space="preserve"> </w:t>
+      </w:r>
+      <w:r>
+        <w:rPr>
+          <w:color w:val="0563c1"/>
+        </w:rPr>
+        <w:t>threeDigits</w:t>
+      </w:r>
+      <w:r>
+        <w:t>[</w:t>
+      </w:r>
+      <w:r>
+        <w:rPr>
+          <w:color w:val="0563c1"/>
+        </w:rPr>
+        <w:t>DIGITS_NUMBER</w:t>
+      </w:r>
+      <w:r>
+        <w:t>]</w:t>
+      </w:r>
+      <w:r>
+        <w:rPr>
+          <w:color w:val="000000"/>
+        </w:rPr>
+        <w:t>=</w:t>
+      </w:r>
+      <w:r>
+        <w:t>{</w:t>
+      </w:r>
+      <w:r>
+        <w:rPr>
+          <w:color w:val="404040"/>
+        </w:rPr>
+        <w:t>1</w:t>
+      </w:r>
+      <w:r>
+        <w:t>,</w:t>
+      </w:r>
+      <w:r>
+        <w:rPr>
+          <w:color w:val="404040"/>
+        </w:rPr>
+        <w:t>1</w:t>
+      </w:r>
+      <w:r>
+        <w:t>,</w:t>
+      </w:r>
+      <w:r>
+        <w:rPr>
+          <w:color w:val="404040"/>
+        </w:rPr>
+        <w:t>1</w:t>
+      </w:r>
+      <w:r>
+        <w:t>,</w:t>
+      </w:r>
+      <w:r>
+        <w:rPr>
+          <w:color w:val="404040"/>
+        </w:rPr>
+        <w:t>1</w:t>
+      </w:r>
+      <w:r>
+        <w:t>,</w:t>
+      </w:r>
+      <w:r>
+        <w:rPr>
+          <w:color w:val="404040"/>
+        </w:rPr>
+        <w:t>0</w:t>
+      </w:r>
+      <w:r>
+        <w:t>,</w:t>
+      </w:r>
+      <w:r>
+        <w:rPr>
+          <w:color w:val="404040"/>
+        </w:rPr>
+        <w:t>0</w:t>
+      </w:r>
+      <w:r>
+        <w:t>,</w:t>
+      </w:r>
+      <w:r>
+        <w:rPr>
+          <w:color w:val="404040"/>
+        </w:rPr>
+        <w:t>1</w:t>
+      </w:r>
+      <w:r>
+        <w:t>};</w:t>
+      </w:r>
+    </w:p>
+    <w:p>
+      <w:pPr>
+        <w:pStyle w:val="para18"/>
+      </w:pPr>
+      <w:r>
+        <w:rPr>
+          <w:color w:val="1f3763"/>
+        </w:rPr>
+        <w:t>int</w:t>
+      </w:r>
+      <w:r>
+        <w:t xml:space="preserve"> </w:t>
+      </w:r>
+      <w:r>
+        <w:rPr>
+          <w:color w:val="0563c1"/>
+        </w:rPr>
+        <w:t>fourDigits</w:t>
+      </w:r>
+      <w:r>
+        <w:t>[</w:t>
+      </w:r>
+      <w:r>
+        <w:rPr>
+          <w:color w:val="0563c1"/>
+        </w:rPr>
+        <w:t>DIGITS_NUMBER</w:t>
+      </w:r>
+      <w:r>
+        <w:t>]</w:t>
+      </w:r>
+      <w:r>
+        <w:rPr>
+          <w:color w:val="000000"/>
+        </w:rPr>
+        <w:t>=</w:t>
+      </w:r>
+      <w:r>
+        <w:t>{</w:t>
+      </w:r>
+      <w:r>
+        <w:rPr>
+          <w:color w:val="404040"/>
+        </w:rPr>
+        <w:t>0</w:t>
+      </w:r>
+      <w:r>
+        <w:t>,</w:t>
+      </w:r>
+      <w:r>
+        <w:rPr>
+          <w:color w:val="404040"/>
+        </w:rPr>
+        <w:t>1</w:t>
+      </w:r>
+      <w:r>
+        <w:t>,</w:t>
+      </w:r>
+      <w:r>
+        <w:rPr>
+          <w:color w:val="404040"/>
+        </w:rPr>
+        <w:t>1</w:t>
+      </w:r>
+      <w:r>
+        <w:t>,</w:t>
+      </w:r>
+      <w:r>
+        <w:rPr>
+          <w:color w:val="404040"/>
+        </w:rPr>
+        <w:t>0</w:t>
+      </w:r>
+      <w:r>
+        <w:t>,</w:t>
+      </w:r>
+      <w:r>
+        <w:rPr>
+          <w:color w:val="404040"/>
+        </w:rPr>
+        <w:t>0</w:t>
+      </w:r>
+      <w:r>
+        <w:t>,</w:t>
+      </w:r>
+      <w:r>
+        <w:rPr>
+          <w:color w:val="404040"/>
+        </w:rPr>
+        <w:t>1</w:t>
+      </w:r>
+      <w:r>
+        <w:t>,</w:t>
+      </w:r>
+      <w:r>
+        <w:rPr>
+          <w:color w:val="404040"/>
+        </w:rPr>
+        <w:t>1</w:t>
+      </w:r>
+      <w:r>
+        <w:t>};</w:t>
+      </w:r>
+    </w:p>
+    <w:p>
+      <w:pPr>
+        <w:pStyle w:val="para18"/>
+      </w:pPr>
+      <w:r>
+        <w:rPr>
+          <w:color w:val="1f3763"/>
+        </w:rPr>
+        <w:t>int</w:t>
+      </w:r>
+      <w:r>
+        <w:t xml:space="preserve"> </w:t>
+      </w:r>
+      <w:r>
+        <w:rPr>
+          <w:color w:val="0563c1"/>
+        </w:rPr>
+        <w:t>fiveDigits</w:t>
+      </w:r>
+      <w:r>
+        <w:t>[</w:t>
+      </w:r>
+      <w:r>
+        <w:rPr>
+          <w:color w:val="0563c1"/>
+        </w:rPr>
+        <w:t>DIGITS_NUMBER</w:t>
+      </w:r>
+      <w:r>
+        <w:t>]</w:t>
+      </w:r>
+      <w:r>
+        <w:rPr>
+          <w:color w:val="000000"/>
+        </w:rPr>
+        <w:t>=</w:t>
+      </w:r>
+      <w:r>
+        <w:t>{</w:t>
+      </w:r>
+      <w:r>
+        <w:rPr>
+          <w:color w:val="404040"/>
+        </w:rPr>
+        <w:t>1</w:t>
+      </w:r>
+      <w:r>
+        <w:t>,</w:t>
+      </w:r>
+      <w:r>
+        <w:rPr>
+          <w:color w:val="404040"/>
+        </w:rPr>
+        <w:t>0</w:t>
+      </w:r>
+      <w:r>
+        <w:t>,</w:t>
+      </w:r>
+      <w:r>
+        <w:rPr>
+          <w:color w:val="404040"/>
+        </w:rPr>
+        <w:t>1</w:t>
+      </w:r>
+      <w:r>
+        <w:t>,</w:t>
+      </w:r>
+      <w:r>
+        <w:rPr>
+          <w:color w:val="404040"/>
+        </w:rPr>
+        <w:t>1</w:t>
+      </w:r>
+      <w:r>
+        <w:t>,</w:t>
+      </w:r>
+      <w:r>
+        <w:rPr>
+          <w:color w:val="404040"/>
+        </w:rPr>
+        <w:t>0</w:t>
+      </w:r>
+      <w:r>
+        <w:t>,</w:t>
+      </w:r>
+      <w:r>
+        <w:rPr>
+          <w:color w:val="404040"/>
+        </w:rPr>
+        <w:t>1</w:t>
+      </w:r>
+      <w:r>
+        <w:t>,</w:t>
+      </w:r>
+      <w:r>
+        <w:rPr>
+          <w:color w:val="404040"/>
+        </w:rPr>
+        <w:t>1</w:t>
+      </w:r>
+      <w:r>
+        <w:t>};</w:t>
+      </w:r>
+    </w:p>
+    <w:p>
+      <w:pPr>
+        <w:pStyle w:val="para18"/>
+      </w:pPr>
+      <w:r>
+        <w:rPr>
+          <w:color w:val="1f3763"/>
+        </w:rPr>
+        <w:t>int</w:t>
+      </w:r>
+      <w:r>
+        <w:t xml:space="preserve"> </w:t>
+      </w:r>
+      <w:r>
+        <w:rPr>
+          <w:color w:val="0563c1"/>
+        </w:rPr>
+        <w:t>sixDigits</w:t>
+      </w:r>
+      <w:r>
+        <w:t>[</w:t>
+      </w:r>
+      <w:r>
+        <w:rPr>
+          <w:color w:val="0563c1"/>
+        </w:rPr>
+        <w:t>DIGITS_NUMBER</w:t>
+      </w:r>
+      <w:r>
+        <w:t>]</w:t>
+      </w:r>
+      <w:r>
+        <w:rPr>
+          <w:color w:val="000000"/>
+        </w:rPr>
+        <w:t>=</w:t>
+      </w:r>
+      <w:r>
+        <w:t>{</w:t>
+      </w:r>
+      <w:r>
+        <w:rPr>
+          <w:color w:val="404040"/>
+        </w:rPr>
+        <w:t>1</w:t>
+      </w:r>
+      <w:r>
+        <w:t>,</w:t>
+      </w:r>
+      <w:r>
+        <w:rPr>
+          <w:color w:val="404040"/>
+        </w:rPr>
+        <w:t>0</w:t>
+      </w:r>
+      <w:r>
+        <w:t>,</w:t>
+      </w:r>
+      <w:r>
+        <w:rPr>
+          <w:color w:val="404040"/>
+        </w:rPr>
+        <w:t>1</w:t>
+      </w:r>
+      <w:r>
+        <w:t>,</w:t>
+      </w:r>
+      <w:r>
+        <w:rPr>
+          <w:color w:val="404040"/>
+        </w:rPr>
+        <w:t>1</w:t>
+      </w:r>
+      <w:r>
+        <w:t>,</w:t>
+      </w:r>
+      <w:r>
+        <w:rPr>
+          <w:color w:val="404040"/>
+        </w:rPr>
+        <w:t>1</w:t>
+      </w:r>
+      <w:r>
+        <w:t>,</w:t>
+      </w:r>
+      <w:r>
+        <w:rPr>
+          <w:color w:val="404040"/>
+        </w:rPr>
+        <w:t>1</w:t>
+      </w:r>
+      <w:r>
+        <w:t>,</w:t>
+      </w:r>
+      <w:r>
+        <w:rPr>
+          <w:color w:val="404040"/>
+        </w:rPr>
+        <w:t>1</w:t>
+      </w:r>
+      <w:r>
+        <w:t>};</w:t>
+      </w:r>
+    </w:p>
+    <w:p>
+      <w:pPr>
+        <w:pStyle w:val="para18"/>
+      </w:pPr>
+      <w:r>
+        <w:rPr>
+          <w:color w:val="1f3763"/>
+        </w:rPr>
+        <w:t>int</w:t>
+      </w:r>
+      <w:r>
+        <w:t xml:space="preserve"> </w:t>
+      </w:r>
+      <w:r>
+        <w:rPr>
+          <w:color w:val="0563c1"/>
+        </w:rPr>
+        <w:t>sevenDigits</w:t>
+      </w:r>
+      <w:r>
+        <w:t>[</w:t>
+      </w:r>
+      <w:r>
+        <w:rPr>
+          <w:color w:val="0563c1"/>
+        </w:rPr>
+        <w:t>DIGITS_NUMBER</w:t>
+      </w:r>
+      <w:r>
+        <w:t>]</w:t>
+      </w:r>
+      <w:r>
+        <w:rPr>
+          <w:color w:val="000000"/>
+        </w:rPr>
+        <w:t>=</w:t>
+      </w:r>
+      <w:r>
+        <w:t>{</w:t>
+      </w:r>
+      <w:r>
+        <w:rPr>
+          <w:color w:val="404040"/>
+        </w:rPr>
+        <w:t>1</w:t>
+      </w:r>
+      <w:r>
+        <w:t>,</w:t>
+      </w:r>
+      <w:r>
+        <w:rPr>
+          <w:color w:val="404040"/>
+        </w:rPr>
+        <w:t>1</w:t>
+      </w:r>
+      <w:r>
+        <w:t>,</w:t>
+      </w:r>
+      <w:r>
+        <w:rPr>
+          <w:color w:val="404040"/>
+        </w:rPr>
+        <w:t>1</w:t>
+      </w:r>
+      <w:r>
+        <w:t>,</w:t>
+      </w:r>
+      <w:r>
+        <w:rPr>
+          <w:color w:val="404040"/>
+        </w:rPr>
+        <w:t>0</w:t>
+      </w:r>
+      <w:r>
+        <w:t>,</w:t>
+      </w:r>
+      <w:r>
+        <w:rPr>
+          <w:color w:val="404040"/>
+        </w:rPr>
+        <w:t>0</w:t>
+      </w:r>
+      <w:r>
+        <w:t>,</w:t>
+      </w:r>
+      <w:r>
+        <w:rPr>
+          <w:color w:val="404040"/>
+        </w:rPr>
+        <w:t>0</w:t>
+      </w:r>
+      <w:r>
+        <w:t>,</w:t>
+      </w:r>
+      <w:r>
+        <w:rPr>
+          <w:color w:val="404040"/>
+        </w:rPr>
+        <w:t>0</w:t>
+      </w:r>
+      <w:r>
+        <w:t>};</w:t>
+      </w:r>
+    </w:p>
+    <w:p>
+      <w:pPr>
+        <w:pStyle w:val="para18"/>
+      </w:pPr>
+      <w:r>
+        <w:rPr>
+          <w:color w:val="1f3763"/>
+        </w:rPr>
+        <w:t>int</w:t>
+      </w:r>
+      <w:r>
+        <w:t xml:space="preserve"> </w:t>
+      </w:r>
+      <w:r>
+        <w:rPr>
+          <w:color w:val="0563c1"/>
+        </w:rPr>
+        <w:t>eightDigits</w:t>
+      </w:r>
+      <w:r>
+        <w:t>[</w:t>
+      </w:r>
+      <w:r>
+        <w:rPr>
+          <w:color w:val="0563c1"/>
+        </w:rPr>
+        <w:t>DIGITS_NUMBER</w:t>
+      </w:r>
+      <w:r>
+        <w:t>]</w:t>
+      </w:r>
+      <w:r>
+        <w:rPr>
+          <w:color w:val="000000"/>
+        </w:rPr>
+        <w:t>=</w:t>
+      </w:r>
+      <w:r>
+        <w:t>{</w:t>
+      </w:r>
+      <w:r>
+        <w:rPr>
+          <w:color w:val="404040"/>
+        </w:rPr>
+        <w:t>1</w:t>
+      </w:r>
+      <w:r>
+        <w:t>,</w:t>
+      </w:r>
+      <w:r>
+        <w:rPr>
+          <w:color w:val="404040"/>
+        </w:rPr>
+        <w:t>1</w:t>
+      </w:r>
+      <w:r>
+        <w:t>,</w:t>
+      </w:r>
+      <w:r>
+        <w:rPr>
+          <w:color w:val="404040"/>
+        </w:rPr>
+        <w:t>1</w:t>
+      </w:r>
+      <w:r>
+        <w:t>,</w:t>
+      </w:r>
+      <w:r>
+        <w:rPr>
+          <w:color w:val="404040"/>
+        </w:rPr>
+        <w:t>1</w:t>
+      </w:r>
+      <w:r>
+        <w:t>,</w:t>
+      </w:r>
+      <w:r>
+        <w:rPr>
+          <w:color w:val="404040"/>
+        </w:rPr>
+        <w:t>1</w:t>
+      </w:r>
+      <w:r>
+        <w:t>,</w:t>
+      </w:r>
+      <w:r>
+        <w:rPr>
+          <w:color w:val="404040"/>
+        </w:rPr>
+        <w:t>1</w:t>
+      </w:r>
+      <w:r>
+        <w:t>,</w:t>
+      </w:r>
+      <w:r>
+        <w:rPr>
+          <w:color w:val="404040"/>
+        </w:rPr>
+        <w:t>1</w:t>
+      </w:r>
+      <w:r>
+        <w:t>};</w:t>
+      </w:r>
+    </w:p>
+    <w:p>
+      <w:pPr>
+        <w:pStyle w:val="para18"/>
+      </w:pPr>
+      <w:r>
+        <w:rPr>
+          <w:color w:val="1f3763"/>
+        </w:rPr>
+        <w:t>int</w:t>
+      </w:r>
+      <w:r>
+        <w:t xml:space="preserve"> </w:t>
+      </w:r>
+      <w:r>
+        <w:rPr>
+          <w:color w:val="0563c1"/>
+        </w:rPr>
+        <w:t>nineDigits</w:t>
+      </w:r>
+      <w:r>
+        <w:t>[</w:t>
+      </w:r>
+      <w:r>
+        <w:rPr>
+          <w:color w:val="0563c1"/>
+        </w:rPr>
+        <w:t>DIGITS_NUMBER</w:t>
+      </w:r>
+      <w:r>
+        <w:t>]</w:t>
+      </w:r>
+      <w:r>
+        <w:rPr>
+          <w:color w:val="000000"/>
+        </w:rPr>
+        <w:t>=</w:t>
+      </w:r>
+      <w:r>
+        <w:t>{</w:t>
+      </w:r>
+      <w:r>
+        <w:rPr>
+          <w:color w:val="404040"/>
+        </w:rPr>
+        <w:t>1</w:t>
+      </w:r>
+      <w:r>
+        <w:t>,</w:t>
+      </w:r>
+      <w:r>
+        <w:rPr>
+          <w:color w:val="404040"/>
+        </w:rPr>
+        <w:t>1</w:t>
+      </w:r>
+      <w:r>
+        <w:t>,</w:t>
+      </w:r>
+      <w:r>
+        <w:rPr>
+          <w:color w:val="404040"/>
+        </w:rPr>
+        <w:t>1</w:t>
+      </w:r>
+      <w:r>
+        <w:t>,</w:t>
+      </w:r>
+      <w:r>
+        <w:rPr>
+          <w:color w:val="404040"/>
+        </w:rPr>
+        <w:t>1</w:t>
+      </w:r>
+      <w:r>
+        <w:t>,</w:t>
+      </w:r>
+      <w:r>
+        <w:rPr>
+          <w:color w:val="404040"/>
+        </w:rPr>
+        <w:t>0</w:t>
+      </w:r>
+      <w:r>
+        <w:t>,</w:t>
+      </w:r>
+      <w:r>
+        <w:rPr>
+          <w:color w:val="404040"/>
+        </w:rPr>
+        <w:t>1</w:t>
+      </w:r>
+      <w:r>
+        <w:t>,</w:t>
+      </w:r>
+      <w:r>
+        <w:rPr>
+          <w:color w:val="404040"/>
+        </w:rPr>
+        <w:t>1</w:t>
+      </w:r>
+      <w:r>
+        <w:t>};</w:t>
+      </w:r>
+    </w:p>
+    <w:p>
+      <w:pPr>
+        <w:pStyle w:val="para18"/>
+      </w:pPr>
+      <w:r>
+        <w:br w:type="textWrapping"/>
+      </w:r>
+    </w:p>
+    <w:p>
+      <w:pPr>
+        <w:pStyle w:val="para18"/>
+      </w:pPr>
+      <w:r>
+        <w:rPr>
+          <w:color w:val="1f3763"/>
+        </w:rPr>
+        <w:t>void</w:t>
+      </w:r>
+      <w:r>
+        <w:t xml:space="preserve"> </w:t>
+      </w:r>
+      <w:r>
+        <w:rPr>
+          <w:color w:val="605e5c"/>
+        </w:rPr>
+        <w:t>setup</w:t>
+      </w:r>
+      <w:r>
+        <w:t>()</w:t>
+      </w:r>
+    </w:p>
+    <w:p>
+      <w:pPr>
+        <w:pStyle w:val="para18"/>
+      </w:pPr>
+      <w:r>
+        <w:t>{</w:t>
+      </w:r>
+    </w:p>
+    <w:p>
+      <w:pPr>
+        <w:pStyle w:val="para18"/>
+      </w:pPr>
+      <w:r>
+        <w:t> </w:t>
+      </w:r>
+      <w:r>
+        <w:rPr>
+          <w:color w:val="605e5c"/>
+        </w:rPr>
+        <w:t>pinMode</w:t>
+      </w:r>
+      <w:r>
+        <w:t>(</w:t>
+      </w:r>
+      <w:r>
+        <w:rPr>
+          <w:color w:val="0563c1"/>
+        </w:rPr>
+        <w:t>A</w:t>
+      </w:r>
+      <w:r>
+        <w:t>, OUTPUT);</w:t>
+      </w:r>
+    </w:p>
+    <w:p>
+      <w:pPr>
+        <w:pStyle w:val="para18"/>
+      </w:pPr>
+      <w:r>
+        <w:t> </w:t>
+      </w:r>
+      <w:r>
+        <w:rPr>
+          <w:color w:val="605e5c"/>
+        </w:rPr>
+        <w:t>pinMode</w:t>
+      </w:r>
+      <w:r>
+        <w:t>(</w:t>
+      </w:r>
+      <w:r>
+        <w:rPr>
+          <w:color w:val="0563c1"/>
+        </w:rPr>
+        <w:t>B</w:t>
+      </w:r>
+      <w:r>
+        <w:t>, OUTPUT);</w:t>
+      </w:r>
+    </w:p>
+    <w:p>
+      <w:pPr>
+        <w:pStyle w:val="para18"/>
+      </w:pPr>
+      <w:r>
+        <w:t> </w:t>
+      </w:r>
+      <w:r>
+        <w:rPr>
+          <w:color w:val="605e5c"/>
+        </w:rPr>
+        <w:t>pinMode</w:t>
+      </w:r>
+      <w:r>
+        <w:t>(</w:t>
+      </w:r>
+      <w:r>
+        <w:rPr>
+          <w:color w:val="0563c1"/>
+        </w:rPr>
+        <w:t>C</w:t>
+      </w:r>
+      <w:r>
+        <w:t>, OUTPUT);</w:t>
+      </w:r>
+    </w:p>
+    <w:p>
+      <w:pPr>
+        <w:pStyle w:val="para18"/>
+      </w:pPr>
+      <w:r>
+        <w:t> </w:t>
+      </w:r>
+      <w:r>
+        <w:rPr>
+          <w:color w:val="605e5c"/>
+        </w:rPr>
+        <w:t>pinMode</w:t>
+      </w:r>
+      <w:r>
+        <w:t>(</w:t>
+      </w:r>
+      <w:r>
+        <w:rPr>
+          <w:color w:val="0563c1"/>
+        </w:rPr>
+        <w:t>D</w:t>
+      </w:r>
+      <w:r>
+        <w:t>, OUTPUT);</w:t>
+      </w:r>
+    </w:p>
+    <w:p>
+      <w:pPr>
+        <w:pStyle w:val="para18"/>
+      </w:pPr>
+      <w:r>
+        <w:t> </w:t>
+      </w:r>
+      <w:r>
+        <w:rPr>
+          <w:color w:val="605e5c"/>
+        </w:rPr>
+        <w:t>pinMode</w:t>
+      </w:r>
+      <w:r>
+        <w:t>(</w:t>
+      </w:r>
+      <w:r>
+        <w:rPr>
+          <w:color w:val="0563c1"/>
+        </w:rPr>
+        <w:t>E</w:t>
+      </w:r>
+      <w:r>
+        <w:t>, OUTPUT);</w:t>
+      </w:r>
+    </w:p>
+    <w:p>
+      <w:pPr>
+        <w:pStyle w:val="para18"/>
+      </w:pPr>
+      <w:r>
+        <w:t> </w:t>
+      </w:r>
+      <w:r>
+        <w:rPr>
+          <w:color w:val="605e5c"/>
+        </w:rPr>
+        <w:t>pinMode</w:t>
+      </w:r>
+      <w:r>
+        <w:t>(</w:t>
+      </w:r>
+      <w:r>
+        <w:rPr>
+          <w:color w:val="0563c1"/>
+        </w:rPr>
+        <w:t>F</w:t>
+      </w:r>
+      <w:r>
+        <w:t>, OUTPUT);</w:t>
+      </w:r>
+    </w:p>
+    <w:p>
+      <w:pPr>
+        <w:pStyle w:val="para18"/>
+      </w:pPr>
+      <w:r>
+        <w:t> </w:t>
+      </w:r>
+      <w:r>
+        <w:rPr>
+          <w:color w:val="605e5c"/>
+        </w:rPr>
+        <w:t>pinMode</w:t>
+      </w:r>
+      <w:r>
+        <w:t>(</w:t>
+      </w:r>
+      <w:r>
+        <w:rPr>
+          <w:color w:val="0563c1"/>
+        </w:rPr>
+        <w:t>G</w:t>
+      </w:r>
+      <w:r>
+        <w:t>, OUTPUT);</w:t>
+      </w:r>
+    </w:p>
+    <w:p>
+      <w:pPr>
+        <w:pStyle w:val="para18"/>
+      </w:pPr>
+      <w:r>
+        <w:t>}</w:t>
+      </w:r>
+    </w:p>
+    <w:p>
+      <w:pPr>
+        <w:pStyle w:val="para18"/>
+      </w:pPr>
+      <w:r>
+        <w:br w:type="textWrapping"/>
+      </w:r>
+    </w:p>
+    <w:p>
+      <w:pPr>
+        <w:pStyle w:val="para18"/>
+      </w:pPr>
+      <w:r>
+        <w:rPr>
+          <w:color w:val="1f3763"/>
+        </w:rPr>
+        <w:t>void</w:t>
+      </w:r>
+      <w:r>
+        <w:t xml:space="preserve"> </w:t>
+      </w:r>
+      <w:r>
+        <w:rPr>
+          <w:color w:val="605e5c"/>
+        </w:rPr>
+        <w:t>zero</w:t>
+      </w:r>
+      <w:r>
+        <w:t>(){</w:t>
+      </w:r>
+    </w:p>
+    <w:p>
+      <w:pPr>
+        <w:pStyle w:val="para18"/>
+      </w:pPr>
+      <w:r>
+        <w:t> </w:t>
+      </w:r>
+      <w:r>
+        <w:rPr>
+          <w:color w:val="e1dfdd"/>
+        </w:rPr>
+        <w:t>for</w:t>
+      </w:r>
+      <w:r>
+        <w:t>(</w:t>
+      </w:r>
+      <w:r>
+        <w:rPr>
+          <w:color w:val="1f3763"/>
+        </w:rPr>
+        <w:t>int</w:t>
+      </w:r>
+      <w:r>
+        <w:t xml:space="preserve"> </w:t>
+      </w:r>
+      <w:r>
+        <w:rPr>
+          <w:color w:val="0563c1"/>
+        </w:rPr>
+        <w:t>i</w:t>
+      </w:r>
+      <w:r>
+        <w:rPr>
+          <w:color w:val="000000"/>
+        </w:rPr>
+        <w:t>=</w:t>
+      </w:r>
+      <w:r>
+        <w:rPr>
+          <w:color w:val="404040"/>
+        </w:rPr>
+        <w:t>0</w:t>
+      </w:r>
+      <w:r>
+        <w:t xml:space="preserve">; </w:t>
+      </w:r>
+      <w:r>
+        <w:rPr>
+          <w:color w:val="0563c1"/>
+        </w:rPr>
+        <w:t>i</w:t>
+      </w:r>
+      <w:r>
+        <w:rPr>
+          <w:color w:val="000000"/>
+        </w:rPr>
+        <w:t>&lt;</w:t>
+      </w:r>
+      <w:r>
+        <w:rPr>
+          <w:color w:val="0563c1"/>
+        </w:rPr>
+        <w:t>DIGITS_NUMBER</w:t>
+      </w:r>
+      <w:r>
+        <w:t xml:space="preserve">; </w:t>
+      </w:r>
+      <w:r>
+        <w:rPr>
+          <w:color w:val="0563c1"/>
+        </w:rPr>
+        <w:t>i</w:t>
+      </w:r>
+      <w:r>
+        <w:rPr>
+          <w:color w:val="000000"/>
+        </w:rPr>
+        <w:t>++</w:t>
+      </w:r>
+      <w:r>
+        <w:t>){</w:t>
+      </w:r>
+    </w:p>
+    <w:p>
+      <w:pPr>
+        <w:pStyle w:val="para18"/>
+      </w:pPr>
+      <w:r>
+        <w:t>  </w:t>
+      </w:r>
+      <w:r>
+        <w:rPr>
+          <w:color w:val="1f3763"/>
+        </w:rPr>
+        <w:t>int</w:t>
+      </w:r>
+      <w:r>
+        <w:t xml:space="preserve"> </w:t>
+      </w:r>
+      <w:r>
+        <w:rPr>
+          <w:color w:val="0563c1"/>
+        </w:rPr>
+        <w:t>digit</w:t>
+      </w:r>
+      <w:r>
+        <w:rPr>
+          <w:color w:val="000000"/>
+        </w:rPr>
+        <w:t>=</w:t>
+      </w:r>
+      <w:r>
+        <w:rPr>
+          <w:color w:val="0563c1"/>
+        </w:rPr>
+        <w:t>digits</w:t>
+      </w:r>
+      <w:r>
+        <w:t>[</w:t>
+      </w:r>
+      <w:r>
+        <w:rPr>
+          <w:color w:val="0563c1"/>
+        </w:rPr>
+        <w:t>i</w:t>
+      </w:r>
+      <w:r>
+        <w:t>];</w:t>
+      </w:r>
+    </w:p>
+    <w:p>
+      <w:pPr>
+        <w:pStyle w:val="para18"/>
+      </w:pPr>
+      <w:r>
+        <w:t>  </w:t>
+      </w:r>
+      <w:r>
+        <w:rPr>
+          <w:color w:val="1f3763"/>
+        </w:rPr>
+        <w:t>int</w:t>
+      </w:r>
+      <w:r>
+        <w:t xml:space="preserve"> </w:t>
+      </w:r>
+      <w:r>
+        <w:rPr>
+          <w:color w:val="0563c1"/>
+        </w:rPr>
+        <w:t>value</w:t>
+      </w:r>
+      <w:r>
+        <w:rPr>
+          <w:color w:val="000000"/>
+        </w:rPr>
+        <w:t>=</w:t>
+      </w:r>
+      <w:r>
+        <w:rPr>
+          <w:color w:val="0563c1"/>
+        </w:rPr>
+        <w:t>zeroDigits</w:t>
+      </w:r>
+      <w:r>
+        <w:t>[</w:t>
+      </w:r>
+      <w:r>
+        <w:rPr>
+          <w:color w:val="0563c1"/>
+        </w:rPr>
+        <w:t>i</w:t>
+      </w:r>
+      <w:r>
+        <w:t>];</w:t>
+      </w:r>
+    </w:p>
+    <w:p>
+      <w:pPr>
+        <w:pStyle w:val="para18"/>
+      </w:pPr>
+      <w:r>
+        <w:t>  </w:t>
+      </w:r>
+      <w:r>
+        <w:rPr>
+          <w:color w:val="605e5c"/>
+        </w:rPr>
+        <w:t>digitalWrite</w:t>
+      </w:r>
+      <w:r>
+        <w:t>(</w:t>
+      </w:r>
+      <w:r>
+        <w:rPr>
+          <w:color w:val="0563c1"/>
+        </w:rPr>
+        <w:t>digit</w:t>
+      </w:r>
+      <w:r>
+        <w:t xml:space="preserve">, </w:t>
+      </w:r>
+      <w:r>
+        <w:rPr>
+          <w:color w:val="0563c1"/>
+        </w:rPr>
+        <w:t>value</w:t>
+      </w:r>
+      <w:r>
+        <w:t>);</w:t>
+      </w:r>
+    </w:p>
+    <w:p>
+      <w:pPr>
+        <w:pStyle w:val="para18"/>
+      </w:pPr>
+      <w:r>
+        <w:t> }</w:t>
+      </w:r>
+    </w:p>
+    <w:p>
+      <w:pPr>
+        <w:pStyle w:val="para18"/>
+      </w:pPr>
+      <w:r>
+        <w:t>}</w:t>
+      </w:r>
+    </w:p>
+    <w:p>
+      <w:pPr>
+        <w:pStyle w:val="para18"/>
+      </w:pPr>
+      <w:r>
+        <w:br w:type="textWrapping"/>
+      </w:r>
+    </w:p>
+    <w:p>
+      <w:pPr>
+        <w:pStyle w:val="para18"/>
+      </w:pPr>
+      <w:r>
+        <w:rPr>
+          <w:color w:val="1f3763"/>
+        </w:rPr>
+        <w:t>void</w:t>
+      </w:r>
+      <w:r>
+        <w:t xml:space="preserve"> </w:t>
+      </w:r>
+      <w:r>
+        <w:rPr>
+          <w:color w:val="605e5c"/>
+        </w:rPr>
+        <w:t>one</w:t>
+      </w:r>
+      <w:r>
+        <w:t>(){</w:t>
+      </w:r>
+    </w:p>
+    <w:p>
+      <w:pPr>
+        <w:pStyle w:val="para18"/>
+      </w:pPr>
+      <w:r>
+        <w:t> </w:t>
+      </w:r>
+      <w:r>
+        <w:rPr>
+          <w:color w:val="e1dfdd"/>
+        </w:rPr>
+        <w:t>for</w:t>
+      </w:r>
+      <w:r>
+        <w:t>(</w:t>
+      </w:r>
+      <w:r>
+        <w:rPr>
+          <w:color w:val="1f3763"/>
+        </w:rPr>
+        <w:t>int</w:t>
+      </w:r>
+      <w:r>
+        <w:t xml:space="preserve"> </w:t>
+      </w:r>
+      <w:r>
+        <w:rPr>
+          <w:color w:val="0563c1"/>
+        </w:rPr>
+        <w:t>i</w:t>
+      </w:r>
+      <w:r>
+        <w:rPr>
+          <w:color w:val="000000"/>
+        </w:rPr>
+        <w:t>=</w:t>
+      </w:r>
+      <w:r>
+        <w:rPr>
+          <w:color w:val="404040"/>
+        </w:rPr>
+        <w:t>0</w:t>
+      </w:r>
+      <w:r>
+        <w:t xml:space="preserve">; </w:t>
+      </w:r>
+      <w:r>
+        <w:rPr>
+          <w:color w:val="0563c1"/>
+        </w:rPr>
+        <w:t>i</w:t>
+      </w:r>
+      <w:r>
+        <w:rPr>
+          <w:color w:val="000000"/>
+        </w:rPr>
+        <w:t>&lt;</w:t>
+      </w:r>
+      <w:r>
+        <w:rPr>
+          <w:color w:val="0563c1"/>
+        </w:rPr>
+        <w:t>DIGITS_NUMBER</w:t>
+      </w:r>
+      <w:r>
+        <w:t xml:space="preserve">; </w:t>
+      </w:r>
+      <w:r>
+        <w:rPr>
+          <w:color w:val="0563c1"/>
+        </w:rPr>
+        <w:t>i</w:t>
+      </w:r>
+      <w:r>
+        <w:rPr>
+          <w:color w:val="000000"/>
+        </w:rPr>
+        <w:t>++</w:t>
+      </w:r>
+      <w:r>
+        <w:t>){</w:t>
+      </w:r>
+    </w:p>
+    <w:p>
+      <w:pPr>
+        <w:pStyle w:val="para18"/>
+      </w:pPr>
+      <w:r>
+        <w:t>  </w:t>
+      </w:r>
+      <w:r>
+        <w:rPr>
+          <w:color w:val="1f3763"/>
+        </w:rPr>
+        <w:t>int</w:t>
+      </w:r>
+      <w:r>
+        <w:t xml:space="preserve"> </w:t>
+      </w:r>
+      <w:r>
+        <w:rPr>
+          <w:color w:val="0563c1"/>
+        </w:rPr>
+        <w:t>digit</w:t>
+      </w:r>
+      <w:r>
+        <w:rPr>
+          <w:color w:val="000000"/>
+        </w:rPr>
+        <w:t>=</w:t>
+      </w:r>
+      <w:r>
+        <w:rPr>
+          <w:color w:val="0563c1"/>
+        </w:rPr>
+        <w:t>digits</w:t>
+      </w:r>
+      <w:r>
+        <w:t>[</w:t>
+      </w:r>
+      <w:r>
+        <w:rPr>
+          <w:color w:val="0563c1"/>
+        </w:rPr>
+        <w:t>i</w:t>
+      </w:r>
+      <w:r>
+        <w:t>];</w:t>
+      </w:r>
+    </w:p>
+    <w:p>
+      <w:pPr>
+        <w:pStyle w:val="para18"/>
+      </w:pPr>
+      <w:r>
+        <w:t>  </w:t>
+      </w:r>
+      <w:r>
+        <w:rPr>
+          <w:color w:val="1f3763"/>
+        </w:rPr>
+        <w:t>int</w:t>
+      </w:r>
+      <w:r>
+        <w:t xml:space="preserve"> </w:t>
+      </w:r>
+      <w:r>
+        <w:rPr>
+          <w:color w:val="0563c1"/>
+        </w:rPr>
+        <w:t>value</w:t>
+      </w:r>
+      <w:r>
+        <w:rPr>
+          <w:color w:val="000000"/>
+        </w:rPr>
+        <w:t>=</w:t>
+      </w:r>
+      <w:r>
+        <w:rPr>
+          <w:color w:val="0563c1"/>
+        </w:rPr>
+        <w:t>oneDigits</w:t>
+      </w:r>
+      <w:r>
+        <w:t>[</w:t>
+      </w:r>
+      <w:r>
+        <w:rPr>
+          <w:color w:val="0563c1"/>
+        </w:rPr>
+        <w:t>i</w:t>
+      </w:r>
+      <w:r>
+        <w:t>];</w:t>
+      </w:r>
+    </w:p>
+    <w:p>
+      <w:pPr>
+        <w:pStyle w:val="para18"/>
+      </w:pPr>
+      <w:r>
+        <w:t>  </w:t>
+      </w:r>
+      <w:r>
+        <w:rPr>
+          <w:color w:val="605e5c"/>
+        </w:rPr>
+        <w:t>digitalWrite</w:t>
+      </w:r>
+      <w:r>
+        <w:t>(</w:t>
+      </w:r>
+      <w:r>
+        <w:rPr>
+          <w:color w:val="0563c1"/>
+        </w:rPr>
+        <w:t>digit</w:t>
+      </w:r>
+      <w:r>
+        <w:t xml:space="preserve">, </w:t>
+      </w:r>
+      <w:r>
+        <w:rPr>
+          <w:color w:val="0563c1"/>
+        </w:rPr>
+        <w:t>value</w:t>
+      </w:r>
+      <w:r>
+        <w:t>);</w:t>
+      </w:r>
+    </w:p>
+    <w:p>
+      <w:pPr>
+        <w:pStyle w:val="para18"/>
+      </w:pPr>
+      <w:r>
+        <w:t> }</w:t>
+      </w:r>
+    </w:p>
+    <w:p>
+      <w:pPr>
+        <w:pStyle w:val="para18"/>
+      </w:pPr>
+      <w:r>
+        <w:t>}</w:t>
+      </w:r>
+    </w:p>
+    <w:p>
+      <w:pPr>
+        <w:pStyle w:val="para18"/>
+      </w:pPr>
+      <w:r>
+        <w:br w:type="textWrapping"/>
+      </w:r>
+    </w:p>
+    <w:p>
+      <w:pPr>
+        <w:pStyle w:val="para18"/>
+      </w:pPr>
+      <w:r>
+        <w:rPr>
+          <w:color w:val="1f3763"/>
+        </w:rPr>
+        <w:t>void</w:t>
+      </w:r>
+      <w:r>
+        <w:t xml:space="preserve"> </w:t>
+      </w:r>
+      <w:r>
+        <w:rPr>
+          <w:color w:val="605e5c"/>
+        </w:rPr>
+        <w:t>two</w:t>
+      </w:r>
+      <w:r>
+        <w:t>(){</w:t>
+      </w:r>
+    </w:p>
+    <w:p>
+      <w:pPr>
+        <w:pStyle w:val="para18"/>
+      </w:pPr>
+      <w:r>
+        <w:t> </w:t>
+      </w:r>
+      <w:r>
+        <w:rPr>
+          <w:color w:val="e1dfdd"/>
+        </w:rPr>
+        <w:t>for</w:t>
+      </w:r>
+      <w:r>
+        <w:t>(</w:t>
+      </w:r>
+      <w:r>
+        <w:rPr>
+          <w:color w:val="1f3763"/>
+        </w:rPr>
+        <w:t>int</w:t>
+      </w:r>
+      <w:r>
+        <w:t xml:space="preserve"> </w:t>
+      </w:r>
+      <w:r>
+        <w:rPr>
+          <w:color w:val="0563c1"/>
+        </w:rPr>
+        <w:t>i</w:t>
+      </w:r>
+      <w:r>
+        <w:rPr>
+          <w:color w:val="000000"/>
+        </w:rPr>
+        <w:t>=</w:t>
+      </w:r>
+      <w:r>
+        <w:rPr>
+          <w:color w:val="404040"/>
+        </w:rPr>
+        <w:t>0</w:t>
+      </w:r>
+      <w:r>
+        <w:t xml:space="preserve">; </w:t>
+      </w:r>
+      <w:r>
+        <w:rPr>
+          <w:color w:val="0563c1"/>
+        </w:rPr>
+        <w:t>i</w:t>
+      </w:r>
+      <w:r>
+        <w:rPr>
+          <w:color w:val="000000"/>
+        </w:rPr>
+        <w:t>&lt;</w:t>
+      </w:r>
+      <w:r>
+        <w:rPr>
+          <w:color w:val="0563c1"/>
+        </w:rPr>
+        <w:t>DIGITS_NUMBER</w:t>
+      </w:r>
+      <w:r>
+        <w:t xml:space="preserve">; </w:t>
+      </w:r>
+      <w:r>
+        <w:rPr>
+          <w:color w:val="0563c1"/>
+        </w:rPr>
+        <w:t>i</w:t>
+      </w:r>
+      <w:r>
+        <w:rPr>
+          <w:color w:val="000000"/>
+        </w:rPr>
+        <w:t>++</w:t>
+      </w:r>
+      <w:r>
+        <w:t>){</w:t>
+      </w:r>
+    </w:p>
+    <w:p>
+      <w:pPr>
+        <w:pStyle w:val="para18"/>
+      </w:pPr>
+      <w:r>
+        <w:t>  </w:t>
+      </w:r>
+      <w:r>
+        <w:rPr>
+          <w:color w:val="1f3763"/>
+        </w:rPr>
+        <w:t>int</w:t>
+      </w:r>
+      <w:r>
+        <w:t xml:space="preserve"> </w:t>
+      </w:r>
+      <w:r>
+        <w:rPr>
+          <w:color w:val="0563c1"/>
+        </w:rPr>
+        <w:t>digit</w:t>
+      </w:r>
+      <w:r>
+        <w:rPr>
+          <w:color w:val="000000"/>
+        </w:rPr>
+        <w:t>=</w:t>
+      </w:r>
+      <w:r>
+        <w:rPr>
+          <w:color w:val="0563c1"/>
+        </w:rPr>
+        <w:t>digits</w:t>
+      </w:r>
+      <w:r>
+        <w:t>[</w:t>
+      </w:r>
+      <w:r>
+        <w:rPr>
+          <w:color w:val="0563c1"/>
+        </w:rPr>
+        <w:t>i</w:t>
+      </w:r>
+      <w:r>
+        <w:t>];</w:t>
+      </w:r>
+    </w:p>
+    <w:p>
+      <w:pPr>
+        <w:pStyle w:val="para18"/>
+      </w:pPr>
+      <w:r>
+        <w:t>  </w:t>
+      </w:r>
+      <w:r>
+        <w:rPr>
+          <w:color w:val="1f3763"/>
+        </w:rPr>
+        <w:t>int</w:t>
+      </w:r>
+      <w:r>
+        <w:t xml:space="preserve"> </w:t>
+      </w:r>
+      <w:r>
+        <w:rPr>
+          <w:color w:val="0563c1"/>
+        </w:rPr>
+        <w:t>value</w:t>
+      </w:r>
+      <w:r>
+        <w:rPr>
+          <w:color w:val="000000"/>
+        </w:rPr>
+        <w:t>=</w:t>
+      </w:r>
+      <w:r>
+        <w:rPr>
+          <w:color w:val="0563c1"/>
+        </w:rPr>
+        <w:t>twoDigits</w:t>
+      </w:r>
+      <w:r>
+        <w:t>[</w:t>
+      </w:r>
+      <w:r>
+        <w:rPr>
+          <w:color w:val="0563c1"/>
+        </w:rPr>
+        <w:t>i</w:t>
+      </w:r>
+      <w:r>
+        <w:t>];</w:t>
+      </w:r>
+    </w:p>
+    <w:p>
+      <w:pPr>
+        <w:pStyle w:val="para18"/>
+      </w:pPr>
+      <w:r>
+        <w:t>  </w:t>
+      </w:r>
+      <w:r>
+        <w:rPr>
+          <w:color w:val="605e5c"/>
+        </w:rPr>
+        <w:t>digitalWrite</w:t>
+      </w:r>
+      <w:r>
+        <w:t>(</w:t>
+      </w:r>
+      <w:r>
+        <w:rPr>
+          <w:color w:val="0563c1"/>
+        </w:rPr>
+        <w:t>digit</w:t>
+      </w:r>
+      <w:r>
+        <w:t xml:space="preserve">, </w:t>
+      </w:r>
+      <w:r>
+        <w:rPr>
+          <w:color w:val="0563c1"/>
+        </w:rPr>
+        <w:t>value</w:t>
+      </w:r>
+      <w:r>
+        <w:t>);</w:t>
+      </w:r>
+    </w:p>
+    <w:p>
+      <w:pPr>
+        <w:pStyle w:val="para18"/>
+      </w:pPr>
+      <w:r>
+        <w:t> }</w:t>
+      </w:r>
+    </w:p>
+    <w:p>
+      <w:pPr>
+        <w:pStyle w:val="para18"/>
+      </w:pPr>
+      <w:r>
+        <w:t>}</w:t>
+      </w:r>
+    </w:p>
+    <w:p>
+      <w:pPr>
+        <w:pStyle w:val="para18"/>
+      </w:pPr>
+      <w:r>
+        <w:br w:type="textWrapping"/>
+      </w:r>
+    </w:p>
+    <w:p>
+      <w:pPr>
+        <w:pStyle w:val="para18"/>
+      </w:pPr>
+      <w:r>
+        <w:rPr>
+          <w:color w:val="1f3763"/>
+        </w:rPr>
+        <w:t>void</w:t>
+      </w:r>
+      <w:r>
+        <w:t xml:space="preserve"> </w:t>
+      </w:r>
+      <w:r>
+        <w:rPr>
+          <w:color w:val="605e5c"/>
+        </w:rPr>
+        <w:t>three</w:t>
+      </w:r>
+      <w:r>
+        <w:t>(){</w:t>
+      </w:r>
+    </w:p>
+    <w:p>
+      <w:pPr>
+        <w:pStyle w:val="para18"/>
+      </w:pPr>
+      <w:r>
+        <w:t> </w:t>
+      </w:r>
+      <w:r>
+        <w:rPr>
+          <w:color w:val="e1dfdd"/>
+        </w:rPr>
+        <w:t>for</w:t>
+      </w:r>
+      <w:r>
+        <w:t>(</w:t>
+      </w:r>
+      <w:r>
+        <w:rPr>
+          <w:color w:val="1f3763"/>
+        </w:rPr>
+        <w:t>int</w:t>
+      </w:r>
+      <w:r>
+        <w:t xml:space="preserve"> </w:t>
+      </w:r>
+      <w:r>
+        <w:rPr>
+          <w:color w:val="0563c1"/>
+        </w:rPr>
+        <w:t>i</w:t>
+      </w:r>
+      <w:r>
+        <w:rPr>
+          <w:color w:val="000000"/>
+        </w:rPr>
+        <w:t>=</w:t>
+      </w:r>
+      <w:r>
+        <w:rPr>
+          <w:color w:val="404040"/>
+        </w:rPr>
+        <w:t>0</w:t>
+      </w:r>
+      <w:r>
+        <w:t xml:space="preserve">; </w:t>
+      </w:r>
+      <w:r>
+        <w:rPr>
+          <w:color w:val="0563c1"/>
+        </w:rPr>
+        <w:t>i</w:t>
+      </w:r>
+      <w:r>
+        <w:rPr>
+          <w:color w:val="000000"/>
+        </w:rPr>
+        <w:t>&lt;</w:t>
+      </w:r>
+      <w:r>
+        <w:rPr>
+          <w:color w:val="0563c1"/>
+        </w:rPr>
+        <w:t>DIGITS_NUMBER</w:t>
+      </w:r>
+      <w:r>
+        <w:t xml:space="preserve">; </w:t>
+      </w:r>
+      <w:r>
+        <w:rPr>
+          <w:color w:val="0563c1"/>
+        </w:rPr>
+        <w:t>i</w:t>
+      </w:r>
+      <w:r>
+        <w:rPr>
+          <w:color w:val="000000"/>
+        </w:rPr>
+        <w:t>++</w:t>
+      </w:r>
+      <w:r>
+        <w:t>){</w:t>
+      </w:r>
+    </w:p>
+    <w:p>
+      <w:pPr>
+        <w:pStyle w:val="para18"/>
+      </w:pPr>
+      <w:r>
+        <w:t>  </w:t>
+      </w:r>
+      <w:r>
+        <w:rPr>
+          <w:color w:val="1f3763"/>
+        </w:rPr>
+        <w:t>int</w:t>
+      </w:r>
+      <w:r>
+        <w:t xml:space="preserve"> </w:t>
+      </w:r>
+      <w:r>
+        <w:rPr>
+          <w:color w:val="0563c1"/>
+        </w:rPr>
+        <w:t>digit</w:t>
+      </w:r>
+      <w:r>
+        <w:rPr>
+          <w:color w:val="000000"/>
+        </w:rPr>
+        <w:t>=</w:t>
+      </w:r>
+      <w:r>
+        <w:rPr>
+          <w:color w:val="0563c1"/>
+        </w:rPr>
+        <w:t>digits</w:t>
+      </w:r>
+      <w:r>
+        <w:t>[</w:t>
+      </w:r>
+      <w:r>
+        <w:rPr>
+          <w:color w:val="0563c1"/>
+        </w:rPr>
+        <w:t>i</w:t>
+      </w:r>
+      <w:r>
+        <w:t>];</w:t>
+      </w:r>
+    </w:p>
+    <w:p>
+      <w:pPr>
+        <w:pStyle w:val="para18"/>
+      </w:pPr>
+      <w:r>
+        <w:t>  </w:t>
+      </w:r>
+      <w:r>
+        <w:rPr>
+          <w:color w:val="1f3763"/>
+        </w:rPr>
+        <w:t>int</w:t>
+      </w:r>
+      <w:r>
+        <w:t xml:space="preserve"> </w:t>
+      </w:r>
+      <w:r>
+        <w:rPr>
+          <w:color w:val="0563c1"/>
+        </w:rPr>
+        <w:t>value</w:t>
+      </w:r>
+      <w:r>
+        <w:rPr>
+          <w:color w:val="000000"/>
+        </w:rPr>
+        <w:t>=</w:t>
+      </w:r>
+      <w:r>
+        <w:rPr>
+          <w:color w:val="0563c1"/>
+        </w:rPr>
+        <w:t>threeDigits</w:t>
+      </w:r>
+      <w:r>
+        <w:t>[</w:t>
+      </w:r>
+      <w:r>
+        <w:rPr>
+          <w:color w:val="0563c1"/>
+        </w:rPr>
+        <w:t>i</w:t>
+      </w:r>
+      <w:r>
+        <w:t>];</w:t>
+      </w:r>
+    </w:p>
+    <w:p>
+      <w:pPr>
+        <w:pStyle w:val="para18"/>
+      </w:pPr>
+      <w:r>
+        <w:t>  </w:t>
+      </w:r>
+      <w:r>
+        <w:rPr>
+          <w:color w:val="605e5c"/>
+        </w:rPr>
+        <w:t>digitalWrite</w:t>
+      </w:r>
+      <w:r>
+        <w:t>(</w:t>
+      </w:r>
+      <w:r>
+        <w:rPr>
+          <w:color w:val="0563c1"/>
+        </w:rPr>
+        <w:t>digit</w:t>
+      </w:r>
+      <w:r>
+        <w:t xml:space="preserve">, </w:t>
+      </w:r>
+      <w:r>
+        <w:rPr>
+          <w:color w:val="0563c1"/>
+        </w:rPr>
+        <w:t>value</w:t>
+      </w:r>
+      <w:r>
+        <w:t>);</w:t>
+      </w:r>
+    </w:p>
+    <w:p>
+      <w:pPr>
+        <w:pStyle w:val="para18"/>
+      </w:pPr>
+      <w:r>
+        <w:t> }</w:t>
+      </w:r>
+    </w:p>
+    <w:p>
+      <w:pPr>
+        <w:pStyle w:val="para18"/>
+      </w:pPr>
+      <w:r>
+        <w:t>}</w:t>
+      </w:r>
+    </w:p>
+    <w:p>
+      <w:pPr>
+        <w:pStyle w:val="para18"/>
+      </w:pPr>
+      <w:r>
+        <w:br w:type="textWrapping"/>
+      </w:r>
+    </w:p>
+    <w:p>
+      <w:pPr>
+        <w:pStyle w:val="para18"/>
+      </w:pPr>
+      <w:r>
+        <w:rPr>
+          <w:color w:val="1f3763"/>
+        </w:rPr>
+        <w:t>void</w:t>
+      </w:r>
+      <w:r>
+        <w:t xml:space="preserve"> </w:t>
+      </w:r>
+      <w:r>
+        <w:rPr>
+          <w:color w:val="605e5c"/>
+        </w:rPr>
+        <w:t>four</w:t>
+      </w:r>
+      <w:r>
+        <w:t>(){</w:t>
+      </w:r>
+    </w:p>
+    <w:p>
+      <w:pPr>
+        <w:pStyle w:val="para18"/>
+      </w:pPr>
+      <w:r>
+        <w:t> </w:t>
+      </w:r>
+      <w:r>
+        <w:rPr>
+          <w:color w:val="e1dfdd"/>
+        </w:rPr>
+        <w:t>for</w:t>
+      </w:r>
+      <w:r>
+        <w:t>(</w:t>
+      </w:r>
+      <w:r>
+        <w:rPr>
+          <w:color w:val="1f3763"/>
+        </w:rPr>
+        <w:t>int</w:t>
+      </w:r>
+      <w:r>
+        <w:t xml:space="preserve"> </w:t>
+      </w:r>
+      <w:r>
+        <w:rPr>
+          <w:color w:val="0563c1"/>
+        </w:rPr>
+        <w:t>i</w:t>
+      </w:r>
+      <w:r>
+        <w:rPr>
+          <w:color w:val="000000"/>
+        </w:rPr>
+        <w:t>=</w:t>
+      </w:r>
+      <w:r>
+        <w:rPr>
+          <w:color w:val="404040"/>
+        </w:rPr>
+        <w:t>0</w:t>
+      </w:r>
+      <w:r>
+        <w:t xml:space="preserve">; </w:t>
+      </w:r>
+      <w:r>
+        <w:rPr>
+          <w:color w:val="0563c1"/>
+        </w:rPr>
+        <w:t>i</w:t>
+      </w:r>
+      <w:r>
+        <w:rPr>
+          <w:color w:val="000000"/>
+        </w:rPr>
+        <w:t>&lt;</w:t>
+      </w:r>
+      <w:r>
+        <w:rPr>
+          <w:color w:val="0563c1"/>
+        </w:rPr>
+        <w:t>DIGITS_NUMBER</w:t>
+      </w:r>
+      <w:r>
+        <w:t xml:space="preserve">; </w:t>
+      </w:r>
+      <w:r>
+        <w:rPr>
+          <w:color w:val="0563c1"/>
+        </w:rPr>
+        <w:t>i</w:t>
+      </w:r>
+      <w:r>
+        <w:rPr>
+          <w:color w:val="000000"/>
+        </w:rPr>
+        <w:t>++</w:t>
+      </w:r>
+      <w:r>
+        <w:t>){</w:t>
+      </w:r>
+    </w:p>
+    <w:p>
+      <w:pPr>
+        <w:pStyle w:val="para18"/>
+      </w:pPr>
+      <w:r>
+        <w:t>  </w:t>
+      </w:r>
+      <w:r>
+        <w:rPr>
+          <w:color w:val="1f3763"/>
+        </w:rPr>
+        <w:t>int</w:t>
+      </w:r>
+      <w:r>
+        <w:t xml:space="preserve"> </w:t>
+      </w:r>
+      <w:r>
+        <w:rPr>
+          <w:color w:val="0563c1"/>
+        </w:rPr>
+        <w:t>digit</w:t>
+      </w:r>
+      <w:r>
+        <w:rPr>
+          <w:color w:val="000000"/>
+        </w:rPr>
+        <w:t>=</w:t>
+      </w:r>
+      <w:r>
+        <w:rPr>
+          <w:color w:val="0563c1"/>
+        </w:rPr>
+        <w:t>digits</w:t>
+      </w:r>
+      <w:r>
+        <w:t>[</w:t>
+      </w:r>
+      <w:r>
+        <w:rPr>
+          <w:color w:val="0563c1"/>
+        </w:rPr>
+        <w:t>i</w:t>
+      </w:r>
+      <w:r>
+        <w:t>];</w:t>
+      </w:r>
+    </w:p>
+    <w:p>
+      <w:pPr>
+        <w:pStyle w:val="para18"/>
+      </w:pPr>
+      <w:r>
+        <w:t>  </w:t>
+      </w:r>
+      <w:r>
+        <w:rPr>
+          <w:color w:val="1f3763"/>
+        </w:rPr>
+        <w:t>int</w:t>
+      </w:r>
+      <w:r>
+        <w:t xml:space="preserve"> </w:t>
+      </w:r>
+      <w:r>
+        <w:rPr>
+          <w:color w:val="0563c1"/>
+        </w:rPr>
+        <w:t>value</w:t>
+      </w:r>
+      <w:r>
+        <w:rPr>
+          <w:color w:val="000000"/>
+        </w:rPr>
+        <w:t>=</w:t>
+      </w:r>
+      <w:r>
+        <w:rPr>
+          <w:color w:val="0563c1"/>
+        </w:rPr>
+        <w:t>fourDigits</w:t>
+      </w:r>
+      <w:r>
+        <w:t>[</w:t>
+      </w:r>
+      <w:r>
+        <w:rPr>
+          <w:color w:val="0563c1"/>
+        </w:rPr>
+        <w:t>i</w:t>
+      </w:r>
+      <w:r>
+        <w:t>];</w:t>
+      </w:r>
+    </w:p>
+    <w:p>
+      <w:pPr>
+        <w:pStyle w:val="para18"/>
+      </w:pPr>
+      <w:r>
+        <w:t>  </w:t>
+      </w:r>
+      <w:r>
+        <w:rPr>
+          <w:color w:val="605e5c"/>
+        </w:rPr>
+        <w:t>digitalWrite</w:t>
+      </w:r>
+      <w:r>
+        <w:t>(</w:t>
+      </w:r>
+      <w:r>
+        <w:rPr>
+          <w:color w:val="0563c1"/>
+        </w:rPr>
+        <w:t>digit</w:t>
+      </w:r>
+      <w:r>
+        <w:t xml:space="preserve">, </w:t>
+      </w:r>
+      <w:r>
+        <w:rPr>
+          <w:color w:val="0563c1"/>
+        </w:rPr>
+        <w:t>value</w:t>
+      </w:r>
+      <w:r>
+        <w:t>);</w:t>
+      </w:r>
+    </w:p>
+    <w:p>
+      <w:pPr>
+        <w:pStyle w:val="para18"/>
+      </w:pPr>
+      <w:r>
+        <w:t> }</w:t>
+      </w:r>
+    </w:p>
+    <w:p>
+      <w:pPr>
+        <w:pStyle w:val="para18"/>
+      </w:pPr>
+      <w:r>
+        <w:t>}</w:t>
+      </w:r>
+    </w:p>
+    <w:p>
+      <w:pPr>
+        <w:pStyle w:val="para18"/>
+      </w:pPr>
+      <w:r>
+        <w:br w:type="textWrapping"/>
+      </w:r>
+    </w:p>
+    <w:p>
+      <w:pPr>
+        <w:pStyle w:val="para18"/>
+      </w:pPr>
+      <w:r>
+        <w:rPr>
+          <w:color w:val="1f3763"/>
+        </w:rPr>
+        <w:t>void</w:t>
+      </w:r>
+      <w:r>
+        <w:t xml:space="preserve"> </w:t>
+      </w:r>
+      <w:r>
+        <w:rPr>
+          <w:color w:val="605e5c"/>
+        </w:rPr>
+        <w:t>five</w:t>
+      </w:r>
+      <w:r>
+        <w:t>(){</w:t>
+      </w:r>
+    </w:p>
+    <w:p>
+      <w:pPr>
+        <w:pStyle w:val="para18"/>
+      </w:pPr>
+      <w:r>
+        <w:t> </w:t>
+      </w:r>
+      <w:r>
+        <w:rPr>
+          <w:color w:val="e1dfdd"/>
+        </w:rPr>
+        <w:t>for</w:t>
+      </w:r>
+      <w:r>
+        <w:t>(</w:t>
+      </w:r>
+      <w:r>
+        <w:rPr>
+          <w:color w:val="1f3763"/>
+        </w:rPr>
+        <w:t>int</w:t>
+      </w:r>
+      <w:r>
+        <w:t xml:space="preserve"> </w:t>
+      </w:r>
+      <w:r>
+        <w:rPr>
+          <w:color w:val="0563c1"/>
+        </w:rPr>
+        <w:t>i</w:t>
+      </w:r>
+      <w:r>
+        <w:rPr>
+          <w:color w:val="000000"/>
+        </w:rPr>
+        <w:t>=</w:t>
+      </w:r>
+      <w:r>
+        <w:rPr>
+          <w:color w:val="404040"/>
+        </w:rPr>
+        <w:t>0</w:t>
+      </w:r>
+      <w:r>
+        <w:t xml:space="preserve">; </w:t>
+      </w:r>
+      <w:r>
+        <w:rPr>
+          <w:color w:val="0563c1"/>
+        </w:rPr>
+        <w:t>i</w:t>
+      </w:r>
+      <w:r>
+        <w:rPr>
+          <w:color w:val="000000"/>
+        </w:rPr>
+        <w:t>&lt;</w:t>
+      </w:r>
+      <w:r>
+        <w:rPr>
+          <w:color w:val="0563c1"/>
+        </w:rPr>
+        <w:t>DIGITS_NUMBER</w:t>
+      </w:r>
+      <w:r>
+        <w:t xml:space="preserve">; </w:t>
+      </w:r>
+      <w:r>
+        <w:rPr>
+          <w:color w:val="0563c1"/>
+        </w:rPr>
+        <w:t>i</w:t>
+      </w:r>
+      <w:r>
+        <w:rPr>
+          <w:color w:val="000000"/>
+        </w:rPr>
+        <w:t>++</w:t>
+      </w:r>
+      <w:r>
+        <w:t>){</w:t>
+      </w:r>
+    </w:p>
+    <w:p>
+      <w:pPr>
+        <w:pStyle w:val="para18"/>
+      </w:pPr>
+      <w:r>
+        <w:t>  </w:t>
+      </w:r>
+      <w:r>
+        <w:rPr>
+          <w:color w:val="1f3763"/>
+        </w:rPr>
+        <w:t>int</w:t>
+      </w:r>
+      <w:r>
+        <w:t xml:space="preserve"> </w:t>
+      </w:r>
+      <w:r>
+        <w:rPr>
+          <w:color w:val="0563c1"/>
+        </w:rPr>
+        <w:t>digit</w:t>
+      </w:r>
+      <w:r>
+        <w:rPr>
+          <w:color w:val="000000"/>
+        </w:rPr>
+        <w:t>=</w:t>
+      </w:r>
+      <w:r>
+        <w:rPr>
+          <w:color w:val="0563c1"/>
+        </w:rPr>
+        <w:t>digits</w:t>
+      </w:r>
+      <w:r>
+        <w:t>[</w:t>
+      </w:r>
+      <w:r>
+        <w:rPr>
+          <w:color w:val="0563c1"/>
+        </w:rPr>
+        <w:t>i</w:t>
+      </w:r>
+      <w:r>
+        <w:t>];</w:t>
+      </w:r>
+    </w:p>
+    <w:p>
+      <w:pPr>
+        <w:pStyle w:val="para18"/>
+      </w:pPr>
+      <w:r>
+        <w:t>  </w:t>
+      </w:r>
+      <w:r>
+        <w:rPr>
+          <w:color w:val="1f3763"/>
+        </w:rPr>
+        <w:t>int</w:t>
+      </w:r>
+      <w:r>
+        <w:t xml:space="preserve"> </w:t>
+      </w:r>
+      <w:r>
+        <w:rPr>
+          <w:color w:val="0563c1"/>
+        </w:rPr>
+        <w:t>value</w:t>
+      </w:r>
+      <w:r>
+        <w:rPr>
+          <w:color w:val="000000"/>
+        </w:rPr>
+        <w:t>=</w:t>
+      </w:r>
+      <w:r>
+        <w:rPr>
+          <w:color w:val="0563c1"/>
+        </w:rPr>
+        <w:t>fiveDigits</w:t>
+      </w:r>
+      <w:r>
+        <w:t>[</w:t>
+      </w:r>
+      <w:r>
+        <w:rPr>
+          <w:color w:val="0563c1"/>
+        </w:rPr>
+        <w:t>i</w:t>
+      </w:r>
+      <w:r>
+        <w:t>];</w:t>
+      </w:r>
+    </w:p>
+    <w:p>
+      <w:pPr>
+        <w:pStyle w:val="para18"/>
+      </w:pPr>
+      <w:r>
+        <w:t>  </w:t>
+      </w:r>
+      <w:r>
+        <w:rPr>
+          <w:color w:val="605e5c"/>
+        </w:rPr>
+        <w:t>digitalWrite</w:t>
+      </w:r>
+      <w:r>
+        <w:t>(</w:t>
+      </w:r>
+      <w:r>
+        <w:rPr>
+          <w:color w:val="0563c1"/>
+        </w:rPr>
+        <w:t>digit</w:t>
+      </w:r>
+      <w:r>
+        <w:t xml:space="preserve">, </w:t>
+      </w:r>
+      <w:r>
+        <w:rPr>
+          <w:color w:val="0563c1"/>
+        </w:rPr>
+        <w:t>value</w:t>
+      </w:r>
+      <w:r>
+        <w:t>);</w:t>
+      </w:r>
+    </w:p>
+    <w:p>
+      <w:pPr>
+        <w:pStyle w:val="para18"/>
+      </w:pPr>
+      <w:r>
+        <w:t> }</w:t>
+      </w:r>
+    </w:p>
+    <w:p>
+      <w:pPr>
+        <w:pStyle w:val="para18"/>
+      </w:pPr>
+      <w:r>
+        <w:t>}</w:t>
+      </w:r>
+    </w:p>
+    <w:p>
+      <w:pPr>
+        <w:pStyle w:val="para18"/>
+      </w:pPr>
+      <w:r>
+        <w:br w:type="textWrapping"/>
+      </w:r>
+    </w:p>
+    <w:p>
+      <w:pPr>
+        <w:pStyle w:val="para18"/>
+      </w:pPr>
+      <w:r>
+        <w:rPr>
+          <w:color w:val="1f3763"/>
+        </w:rPr>
+        <w:t>void</w:t>
+      </w:r>
+      <w:r>
+        <w:t xml:space="preserve"> </w:t>
+      </w:r>
+      <w:r>
+        <w:rPr>
+          <w:color w:val="605e5c"/>
+        </w:rPr>
+        <w:t>six</w:t>
+      </w:r>
+      <w:r>
+        <w:t>(){</w:t>
+      </w:r>
+    </w:p>
+    <w:p>
+      <w:pPr>
+        <w:pStyle w:val="para18"/>
+      </w:pPr>
+      <w:r>
+        <w:t> </w:t>
+      </w:r>
+      <w:r>
+        <w:rPr>
+          <w:color w:val="e1dfdd"/>
+        </w:rPr>
+        <w:t>for</w:t>
+      </w:r>
+      <w:r>
+        <w:t>(</w:t>
+      </w:r>
+      <w:r>
+        <w:rPr>
+          <w:color w:val="1f3763"/>
+        </w:rPr>
+        <w:t>int</w:t>
+      </w:r>
+      <w:r>
+        <w:t xml:space="preserve"> </w:t>
+      </w:r>
+      <w:r>
+        <w:rPr>
+          <w:color w:val="0563c1"/>
+        </w:rPr>
+        <w:t>i</w:t>
+      </w:r>
+      <w:r>
+        <w:rPr>
+          <w:color w:val="000000"/>
+        </w:rPr>
+        <w:t>=</w:t>
+      </w:r>
+      <w:r>
+        <w:rPr>
+          <w:color w:val="404040"/>
+        </w:rPr>
+        <w:t>0</w:t>
+      </w:r>
+      <w:r>
+        <w:t xml:space="preserve">; </w:t>
+      </w:r>
+      <w:r>
+        <w:rPr>
+          <w:color w:val="0563c1"/>
+        </w:rPr>
+        <w:t>i</w:t>
+      </w:r>
+      <w:r>
+        <w:rPr>
+          <w:color w:val="000000"/>
+        </w:rPr>
+        <w:t>&lt;</w:t>
+      </w:r>
+      <w:r>
+        <w:rPr>
+          <w:color w:val="0563c1"/>
+        </w:rPr>
+        <w:t>DIGITS_NUMBER</w:t>
+      </w:r>
+      <w:r>
+        <w:t xml:space="preserve">; </w:t>
+      </w:r>
+      <w:r>
+        <w:rPr>
+          <w:color w:val="0563c1"/>
+        </w:rPr>
+        <w:t>i</w:t>
+      </w:r>
+      <w:r>
+        <w:rPr>
+          <w:color w:val="000000"/>
+        </w:rPr>
+        <w:t>++</w:t>
+      </w:r>
+      <w:r>
+        <w:t>){</w:t>
+      </w:r>
+    </w:p>
+    <w:p>
+      <w:pPr>
+        <w:pStyle w:val="para18"/>
+      </w:pPr>
+      <w:r>
+        <w:t>  </w:t>
+      </w:r>
+      <w:r>
+        <w:rPr>
+          <w:color w:val="1f3763"/>
+        </w:rPr>
+        <w:t>int</w:t>
+      </w:r>
+      <w:r>
+        <w:t xml:space="preserve"> </w:t>
+      </w:r>
+      <w:r>
+        <w:rPr>
+          <w:color w:val="0563c1"/>
+        </w:rPr>
+        <w:t>digit</w:t>
+      </w:r>
+      <w:r>
+        <w:rPr>
+          <w:color w:val="000000"/>
+        </w:rPr>
+        <w:t>=</w:t>
+      </w:r>
+      <w:r>
+        <w:rPr>
+          <w:color w:val="0563c1"/>
+        </w:rPr>
+        <w:t>digits</w:t>
+      </w:r>
+      <w:r>
+        <w:t>[</w:t>
+      </w:r>
+      <w:r>
+        <w:rPr>
+          <w:color w:val="0563c1"/>
+        </w:rPr>
+        <w:t>i</w:t>
+      </w:r>
+      <w:r>
+        <w:t>];</w:t>
+      </w:r>
+    </w:p>
+    <w:p>
+      <w:pPr>
+        <w:pStyle w:val="para18"/>
+      </w:pPr>
+      <w:r>
+        <w:t>  </w:t>
+      </w:r>
+      <w:r>
+        <w:rPr>
+          <w:color w:val="1f3763"/>
+        </w:rPr>
+        <w:t>int</w:t>
+      </w:r>
+      <w:r>
+        <w:t xml:space="preserve"> </w:t>
+      </w:r>
+      <w:r>
+        <w:rPr>
+          <w:color w:val="0563c1"/>
+        </w:rPr>
+        <w:t>value</w:t>
+      </w:r>
+      <w:r>
+        <w:rPr>
+          <w:color w:val="000000"/>
+        </w:rPr>
+        <w:t>=</w:t>
+      </w:r>
+      <w:r>
+        <w:rPr>
+          <w:color w:val="0563c1"/>
+        </w:rPr>
+        <w:t>sixDigits</w:t>
+      </w:r>
+      <w:r>
+        <w:t>[</w:t>
+      </w:r>
+      <w:r>
+        <w:rPr>
+          <w:color w:val="0563c1"/>
+        </w:rPr>
+        <w:t>i</w:t>
+      </w:r>
+      <w:r>
+        <w:t>];</w:t>
+      </w:r>
+    </w:p>
+    <w:p>
+      <w:pPr>
+        <w:pStyle w:val="para18"/>
+      </w:pPr>
+      <w:r>
+        <w:t>  </w:t>
+      </w:r>
+      <w:r>
+        <w:rPr>
+          <w:color w:val="605e5c"/>
+        </w:rPr>
+        <w:t>digitalWrite</w:t>
+      </w:r>
+      <w:r>
+        <w:t>(</w:t>
+      </w:r>
+      <w:r>
+        <w:rPr>
+          <w:color w:val="0563c1"/>
+        </w:rPr>
+        <w:t>digit</w:t>
+      </w:r>
+      <w:r>
+        <w:t xml:space="preserve">, </w:t>
+      </w:r>
+      <w:r>
+        <w:rPr>
+          <w:color w:val="0563c1"/>
+        </w:rPr>
+        <w:t>value</w:t>
+      </w:r>
+      <w:r>
+        <w:t>);</w:t>
+      </w:r>
+    </w:p>
+    <w:p>
+      <w:pPr>
+        <w:pStyle w:val="para18"/>
+      </w:pPr>
+      <w:r>
+        <w:t> }</w:t>
+      </w:r>
+    </w:p>
+    <w:p>
+      <w:pPr>
+        <w:pStyle w:val="para18"/>
+      </w:pPr>
+      <w:r>
+        <w:t>}</w:t>
+      </w:r>
+    </w:p>
+    <w:p>
+      <w:pPr>
+        <w:pStyle w:val="para18"/>
+      </w:pPr>
+      <w:r>
+        <w:br w:type="textWrapping"/>
+      </w:r>
+    </w:p>
+    <w:p>
+      <w:pPr>
+        <w:pStyle w:val="para18"/>
+      </w:pPr>
+      <w:r>
+        <w:rPr>
+          <w:color w:val="1f3763"/>
+        </w:rPr>
+        <w:t>void</w:t>
+      </w:r>
+      <w:r>
+        <w:t xml:space="preserve"> </w:t>
+      </w:r>
+      <w:r>
+        <w:rPr>
+          <w:color w:val="605e5c"/>
+        </w:rPr>
+        <w:t>seven</w:t>
+      </w:r>
+      <w:r>
+        <w:t>(){</w:t>
+      </w:r>
+    </w:p>
+    <w:p>
+      <w:pPr>
+        <w:pStyle w:val="para18"/>
+      </w:pPr>
+      <w:r>
+        <w:t> </w:t>
+      </w:r>
+      <w:r>
+        <w:rPr>
+          <w:color w:val="e1dfdd"/>
+        </w:rPr>
+        <w:t>for</w:t>
+      </w:r>
+      <w:r>
+        <w:t>(</w:t>
+      </w:r>
+      <w:r>
+        <w:rPr>
+          <w:color w:val="1f3763"/>
+        </w:rPr>
+        <w:t>int</w:t>
+      </w:r>
+      <w:r>
+        <w:t xml:space="preserve"> </w:t>
+      </w:r>
+      <w:r>
+        <w:rPr>
+          <w:color w:val="0563c1"/>
+        </w:rPr>
+        <w:t>i</w:t>
+      </w:r>
+      <w:r>
+        <w:rPr>
+          <w:color w:val="000000"/>
+        </w:rPr>
+        <w:t>=</w:t>
+      </w:r>
+      <w:r>
+        <w:rPr>
+          <w:color w:val="404040"/>
+        </w:rPr>
+        <w:t>0</w:t>
+      </w:r>
+      <w:r>
+        <w:t xml:space="preserve">; </w:t>
+      </w:r>
+      <w:r>
+        <w:rPr>
+          <w:color w:val="0563c1"/>
+        </w:rPr>
+        <w:t>i</w:t>
+      </w:r>
+      <w:r>
+        <w:rPr>
+          <w:color w:val="000000"/>
+        </w:rPr>
+        <w:t>&lt;</w:t>
+      </w:r>
+      <w:r>
+        <w:rPr>
+          <w:color w:val="0563c1"/>
+        </w:rPr>
+        <w:t>DIGITS_NUMBER</w:t>
+      </w:r>
+      <w:r>
+        <w:t xml:space="preserve">; </w:t>
+      </w:r>
+      <w:r>
+        <w:rPr>
+          <w:color w:val="0563c1"/>
+        </w:rPr>
+        <w:t>i</w:t>
+      </w:r>
+      <w:r>
+        <w:rPr>
+          <w:color w:val="000000"/>
+        </w:rPr>
+        <w:t>++</w:t>
+      </w:r>
+      <w:r>
+        <w:t>){</w:t>
+      </w:r>
+    </w:p>
+    <w:p>
+      <w:pPr>
+        <w:pStyle w:val="para18"/>
+      </w:pPr>
+      <w:r>
+        <w:t>  </w:t>
+      </w:r>
+      <w:r>
+        <w:rPr>
+          <w:color w:val="1f3763"/>
+        </w:rPr>
+        <w:t>int</w:t>
+      </w:r>
+      <w:r>
+        <w:t xml:space="preserve"> </w:t>
+      </w:r>
+      <w:r>
+        <w:rPr>
+          <w:color w:val="0563c1"/>
+        </w:rPr>
+        <w:t>digit</w:t>
+      </w:r>
+      <w:r>
+        <w:rPr>
+          <w:color w:val="000000"/>
+        </w:rPr>
+        <w:t>=</w:t>
+      </w:r>
+      <w:r>
+        <w:rPr>
+          <w:color w:val="0563c1"/>
+        </w:rPr>
+        <w:t>digits</w:t>
+      </w:r>
+      <w:r>
+        <w:t>[</w:t>
+      </w:r>
+      <w:r>
+        <w:rPr>
+          <w:color w:val="0563c1"/>
+        </w:rPr>
+        <w:t>i</w:t>
+      </w:r>
+      <w:r>
+        <w:t>];</w:t>
+      </w:r>
+    </w:p>
+    <w:p>
+      <w:pPr>
+        <w:pStyle w:val="para18"/>
+      </w:pPr>
+      <w:r>
+        <w:t>  </w:t>
+      </w:r>
+      <w:r>
+        <w:rPr>
+          <w:color w:val="1f3763"/>
+        </w:rPr>
+        <w:t>int</w:t>
+      </w:r>
+      <w:r>
+        <w:t xml:space="preserve"> </w:t>
+      </w:r>
+      <w:r>
+        <w:rPr>
+          <w:color w:val="0563c1"/>
+        </w:rPr>
+        <w:t>value</w:t>
+      </w:r>
+      <w:r>
+        <w:rPr>
+          <w:color w:val="000000"/>
+        </w:rPr>
+        <w:t>=</w:t>
+      </w:r>
+      <w:r>
+        <w:rPr>
+          <w:color w:val="0563c1"/>
+        </w:rPr>
+        <w:t>sevenDigits</w:t>
+      </w:r>
+      <w:r>
+        <w:t>[</w:t>
+      </w:r>
+      <w:r>
+        <w:rPr>
+          <w:color w:val="0563c1"/>
+        </w:rPr>
+        <w:t>i</w:t>
+      </w:r>
+      <w:r>
+        <w:t>];</w:t>
+      </w:r>
+    </w:p>
+    <w:p>
+      <w:pPr>
+        <w:pStyle w:val="para18"/>
+      </w:pPr>
+      <w:r>
+        <w:t>  </w:t>
+      </w:r>
+      <w:r>
+        <w:rPr>
+          <w:color w:val="605e5c"/>
+        </w:rPr>
+        <w:t>digitalWrite</w:t>
+      </w:r>
+      <w:r>
+        <w:t>(</w:t>
+      </w:r>
+      <w:r>
+        <w:rPr>
+          <w:color w:val="0563c1"/>
+        </w:rPr>
+        <w:t>digit</w:t>
+      </w:r>
+      <w:r>
+        <w:t xml:space="preserve">, </w:t>
+      </w:r>
+      <w:r>
+        <w:rPr>
+          <w:color w:val="0563c1"/>
+        </w:rPr>
+        <w:t>value</w:t>
+      </w:r>
+      <w:r>
+        <w:t>);</w:t>
+      </w:r>
+    </w:p>
+    <w:p>
+      <w:pPr>
+        <w:pStyle w:val="para18"/>
+      </w:pPr>
+      <w:r>
+        <w:t> }</w:t>
+      </w:r>
+    </w:p>
+    <w:p>
+      <w:pPr>
+        <w:pStyle w:val="para18"/>
+      </w:pPr>
+      <w:r>
+        <w:t>}</w:t>
+      </w:r>
+    </w:p>
+    <w:p>
+      <w:pPr>
+        <w:pStyle w:val="para18"/>
+      </w:pPr>
+      <w:r>
+        <w:br w:type="textWrapping"/>
+      </w:r>
+    </w:p>
+    <w:p>
+      <w:pPr>
+        <w:pStyle w:val="para18"/>
+      </w:pPr>
+      <w:r>
+        <w:rPr>
+          <w:color w:val="1f3763"/>
+        </w:rPr>
+        <w:t>void</w:t>
+      </w:r>
+      <w:r>
+        <w:t xml:space="preserve"> </w:t>
+      </w:r>
+      <w:r>
+        <w:rPr>
+          <w:color w:val="605e5c"/>
+        </w:rPr>
+        <w:t>eight</w:t>
+      </w:r>
+      <w:r>
+        <w:t>(){</w:t>
+      </w:r>
+    </w:p>
+    <w:p>
+      <w:pPr>
+        <w:pStyle w:val="para18"/>
+      </w:pPr>
+      <w:r>
+        <w:t> </w:t>
+      </w:r>
+      <w:r>
+        <w:rPr>
+          <w:color w:val="e1dfdd"/>
+        </w:rPr>
+        <w:t>for</w:t>
+      </w:r>
+      <w:r>
+        <w:t>(</w:t>
+      </w:r>
+      <w:r>
+        <w:rPr>
+          <w:color w:val="1f3763"/>
+        </w:rPr>
+        <w:t>int</w:t>
+      </w:r>
+      <w:r>
+        <w:t xml:space="preserve"> </w:t>
+      </w:r>
+      <w:r>
+        <w:rPr>
+          <w:color w:val="0563c1"/>
+        </w:rPr>
+        <w:t>i</w:t>
+      </w:r>
+      <w:r>
+        <w:rPr>
+          <w:color w:val="000000"/>
+        </w:rPr>
+        <w:t>=</w:t>
+      </w:r>
+      <w:r>
+        <w:rPr>
+          <w:color w:val="404040"/>
+        </w:rPr>
+        <w:t>0</w:t>
+      </w:r>
+      <w:r>
+        <w:t xml:space="preserve">; </w:t>
+      </w:r>
+      <w:r>
+        <w:rPr>
+          <w:color w:val="0563c1"/>
+        </w:rPr>
+        <w:t>i</w:t>
+      </w:r>
+      <w:r>
+        <w:rPr>
+          <w:color w:val="000000"/>
+        </w:rPr>
+        <w:t>&lt;</w:t>
+      </w:r>
+      <w:r>
+        <w:rPr>
+          <w:color w:val="0563c1"/>
+        </w:rPr>
+        <w:t>DIGITS_NUMBER</w:t>
+      </w:r>
+      <w:r>
+        <w:t xml:space="preserve">; </w:t>
+      </w:r>
+      <w:r>
+        <w:rPr>
+          <w:color w:val="0563c1"/>
+        </w:rPr>
+        <w:t>i</w:t>
+      </w:r>
+      <w:r>
+        <w:rPr>
+          <w:color w:val="000000"/>
+        </w:rPr>
+        <w:t>++</w:t>
+      </w:r>
+      <w:r>
+        <w:t>){</w:t>
+      </w:r>
+    </w:p>
+    <w:p>
+      <w:pPr>
+        <w:pStyle w:val="para18"/>
+      </w:pPr>
+      <w:r>
+        <w:t>  </w:t>
+      </w:r>
+      <w:r>
+        <w:rPr>
+          <w:color w:val="1f3763"/>
+        </w:rPr>
+        <w:t>int</w:t>
+      </w:r>
+      <w:r>
+        <w:t xml:space="preserve"> </w:t>
+      </w:r>
+      <w:r>
+        <w:rPr>
+          <w:color w:val="0563c1"/>
+        </w:rPr>
+        <w:t>digit</w:t>
+      </w:r>
+      <w:r>
+        <w:rPr>
+          <w:color w:val="000000"/>
+        </w:rPr>
+        <w:t>=</w:t>
+      </w:r>
+      <w:r>
+        <w:rPr>
+          <w:color w:val="0563c1"/>
+        </w:rPr>
+        <w:t>digits</w:t>
+      </w:r>
+      <w:r>
+        <w:t>[</w:t>
+      </w:r>
+      <w:r>
+        <w:rPr>
+          <w:color w:val="0563c1"/>
+        </w:rPr>
+        <w:t>i</w:t>
+      </w:r>
+      <w:r>
+        <w:t>];</w:t>
+      </w:r>
+    </w:p>
+    <w:p>
+      <w:pPr>
+        <w:pStyle w:val="para18"/>
+      </w:pPr>
+      <w:r>
+        <w:t>  </w:t>
+      </w:r>
+      <w:r>
+        <w:rPr>
+          <w:color w:val="1f3763"/>
+        </w:rPr>
+        <w:t>int</w:t>
+      </w:r>
+      <w:r>
+        <w:t xml:space="preserve"> </w:t>
+      </w:r>
+      <w:r>
+        <w:rPr>
+          <w:color w:val="0563c1"/>
+        </w:rPr>
+        <w:t>value</w:t>
+      </w:r>
+      <w:r>
+        <w:rPr>
+          <w:color w:val="000000"/>
+        </w:rPr>
+        <w:t>=</w:t>
+      </w:r>
+      <w:r>
+        <w:rPr>
+          <w:color w:val="0563c1"/>
+        </w:rPr>
+        <w:t>eightDigits</w:t>
+      </w:r>
+      <w:r>
+        <w:t>[</w:t>
+      </w:r>
+      <w:r>
+        <w:rPr>
+          <w:color w:val="0563c1"/>
+        </w:rPr>
+        <w:t>i</w:t>
+      </w:r>
+      <w:r>
+        <w:t>];</w:t>
+      </w:r>
+    </w:p>
+    <w:p>
+      <w:pPr>
+        <w:pStyle w:val="para18"/>
+      </w:pPr>
+      <w:r>
+        <w:t>  </w:t>
+      </w:r>
+      <w:r>
+        <w:rPr>
+          <w:color w:val="605e5c"/>
+        </w:rPr>
+        <w:t>digitalWrite</w:t>
+      </w:r>
+      <w:r>
+        <w:t>(</w:t>
+      </w:r>
+      <w:r>
+        <w:rPr>
+          <w:color w:val="0563c1"/>
+        </w:rPr>
+        <w:t>digit</w:t>
+      </w:r>
+      <w:r>
+        <w:t xml:space="preserve">, </w:t>
+      </w:r>
+      <w:r>
+        <w:rPr>
+          <w:color w:val="0563c1"/>
+        </w:rPr>
+        <w:t>value</w:t>
+      </w:r>
+      <w:r>
+        <w:t>);</w:t>
+      </w:r>
+    </w:p>
+    <w:p>
+      <w:pPr>
+        <w:pStyle w:val="para18"/>
+      </w:pPr>
+      <w:r>
+        <w:t> }</w:t>
+      </w:r>
+    </w:p>
+    <w:p>
+      <w:pPr>
+        <w:pStyle w:val="para18"/>
+      </w:pPr>
+      <w:r>
+        <w:t>}</w:t>
+      </w:r>
+    </w:p>
+    <w:p>
+      <w:pPr>
+        <w:pStyle w:val="para18"/>
+      </w:pPr>
+      <w:r>
+        <w:br w:type="textWrapping"/>
+      </w:r>
+    </w:p>
+    <w:p>
+      <w:pPr>
+        <w:pStyle w:val="para18"/>
+      </w:pPr>
+      <w:r>
+        <w:rPr>
+          <w:color w:val="1f3763"/>
+        </w:rPr>
+        <w:t>void</w:t>
+      </w:r>
+      <w:r>
+        <w:t xml:space="preserve"> </w:t>
+      </w:r>
+      <w:r>
+        <w:rPr>
+          <w:color w:val="605e5c"/>
+        </w:rPr>
+        <w:t>nine</w:t>
+      </w:r>
+      <w:r>
+        <w:t>(){</w:t>
+      </w:r>
+    </w:p>
+    <w:p>
+      <w:pPr>
+        <w:pStyle w:val="para18"/>
+      </w:pPr>
+      <w:r>
+        <w:t> </w:t>
+      </w:r>
+      <w:r>
+        <w:rPr>
+          <w:color w:val="e1dfdd"/>
+        </w:rPr>
+        <w:t>for</w:t>
+      </w:r>
+      <w:r>
+        <w:t>(</w:t>
+      </w:r>
+      <w:r>
+        <w:rPr>
+          <w:color w:val="1f3763"/>
+        </w:rPr>
+        <w:t>int</w:t>
+      </w:r>
+      <w:r>
+        <w:t xml:space="preserve"> </w:t>
+      </w:r>
+      <w:r>
+        <w:rPr>
+          <w:color w:val="0563c1"/>
+        </w:rPr>
+        <w:t>i</w:t>
+      </w:r>
+      <w:r>
+        <w:rPr>
+          <w:color w:val="000000"/>
+        </w:rPr>
+        <w:t>=</w:t>
+      </w:r>
+      <w:r>
+        <w:rPr>
+          <w:color w:val="404040"/>
+        </w:rPr>
+        <w:t>0</w:t>
+      </w:r>
+      <w:r>
+        <w:t xml:space="preserve">; </w:t>
+      </w:r>
+      <w:r>
+        <w:rPr>
+          <w:color w:val="0563c1"/>
+        </w:rPr>
+        <w:t>i</w:t>
+      </w:r>
+      <w:r>
+        <w:rPr>
+          <w:color w:val="000000"/>
+        </w:rPr>
+        <w:t>&lt;</w:t>
+      </w:r>
+      <w:r>
+        <w:rPr>
+          <w:color w:val="0563c1"/>
+        </w:rPr>
+        <w:t>DIGITS_NUMBER</w:t>
+      </w:r>
+      <w:r>
+        <w:t xml:space="preserve">; </w:t>
+      </w:r>
+      <w:r>
+        <w:rPr>
+          <w:color w:val="0563c1"/>
+        </w:rPr>
+        <w:t>i</w:t>
+      </w:r>
+      <w:r>
+        <w:rPr>
+          <w:color w:val="000000"/>
+        </w:rPr>
+        <w:t>++</w:t>
+      </w:r>
+      <w:r>
+        <w:t>){</w:t>
+      </w:r>
+    </w:p>
+    <w:p>
+      <w:pPr>
+        <w:pStyle w:val="para18"/>
+      </w:pPr>
+      <w:r>
+        <w:t>  </w:t>
+      </w:r>
+      <w:r>
+        <w:rPr>
+          <w:color w:val="1f3763"/>
+        </w:rPr>
+        <w:t>int</w:t>
+      </w:r>
+      <w:r>
+        <w:t xml:space="preserve"> </w:t>
+      </w:r>
+      <w:r>
+        <w:rPr>
+          <w:color w:val="0563c1"/>
+        </w:rPr>
+        <w:t>digit</w:t>
+      </w:r>
+      <w:r>
+        <w:rPr>
+          <w:color w:val="000000"/>
+        </w:rPr>
+        <w:t>=</w:t>
+      </w:r>
+      <w:r>
+        <w:rPr>
+          <w:color w:val="0563c1"/>
+        </w:rPr>
+        <w:t>digits</w:t>
+      </w:r>
+      <w:r>
+        <w:t>[</w:t>
+      </w:r>
+      <w:r>
+        <w:rPr>
+          <w:color w:val="0563c1"/>
+        </w:rPr>
+        <w:t>i</w:t>
+      </w:r>
+      <w:r>
+        <w:t>];</w:t>
+      </w:r>
+    </w:p>
+    <w:p>
+      <w:pPr>
+        <w:pStyle w:val="para18"/>
+      </w:pPr>
+      <w:r>
+        <w:t>  </w:t>
+      </w:r>
+      <w:r>
+        <w:rPr>
+          <w:color w:val="1f3763"/>
+        </w:rPr>
+        <w:t>int</w:t>
+      </w:r>
+      <w:r>
+        <w:t xml:space="preserve"> </w:t>
+      </w:r>
+      <w:r>
+        <w:rPr>
+          <w:color w:val="0563c1"/>
+        </w:rPr>
+        <w:t>value</w:t>
+      </w:r>
+      <w:r>
+        <w:rPr>
+          <w:color w:val="000000"/>
+        </w:rPr>
+        <w:t>=</w:t>
+      </w:r>
+      <w:r>
+        <w:rPr>
+          <w:color w:val="0563c1"/>
+        </w:rPr>
+        <w:t>nineDigits</w:t>
+      </w:r>
+      <w:r>
+        <w:t>[</w:t>
+      </w:r>
+      <w:r>
+        <w:rPr>
+          <w:color w:val="0563c1"/>
+        </w:rPr>
+        <w:t>i</w:t>
+      </w:r>
+      <w:r>
+        <w:t>];</w:t>
+      </w:r>
+    </w:p>
+    <w:p>
+      <w:pPr>
+        <w:pStyle w:val="para18"/>
+      </w:pPr>
+      <w:r>
+        <w:t>  </w:t>
+      </w:r>
+      <w:r>
+        <w:rPr>
+          <w:color w:val="605e5c"/>
+        </w:rPr>
+        <w:t>digitalWrite</w:t>
+      </w:r>
+      <w:r>
+        <w:t>(</w:t>
+      </w:r>
+      <w:r>
+        <w:rPr>
+          <w:color w:val="0563c1"/>
+        </w:rPr>
+        <w:t>digit</w:t>
+      </w:r>
+      <w:r>
+        <w:t xml:space="preserve">, </w:t>
+      </w:r>
+      <w:r>
+        <w:rPr>
+          <w:color w:val="0563c1"/>
+        </w:rPr>
+        <w:t>value</w:t>
+      </w:r>
+      <w:r>
+        <w:t>);</w:t>
+      </w:r>
+    </w:p>
+    <w:p>
+      <w:pPr>
+        <w:pStyle w:val="para18"/>
+      </w:pPr>
+      <w:r>
+        <w:t> }</w:t>
+      </w:r>
+    </w:p>
+    <w:p>
+      <w:pPr>
+        <w:pStyle w:val="para18"/>
+      </w:pPr>
+      <w:r>
+        <w:t>}</w:t>
+      </w:r>
+    </w:p>
+    <w:p>
+      <w:pPr>
+        <w:pStyle w:val="para18"/>
+      </w:pPr>
+      <w:r>
+        <w:br w:type="textWrapping"/>
+      </w:r>
+    </w:p>
+    <w:p>
+      <w:pPr>
+        <w:pStyle w:val="para18"/>
+      </w:pPr>
+      <w:r>
+        <w:rPr>
+          <w:color w:val="1f3763"/>
+        </w:rPr>
+        <w:t>void</w:t>
+      </w:r>
+      <w:r>
+        <w:t xml:space="preserve"> </w:t>
+      </w:r>
+      <w:r>
+        <w:rPr>
+          <w:color w:val="605e5c"/>
+        </w:rPr>
+        <w:t>loop</w:t>
+      </w:r>
+      <w:r>
+        <w:t>()</w:t>
+      </w:r>
+    </w:p>
+    <w:p>
+      <w:pPr>
+        <w:pStyle w:val="para18"/>
+      </w:pPr>
+      <w:r>
+        <w:t>{</w:t>
+      </w:r>
+    </w:p>
+    <w:p>
+      <w:pPr>
+        <w:pStyle w:val="para18"/>
+      </w:pPr>
+      <w:r>
+        <w:t> </w:t>
+      </w:r>
+      <w:r>
+        <w:rPr>
+          <w:color w:val="605e5c"/>
+        </w:rPr>
+        <w:t>zero</w:t>
+      </w:r>
+      <w:r>
+        <w:t>();</w:t>
+      </w:r>
+    </w:p>
+    <w:p>
+      <w:pPr>
+        <w:pStyle w:val="para18"/>
+      </w:pPr>
+      <w:r>
+        <w:t> </w:t>
+      </w:r>
+      <w:r>
+        <w:rPr>
+          <w:color w:val="605e5c"/>
+        </w:rPr>
+        <w:t>delay</w:t>
+      </w:r>
+      <w:r>
+        <w:t>(</w:t>
+      </w:r>
+      <w:r>
+        <w:rPr>
+          <w:color w:val="404040"/>
+        </w:rPr>
+        <w:t>1000</w:t>
+      </w:r>
+      <w:r>
+        <w:t>);</w:t>
+      </w:r>
+    </w:p>
+    <w:p>
+      <w:pPr>
+        <w:pStyle w:val="para18"/>
+      </w:pPr>
+      <w:r>
+        <w:br w:type="textWrapping"/>
+      </w:r>
+    </w:p>
+    <w:p>
+      <w:pPr>
+        <w:pStyle w:val="para18"/>
+      </w:pPr>
+      <w:r>
+        <w:t> </w:t>
+      </w:r>
+      <w:r>
+        <w:rPr>
+          <w:color w:val="605e5c"/>
+        </w:rPr>
+        <w:t>one</w:t>
+      </w:r>
+      <w:r>
+        <w:t>();</w:t>
+      </w:r>
+    </w:p>
+    <w:p>
+      <w:pPr>
+        <w:pStyle w:val="para18"/>
+      </w:pPr>
+      <w:r>
+        <w:t> </w:t>
+      </w:r>
+      <w:r>
+        <w:rPr>
+          <w:color w:val="605e5c"/>
+        </w:rPr>
+        <w:t>delay</w:t>
+      </w:r>
+      <w:r>
+        <w:t>(</w:t>
+      </w:r>
+      <w:r>
+        <w:rPr>
+          <w:color w:val="404040"/>
+        </w:rPr>
+        <w:t>1000</w:t>
+      </w:r>
+      <w:r>
+        <w:t>);</w:t>
+      </w:r>
+    </w:p>
+    <w:p>
+      <w:pPr>
+        <w:pStyle w:val="para18"/>
+      </w:pPr>
+      <w:r>
+        <w:br w:type="textWrapping"/>
+      </w:r>
+    </w:p>
+    <w:p>
+      <w:pPr>
+        <w:pStyle w:val="para18"/>
+      </w:pPr>
+      <w:r>
+        <w:t> </w:t>
+      </w:r>
+      <w:r>
+        <w:rPr>
+          <w:color w:val="605e5c"/>
+        </w:rPr>
+        <w:t>two</w:t>
+      </w:r>
+      <w:r>
+        <w:t>();</w:t>
+      </w:r>
+    </w:p>
+    <w:p>
+      <w:pPr>
+        <w:pStyle w:val="para18"/>
+      </w:pPr>
+      <w:r>
+        <w:t> </w:t>
+      </w:r>
+      <w:r>
+        <w:rPr>
+          <w:color w:val="605e5c"/>
+        </w:rPr>
+        <w:t>delay</w:t>
+      </w:r>
+      <w:r>
+        <w:t>(</w:t>
+      </w:r>
+      <w:r>
+        <w:rPr>
+          <w:color w:val="404040"/>
+        </w:rPr>
+        <w:t>1000</w:t>
+      </w:r>
+      <w:r>
+        <w:t>);</w:t>
+      </w:r>
+    </w:p>
+    <w:p>
+      <w:pPr>
+        <w:pStyle w:val="para18"/>
+      </w:pPr>
+      <w:r>
+        <w:br w:type="textWrapping"/>
+      </w:r>
+    </w:p>
+    <w:p>
+      <w:pPr>
+        <w:pStyle w:val="para18"/>
+      </w:pPr>
+      <w:r>
+        <w:t> </w:t>
+      </w:r>
+      <w:r>
+        <w:rPr>
+          <w:color w:val="605e5c"/>
+        </w:rPr>
+        <w:t>three</w:t>
+      </w:r>
+      <w:r>
+        <w:t>();</w:t>
+      </w:r>
+    </w:p>
+    <w:p>
+      <w:pPr>
+        <w:pStyle w:val="para18"/>
+      </w:pPr>
+      <w:r>
+        <w:t> </w:t>
+      </w:r>
+      <w:r>
+        <w:rPr>
+          <w:color w:val="605e5c"/>
+        </w:rPr>
+        <w:t>delay</w:t>
+      </w:r>
+      <w:r>
+        <w:t>(</w:t>
+      </w:r>
+      <w:r>
+        <w:rPr>
+          <w:color w:val="404040"/>
+        </w:rPr>
+        <w:t>1000</w:t>
+      </w:r>
+      <w:r>
+        <w:t>);</w:t>
+      </w:r>
+    </w:p>
+    <w:p>
+      <w:pPr>
+        <w:pStyle w:val="para18"/>
+      </w:pPr>
+      <w:r>
+        <w:br w:type="textWrapping"/>
+      </w:r>
+    </w:p>
+    <w:p>
+      <w:pPr>
+        <w:pStyle w:val="para18"/>
+      </w:pPr>
+      <w:r>
+        <w:t> </w:t>
+      </w:r>
+      <w:r>
+        <w:rPr>
+          <w:color w:val="605e5c"/>
+        </w:rPr>
+        <w:t>four</w:t>
+      </w:r>
+      <w:r>
+        <w:t>();</w:t>
+      </w:r>
+    </w:p>
+    <w:p>
+      <w:pPr>
+        <w:pStyle w:val="para18"/>
+      </w:pPr>
+      <w:r>
+        <w:t> </w:t>
+      </w:r>
+      <w:r>
+        <w:rPr>
+          <w:color w:val="605e5c"/>
+        </w:rPr>
+        <w:t>delay</w:t>
+      </w:r>
+      <w:r>
+        <w:t>(</w:t>
+      </w:r>
+      <w:r>
+        <w:rPr>
+          <w:color w:val="404040"/>
+        </w:rPr>
+        <w:t>1000</w:t>
+      </w:r>
+      <w:r>
+        <w:t>);</w:t>
+      </w:r>
+    </w:p>
+    <w:p>
+      <w:pPr>
+        <w:pStyle w:val="para18"/>
+      </w:pPr>
+      <w:r>
+        <w:br w:type="textWrapping"/>
+      </w:r>
+    </w:p>
+    <w:p>
+      <w:pPr>
+        <w:pStyle w:val="para18"/>
+      </w:pPr>
+      <w:r>
+        <w:t> </w:t>
+      </w:r>
+      <w:r>
+        <w:rPr>
+          <w:color w:val="605e5c"/>
+        </w:rPr>
+        <w:t>five</w:t>
+      </w:r>
+      <w:r>
+        <w:t>();</w:t>
+      </w:r>
+    </w:p>
+    <w:p>
+      <w:pPr>
+        <w:pStyle w:val="para18"/>
+      </w:pPr>
+      <w:r>
+        <w:t> </w:t>
+      </w:r>
+      <w:r>
+        <w:rPr>
+          <w:color w:val="605e5c"/>
+        </w:rPr>
+        <w:t>delay</w:t>
+      </w:r>
+      <w:r>
+        <w:t>(</w:t>
+      </w:r>
+      <w:r>
+        <w:rPr>
+          <w:color w:val="404040"/>
+        </w:rPr>
+        <w:t>1000</w:t>
+      </w:r>
+      <w:r>
+        <w:t>);</w:t>
+      </w:r>
+    </w:p>
+    <w:p>
+      <w:pPr>
+        <w:pStyle w:val="para18"/>
+      </w:pPr>
+      <w:r>
+        <w:br w:type="textWrapping"/>
+      </w:r>
+    </w:p>
+    <w:p>
+      <w:pPr>
+        <w:pStyle w:val="para18"/>
+      </w:pPr>
+      <w:r>
+        <w:t> </w:t>
+      </w:r>
+      <w:r>
+        <w:rPr>
+          <w:color w:val="605e5c"/>
+        </w:rPr>
+        <w:t>six</w:t>
+      </w:r>
+      <w:r>
+        <w:t>();</w:t>
+      </w:r>
+    </w:p>
+    <w:p>
+      <w:pPr>
+        <w:pStyle w:val="para18"/>
+      </w:pPr>
+      <w:r>
+        <w:t> </w:t>
+      </w:r>
+      <w:r>
+        <w:rPr>
+          <w:color w:val="605e5c"/>
+        </w:rPr>
+        <w:t>delay</w:t>
+      </w:r>
+      <w:r>
+        <w:t>(</w:t>
+      </w:r>
+      <w:r>
+        <w:rPr>
+          <w:color w:val="404040"/>
+        </w:rPr>
+        <w:t>1000</w:t>
+      </w:r>
+      <w:r>
+        <w:t>);</w:t>
+      </w:r>
+    </w:p>
+    <w:p>
+      <w:pPr>
+        <w:pStyle w:val="para18"/>
+      </w:pPr>
+      <w:r>
+        <w:br w:type="textWrapping"/>
+      </w:r>
+    </w:p>
+    <w:p>
+      <w:pPr>
+        <w:pStyle w:val="para18"/>
+      </w:pPr>
+      <w:r>
+        <w:t> </w:t>
+      </w:r>
+      <w:r>
+        <w:rPr>
+          <w:color w:val="605e5c"/>
+        </w:rPr>
+        <w:t>seven</w:t>
+      </w:r>
+      <w:r>
+        <w:t>();</w:t>
+      </w:r>
+    </w:p>
+    <w:p>
+      <w:pPr>
+        <w:pStyle w:val="para18"/>
+      </w:pPr>
+      <w:r>
+        <w:t> </w:t>
+      </w:r>
+      <w:r>
+        <w:rPr>
+          <w:color w:val="605e5c"/>
+        </w:rPr>
+        <w:t>delay</w:t>
+      </w:r>
+      <w:r>
+        <w:t>(</w:t>
+      </w:r>
+      <w:r>
+        <w:rPr>
+          <w:color w:val="404040"/>
+        </w:rPr>
+        <w:t>1000</w:t>
+      </w:r>
+      <w:r>
+        <w:t>);</w:t>
+      </w:r>
+    </w:p>
+    <w:p>
+      <w:pPr>
+        <w:pStyle w:val="para18"/>
+      </w:pPr>
+      <w:r>
+        <w:br w:type="textWrapping"/>
+      </w:r>
+    </w:p>
+    <w:p>
+      <w:pPr>
+        <w:pStyle w:val="para18"/>
+      </w:pPr>
+      <w:r>
+        <w:t> </w:t>
+      </w:r>
+      <w:r>
+        <w:rPr>
+          <w:color w:val="605e5c"/>
+        </w:rPr>
+        <w:t>eight</w:t>
+      </w:r>
+      <w:r>
+        <w:t>();</w:t>
+      </w:r>
+    </w:p>
+    <w:p>
+      <w:pPr>
+        <w:pStyle w:val="para18"/>
+      </w:pPr>
+      <w:r>
+        <w:t> </w:t>
+      </w:r>
+      <w:r>
+        <w:rPr>
+          <w:color w:val="605e5c"/>
+        </w:rPr>
+        <w:t>delay</w:t>
+      </w:r>
+      <w:r>
+        <w:t>(</w:t>
+      </w:r>
+      <w:r>
+        <w:rPr>
+          <w:color w:val="404040"/>
+        </w:rPr>
+        <w:t>1000</w:t>
+      </w:r>
+      <w:r>
+        <w:t>);</w:t>
+      </w:r>
+    </w:p>
+    <w:p>
+      <w:pPr>
+        <w:pStyle w:val="para18"/>
+      </w:pPr>
+      <w:r>
+        <w:br w:type="textWrapping"/>
+      </w:r>
+    </w:p>
+    <w:p>
+      <w:pPr>
+        <w:pStyle w:val="para18"/>
+      </w:pPr>
+      <w:r>
+        <w:t> </w:t>
+      </w:r>
+      <w:r>
+        <w:rPr>
+          <w:color w:val="605e5c"/>
+        </w:rPr>
+        <w:t>nine</w:t>
+      </w:r>
+      <w:r>
+        <w:t>();</w:t>
+      </w:r>
+    </w:p>
+    <w:p>
+      <w:pPr>
+        <w:pStyle w:val="para18"/>
+      </w:pPr>
+      <w:r>
+        <w:t> </w:t>
+      </w:r>
+      <w:r>
+        <w:rPr>
+          <w:color w:val="605e5c"/>
+        </w:rPr>
+        <w:t>delay</w:t>
+      </w:r>
+      <w:r>
+        <w:t>(</w:t>
+      </w:r>
+      <w:r>
+        <w:rPr>
+          <w:color w:val="404040"/>
+        </w:rPr>
+        <w:t>1000</w:t>
+      </w:r>
+      <w:r>
+        <w:t>);</w:t>
+      </w:r>
+    </w:p>
+    <w:p>
+      <w:pPr>
+        <w:pStyle w:val="para18"/>
+      </w:pPr>
+      <w:r>
+        <w:t>}</w:t>
+      </w:r>
+    </w:p>
+    <w:p>
+      <w:pPr>
+        <w:pStyle w:val="para10"/>
+      </w:pPr>
+      <w:r/>
+    </w:p>
+    <w:p>
+      <w:pPr>
+        <w:pStyle w:val="para14"/>
+      </w:pPr>
+      <w:r>
+        <w:rPr>
+          <w:noProof/>
+        </w:rPr>
+        <w:drawing>
+          <wp:inline distT="89535" distB="89535" distL="89535" distR="89535">
+            <wp:extent cx="5552440" cy="3718560"/>
+            <wp:effectExtent l="0" t="0" r="0" b="0"/>
+            <wp:docPr id="6" name="Зображення6"/>
+            <wp:cNvGraphicFramePr>
+              <a:graphicFrameLocks xmlns:a="http://schemas.openxmlformats.org/drawingml/2006/main" noChangeAspect="1"/>
+            </wp:cNvGraphicFramePr>
+            <a:graphic xmlns:a="http://schemas.openxmlformats.org/drawingml/2006/main">
+              <a:graphicData uri="http://schemas.openxmlformats.org/drawingml/2006/picture">
+                <pic:pic xmlns:pic="http://schemas.openxmlformats.org/drawingml/2006/picture">
+                  <pic:nvPicPr>
+                    <pic:cNvPr id="6" name="Зображення6"/>
+                    <pic:cNvPicPr>
+                      <a:picLocks noChangeAspect="1"/>
+                      <a:extLst>
+                        <a:ext uri="sm">
+                          <sm:smNativeData xmlns:sm="sm" val="SMDATA_16_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"/>
+                        </a:ext>
+                      </a:extLst>
+                    </pic:cNvPicPr>
+                  </pic:nvPicPr>
+                  <pic:blipFill>
+                    <a:blip r:embed="rId13"/>
+                    <a:stretch>
+                      <a:fillRect/>
+                    </a:stretch>
+                  </pic:blipFill>
+                  <pic:spPr>
+                    <a:xfrm>
+                      <a:off x="0" y="0"/>
+                      <a:ext cx="5552440" cy="3718560"/>
+                    </a:xfrm>
+                    <a:prstGeom prst="rect">
+                      <a:avLst/>
+                    </a:prstGeom>
+                    <a:noFill/>
+                    <a:ln w="12700">
+                      <a:noFill/>
+                    </a:ln>
+                  </pic:spPr>
+                </pic:pic>
+              </a:graphicData>
+            </a:graphic>
+          </wp:inline>
+        </w:drawing>
+      </w:r>
+      <w:r/>
+    </w:p>
+    <w:p>
+      <w:pPr>
+        <w:pStyle w:val="para14"/>
+      </w:pPr>
+      <w:r>
+        <w:t>Рисунок 6.1 - Робоча схема</w:t>
+      </w:r>
+    </w:p>
+    <w:p>
+      <w:pPr>
+        <w:pStyle w:val="para10"/>
+      </w:pPr>
+      <w:r/>
     </w:p>
     <w:p>
       <w:pPr>

--- a/32IV Inzhenerija vbudovanyh/7/KNT-122_Onyshchenko_Variant-19_PR6.docx
+++ b/32IV Inzhenerija vbudovanyh/7/KNT-122_Onyshchenko_Variant-19_PR6.docx
@@ -1048,7 +1048,7 @@
                       <a:picLocks noChangeAspect="1"/>
                       <a:extLst>
                         <a:ext uri="sm">
-                          <sm:smNativeData xmlns:sm="sm" val="SMDATA_16_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"/>
+                          <sm:smNativeData xmlns:sm="sm" val="SMDATA_16_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"/>
                         </a:ext>
                       </a:extLst>
                     </pic:cNvPicPr>
@@ -4407,7 +4407,7 @@
                       <a:picLocks noChangeAspect="1"/>
                       <a:extLst>
                         <a:ext uri="sm">
-                          <sm:smNativeData xmlns:sm="sm" val="SMDATA_16_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"/>
+                          <sm:smNativeData xmlns:sm="sm" val="SMDATA_16_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"/>
                         </a:ext>
                       </a:extLst>
                     </pic:cNvPicPr>
@@ -4989,7 +4989,7 @@
                       <a:picLocks noChangeAspect="1"/>
                       <a:extLst>
                         <a:ext uri="sm">
-                          <sm:smNativeData xmlns:sm="sm" val="SMDATA_16_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"/>
+                          <sm:smNativeData xmlns:sm="sm" val="SMDATA_16_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"/>
                         </a:ext>
                       </a:extLst>
                     </pic:cNvPicPr>
@@ -7335,7 +7335,7 @@
                       <a:picLocks noChangeAspect="1"/>
                       <a:extLst>
                         <a:ext uri="sm">
-                          <sm:smNativeData xmlns:sm="sm" val="SMDATA_16_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"/>
+                          <sm:smNativeData xmlns:sm="sm" val="SMDATA_16_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"/>
                         </a:ext>
                       </a:extLst>
                     </pic:cNvPicPr>
@@ -10018,7 +10018,7 @@
                       <a:picLocks noChangeAspect="1"/>
                       <a:extLst>
                         <a:ext uri="sm">
-                          <sm:smNativeData xmlns:sm="sm" val="SMDATA_16_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"/>
+                          <sm:smNativeData xmlns:sm="sm" val="SMDATA_16_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"/>
                         </a:ext>
                       </a:extLst>
                     </pic:cNvPicPr>
@@ -14926,7 +14926,7 @@
                       <a:picLocks noChangeAspect="1"/>
                       <a:extLst>
                         <a:ext uri="sm">
-                          <sm:smNativeData xmlns:sm="sm" val="SMDATA_16_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"/>
+                          <sm:smNativeData xmlns:sm="sm" val="SMDATA_16_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"/>
                         </a:ext>
                       </a:extLst>
                     </pic:cNvPicPr>
@@ -14974,11 +14974,5808 @@
     </w:p>
     <w:p>
       <w:pPr>
+        <w:pStyle w:val="para9"/>
+      </w:pPr>
+      <w:r>
+        <w:t>7 Дисплей з рухом</w:t>
+      </w:r>
+    </w:p>
+    <w:p>
+      <w:pPr>
         <w:pStyle w:val="para10"/>
       </w:pPr>
-      <w:r>
-        <w:t>7 Дисплей з рухом</w:t>
-      </w:r>
+      <w:r/>
+    </w:p>
+    <w:p>
+      <w:pPr>
+        <w:pStyle w:val="para18"/>
+      </w:pPr>
+      <w:r>
+        <w:rPr>
+          <w:color w:val="1f3763"/>
+        </w:rPr>
+        <w:t>int</w:t>
+      </w:r>
+      <w:r>
+        <w:t xml:space="preserve"> </w:t>
+      </w:r>
+      <w:r>
+        <w:rPr>
+          <w:color w:val="0563c1"/>
+        </w:rPr>
+        <w:t>A</w:t>
+      </w:r>
+      <w:r>
+        <w:rPr>
+          <w:color w:val="000000"/>
+        </w:rPr>
+        <w:t>=</w:t>
+      </w:r>
+      <w:r>
+        <w:rPr>
+          <w:color w:val="404040"/>
+        </w:rPr>
+        <w:t>12</w:t>
+      </w:r>
+      <w:r>
+        <w:t>;</w:t>
+      </w:r>
+    </w:p>
+    <w:p>
+      <w:pPr>
+        <w:pStyle w:val="para18"/>
+      </w:pPr>
+      <w:r>
+        <w:rPr>
+          <w:color w:val="1f3763"/>
+        </w:rPr>
+        <w:t>int</w:t>
+      </w:r>
+      <w:r>
+        <w:t xml:space="preserve"> </w:t>
+      </w:r>
+      <w:r>
+        <w:rPr>
+          <w:color w:val="0563c1"/>
+        </w:rPr>
+        <w:t>B</w:t>
+      </w:r>
+      <w:r>
+        <w:rPr>
+          <w:color w:val="000000"/>
+        </w:rPr>
+        <w:t>=</w:t>
+      </w:r>
+      <w:r>
+        <w:rPr>
+          <w:color w:val="404040"/>
+        </w:rPr>
+        <w:t>11</w:t>
+      </w:r>
+      <w:r>
+        <w:t>;</w:t>
+      </w:r>
+    </w:p>
+    <w:p>
+      <w:pPr>
+        <w:pStyle w:val="para18"/>
+      </w:pPr>
+      <w:r>
+        <w:rPr>
+          <w:color w:val="1f3763"/>
+        </w:rPr>
+        <w:t>int</w:t>
+      </w:r>
+      <w:r>
+        <w:t xml:space="preserve"> </w:t>
+      </w:r>
+      <w:r>
+        <w:rPr>
+          <w:color w:val="0563c1"/>
+        </w:rPr>
+        <w:t>C</w:t>
+      </w:r>
+      <w:r>
+        <w:rPr>
+          <w:color w:val="000000"/>
+        </w:rPr>
+        <w:t>=</w:t>
+      </w:r>
+      <w:r>
+        <w:rPr>
+          <w:color w:val="404040"/>
+        </w:rPr>
+        <w:t>10</w:t>
+      </w:r>
+      <w:r>
+        <w:t>;</w:t>
+      </w:r>
+    </w:p>
+    <w:p>
+      <w:pPr>
+        <w:pStyle w:val="para18"/>
+      </w:pPr>
+      <w:r>
+        <w:rPr>
+          <w:color w:val="1f3763"/>
+        </w:rPr>
+        <w:t>int</w:t>
+      </w:r>
+      <w:r>
+        <w:t xml:space="preserve"> </w:t>
+      </w:r>
+      <w:r>
+        <w:rPr>
+          <w:color w:val="0563c1"/>
+        </w:rPr>
+        <w:t>D</w:t>
+      </w:r>
+      <w:r>
+        <w:rPr>
+          <w:color w:val="000000"/>
+        </w:rPr>
+        <w:t>=</w:t>
+      </w:r>
+      <w:r>
+        <w:rPr>
+          <w:color w:val="404040"/>
+        </w:rPr>
+        <w:t>9</w:t>
+      </w:r>
+      <w:r>
+        <w:t>;</w:t>
+      </w:r>
+    </w:p>
+    <w:p>
+      <w:pPr>
+        <w:pStyle w:val="para18"/>
+      </w:pPr>
+      <w:r>
+        <w:rPr>
+          <w:color w:val="1f3763"/>
+        </w:rPr>
+        <w:t>int</w:t>
+      </w:r>
+      <w:r>
+        <w:t xml:space="preserve"> </w:t>
+      </w:r>
+      <w:r>
+        <w:rPr>
+          <w:color w:val="0563c1"/>
+        </w:rPr>
+        <w:t>E</w:t>
+      </w:r>
+      <w:r>
+        <w:rPr>
+          <w:color w:val="000000"/>
+        </w:rPr>
+        <w:t>=</w:t>
+      </w:r>
+      <w:r>
+        <w:rPr>
+          <w:color w:val="404040"/>
+        </w:rPr>
+        <w:t>8</w:t>
+      </w:r>
+      <w:r>
+        <w:t>;</w:t>
+      </w:r>
+    </w:p>
+    <w:p>
+      <w:pPr>
+        <w:pStyle w:val="para18"/>
+      </w:pPr>
+      <w:r>
+        <w:rPr>
+          <w:color w:val="1f3763"/>
+        </w:rPr>
+        <w:t>int</w:t>
+      </w:r>
+      <w:r>
+        <w:t xml:space="preserve"> </w:t>
+      </w:r>
+      <w:r>
+        <w:rPr>
+          <w:color w:val="0563c1"/>
+        </w:rPr>
+        <w:t>F</w:t>
+      </w:r>
+      <w:r>
+        <w:rPr>
+          <w:color w:val="000000"/>
+        </w:rPr>
+        <w:t>=</w:t>
+      </w:r>
+      <w:r>
+        <w:rPr>
+          <w:color w:val="404040"/>
+        </w:rPr>
+        <w:t>7</w:t>
+      </w:r>
+      <w:r>
+        <w:t>;</w:t>
+      </w:r>
+    </w:p>
+    <w:p>
+      <w:pPr>
+        <w:pStyle w:val="para18"/>
+      </w:pPr>
+      <w:r>
+        <w:rPr>
+          <w:color w:val="1f3763"/>
+        </w:rPr>
+        <w:t>int</w:t>
+      </w:r>
+      <w:r>
+        <w:t xml:space="preserve"> </w:t>
+      </w:r>
+      <w:r>
+        <w:rPr>
+          <w:color w:val="0563c1"/>
+        </w:rPr>
+        <w:t>G</w:t>
+      </w:r>
+      <w:r>
+        <w:rPr>
+          <w:color w:val="000000"/>
+        </w:rPr>
+        <w:t>=</w:t>
+      </w:r>
+      <w:r>
+        <w:rPr>
+          <w:color w:val="404040"/>
+        </w:rPr>
+        <w:t>6</w:t>
+      </w:r>
+      <w:r>
+        <w:t>;</w:t>
+      </w:r>
+    </w:p>
+    <w:p>
+      <w:pPr>
+        <w:pStyle w:val="para18"/>
+      </w:pPr>
+      <w:r>
+        <w:br w:type="textWrapping"/>
+      </w:r>
+    </w:p>
+    <w:p>
+      <w:pPr>
+        <w:pStyle w:val="para18"/>
+      </w:pPr>
+      <w:r>
+        <w:rPr>
+          <w:color w:val="1f3763"/>
+        </w:rPr>
+        <w:t>int</w:t>
+      </w:r>
+      <w:r>
+        <w:t xml:space="preserve"> </w:t>
+      </w:r>
+      <w:r>
+        <w:rPr>
+          <w:color w:val="0563c1"/>
+        </w:rPr>
+        <w:t>leftPin</w:t>
+      </w:r>
+      <w:r>
+        <w:rPr>
+          <w:color w:val="000000"/>
+        </w:rPr>
+        <w:t>=</w:t>
+      </w:r>
+      <w:r>
+        <w:rPr>
+          <w:color w:val="404040"/>
+        </w:rPr>
+        <w:t>4</w:t>
+      </w:r>
+      <w:r>
+        <w:t>;</w:t>
+      </w:r>
+    </w:p>
+    <w:p>
+      <w:pPr>
+        <w:pStyle w:val="para18"/>
+      </w:pPr>
+      <w:r>
+        <w:rPr>
+          <w:color w:val="1f3763"/>
+        </w:rPr>
+        <w:t>int</w:t>
+      </w:r>
+      <w:r>
+        <w:t xml:space="preserve"> </w:t>
+      </w:r>
+      <w:r>
+        <w:rPr>
+          <w:color w:val="0563c1"/>
+        </w:rPr>
+        <w:t>rightPin</w:t>
+      </w:r>
+      <w:r>
+        <w:rPr>
+          <w:color w:val="000000"/>
+        </w:rPr>
+        <w:t>=</w:t>
+      </w:r>
+      <w:r>
+        <w:rPr>
+          <w:color w:val="404040"/>
+        </w:rPr>
+        <w:t>3</w:t>
+      </w:r>
+      <w:r>
+        <w:t>;</w:t>
+      </w:r>
+    </w:p>
+    <w:p>
+      <w:pPr>
+        <w:pStyle w:val="para18"/>
+      </w:pPr>
+      <w:r>
+        <w:br w:type="textWrapping"/>
+      </w:r>
+    </w:p>
+    <w:p>
+      <w:pPr>
+        <w:pStyle w:val="para18"/>
+      </w:pPr>
+      <w:r>
+        <w:rPr>
+          <w:color w:val="1f3763"/>
+        </w:rPr>
+        <w:t>int</w:t>
+      </w:r>
+      <w:r>
+        <w:t xml:space="preserve"> </w:t>
+      </w:r>
+      <w:r>
+        <w:rPr>
+          <w:color w:val="0563c1"/>
+        </w:rPr>
+        <w:t>counter</w:t>
+      </w:r>
+      <w:r>
+        <w:rPr>
+          <w:color w:val="000000"/>
+        </w:rPr>
+        <w:t>=</w:t>
+      </w:r>
+      <w:r>
+        <w:rPr>
+          <w:color w:val="404040"/>
+        </w:rPr>
+        <w:t>0</w:t>
+      </w:r>
+      <w:r>
+        <w:t>;</w:t>
+      </w:r>
+    </w:p>
+    <w:p>
+      <w:pPr>
+        <w:pStyle w:val="para18"/>
+      </w:pPr>
+      <w:r>
+        <w:br w:type="textWrapping"/>
+      </w:r>
+    </w:p>
+    <w:p>
+      <w:pPr>
+        <w:pStyle w:val="para18"/>
+      </w:pPr>
+      <w:r>
+        <w:rPr>
+          <w:color w:val="1f3763"/>
+        </w:rPr>
+        <w:t>bool</w:t>
+      </w:r>
+      <w:r>
+        <w:t xml:space="preserve"> </w:t>
+      </w:r>
+      <w:r>
+        <w:rPr>
+          <w:color w:val="605e5c"/>
+        </w:rPr>
+        <w:t>getMotion</w:t>
+      </w:r>
+      <w:r>
+        <w:t>(</w:t>
+      </w:r>
+      <w:r>
+        <w:rPr>
+          <w:color w:val="1f3763"/>
+        </w:rPr>
+        <w:t>int</w:t>
+      </w:r>
+      <w:r>
+        <w:t xml:space="preserve"> </w:t>
+      </w:r>
+      <w:r>
+        <w:rPr>
+          <w:color w:val="0563c1"/>
+        </w:rPr>
+        <w:t>pin</w:t>
+      </w:r>
+      <w:r>
+        <w:t>){</w:t>
+      </w:r>
+    </w:p>
+    <w:p>
+      <w:pPr>
+        <w:pStyle w:val="para18"/>
+      </w:pPr>
+      <w:r>
+        <w:t> </w:t>
+      </w:r>
+      <w:r>
+        <w:rPr>
+          <w:color w:val="1f3763"/>
+        </w:rPr>
+        <w:t>bool</w:t>
+      </w:r>
+      <w:r>
+        <w:t xml:space="preserve"> </w:t>
+      </w:r>
+      <w:r>
+        <w:rPr>
+          <w:color w:val="0563c1"/>
+        </w:rPr>
+        <w:t>help</w:t>
+      </w:r>
+      <w:r>
+        <w:rPr>
+          <w:color w:val="000000"/>
+        </w:rPr>
+        <w:t>=</w:t>
+      </w:r>
+      <w:r>
+        <w:t>(</w:t>
+      </w:r>
+      <w:r>
+        <w:rPr>
+          <w:color w:val="1f3763"/>
+        </w:rPr>
+        <w:t>bool</w:t>
+      </w:r>
+      <w:r>
+        <w:t xml:space="preserve">) </w:t>
+      </w:r>
+      <w:r>
+        <w:rPr>
+          <w:color w:val="605e5c"/>
+        </w:rPr>
+        <w:t>digitalRead</w:t>
+      </w:r>
+      <w:r>
+        <w:t>(</w:t>
+      </w:r>
+      <w:r>
+        <w:rPr>
+          <w:color w:val="0563c1"/>
+        </w:rPr>
+        <w:t>pin</w:t>
+      </w:r>
+      <w:r>
+        <w:t>);</w:t>
+      </w:r>
+    </w:p>
+    <w:p>
+      <w:pPr>
+        <w:pStyle w:val="para18"/>
+      </w:pPr>
+      <w:r>
+        <w:t> </w:t>
+      </w:r>
+      <w:r>
+        <w:rPr>
+          <w:color w:val="e1dfdd"/>
+        </w:rPr>
+        <w:t>return</w:t>
+      </w:r>
+      <w:r>
+        <w:t xml:space="preserve"> </w:t>
+      </w:r>
+      <w:r>
+        <w:rPr>
+          <w:color w:val="0563c1"/>
+        </w:rPr>
+        <w:t>help</w:t>
+      </w:r>
+      <w:r>
+        <w:t>;</w:t>
+      </w:r>
+    </w:p>
+    <w:p>
+      <w:pPr>
+        <w:pStyle w:val="para18"/>
+      </w:pPr>
+      <w:r>
+        <w:t>}</w:t>
+      </w:r>
+    </w:p>
+    <w:p>
+      <w:pPr>
+        <w:pStyle w:val="para18"/>
+      </w:pPr>
+      <w:r>
+        <w:br w:type="textWrapping"/>
+      </w:r>
+    </w:p>
+    <w:p>
+      <w:pPr>
+        <w:pStyle w:val="para18"/>
+      </w:pPr>
+      <w:r>
+        <w:rPr>
+          <w:color w:val="1f3763"/>
+        </w:rPr>
+        <w:t>const</w:t>
+      </w:r>
+      <w:r>
+        <w:t xml:space="preserve"> </w:t>
+      </w:r>
+      <w:r>
+        <w:rPr>
+          <w:color w:val="1f3763"/>
+        </w:rPr>
+        <w:t>int</w:t>
+      </w:r>
+      <w:r>
+        <w:t xml:space="preserve"> </w:t>
+      </w:r>
+      <w:r>
+        <w:rPr>
+          <w:color w:val="0563c1"/>
+        </w:rPr>
+        <w:t>DIGITS_NUMBER</w:t>
+      </w:r>
+      <w:r>
+        <w:rPr>
+          <w:color w:val="000000"/>
+        </w:rPr>
+        <w:t>=</w:t>
+      </w:r>
+      <w:r>
+        <w:rPr>
+          <w:color w:val="404040"/>
+        </w:rPr>
+        <w:t>7</w:t>
+      </w:r>
+      <w:r>
+        <w:t>;</w:t>
+      </w:r>
+    </w:p>
+    <w:p>
+      <w:pPr>
+        <w:pStyle w:val="para18"/>
+      </w:pPr>
+      <w:r>
+        <w:rPr>
+          <w:color w:val="1f3763"/>
+        </w:rPr>
+        <w:t>int</w:t>
+      </w:r>
+      <w:r>
+        <w:t xml:space="preserve"> </w:t>
+      </w:r>
+      <w:r>
+        <w:rPr>
+          <w:color w:val="0563c1"/>
+        </w:rPr>
+        <w:t>digits</w:t>
+      </w:r>
+      <w:r>
+        <w:t>[</w:t>
+      </w:r>
+      <w:r>
+        <w:rPr>
+          <w:color w:val="0563c1"/>
+        </w:rPr>
+        <w:t>DIGITS_NUMBER</w:t>
+      </w:r>
+      <w:r>
+        <w:t>]</w:t>
+      </w:r>
+      <w:r>
+        <w:rPr>
+          <w:color w:val="000000"/>
+        </w:rPr>
+        <w:t>=</w:t>
+      </w:r>
+      <w:r>
+        <w:t>{</w:t>
+      </w:r>
+      <w:r>
+        <w:rPr>
+          <w:color w:val="0563c1"/>
+        </w:rPr>
+        <w:t>A</w:t>
+      </w:r>
+      <w:r>
+        <w:t>,</w:t>
+      </w:r>
+      <w:r>
+        <w:rPr>
+          <w:color w:val="0563c1"/>
+        </w:rPr>
+        <w:t>B</w:t>
+      </w:r>
+      <w:r>
+        <w:t>,</w:t>
+      </w:r>
+      <w:r>
+        <w:rPr>
+          <w:color w:val="0563c1"/>
+        </w:rPr>
+        <w:t>C</w:t>
+      </w:r>
+      <w:r>
+        <w:t>,</w:t>
+      </w:r>
+      <w:r>
+        <w:rPr>
+          <w:color w:val="0563c1"/>
+        </w:rPr>
+        <w:t>D</w:t>
+      </w:r>
+      <w:r>
+        <w:t>,</w:t>
+      </w:r>
+      <w:r>
+        <w:rPr>
+          <w:color w:val="0563c1"/>
+        </w:rPr>
+        <w:t>E</w:t>
+      </w:r>
+      <w:r>
+        <w:t>,</w:t>
+      </w:r>
+      <w:r>
+        <w:rPr>
+          <w:color w:val="0563c1"/>
+        </w:rPr>
+        <w:t>F</w:t>
+      </w:r>
+      <w:r>
+        <w:t>,</w:t>
+      </w:r>
+      <w:r>
+        <w:rPr>
+          <w:color w:val="0563c1"/>
+        </w:rPr>
+        <w:t>G</w:t>
+      </w:r>
+      <w:r>
+        <w:t>};</w:t>
+      </w:r>
+    </w:p>
+    <w:p>
+      <w:pPr>
+        <w:pStyle w:val="para18"/>
+      </w:pPr>
+      <w:r>
+        <w:br w:type="textWrapping"/>
+      </w:r>
+    </w:p>
+    <w:p>
+      <w:pPr>
+        <w:pStyle w:val="para18"/>
+      </w:pPr>
+      <w:r>
+        <w:rPr>
+          <w:color w:val="1f3763"/>
+        </w:rPr>
+        <w:t>int</w:t>
+      </w:r>
+      <w:r>
+        <w:t xml:space="preserve"> </w:t>
+      </w:r>
+      <w:r>
+        <w:rPr>
+          <w:color w:val="0563c1"/>
+        </w:rPr>
+        <w:t>zeroDigits</w:t>
+      </w:r>
+      <w:r>
+        <w:t>[</w:t>
+      </w:r>
+      <w:r>
+        <w:rPr>
+          <w:color w:val="0563c1"/>
+        </w:rPr>
+        <w:t>DIGITS_NUMBER</w:t>
+      </w:r>
+      <w:r>
+        <w:t>]</w:t>
+      </w:r>
+      <w:r>
+        <w:rPr>
+          <w:color w:val="000000"/>
+        </w:rPr>
+        <w:t>=</w:t>
+      </w:r>
+      <w:r>
+        <w:t>{</w:t>
+      </w:r>
+      <w:r>
+        <w:rPr>
+          <w:color w:val="404040"/>
+        </w:rPr>
+        <w:t>1</w:t>
+      </w:r>
+      <w:r>
+        <w:t>,</w:t>
+      </w:r>
+      <w:r>
+        <w:rPr>
+          <w:color w:val="404040"/>
+        </w:rPr>
+        <w:t>1</w:t>
+      </w:r>
+      <w:r>
+        <w:t>,</w:t>
+      </w:r>
+      <w:r>
+        <w:rPr>
+          <w:color w:val="404040"/>
+        </w:rPr>
+        <w:t>1</w:t>
+      </w:r>
+      <w:r>
+        <w:t>,</w:t>
+      </w:r>
+      <w:r>
+        <w:rPr>
+          <w:color w:val="404040"/>
+        </w:rPr>
+        <w:t>1</w:t>
+      </w:r>
+      <w:r>
+        <w:t>,</w:t>
+      </w:r>
+      <w:r>
+        <w:rPr>
+          <w:color w:val="404040"/>
+        </w:rPr>
+        <w:t>1</w:t>
+      </w:r>
+      <w:r>
+        <w:t>,</w:t>
+      </w:r>
+      <w:r>
+        <w:rPr>
+          <w:color w:val="404040"/>
+        </w:rPr>
+        <w:t>1</w:t>
+      </w:r>
+      <w:r>
+        <w:t>,</w:t>
+      </w:r>
+      <w:r>
+        <w:rPr>
+          <w:color w:val="404040"/>
+        </w:rPr>
+        <w:t>0</w:t>
+      </w:r>
+      <w:r>
+        <w:t>};</w:t>
+      </w:r>
+    </w:p>
+    <w:p>
+      <w:pPr>
+        <w:pStyle w:val="para18"/>
+      </w:pPr>
+      <w:r>
+        <w:rPr>
+          <w:color w:val="1f3763"/>
+        </w:rPr>
+        <w:t>int</w:t>
+      </w:r>
+      <w:r>
+        <w:t xml:space="preserve"> </w:t>
+      </w:r>
+      <w:r>
+        <w:rPr>
+          <w:color w:val="0563c1"/>
+        </w:rPr>
+        <w:t>oneDigits</w:t>
+      </w:r>
+      <w:r>
+        <w:t>[</w:t>
+      </w:r>
+      <w:r>
+        <w:rPr>
+          <w:color w:val="0563c1"/>
+        </w:rPr>
+        <w:t>DIGITS_NUMBER</w:t>
+      </w:r>
+      <w:r>
+        <w:t>]</w:t>
+      </w:r>
+      <w:r>
+        <w:rPr>
+          <w:color w:val="000000"/>
+        </w:rPr>
+        <w:t>=</w:t>
+      </w:r>
+      <w:r>
+        <w:t>{</w:t>
+      </w:r>
+      <w:r>
+        <w:rPr>
+          <w:color w:val="404040"/>
+        </w:rPr>
+        <w:t>0</w:t>
+      </w:r>
+      <w:r>
+        <w:t>,</w:t>
+      </w:r>
+      <w:r>
+        <w:rPr>
+          <w:color w:val="404040"/>
+        </w:rPr>
+        <w:t>1</w:t>
+      </w:r>
+      <w:r>
+        <w:t>,</w:t>
+      </w:r>
+      <w:r>
+        <w:rPr>
+          <w:color w:val="404040"/>
+        </w:rPr>
+        <w:t>1</w:t>
+      </w:r>
+      <w:r>
+        <w:t>,</w:t>
+      </w:r>
+      <w:r>
+        <w:rPr>
+          <w:color w:val="404040"/>
+        </w:rPr>
+        <w:t>0</w:t>
+      </w:r>
+      <w:r>
+        <w:t>,</w:t>
+      </w:r>
+      <w:r>
+        <w:rPr>
+          <w:color w:val="404040"/>
+        </w:rPr>
+        <w:t>0</w:t>
+      </w:r>
+      <w:r>
+        <w:t>,</w:t>
+      </w:r>
+      <w:r>
+        <w:rPr>
+          <w:color w:val="404040"/>
+        </w:rPr>
+        <w:t>0</w:t>
+      </w:r>
+      <w:r>
+        <w:t>,</w:t>
+      </w:r>
+      <w:r>
+        <w:rPr>
+          <w:color w:val="404040"/>
+        </w:rPr>
+        <w:t>0</w:t>
+      </w:r>
+      <w:r>
+        <w:t>};</w:t>
+      </w:r>
+    </w:p>
+    <w:p>
+      <w:pPr>
+        <w:pStyle w:val="para18"/>
+      </w:pPr>
+      <w:r>
+        <w:rPr>
+          <w:color w:val="1f3763"/>
+        </w:rPr>
+        <w:t>int</w:t>
+      </w:r>
+      <w:r>
+        <w:t xml:space="preserve"> </w:t>
+      </w:r>
+      <w:r>
+        <w:rPr>
+          <w:color w:val="0563c1"/>
+        </w:rPr>
+        <w:t>twoDigits</w:t>
+      </w:r>
+      <w:r>
+        <w:t>[</w:t>
+      </w:r>
+      <w:r>
+        <w:rPr>
+          <w:color w:val="0563c1"/>
+        </w:rPr>
+        <w:t>DIGITS_NUMBER</w:t>
+      </w:r>
+      <w:r>
+        <w:t>]</w:t>
+      </w:r>
+      <w:r>
+        <w:rPr>
+          <w:color w:val="000000"/>
+        </w:rPr>
+        <w:t>=</w:t>
+      </w:r>
+      <w:r>
+        <w:t>{</w:t>
+      </w:r>
+      <w:r>
+        <w:rPr>
+          <w:color w:val="404040"/>
+        </w:rPr>
+        <w:t>1</w:t>
+      </w:r>
+      <w:r>
+        <w:t>,</w:t>
+      </w:r>
+      <w:r>
+        <w:rPr>
+          <w:color w:val="404040"/>
+        </w:rPr>
+        <w:t>1</w:t>
+      </w:r>
+      <w:r>
+        <w:t>,</w:t>
+      </w:r>
+      <w:r>
+        <w:rPr>
+          <w:color w:val="404040"/>
+        </w:rPr>
+        <w:t>0</w:t>
+      </w:r>
+      <w:r>
+        <w:t>,</w:t>
+      </w:r>
+      <w:r>
+        <w:rPr>
+          <w:color w:val="404040"/>
+        </w:rPr>
+        <w:t>1</w:t>
+      </w:r>
+      <w:r>
+        <w:t>,</w:t>
+      </w:r>
+      <w:r>
+        <w:rPr>
+          <w:color w:val="404040"/>
+        </w:rPr>
+        <w:t>1</w:t>
+      </w:r>
+      <w:r>
+        <w:t>,</w:t>
+      </w:r>
+      <w:r>
+        <w:rPr>
+          <w:color w:val="404040"/>
+        </w:rPr>
+        <w:t>0</w:t>
+      </w:r>
+      <w:r>
+        <w:t>,</w:t>
+      </w:r>
+      <w:r>
+        <w:rPr>
+          <w:color w:val="404040"/>
+        </w:rPr>
+        <w:t>1</w:t>
+      </w:r>
+      <w:r>
+        <w:t>};</w:t>
+      </w:r>
+    </w:p>
+    <w:p>
+      <w:pPr>
+        <w:pStyle w:val="para18"/>
+      </w:pPr>
+      <w:r>
+        <w:rPr>
+          <w:color w:val="1f3763"/>
+        </w:rPr>
+        <w:t>int</w:t>
+      </w:r>
+      <w:r>
+        <w:t xml:space="preserve"> </w:t>
+      </w:r>
+      <w:r>
+        <w:rPr>
+          <w:color w:val="0563c1"/>
+        </w:rPr>
+        <w:t>threeDigits</w:t>
+      </w:r>
+      <w:r>
+        <w:t>[</w:t>
+      </w:r>
+      <w:r>
+        <w:rPr>
+          <w:color w:val="0563c1"/>
+        </w:rPr>
+        <w:t>DIGITS_NUMBER</w:t>
+      </w:r>
+      <w:r>
+        <w:t>]</w:t>
+      </w:r>
+      <w:r>
+        <w:rPr>
+          <w:color w:val="000000"/>
+        </w:rPr>
+        <w:t>=</w:t>
+      </w:r>
+      <w:r>
+        <w:t>{</w:t>
+      </w:r>
+      <w:r>
+        <w:rPr>
+          <w:color w:val="404040"/>
+        </w:rPr>
+        <w:t>1</w:t>
+      </w:r>
+      <w:r>
+        <w:t>,</w:t>
+      </w:r>
+      <w:r>
+        <w:rPr>
+          <w:color w:val="404040"/>
+        </w:rPr>
+        <w:t>1</w:t>
+      </w:r>
+      <w:r>
+        <w:t>,</w:t>
+      </w:r>
+      <w:r>
+        <w:rPr>
+          <w:color w:val="404040"/>
+        </w:rPr>
+        <w:t>1</w:t>
+      </w:r>
+      <w:r>
+        <w:t>,</w:t>
+      </w:r>
+      <w:r>
+        <w:rPr>
+          <w:color w:val="404040"/>
+        </w:rPr>
+        <w:t>1</w:t>
+      </w:r>
+      <w:r>
+        <w:t>,</w:t>
+      </w:r>
+      <w:r>
+        <w:rPr>
+          <w:color w:val="404040"/>
+        </w:rPr>
+        <w:t>0</w:t>
+      </w:r>
+      <w:r>
+        <w:t>,</w:t>
+      </w:r>
+      <w:r>
+        <w:rPr>
+          <w:color w:val="404040"/>
+        </w:rPr>
+        <w:t>0</w:t>
+      </w:r>
+      <w:r>
+        <w:t>,</w:t>
+      </w:r>
+      <w:r>
+        <w:rPr>
+          <w:color w:val="404040"/>
+        </w:rPr>
+        <w:t>1</w:t>
+      </w:r>
+      <w:r>
+        <w:t>};</w:t>
+      </w:r>
+    </w:p>
+    <w:p>
+      <w:pPr>
+        <w:pStyle w:val="para18"/>
+      </w:pPr>
+      <w:r>
+        <w:rPr>
+          <w:color w:val="1f3763"/>
+        </w:rPr>
+        <w:t>int</w:t>
+      </w:r>
+      <w:r>
+        <w:t xml:space="preserve"> </w:t>
+      </w:r>
+      <w:r>
+        <w:rPr>
+          <w:color w:val="0563c1"/>
+        </w:rPr>
+        <w:t>fourDigits</w:t>
+      </w:r>
+      <w:r>
+        <w:t>[</w:t>
+      </w:r>
+      <w:r>
+        <w:rPr>
+          <w:color w:val="0563c1"/>
+        </w:rPr>
+        <w:t>DIGITS_NUMBER</w:t>
+      </w:r>
+      <w:r>
+        <w:t>]</w:t>
+      </w:r>
+      <w:r>
+        <w:rPr>
+          <w:color w:val="000000"/>
+        </w:rPr>
+        <w:t>=</w:t>
+      </w:r>
+      <w:r>
+        <w:t>{</w:t>
+      </w:r>
+      <w:r>
+        <w:rPr>
+          <w:color w:val="404040"/>
+        </w:rPr>
+        <w:t>0</w:t>
+      </w:r>
+      <w:r>
+        <w:t>,</w:t>
+      </w:r>
+      <w:r>
+        <w:rPr>
+          <w:color w:val="404040"/>
+        </w:rPr>
+        <w:t>1</w:t>
+      </w:r>
+      <w:r>
+        <w:t>,</w:t>
+      </w:r>
+      <w:r>
+        <w:rPr>
+          <w:color w:val="404040"/>
+        </w:rPr>
+        <w:t>1</w:t>
+      </w:r>
+      <w:r>
+        <w:t>,</w:t>
+      </w:r>
+      <w:r>
+        <w:rPr>
+          <w:color w:val="404040"/>
+        </w:rPr>
+        <w:t>0</w:t>
+      </w:r>
+      <w:r>
+        <w:t>,</w:t>
+      </w:r>
+      <w:r>
+        <w:rPr>
+          <w:color w:val="404040"/>
+        </w:rPr>
+        <w:t>0</w:t>
+      </w:r>
+      <w:r>
+        <w:t>,</w:t>
+      </w:r>
+      <w:r>
+        <w:rPr>
+          <w:color w:val="404040"/>
+        </w:rPr>
+        <w:t>1</w:t>
+      </w:r>
+      <w:r>
+        <w:t>,</w:t>
+      </w:r>
+      <w:r>
+        <w:rPr>
+          <w:color w:val="404040"/>
+        </w:rPr>
+        <w:t>1</w:t>
+      </w:r>
+      <w:r>
+        <w:t>};</w:t>
+      </w:r>
+    </w:p>
+    <w:p>
+      <w:pPr>
+        <w:pStyle w:val="para18"/>
+      </w:pPr>
+      <w:r>
+        <w:rPr>
+          <w:color w:val="1f3763"/>
+        </w:rPr>
+        <w:t>int</w:t>
+      </w:r>
+      <w:r>
+        <w:t xml:space="preserve"> </w:t>
+      </w:r>
+      <w:r>
+        <w:rPr>
+          <w:color w:val="0563c1"/>
+        </w:rPr>
+        <w:t>fiveDigits</w:t>
+      </w:r>
+      <w:r>
+        <w:t>[</w:t>
+      </w:r>
+      <w:r>
+        <w:rPr>
+          <w:color w:val="0563c1"/>
+        </w:rPr>
+        <w:t>DIGITS_NUMBER</w:t>
+      </w:r>
+      <w:r>
+        <w:t>]</w:t>
+      </w:r>
+      <w:r>
+        <w:rPr>
+          <w:color w:val="000000"/>
+        </w:rPr>
+        <w:t>=</w:t>
+      </w:r>
+      <w:r>
+        <w:t>{</w:t>
+      </w:r>
+      <w:r>
+        <w:rPr>
+          <w:color w:val="404040"/>
+        </w:rPr>
+        <w:t>1</w:t>
+      </w:r>
+      <w:r>
+        <w:t>,</w:t>
+      </w:r>
+      <w:r>
+        <w:rPr>
+          <w:color w:val="404040"/>
+        </w:rPr>
+        <w:t>0</w:t>
+      </w:r>
+      <w:r>
+        <w:t>,</w:t>
+      </w:r>
+      <w:r>
+        <w:rPr>
+          <w:color w:val="404040"/>
+        </w:rPr>
+        <w:t>1</w:t>
+      </w:r>
+      <w:r>
+        <w:t>,</w:t>
+      </w:r>
+      <w:r>
+        <w:rPr>
+          <w:color w:val="404040"/>
+        </w:rPr>
+        <w:t>1</w:t>
+      </w:r>
+      <w:r>
+        <w:t>,</w:t>
+      </w:r>
+      <w:r>
+        <w:rPr>
+          <w:color w:val="404040"/>
+        </w:rPr>
+        <w:t>0</w:t>
+      </w:r>
+      <w:r>
+        <w:t>,</w:t>
+      </w:r>
+      <w:r>
+        <w:rPr>
+          <w:color w:val="404040"/>
+        </w:rPr>
+        <w:t>1</w:t>
+      </w:r>
+      <w:r>
+        <w:t>,</w:t>
+      </w:r>
+      <w:r>
+        <w:rPr>
+          <w:color w:val="404040"/>
+        </w:rPr>
+        <w:t>1</w:t>
+      </w:r>
+      <w:r>
+        <w:t>};</w:t>
+      </w:r>
+    </w:p>
+    <w:p>
+      <w:pPr>
+        <w:pStyle w:val="para18"/>
+      </w:pPr>
+      <w:r>
+        <w:rPr>
+          <w:color w:val="1f3763"/>
+        </w:rPr>
+        <w:t>int</w:t>
+      </w:r>
+      <w:r>
+        <w:t xml:space="preserve"> </w:t>
+      </w:r>
+      <w:r>
+        <w:rPr>
+          <w:color w:val="0563c1"/>
+        </w:rPr>
+        <w:t>sixDigits</w:t>
+      </w:r>
+      <w:r>
+        <w:t>[</w:t>
+      </w:r>
+      <w:r>
+        <w:rPr>
+          <w:color w:val="0563c1"/>
+        </w:rPr>
+        <w:t>DIGITS_NUMBER</w:t>
+      </w:r>
+      <w:r>
+        <w:t>]</w:t>
+      </w:r>
+      <w:r>
+        <w:rPr>
+          <w:color w:val="000000"/>
+        </w:rPr>
+        <w:t>=</w:t>
+      </w:r>
+      <w:r>
+        <w:t>{</w:t>
+      </w:r>
+      <w:r>
+        <w:rPr>
+          <w:color w:val="404040"/>
+        </w:rPr>
+        <w:t>1</w:t>
+      </w:r>
+      <w:r>
+        <w:t>,</w:t>
+      </w:r>
+      <w:r>
+        <w:rPr>
+          <w:color w:val="404040"/>
+        </w:rPr>
+        <w:t>0</w:t>
+      </w:r>
+      <w:r>
+        <w:t>,</w:t>
+      </w:r>
+      <w:r>
+        <w:rPr>
+          <w:color w:val="404040"/>
+        </w:rPr>
+        <w:t>1</w:t>
+      </w:r>
+      <w:r>
+        <w:t>,</w:t>
+      </w:r>
+      <w:r>
+        <w:rPr>
+          <w:color w:val="404040"/>
+        </w:rPr>
+        <w:t>1</w:t>
+      </w:r>
+      <w:r>
+        <w:t>,</w:t>
+      </w:r>
+      <w:r>
+        <w:rPr>
+          <w:color w:val="404040"/>
+        </w:rPr>
+        <w:t>1</w:t>
+      </w:r>
+      <w:r>
+        <w:t>,</w:t>
+      </w:r>
+      <w:r>
+        <w:rPr>
+          <w:color w:val="404040"/>
+        </w:rPr>
+        <w:t>1</w:t>
+      </w:r>
+      <w:r>
+        <w:t>,</w:t>
+      </w:r>
+      <w:r>
+        <w:rPr>
+          <w:color w:val="404040"/>
+        </w:rPr>
+        <w:t>1</w:t>
+      </w:r>
+      <w:r>
+        <w:t>};</w:t>
+      </w:r>
+    </w:p>
+    <w:p>
+      <w:pPr>
+        <w:pStyle w:val="para18"/>
+      </w:pPr>
+      <w:r>
+        <w:rPr>
+          <w:color w:val="1f3763"/>
+        </w:rPr>
+        <w:t>int</w:t>
+      </w:r>
+      <w:r>
+        <w:t xml:space="preserve"> </w:t>
+      </w:r>
+      <w:r>
+        <w:rPr>
+          <w:color w:val="0563c1"/>
+        </w:rPr>
+        <w:t>sevenDigits</w:t>
+      </w:r>
+      <w:r>
+        <w:t>[</w:t>
+      </w:r>
+      <w:r>
+        <w:rPr>
+          <w:color w:val="0563c1"/>
+        </w:rPr>
+        <w:t>DIGITS_NUMBER</w:t>
+      </w:r>
+      <w:r>
+        <w:t>]</w:t>
+      </w:r>
+      <w:r>
+        <w:rPr>
+          <w:color w:val="000000"/>
+        </w:rPr>
+        <w:t>=</w:t>
+      </w:r>
+      <w:r>
+        <w:t>{</w:t>
+      </w:r>
+      <w:r>
+        <w:rPr>
+          <w:color w:val="404040"/>
+        </w:rPr>
+        <w:t>1</w:t>
+      </w:r>
+      <w:r>
+        <w:t>,</w:t>
+      </w:r>
+      <w:r>
+        <w:rPr>
+          <w:color w:val="404040"/>
+        </w:rPr>
+        <w:t>1</w:t>
+      </w:r>
+      <w:r>
+        <w:t>,</w:t>
+      </w:r>
+      <w:r>
+        <w:rPr>
+          <w:color w:val="404040"/>
+        </w:rPr>
+        <w:t>1</w:t>
+      </w:r>
+      <w:r>
+        <w:t>,</w:t>
+      </w:r>
+      <w:r>
+        <w:rPr>
+          <w:color w:val="404040"/>
+        </w:rPr>
+        <w:t>0</w:t>
+      </w:r>
+      <w:r>
+        <w:t>,</w:t>
+      </w:r>
+      <w:r>
+        <w:rPr>
+          <w:color w:val="404040"/>
+        </w:rPr>
+        <w:t>0</w:t>
+      </w:r>
+      <w:r>
+        <w:t>,</w:t>
+      </w:r>
+      <w:r>
+        <w:rPr>
+          <w:color w:val="404040"/>
+        </w:rPr>
+        <w:t>0</w:t>
+      </w:r>
+      <w:r>
+        <w:t>,</w:t>
+      </w:r>
+      <w:r>
+        <w:rPr>
+          <w:color w:val="404040"/>
+        </w:rPr>
+        <w:t>0</w:t>
+      </w:r>
+      <w:r>
+        <w:t>};</w:t>
+      </w:r>
+    </w:p>
+    <w:p>
+      <w:pPr>
+        <w:pStyle w:val="para18"/>
+      </w:pPr>
+      <w:r>
+        <w:rPr>
+          <w:color w:val="1f3763"/>
+        </w:rPr>
+        <w:t>int</w:t>
+      </w:r>
+      <w:r>
+        <w:t xml:space="preserve"> </w:t>
+      </w:r>
+      <w:r>
+        <w:rPr>
+          <w:color w:val="0563c1"/>
+        </w:rPr>
+        <w:t>eightDigits</w:t>
+      </w:r>
+      <w:r>
+        <w:t>[</w:t>
+      </w:r>
+      <w:r>
+        <w:rPr>
+          <w:color w:val="0563c1"/>
+        </w:rPr>
+        <w:t>DIGITS_NUMBER</w:t>
+      </w:r>
+      <w:r>
+        <w:t>]</w:t>
+      </w:r>
+      <w:r>
+        <w:rPr>
+          <w:color w:val="000000"/>
+        </w:rPr>
+        <w:t>=</w:t>
+      </w:r>
+      <w:r>
+        <w:t>{</w:t>
+      </w:r>
+      <w:r>
+        <w:rPr>
+          <w:color w:val="404040"/>
+        </w:rPr>
+        <w:t>1</w:t>
+      </w:r>
+      <w:r>
+        <w:t>,</w:t>
+      </w:r>
+      <w:r>
+        <w:rPr>
+          <w:color w:val="404040"/>
+        </w:rPr>
+        <w:t>1</w:t>
+      </w:r>
+      <w:r>
+        <w:t>,</w:t>
+      </w:r>
+      <w:r>
+        <w:rPr>
+          <w:color w:val="404040"/>
+        </w:rPr>
+        <w:t>1</w:t>
+      </w:r>
+      <w:r>
+        <w:t>,</w:t>
+      </w:r>
+      <w:r>
+        <w:rPr>
+          <w:color w:val="404040"/>
+        </w:rPr>
+        <w:t>1</w:t>
+      </w:r>
+      <w:r>
+        <w:t>,</w:t>
+      </w:r>
+      <w:r>
+        <w:rPr>
+          <w:color w:val="404040"/>
+        </w:rPr>
+        <w:t>1</w:t>
+      </w:r>
+      <w:r>
+        <w:t>,</w:t>
+      </w:r>
+      <w:r>
+        <w:rPr>
+          <w:color w:val="404040"/>
+        </w:rPr>
+        <w:t>1</w:t>
+      </w:r>
+      <w:r>
+        <w:t>,</w:t>
+      </w:r>
+      <w:r>
+        <w:rPr>
+          <w:color w:val="404040"/>
+        </w:rPr>
+        <w:t>1</w:t>
+      </w:r>
+      <w:r>
+        <w:t>};</w:t>
+      </w:r>
+    </w:p>
+    <w:p>
+      <w:pPr>
+        <w:pStyle w:val="para18"/>
+      </w:pPr>
+      <w:r>
+        <w:rPr>
+          <w:color w:val="1f3763"/>
+        </w:rPr>
+        <w:t>int</w:t>
+      </w:r>
+      <w:r>
+        <w:t xml:space="preserve"> </w:t>
+      </w:r>
+      <w:r>
+        <w:rPr>
+          <w:color w:val="0563c1"/>
+        </w:rPr>
+        <w:t>nineDigits</w:t>
+      </w:r>
+      <w:r>
+        <w:t>[</w:t>
+      </w:r>
+      <w:r>
+        <w:rPr>
+          <w:color w:val="0563c1"/>
+        </w:rPr>
+        <w:t>DIGITS_NUMBER</w:t>
+      </w:r>
+      <w:r>
+        <w:t>]</w:t>
+      </w:r>
+      <w:r>
+        <w:rPr>
+          <w:color w:val="000000"/>
+        </w:rPr>
+        <w:t>=</w:t>
+      </w:r>
+      <w:r>
+        <w:t>{</w:t>
+      </w:r>
+      <w:r>
+        <w:rPr>
+          <w:color w:val="404040"/>
+        </w:rPr>
+        <w:t>1</w:t>
+      </w:r>
+      <w:r>
+        <w:t>,</w:t>
+      </w:r>
+      <w:r>
+        <w:rPr>
+          <w:color w:val="404040"/>
+        </w:rPr>
+        <w:t>1</w:t>
+      </w:r>
+      <w:r>
+        <w:t>,</w:t>
+      </w:r>
+      <w:r>
+        <w:rPr>
+          <w:color w:val="404040"/>
+        </w:rPr>
+        <w:t>1</w:t>
+      </w:r>
+      <w:r>
+        <w:t>,</w:t>
+      </w:r>
+      <w:r>
+        <w:rPr>
+          <w:color w:val="404040"/>
+        </w:rPr>
+        <w:t>1</w:t>
+      </w:r>
+      <w:r>
+        <w:t>,</w:t>
+      </w:r>
+      <w:r>
+        <w:rPr>
+          <w:color w:val="404040"/>
+        </w:rPr>
+        <w:t>0</w:t>
+      </w:r>
+      <w:r>
+        <w:t>,</w:t>
+      </w:r>
+      <w:r>
+        <w:rPr>
+          <w:color w:val="404040"/>
+        </w:rPr>
+        <w:t>1</w:t>
+      </w:r>
+      <w:r>
+        <w:t>,</w:t>
+      </w:r>
+      <w:r>
+        <w:rPr>
+          <w:color w:val="404040"/>
+        </w:rPr>
+        <w:t>1</w:t>
+      </w:r>
+      <w:r>
+        <w:t>};</w:t>
+      </w:r>
+    </w:p>
+    <w:p>
+      <w:pPr>
+        <w:pStyle w:val="para18"/>
+      </w:pPr>
+      <w:r>
+        <w:br w:type="textWrapping"/>
+      </w:r>
+    </w:p>
+    <w:p>
+      <w:pPr>
+        <w:pStyle w:val="para18"/>
+      </w:pPr>
+      <w:r>
+        <w:rPr>
+          <w:color w:val="1f3763"/>
+        </w:rPr>
+        <w:t>void</w:t>
+      </w:r>
+      <w:r>
+        <w:t xml:space="preserve"> </w:t>
+      </w:r>
+      <w:r>
+        <w:rPr>
+          <w:color w:val="605e5c"/>
+        </w:rPr>
+        <w:t>setup</w:t>
+      </w:r>
+      <w:r>
+        <w:t>()</w:t>
+      </w:r>
+    </w:p>
+    <w:p>
+      <w:pPr>
+        <w:pStyle w:val="para18"/>
+      </w:pPr>
+      <w:r>
+        <w:t>{</w:t>
+      </w:r>
+    </w:p>
+    <w:p>
+      <w:pPr>
+        <w:pStyle w:val="para18"/>
+      </w:pPr>
+      <w:r>
+        <w:t> </w:t>
+      </w:r>
+      <w:r>
+        <w:rPr>
+          <w:color w:val="605e5c"/>
+        </w:rPr>
+        <w:t>pinMode</w:t>
+      </w:r>
+      <w:r>
+        <w:t>(</w:t>
+      </w:r>
+      <w:r>
+        <w:rPr>
+          <w:color w:val="0563c1"/>
+        </w:rPr>
+        <w:t>A</w:t>
+      </w:r>
+      <w:r>
+        <w:t>, OUTPUT);</w:t>
+      </w:r>
+    </w:p>
+    <w:p>
+      <w:pPr>
+        <w:pStyle w:val="para18"/>
+      </w:pPr>
+      <w:r>
+        <w:t> </w:t>
+      </w:r>
+      <w:r>
+        <w:rPr>
+          <w:color w:val="605e5c"/>
+        </w:rPr>
+        <w:t>pinMode</w:t>
+      </w:r>
+      <w:r>
+        <w:t>(</w:t>
+      </w:r>
+      <w:r>
+        <w:rPr>
+          <w:color w:val="0563c1"/>
+        </w:rPr>
+        <w:t>B</w:t>
+      </w:r>
+      <w:r>
+        <w:t>, OUTPUT);</w:t>
+      </w:r>
+    </w:p>
+    <w:p>
+      <w:pPr>
+        <w:pStyle w:val="para18"/>
+      </w:pPr>
+      <w:r>
+        <w:t> </w:t>
+      </w:r>
+      <w:r>
+        <w:rPr>
+          <w:color w:val="605e5c"/>
+        </w:rPr>
+        <w:t>pinMode</w:t>
+      </w:r>
+      <w:r>
+        <w:t>(</w:t>
+      </w:r>
+      <w:r>
+        <w:rPr>
+          <w:color w:val="0563c1"/>
+        </w:rPr>
+        <w:t>C</w:t>
+      </w:r>
+      <w:r>
+        <w:t>, OUTPUT);</w:t>
+      </w:r>
+    </w:p>
+    <w:p>
+      <w:pPr>
+        <w:pStyle w:val="para18"/>
+      </w:pPr>
+      <w:r>
+        <w:t> </w:t>
+      </w:r>
+      <w:r>
+        <w:rPr>
+          <w:color w:val="605e5c"/>
+        </w:rPr>
+        <w:t>pinMode</w:t>
+      </w:r>
+      <w:r>
+        <w:t>(</w:t>
+      </w:r>
+      <w:r>
+        <w:rPr>
+          <w:color w:val="0563c1"/>
+        </w:rPr>
+        <w:t>D</w:t>
+      </w:r>
+      <w:r>
+        <w:t>, OUTPUT);</w:t>
+      </w:r>
+    </w:p>
+    <w:p>
+      <w:pPr>
+        <w:pStyle w:val="para18"/>
+      </w:pPr>
+      <w:r>
+        <w:t> </w:t>
+      </w:r>
+      <w:r>
+        <w:rPr>
+          <w:color w:val="605e5c"/>
+        </w:rPr>
+        <w:t>pinMode</w:t>
+      </w:r>
+      <w:r>
+        <w:t>(</w:t>
+      </w:r>
+      <w:r>
+        <w:rPr>
+          <w:color w:val="0563c1"/>
+        </w:rPr>
+        <w:t>E</w:t>
+      </w:r>
+      <w:r>
+        <w:t>, OUTPUT);</w:t>
+      </w:r>
+    </w:p>
+    <w:p>
+      <w:pPr>
+        <w:pStyle w:val="para18"/>
+      </w:pPr>
+      <w:r>
+        <w:t> </w:t>
+      </w:r>
+      <w:r>
+        <w:rPr>
+          <w:color w:val="605e5c"/>
+        </w:rPr>
+        <w:t>pinMode</w:t>
+      </w:r>
+      <w:r>
+        <w:t>(</w:t>
+      </w:r>
+      <w:r>
+        <w:rPr>
+          <w:color w:val="0563c1"/>
+        </w:rPr>
+        <w:t>F</w:t>
+      </w:r>
+      <w:r>
+        <w:t>, OUTPUT);</w:t>
+      </w:r>
+    </w:p>
+    <w:p>
+      <w:pPr>
+        <w:pStyle w:val="para18"/>
+      </w:pPr>
+      <w:r>
+        <w:t> </w:t>
+      </w:r>
+      <w:r>
+        <w:rPr>
+          <w:color w:val="605e5c"/>
+        </w:rPr>
+        <w:t>pinMode</w:t>
+      </w:r>
+      <w:r>
+        <w:t>(</w:t>
+      </w:r>
+      <w:r>
+        <w:rPr>
+          <w:color w:val="0563c1"/>
+        </w:rPr>
+        <w:t>G</w:t>
+      </w:r>
+      <w:r>
+        <w:t>, OUTPUT);</w:t>
+      </w:r>
+    </w:p>
+    <w:p>
+      <w:pPr>
+        <w:pStyle w:val="para18"/>
+      </w:pPr>
+      <w:r>
+        <w:t>}</w:t>
+      </w:r>
+    </w:p>
+    <w:p>
+      <w:pPr>
+        <w:pStyle w:val="para18"/>
+      </w:pPr>
+      <w:r>
+        <w:br w:type="textWrapping"/>
+      </w:r>
+    </w:p>
+    <w:p>
+      <w:pPr>
+        <w:pStyle w:val="para18"/>
+      </w:pPr>
+      <w:r>
+        <w:rPr>
+          <w:color w:val="1f3763"/>
+        </w:rPr>
+        <w:t>void</w:t>
+      </w:r>
+      <w:r>
+        <w:t xml:space="preserve"> </w:t>
+      </w:r>
+      <w:r>
+        <w:rPr>
+          <w:color w:val="605e5c"/>
+        </w:rPr>
+        <w:t>zero</w:t>
+      </w:r>
+      <w:r>
+        <w:t>(){</w:t>
+      </w:r>
+    </w:p>
+    <w:p>
+      <w:pPr>
+        <w:pStyle w:val="para18"/>
+      </w:pPr>
+      <w:r>
+        <w:t> </w:t>
+      </w:r>
+      <w:r>
+        <w:rPr>
+          <w:color w:val="e1dfdd"/>
+        </w:rPr>
+        <w:t>for</w:t>
+      </w:r>
+      <w:r>
+        <w:t>(</w:t>
+      </w:r>
+      <w:r>
+        <w:rPr>
+          <w:color w:val="1f3763"/>
+        </w:rPr>
+        <w:t>int</w:t>
+      </w:r>
+      <w:r>
+        <w:t xml:space="preserve"> </w:t>
+      </w:r>
+      <w:r>
+        <w:rPr>
+          <w:color w:val="0563c1"/>
+        </w:rPr>
+        <w:t>i</w:t>
+      </w:r>
+      <w:r>
+        <w:rPr>
+          <w:color w:val="000000"/>
+        </w:rPr>
+        <w:t>=</w:t>
+      </w:r>
+      <w:r>
+        <w:rPr>
+          <w:color w:val="404040"/>
+        </w:rPr>
+        <w:t>0</w:t>
+      </w:r>
+      <w:r>
+        <w:t xml:space="preserve">; </w:t>
+      </w:r>
+      <w:r>
+        <w:rPr>
+          <w:color w:val="0563c1"/>
+        </w:rPr>
+        <w:t>i</w:t>
+      </w:r>
+      <w:r>
+        <w:rPr>
+          <w:color w:val="000000"/>
+        </w:rPr>
+        <w:t>&lt;</w:t>
+      </w:r>
+      <w:r>
+        <w:rPr>
+          <w:color w:val="0563c1"/>
+        </w:rPr>
+        <w:t>DIGITS_NUMBER</w:t>
+      </w:r>
+      <w:r>
+        <w:t xml:space="preserve">; </w:t>
+      </w:r>
+      <w:r>
+        <w:rPr>
+          <w:color w:val="0563c1"/>
+        </w:rPr>
+        <w:t>i</w:t>
+      </w:r>
+      <w:r>
+        <w:rPr>
+          <w:color w:val="000000"/>
+        </w:rPr>
+        <w:t>++</w:t>
+      </w:r>
+      <w:r>
+        <w:t>){</w:t>
+      </w:r>
+    </w:p>
+    <w:p>
+      <w:pPr>
+        <w:pStyle w:val="para18"/>
+      </w:pPr>
+      <w:r>
+        <w:t>  </w:t>
+      </w:r>
+      <w:r>
+        <w:rPr>
+          <w:color w:val="1f3763"/>
+        </w:rPr>
+        <w:t>int</w:t>
+      </w:r>
+      <w:r>
+        <w:t xml:space="preserve"> </w:t>
+      </w:r>
+      <w:r>
+        <w:rPr>
+          <w:color w:val="0563c1"/>
+        </w:rPr>
+        <w:t>digit</w:t>
+      </w:r>
+      <w:r>
+        <w:rPr>
+          <w:color w:val="000000"/>
+        </w:rPr>
+        <w:t>=</w:t>
+      </w:r>
+      <w:r>
+        <w:rPr>
+          <w:color w:val="0563c1"/>
+        </w:rPr>
+        <w:t>digits</w:t>
+      </w:r>
+      <w:r>
+        <w:t>[</w:t>
+      </w:r>
+      <w:r>
+        <w:rPr>
+          <w:color w:val="0563c1"/>
+        </w:rPr>
+        <w:t>i</w:t>
+      </w:r>
+      <w:r>
+        <w:t>];</w:t>
+      </w:r>
+    </w:p>
+    <w:p>
+      <w:pPr>
+        <w:pStyle w:val="para18"/>
+      </w:pPr>
+      <w:r>
+        <w:t>  </w:t>
+      </w:r>
+      <w:r>
+        <w:rPr>
+          <w:color w:val="1f3763"/>
+        </w:rPr>
+        <w:t>int</w:t>
+      </w:r>
+      <w:r>
+        <w:t xml:space="preserve"> </w:t>
+      </w:r>
+      <w:r>
+        <w:rPr>
+          <w:color w:val="0563c1"/>
+        </w:rPr>
+        <w:t>value</w:t>
+      </w:r>
+      <w:r>
+        <w:rPr>
+          <w:color w:val="000000"/>
+        </w:rPr>
+        <w:t>=</w:t>
+      </w:r>
+      <w:r>
+        <w:rPr>
+          <w:color w:val="0563c1"/>
+        </w:rPr>
+        <w:t>zeroDigits</w:t>
+      </w:r>
+      <w:r>
+        <w:t>[</w:t>
+      </w:r>
+      <w:r>
+        <w:rPr>
+          <w:color w:val="0563c1"/>
+        </w:rPr>
+        <w:t>i</w:t>
+      </w:r>
+      <w:r>
+        <w:t>];</w:t>
+      </w:r>
+    </w:p>
+    <w:p>
+      <w:pPr>
+        <w:pStyle w:val="para18"/>
+      </w:pPr>
+      <w:r>
+        <w:t>  </w:t>
+      </w:r>
+      <w:r>
+        <w:rPr>
+          <w:color w:val="605e5c"/>
+        </w:rPr>
+        <w:t>digitalWrite</w:t>
+      </w:r>
+      <w:r>
+        <w:t>(</w:t>
+      </w:r>
+      <w:r>
+        <w:rPr>
+          <w:color w:val="0563c1"/>
+        </w:rPr>
+        <w:t>digit</w:t>
+      </w:r>
+      <w:r>
+        <w:t xml:space="preserve">, </w:t>
+      </w:r>
+      <w:r>
+        <w:rPr>
+          <w:color w:val="0563c1"/>
+        </w:rPr>
+        <w:t>value</w:t>
+      </w:r>
+      <w:r>
+        <w:t>);</w:t>
+      </w:r>
+    </w:p>
+    <w:p>
+      <w:pPr>
+        <w:pStyle w:val="para18"/>
+      </w:pPr>
+      <w:r>
+        <w:t> }</w:t>
+      </w:r>
+    </w:p>
+    <w:p>
+      <w:pPr>
+        <w:pStyle w:val="para18"/>
+      </w:pPr>
+      <w:r>
+        <w:t>}</w:t>
+      </w:r>
+    </w:p>
+    <w:p>
+      <w:pPr>
+        <w:pStyle w:val="para18"/>
+      </w:pPr>
+      <w:r>
+        <w:br w:type="textWrapping"/>
+      </w:r>
+    </w:p>
+    <w:p>
+      <w:pPr>
+        <w:pStyle w:val="para18"/>
+      </w:pPr>
+      <w:r>
+        <w:rPr>
+          <w:color w:val="1f3763"/>
+        </w:rPr>
+        <w:t>void</w:t>
+      </w:r>
+      <w:r>
+        <w:t xml:space="preserve"> </w:t>
+      </w:r>
+      <w:r>
+        <w:rPr>
+          <w:color w:val="605e5c"/>
+        </w:rPr>
+        <w:t>one</w:t>
+      </w:r>
+      <w:r>
+        <w:t>(){</w:t>
+      </w:r>
+    </w:p>
+    <w:p>
+      <w:pPr>
+        <w:pStyle w:val="para18"/>
+      </w:pPr>
+      <w:r>
+        <w:t> </w:t>
+      </w:r>
+      <w:r>
+        <w:rPr>
+          <w:color w:val="e1dfdd"/>
+        </w:rPr>
+        <w:t>for</w:t>
+      </w:r>
+      <w:r>
+        <w:t>(</w:t>
+      </w:r>
+      <w:r>
+        <w:rPr>
+          <w:color w:val="1f3763"/>
+        </w:rPr>
+        <w:t>int</w:t>
+      </w:r>
+      <w:r>
+        <w:t xml:space="preserve"> </w:t>
+      </w:r>
+      <w:r>
+        <w:rPr>
+          <w:color w:val="0563c1"/>
+        </w:rPr>
+        <w:t>i</w:t>
+      </w:r>
+      <w:r>
+        <w:rPr>
+          <w:color w:val="000000"/>
+        </w:rPr>
+        <w:t>=</w:t>
+      </w:r>
+      <w:r>
+        <w:rPr>
+          <w:color w:val="404040"/>
+        </w:rPr>
+        <w:t>0</w:t>
+      </w:r>
+      <w:r>
+        <w:t xml:space="preserve">; </w:t>
+      </w:r>
+      <w:r>
+        <w:rPr>
+          <w:color w:val="0563c1"/>
+        </w:rPr>
+        <w:t>i</w:t>
+      </w:r>
+      <w:r>
+        <w:rPr>
+          <w:color w:val="000000"/>
+        </w:rPr>
+        <w:t>&lt;</w:t>
+      </w:r>
+      <w:r>
+        <w:rPr>
+          <w:color w:val="0563c1"/>
+        </w:rPr>
+        <w:t>DIGITS_NUMBER</w:t>
+      </w:r>
+      <w:r>
+        <w:t xml:space="preserve">; </w:t>
+      </w:r>
+      <w:r>
+        <w:rPr>
+          <w:color w:val="0563c1"/>
+        </w:rPr>
+        <w:t>i</w:t>
+      </w:r>
+      <w:r>
+        <w:rPr>
+          <w:color w:val="000000"/>
+        </w:rPr>
+        <w:t>++</w:t>
+      </w:r>
+      <w:r>
+        <w:t>){</w:t>
+      </w:r>
+    </w:p>
+    <w:p>
+      <w:pPr>
+        <w:pStyle w:val="para18"/>
+      </w:pPr>
+      <w:r>
+        <w:t>  </w:t>
+      </w:r>
+      <w:r>
+        <w:rPr>
+          <w:color w:val="1f3763"/>
+        </w:rPr>
+        <w:t>int</w:t>
+      </w:r>
+      <w:r>
+        <w:t xml:space="preserve"> </w:t>
+      </w:r>
+      <w:r>
+        <w:rPr>
+          <w:color w:val="0563c1"/>
+        </w:rPr>
+        <w:t>digit</w:t>
+      </w:r>
+      <w:r>
+        <w:rPr>
+          <w:color w:val="000000"/>
+        </w:rPr>
+        <w:t>=</w:t>
+      </w:r>
+      <w:r>
+        <w:rPr>
+          <w:color w:val="0563c1"/>
+        </w:rPr>
+        <w:t>digits</w:t>
+      </w:r>
+      <w:r>
+        <w:t>[</w:t>
+      </w:r>
+      <w:r>
+        <w:rPr>
+          <w:color w:val="0563c1"/>
+        </w:rPr>
+        <w:t>i</w:t>
+      </w:r>
+      <w:r>
+        <w:t>];</w:t>
+      </w:r>
+    </w:p>
+    <w:p>
+      <w:pPr>
+        <w:pStyle w:val="para18"/>
+      </w:pPr>
+      <w:r>
+        <w:t>  </w:t>
+      </w:r>
+      <w:r>
+        <w:rPr>
+          <w:color w:val="1f3763"/>
+        </w:rPr>
+        <w:t>int</w:t>
+      </w:r>
+      <w:r>
+        <w:t xml:space="preserve"> </w:t>
+      </w:r>
+      <w:r>
+        <w:rPr>
+          <w:color w:val="0563c1"/>
+        </w:rPr>
+        <w:t>value</w:t>
+      </w:r>
+      <w:r>
+        <w:rPr>
+          <w:color w:val="000000"/>
+        </w:rPr>
+        <w:t>=</w:t>
+      </w:r>
+      <w:r>
+        <w:rPr>
+          <w:color w:val="0563c1"/>
+        </w:rPr>
+        <w:t>oneDigits</w:t>
+      </w:r>
+      <w:r>
+        <w:t>[</w:t>
+      </w:r>
+      <w:r>
+        <w:rPr>
+          <w:color w:val="0563c1"/>
+        </w:rPr>
+        <w:t>i</w:t>
+      </w:r>
+      <w:r>
+        <w:t>];</w:t>
+      </w:r>
+    </w:p>
+    <w:p>
+      <w:pPr>
+        <w:pStyle w:val="para18"/>
+      </w:pPr>
+      <w:r>
+        <w:t>  </w:t>
+      </w:r>
+      <w:r>
+        <w:rPr>
+          <w:color w:val="605e5c"/>
+        </w:rPr>
+        <w:t>digitalWrite</w:t>
+      </w:r>
+      <w:r>
+        <w:t>(</w:t>
+      </w:r>
+      <w:r>
+        <w:rPr>
+          <w:color w:val="0563c1"/>
+        </w:rPr>
+        <w:t>digit</w:t>
+      </w:r>
+      <w:r>
+        <w:t xml:space="preserve">, </w:t>
+      </w:r>
+      <w:r>
+        <w:rPr>
+          <w:color w:val="0563c1"/>
+        </w:rPr>
+        <w:t>value</w:t>
+      </w:r>
+      <w:r>
+        <w:t>);</w:t>
+      </w:r>
+    </w:p>
+    <w:p>
+      <w:pPr>
+        <w:pStyle w:val="para18"/>
+      </w:pPr>
+      <w:r>
+        <w:t> }</w:t>
+      </w:r>
+    </w:p>
+    <w:p>
+      <w:pPr>
+        <w:pStyle w:val="para18"/>
+      </w:pPr>
+      <w:r>
+        <w:t>}</w:t>
+      </w:r>
+    </w:p>
+    <w:p>
+      <w:pPr>
+        <w:pStyle w:val="para18"/>
+      </w:pPr>
+      <w:r>
+        <w:br w:type="textWrapping"/>
+      </w:r>
+    </w:p>
+    <w:p>
+      <w:pPr>
+        <w:pStyle w:val="para18"/>
+      </w:pPr>
+      <w:r>
+        <w:rPr>
+          <w:color w:val="1f3763"/>
+        </w:rPr>
+        <w:t>void</w:t>
+      </w:r>
+      <w:r>
+        <w:t xml:space="preserve"> </w:t>
+      </w:r>
+      <w:r>
+        <w:rPr>
+          <w:color w:val="605e5c"/>
+        </w:rPr>
+        <w:t>two</w:t>
+      </w:r>
+      <w:r>
+        <w:t>(){</w:t>
+      </w:r>
+    </w:p>
+    <w:p>
+      <w:pPr>
+        <w:pStyle w:val="para18"/>
+      </w:pPr>
+      <w:r>
+        <w:t> </w:t>
+      </w:r>
+      <w:r>
+        <w:rPr>
+          <w:color w:val="e1dfdd"/>
+        </w:rPr>
+        <w:t>for</w:t>
+      </w:r>
+      <w:r>
+        <w:t>(</w:t>
+      </w:r>
+      <w:r>
+        <w:rPr>
+          <w:color w:val="1f3763"/>
+        </w:rPr>
+        <w:t>int</w:t>
+      </w:r>
+      <w:r>
+        <w:t xml:space="preserve"> </w:t>
+      </w:r>
+      <w:r>
+        <w:rPr>
+          <w:color w:val="0563c1"/>
+        </w:rPr>
+        <w:t>i</w:t>
+      </w:r>
+      <w:r>
+        <w:rPr>
+          <w:color w:val="000000"/>
+        </w:rPr>
+        <w:t>=</w:t>
+      </w:r>
+      <w:r>
+        <w:rPr>
+          <w:color w:val="404040"/>
+        </w:rPr>
+        <w:t>0</w:t>
+      </w:r>
+      <w:r>
+        <w:t xml:space="preserve">; </w:t>
+      </w:r>
+      <w:r>
+        <w:rPr>
+          <w:color w:val="0563c1"/>
+        </w:rPr>
+        <w:t>i</w:t>
+      </w:r>
+      <w:r>
+        <w:rPr>
+          <w:color w:val="000000"/>
+        </w:rPr>
+        <w:t>&lt;</w:t>
+      </w:r>
+      <w:r>
+        <w:rPr>
+          <w:color w:val="0563c1"/>
+        </w:rPr>
+        <w:t>DIGITS_NUMBER</w:t>
+      </w:r>
+      <w:r>
+        <w:t xml:space="preserve">; </w:t>
+      </w:r>
+      <w:r>
+        <w:rPr>
+          <w:color w:val="0563c1"/>
+        </w:rPr>
+        <w:t>i</w:t>
+      </w:r>
+      <w:r>
+        <w:rPr>
+          <w:color w:val="000000"/>
+        </w:rPr>
+        <w:t>++</w:t>
+      </w:r>
+      <w:r>
+        <w:t>){</w:t>
+      </w:r>
+    </w:p>
+    <w:p>
+      <w:pPr>
+        <w:pStyle w:val="para18"/>
+      </w:pPr>
+      <w:r>
+        <w:t>  </w:t>
+      </w:r>
+      <w:r>
+        <w:rPr>
+          <w:color w:val="1f3763"/>
+        </w:rPr>
+        <w:t>int</w:t>
+      </w:r>
+      <w:r>
+        <w:t xml:space="preserve"> </w:t>
+      </w:r>
+      <w:r>
+        <w:rPr>
+          <w:color w:val="0563c1"/>
+        </w:rPr>
+        <w:t>digit</w:t>
+      </w:r>
+      <w:r>
+        <w:rPr>
+          <w:color w:val="000000"/>
+        </w:rPr>
+        <w:t>=</w:t>
+      </w:r>
+      <w:r>
+        <w:rPr>
+          <w:color w:val="0563c1"/>
+        </w:rPr>
+        <w:t>digits</w:t>
+      </w:r>
+      <w:r>
+        <w:t>[</w:t>
+      </w:r>
+      <w:r>
+        <w:rPr>
+          <w:color w:val="0563c1"/>
+        </w:rPr>
+        <w:t>i</w:t>
+      </w:r>
+      <w:r>
+        <w:t>];</w:t>
+      </w:r>
+    </w:p>
+    <w:p>
+      <w:pPr>
+        <w:pStyle w:val="para18"/>
+      </w:pPr>
+      <w:r>
+        <w:t>  </w:t>
+      </w:r>
+      <w:r>
+        <w:rPr>
+          <w:color w:val="1f3763"/>
+        </w:rPr>
+        <w:t>int</w:t>
+      </w:r>
+      <w:r>
+        <w:t xml:space="preserve"> </w:t>
+      </w:r>
+      <w:r>
+        <w:rPr>
+          <w:color w:val="0563c1"/>
+        </w:rPr>
+        <w:t>value</w:t>
+      </w:r>
+      <w:r>
+        <w:rPr>
+          <w:color w:val="000000"/>
+        </w:rPr>
+        <w:t>=</w:t>
+      </w:r>
+      <w:r>
+        <w:rPr>
+          <w:color w:val="0563c1"/>
+        </w:rPr>
+        <w:t>twoDigits</w:t>
+      </w:r>
+      <w:r>
+        <w:t>[</w:t>
+      </w:r>
+      <w:r>
+        <w:rPr>
+          <w:color w:val="0563c1"/>
+        </w:rPr>
+        <w:t>i</w:t>
+      </w:r>
+      <w:r>
+        <w:t>];</w:t>
+      </w:r>
+    </w:p>
+    <w:p>
+      <w:pPr>
+        <w:pStyle w:val="para18"/>
+      </w:pPr>
+      <w:r>
+        <w:t>  </w:t>
+      </w:r>
+      <w:r>
+        <w:rPr>
+          <w:color w:val="605e5c"/>
+        </w:rPr>
+        <w:t>digitalWrite</w:t>
+      </w:r>
+      <w:r>
+        <w:t>(</w:t>
+      </w:r>
+      <w:r>
+        <w:rPr>
+          <w:color w:val="0563c1"/>
+        </w:rPr>
+        <w:t>digit</w:t>
+      </w:r>
+      <w:r>
+        <w:t xml:space="preserve">, </w:t>
+      </w:r>
+      <w:r>
+        <w:rPr>
+          <w:color w:val="0563c1"/>
+        </w:rPr>
+        <w:t>value</w:t>
+      </w:r>
+      <w:r>
+        <w:t>);</w:t>
+      </w:r>
+    </w:p>
+    <w:p>
+      <w:pPr>
+        <w:pStyle w:val="para18"/>
+      </w:pPr>
+      <w:r>
+        <w:t> }</w:t>
+      </w:r>
+    </w:p>
+    <w:p>
+      <w:pPr>
+        <w:pStyle w:val="para18"/>
+      </w:pPr>
+      <w:r>
+        <w:t>}</w:t>
+      </w:r>
+    </w:p>
+    <w:p>
+      <w:pPr>
+        <w:pStyle w:val="para18"/>
+      </w:pPr>
+      <w:r>
+        <w:br w:type="textWrapping"/>
+      </w:r>
+    </w:p>
+    <w:p>
+      <w:pPr>
+        <w:pStyle w:val="para18"/>
+      </w:pPr>
+      <w:r>
+        <w:rPr>
+          <w:color w:val="1f3763"/>
+        </w:rPr>
+        <w:t>void</w:t>
+      </w:r>
+      <w:r>
+        <w:t xml:space="preserve"> </w:t>
+      </w:r>
+      <w:r>
+        <w:rPr>
+          <w:color w:val="605e5c"/>
+        </w:rPr>
+        <w:t>three</w:t>
+      </w:r>
+      <w:r>
+        <w:t>(){</w:t>
+      </w:r>
+    </w:p>
+    <w:p>
+      <w:pPr>
+        <w:pStyle w:val="para18"/>
+      </w:pPr>
+      <w:r>
+        <w:t> </w:t>
+      </w:r>
+      <w:r>
+        <w:rPr>
+          <w:color w:val="e1dfdd"/>
+        </w:rPr>
+        <w:t>for</w:t>
+      </w:r>
+      <w:r>
+        <w:t>(</w:t>
+      </w:r>
+      <w:r>
+        <w:rPr>
+          <w:color w:val="1f3763"/>
+        </w:rPr>
+        <w:t>int</w:t>
+      </w:r>
+      <w:r>
+        <w:t xml:space="preserve"> </w:t>
+      </w:r>
+      <w:r>
+        <w:rPr>
+          <w:color w:val="0563c1"/>
+        </w:rPr>
+        <w:t>i</w:t>
+      </w:r>
+      <w:r>
+        <w:rPr>
+          <w:color w:val="000000"/>
+        </w:rPr>
+        <w:t>=</w:t>
+      </w:r>
+      <w:r>
+        <w:rPr>
+          <w:color w:val="404040"/>
+        </w:rPr>
+        <w:t>0</w:t>
+      </w:r>
+      <w:r>
+        <w:t xml:space="preserve">; </w:t>
+      </w:r>
+      <w:r>
+        <w:rPr>
+          <w:color w:val="0563c1"/>
+        </w:rPr>
+        <w:t>i</w:t>
+      </w:r>
+      <w:r>
+        <w:rPr>
+          <w:color w:val="000000"/>
+        </w:rPr>
+        <w:t>&lt;</w:t>
+      </w:r>
+      <w:r>
+        <w:rPr>
+          <w:color w:val="0563c1"/>
+        </w:rPr>
+        <w:t>DIGITS_NUMBER</w:t>
+      </w:r>
+      <w:r>
+        <w:t xml:space="preserve">; </w:t>
+      </w:r>
+      <w:r>
+        <w:rPr>
+          <w:color w:val="0563c1"/>
+        </w:rPr>
+        <w:t>i</w:t>
+      </w:r>
+      <w:r>
+        <w:rPr>
+          <w:color w:val="000000"/>
+        </w:rPr>
+        <w:t>++</w:t>
+      </w:r>
+      <w:r>
+        <w:t>){</w:t>
+      </w:r>
+    </w:p>
+    <w:p>
+      <w:pPr>
+        <w:pStyle w:val="para18"/>
+      </w:pPr>
+      <w:r>
+        <w:t>  </w:t>
+      </w:r>
+      <w:r>
+        <w:rPr>
+          <w:color w:val="1f3763"/>
+        </w:rPr>
+        <w:t>int</w:t>
+      </w:r>
+      <w:r>
+        <w:t xml:space="preserve"> </w:t>
+      </w:r>
+      <w:r>
+        <w:rPr>
+          <w:color w:val="0563c1"/>
+        </w:rPr>
+        <w:t>digit</w:t>
+      </w:r>
+      <w:r>
+        <w:rPr>
+          <w:color w:val="000000"/>
+        </w:rPr>
+        <w:t>=</w:t>
+      </w:r>
+      <w:r>
+        <w:rPr>
+          <w:color w:val="0563c1"/>
+        </w:rPr>
+        <w:t>digits</w:t>
+      </w:r>
+      <w:r>
+        <w:t>[</w:t>
+      </w:r>
+      <w:r>
+        <w:rPr>
+          <w:color w:val="0563c1"/>
+        </w:rPr>
+        <w:t>i</w:t>
+      </w:r>
+      <w:r>
+        <w:t>];</w:t>
+      </w:r>
+    </w:p>
+    <w:p>
+      <w:pPr>
+        <w:pStyle w:val="para18"/>
+      </w:pPr>
+      <w:r>
+        <w:t>  </w:t>
+      </w:r>
+      <w:r>
+        <w:rPr>
+          <w:color w:val="1f3763"/>
+        </w:rPr>
+        <w:t>int</w:t>
+      </w:r>
+      <w:r>
+        <w:t xml:space="preserve"> </w:t>
+      </w:r>
+      <w:r>
+        <w:rPr>
+          <w:color w:val="0563c1"/>
+        </w:rPr>
+        <w:t>value</w:t>
+      </w:r>
+      <w:r>
+        <w:rPr>
+          <w:color w:val="000000"/>
+        </w:rPr>
+        <w:t>=</w:t>
+      </w:r>
+      <w:r>
+        <w:rPr>
+          <w:color w:val="0563c1"/>
+        </w:rPr>
+        <w:t>threeDigits</w:t>
+      </w:r>
+      <w:r>
+        <w:t>[</w:t>
+      </w:r>
+      <w:r>
+        <w:rPr>
+          <w:color w:val="0563c1"/>
+        </w:rPr>
+        <w:t>i</w:t>
+      </w:r>
+      <w:r>
+        <w:t>];</w:t>
+      </w:r>
+    </w:p>
+    <w:p>
+      <w:pPr>
+        <w:pStyle w:val="para18"/>
+      </w:pPr>
+      <w:r>
+        <w:t>  </w:t>
+      </w:r>
+      <w:r>
+        <w:rPr>
+          <w:color w:val="605e5c"/>
+        </w:rPr>
+        <w:t>digitalWrite</w:t>
+      </w:r>
+      <w:r>
+        <w:t>(</w:t>
+      </w:r>
+      <w:r>
+        <w:rPr>
+          <w:color w:val="0563c1"/>
+        </w:rPr>
+        <w:t>digit</w:t>
+      </w:r>
+      <w:r>
+        <w:t xml:space="preserve">, </w:t>
+      </w:r>
+      <w:r>
+        <w:rPr>
+          <w:color w:val="0563c1"/>
+        </w:rPr>
+        <w:t>value</w:t>
+      </w:r>
+      <w:r>
+        <w:t>);</w:t>
+      </w:r>
+    </w:p>
+    <w:p>
+      <w:pPr>
+        <w:pStyle w:val="para18"/>
+      </w:pPr>
+      <w:r>
+        <w:t> }</w:t>
+      </w:r>
+    </w:p>
+    <w:p>
+      <w:pPr>
+        <w:pStyle w:val="para18"/>
+      </w:pPr>
+      <w:r>
+        <w:t>}</w:t>
+      </w:r>
+    </w:p>
+    <w:p>
+      <w:pPr>
+        <w:pStyle w:val="para18"/>
+      </w:pPr>
+      <w:r>
+        <w:br w:type="textWrapping"/>
+      </w:r>
+    </w:p>
+    <w:p>
+      <w:pPr>
+        <w:pStyle w:val="para18"/>
+      </w:pPr>
+      <w:r>
+        <w:rPr>
+          <w:color w:val="1f3763"/>
+        </w:rPr>
+        <w:t>void</w:t>
+      </w:r>
+      <w:r>
+        <w:t xml:space="preserve"> </w:t>
+      </w:r>
+      <w:r>
+        <w:rPr>
+          <w:color w:val="605e5c"/>
+        </w:rPr>
+        <w:t>four</w:t>
+      </w:r>
+      <w:r>
+        <w:t>(){</w:t>
+      </w:r>
+    </w:p>
+    <w:p>
+      <w:pPr>
+        <w:pStyle w:val="para18"/>
+      </w:pPr>
+      <w:r>
+        <w:t> </w:t>
+      </w:r>
+      <w:r>
+        <w:rPr>
+          <w:color w:val="e1dfdd"/>
+        </w:rPr>
+        <w:t>for</w:t>
+      </w:r>
+      <w:r>
+        <w:t>(</w:t>
+      </w:r>
+      <w:r>
+        <w:rPr>
+          <w:color w:val="1f3763"/>
+        </w:rPr>
+        <w:t>int</w:t>
+      </w:r>
+      <w:r>
+        <w:t xml:space="preserve"> </w:t>
+      </w:r>
+      <w:r>
+        <w:rPr>
+          <w:color w:val="0563c1"/>
+        </w:rPr>
+        <w:t>i</w:t>
+      </w:r>
+      <w:r>
+        <w:rPr>
+          <w:color w:val="000000"/>
+        </w:rPr>
+        <w:t>=</w:t>
+      </w:r>
+      <w:r>
+        <w:rPr>
+          <w:color w:val="404040"/>
+        </w:rPr>
+        <w:t>0</w:t>
+      </w:r>
+      <w:r>
+        <w:t xml:space="preserve">; </w:t>
+      </w:r>
+      <w:r>
+        <w:rPr>
+          <w:color w:val="0563c1"/>
+        </w:rPr>
+        <w:t>i</w:t>
+      </w:r>
+      <w:r>
+        <w:rPr>
+          <w:color w:val="000000"/>
+        </w:rPr>
+        <w:t>&lt;</w:t>
+      </w:r>
+      <w:r>
+        <w:rPr>
+          <w:color w:val="0563c1"/>
+        </w:rPr>
+        <w:t>DIGITS_NUMBER</w:t>
+      </w:r>
+      <w:r>
+        <w:t xml:space="preserve">; </w:t>
+      </w:r>
+      <w:r>
+        <w:rPr>
+          <w:color w:val="0563c1"/>
+        </w:rPr>
+        <w:t>i</w:t>
+      </w:r>
+      <w:r>
+        <w:rPr>
+          <w:color w:val="000000"/>
+        </w:rPr>
+        <w:t>++</w:t>
+      </w:r>
+      <w:r>
+        <w:t>){</w:t>
+      </w:r>
+    </w:p>
+    <w:p>
+      <w:pPr>
+        <w:pStyle w:val="para18"/>
+      </w:pPr>
+      <w:r>
+        <w:t>  </w:t>
+      </w:r>
+      <w:r>
+        <w:rPr>
+          <w:color w:val="1f3763"/>
+        </w:rPr>
+        <w:t>int</w:t>
+      </w:r>
+      <w:r>
+        <w:t xml:space="preserve"> </w:t>
+      </w:r>
+      <w:r>
+        <w:rPr>
+          <w:color w:val="0563c1"/>
+        </w:rPr>
+        <w:t>digit</w:t>
+      </w:r>
+      <w:r>
+        <w:rPr>
+          <w:color w:val="000000"/>
+        </w:rPr>
+        <w:t>=</w:t>
+      </w:r>
+      <w:r>
+        <w:rPr>
+          <w:color w:val="0563c1"/>
+        </w:rPr>
+        <w:t>digits</w:t>
+      </w:r>
+      <w:r>
+        <w:t>[</w:t>
+      </w:r>
+      <w:r>
+        <w:rPr>
+          <w:color w:val="0563c1"/>
+        </w:rPr>
+        <w:t>i</w:t>
+      </w:r>
+      <w:r>
+        <w:t>];</w:t>
+      </w:r>
+    </w:p>
+    <w:p>
+      <w:pPr>
+        <w:pStyle w:val="para18"/>
+      </w:pPr>
+      <w:r>
+        <w:t>  </w:t>
+      </w:r>
+      <w:r>
+        <w:rPr>
+          <w:color w:val="1f3763"/>
+        </w:rPr>
+        <w:t>int</w:t>
+      </w:r>
+      <w:r>
+        <w:t xml:space="preserve"> </w:t>
+      </w:r>
+      <w:r>
+        <w:rPr>
+          <w:color w:val="0563c1"/>
+        </w:rPr>
+        <w:t>value</w:t>
+      </w:r>
+      <w:r>
+        <w:rPr>
+          <w:color w:val="000000"/>
+        </w:rPr>
+        <w:t>=</w:t>
+      </w:r>
+      <w:r>
+        <w:rPr>
+          <w:color w:val="0563c1"/>
+        </w:rPr>
+        <w:t>fourDigits</w:t>
+      </w:r>
+      <w:r>
+        <w:t>[</w:t>
+      </w:r>
+      <w:r>
+        <w:rPr>
+          <w:color w:val="0563c1"/>
+        </w:rPr>
+        <w:t>i</w:t>
+      </w:r>
+      <w:r>
+        <w:t>];</w:t>
+      </w:r>
+    </w:p>
+    <w:p>
+      <w:pPr>
+        <w:pStyle w:val="para18"/>
+      </w:pPr>
+      <w:r>
+        <w:t>  </w:t>
+      </w:r>
+      <w:r>
+        <w:rPr>
+          <w:color w:val="605e5c"/>
+        </w:rPr>
+        <w:t>digitalWrite</w:t>
+      </w:r>
+      <w:r>
+        <w:t>(</w:t>
+      </w:r>
+      <w:r>
+        <w:rPr>
+          <w:color w:val="0563c1"/>
+        </w:rPr>
+        <w:t>digit</w:t>
+      </w:r>
+      <w:r>
+        <w:t xml:space="preserve">, </w:t>
+      </w:r>
+      <w:r>
+        <w:rPr>
+          <w:color w:val="0563c1"/>
+        </w:rPr>
+        <w:t>value</w:t>
+      </w:r>
+      <w:r>
+        <w:t>);</w:t>
+      </w:r>
+    </w:p>
+    <w:p>
+      <w:pPr>
+        <w:pStyle w:val="para18"/>
+      </w:pPr>
+      <w:r>
+        <w:t> }</w:t>
+      </w:r>
+    </w:p>
+    <w:p>
+      <w:pPr>
+        <w:pStyle w:val="para18"/>
+      </w:pPr>
+      <w:r>
+        <w:t>}</w:t>
+      </w:r>
+    </w:p>
+    <w:p>
+      <w:pPr>
+        <w:pStyle w:val="para18"/>
+      </w:pPr>
+      <w:r>
+        <w:br w:type="textWrapping"/>
+      </w:r>
+    </w:p>
+    <w:p>
+      <w:pPr>
+        <w:pStyle w:val="para18"/>
+      </w:pPr>
+      <w:r>
+        <w:rPr>
+          <w:color w:val="1f3763"/>
+        </w:rPr>
+        <w:t>void</w:t>
+      </w:r>
+      <w:r>
+        <w:t xml:space="preserve"> </w:t>
+      </w:r>
+      <w:r>
+        <w:rPr>
+          <w:color w:val="605e5c"/>
+        </w:rPr>
+        <w:t>five</w:t>
+      </w:r>
+      <w:r>
+        <w:t>(){</w:t>
+      </w:r>
+    </w:p>
+    <w:p>
+      <w:pPr>
+        <w:pStyle w:val="para18"/>
+      </w:pPr>
+      <w:r>
+        <w:t> </w:t>
+      </w:r>
+      <w:r>
+        <w:rPr>
+          <w:color w:val="e1dfdd"/>
+        </w:rPr>
+        <w:t>for</w:t>
+      </w:r>
+      <w:r>
+        <w:t>(</w:t>
+      </w:r>
+      <w:r>
+        <w:rPr>
+          <w:color w:val="1f3763"/>
+        </w:rPr>
+        <w:t>int</w:t>
+      </w:r>
+      <w:r>
+        <w:t xml:space="preserve"> </w:t>
+      </w:r>
+      <w:r>
+        <w:rPr>
+          <w:color w:val="0563c1"/>
+        </w:rPr>
+        <w:t>i</w:t>
+      </w:r>
+      <w:r>
+        <w:rPr>
+          <w:color w:val="000000"/>
+        </w:rPr>
+        <w:t>=</w:t>
+      </w:r>
+      <w:r>
+        <w:rPr>
+          <w:color w:val="404040"/>
+        </w:rPr>
+        <w:t>0</w:t>
+      </w:r>
+      <w:r>
+        <w:t xml:space="preserve">; </w:t>
+      </w:r>
+      <w:r>
+        <w:rPr>
+          <w:color w:val="0563c1"/>
+        </w:rPr>
+        <w:t>i</w:t>
+      </w:r>
+      <w:r>
+        <w:rPr>
+          <w:color w:val="000000"/>
+        </w:rPr>
+        <w:t>&lt;</w:t>
+      </w:r>
+      <w:r>
+        <w:rPr>
+          <w:color w:val="0563c1"/>
+        </w:rPr>
+        <w:t>DIGITS_NUMBER</w:t>
+      </w:r>
+      <w:r>
+        <w:t xml:space="preserve">; </w:t>
+      </w:r>
+      <w:r>
+        <w:rPr>
+          <w:color w:val="0563c1"/>
+        </w:rPr>
+        <w:t>i</w:t>
+      </w:r>
+      <w:r>
+        <w:rPr>
+          <w:color w:val="000000"/>
+        </w:rPr>
+        <w:t>++</w:t>
+      </w:r>
+      <w:r>
+        <w:t>){</w:t>
+      </w:r>
+    </w:p>
+    <w:p>
+      <w:pPr>
+        <w:pStyle w:val="para18"/>
+      </w:pPr>
+      <w:r>
+        <w:t>  </w:t>
+      </w:r>
+      <w:r>
+        <w:rPr>
+          <w:color w:val="1f3763"/>
+        </w:rPr>
+        <w:t>int</w:t>
+      </w:r>
+      <w:r>
+        <w:t xml:space="preserve"> </w:t>
+      </w:r>
+      <w:r>
+        <w:rPr>
+          <w:color w:val="0563c1"/>
+        </w:rPr>
+        <w:t>digit</w:t>
+      </w:r>
+      <w:r>
+        <w:rPr>
+          <w:color w:val="000000"/>
+        </w:rPr>
+        <w:t>=</w:t>
+      </w:r>
+      <w:r>
+        <w:rPr>
+          <w:color w:val="0563c1"/>
+        </w:rPr>
+        <w:t>digits</w:t>
+      </w:r>
+      <w:r>
+        <w:t>[</w:t>
+      </w:r>
+      <w:r>
+        <w:rPr>
+          <w:color w:val="0563c1"/>
+        </w:rPr>
+        <w:t>i</w:t>
+      </w:r>
+      <w:r>
+        <w:t>];</w:t>
+      </w:r>
+    </w:p>
+    <w:p>
+      <w:pPr>
+        <w:pStyle w:val="para18"/>
+      </w:pPr>
+      <w:r>
+        <w:t>  </w:t>
+      </w:r>
+      <w:r>
+        <w:rPr>
+          <w:color w:val="1f3763"/>
+        </w:rPr>
+        <w:t>int</w:t>
+      </w:r>
+      <w:r>
+        <w:t xml:space="preserve"> </w:t>
+      </w:r>
+      <w:r>
+        <w:rPr>
+          <w:color w:val="0563c1"/>
+        </w:rPr>
+        <w:t>value</w:t>
+      </w:r>
+      <w:r>
+        <w:rPr>
+          <w:color w:val="000000"/>
+        </w:rPr>
+        <w:t>=</w:t>
+      </w:r>
+      <w:r>
+        <w:rPr>
+          <w:color w:val="0563c1"/>
+        </w:rPr>
+        <w:t>fiveDigits</w:t>
+      </w:r>
+      <w:r>
+        <w:t>[</w:t>
+      </w:r>
+      <w:r>
+        <w:rPr>
+          <w:color w:val="0563c1"/>
+        </w:rPr>
+        <w:t>i</w:t>
+      </w:r>
+      <w:r>
+        <w:t>];</w:t>
+      </w:r>
+    </w:p>
+    <w:p>
+      <w:pPr>
+        <w:pStyle w:val="para18"/>
+      </w:pPr>
+      <w:r>
+        <w:t>  </w:t>
+      </w:r>
+      <w:r>
+        <w:rPr>
+          <w:color w:val="605e5c"/>
+        </w:rPr>
+        <w:t>digitalWrite</w:t>
+      </w:r>
+      <w:r>
+        <w:t>(</w:t>
+      </w:r>
+      <w:r>
+        <w:rPr>
+          <w:color w:val="0563c1"/>
+        </w:rPr>
+        <w:t>digit</w:t>
+      </w:r>
+      <w:r>
+        <w:t xml:space="preserve">, </w:t>
+      </w:r>
+      <w:r>
+        <w:rPr>
+          <w:color w:val="0563c1"/>
+        </w:rPr>
+        <w:t>value</w:t>
+      </w:r>
+      <w:r>
+        <w:t>);</w:t>
+      </w:r>
+    </w:p>
+    <w:p>
+      <w:pPr>
+        <w:pStyle w:val="para18"/>
+      </w:pPr>
+      <w:r>
+        <w:t> }</w:t>
+      </w:r>
+    </w:p>
+    <w:p>
+      <w:pPr>
+        <w:pStyle w:val="para18"/>
+      </w:pPr>
+      <w:r>
+        <w:t>}</w:t>
+      </w:r>
+    </w:p>
+    <w:p>
+      <w:pPr>
+        <w:pStyle w:val="para18"/>
+      </w:pPr>
+      <w:r>
+        <w:br w:type="textWrapping"/>
+      </w:r>
+    </w:p>
+    <w:p>
+      <w:pPr>
+        <w:pStyle w:val="para18"/>
+      </w:pPr>
+      <w:r>
+        <w:rPr>
+          <w:color w:val="1f3763"/>
+        </w:rPr>
+        <w:t>void</w:t>
+      </w:r>
+      <w:r>
+        <w:t xml:space="preserve"> </w:t>
+      </w:r>
+      <w:r>
+        <w:rPr>
+          <w:color w:val="605e5c"/>
+        </w:rPr>
+        <w:t>six</w:t>
+      </w:r>
+      <w:r>
+        <w:t>(){</w:t>
+      </w:r>
+    </w:p>
+    <w:p>
+      <w:pPr>
+        <w:pStyle w:val="para18"/>
+      </w:pPr>
+      <w:r>
+        <w:t> </w:t>
+      </w:r>
+      <w:r>
+        <w:rPr>
+          <w:color w:val="e1dfdd"/>
+        </w:rPr>
+        <w:t>for</w:t>
+      </w:r>
+      <w:r>
+        <w:t>(</w:t>
+      </w:r>
+      <w:r>
+        <w:rPr>
+          <w:color w:val="1f3763"/>
+        </w:rPr>
+        <w:t>int</w:t>
+      </w:r>
+      <w:r>
+        <w:t xml:space="preserve"> </w:t>
+      </w:r>
+      <w:r>
+        <w:rPr>
+          <w:color w:val="0563c1"/>
+        </w:rPr>
+        <w:t>i</w:t>
+      </w:r>
+      <w:r>
+        <w:rPr>
+          <w:color w:val="000000"/>
+        </w:rPr>
+        <w:t>=</w:t>
+      </w:r>
+      <w:r>
+        <w:rPr>
+          <w:color w:val="404040"/>
+        </w:rPr>
+        <w:t>0</w:t>
+      </w:r>
+      <w:r>
+        <w:t xml:space="preserve">; </w:t>
+      </w:r>
+      <w:r>
+        <w:rPr>
+          <w:color w:val="0563c1"/>
+        </w:rPr>
+        <w:t>i</w:t>
+      </w:r>
+      <w:r>
+        <w:rPr>
+          <w:color w:val="000000"/>
+        </w:rPr>
+        <w:t>&lt;</w:t>
+      </w:r>
+      <w:r>
+        <w:rPr>
+          <w:color w:val="0563c1"/>
+        </w:rPr>
+        <w:t>DIGITS_NUMBER</w:t>
+      </w:r>
+      <w:r>
+        <w:t xml:space="preserve">; </w:t>
+      </w:r>
+      <w:r>
+        <w:rPr>
+          <w:color w:val="0563c1"/>
+        </w:rPr>
+        <w:t>i</w:t>
+      </w:r>
+      <w:r>
+        <w:rPr>
+          <w:color w:val="000000"/>
+        </w:rPr>
+        <w:t>++</w:t>
+      </w:r>
+      <w:r>
+        <w:t>){</w:t>
+      </w:r>
+    </w:p>
+    <w:p>
+      <w:pPr>
+        <w:pStyle w:val="para18"/>
+      </w:pPr>
+      <w:r>
+        <w:t>  </w:t>
+      </w:r>
+      <w:r>
+        <w:rPr>
+          <w:color w:val="1f3763"/>
+        </w:rPr>
+        <w:t>int</w:t>
+      </w:r>
+      <w:r>
+        <w:t xml:space="preserve"> </w:t>
+      </w:r>
+      <w:r>
+        <w:rPr>
+          <w:color w:val="0563c1"/>
+        </w:rPr>
+        <w:t>digit</w:t>
+      </w:r>
+      <w:r>
+        <w:rPr>
+          <w:color w:val="000000"/>
+        </w:rPr>
+        <w:t>=</w:t>
+      </w:r>
+      <w:r>
+        <w:rPr>
+          <w:color w:val="0563c1"/>
+        </w:rPr>
+        <w:t>digits</w:t>
+      </w:r>
+      <w:r>
+        <w:t>[</w:t>
+      </w:r>
+      <w:r>
+        <w:rPr>
+          <w:color w:val="0563c1"/>
+        </w:rPr>
+        <w:t>i</w:t>
+      </w:r>
+      <w:r>
+        <w:t>];</w:t>
+      </w:r>
+    </w:p>
+    <w:p>
+      <w:pPr>
+        <w:pStyle w:val="para18"/>
+      </w:pPr>
+      <w:r>
+        <w:t>  </w:t>
+      </w:r>
+      <w:r>
+        <w:rPr>
+          <w:color w:val="1f3763"/>
+        </w:rPr>
+        <w:t>int</w:t>
+      </w:r>
+      <w:r>
+        <w:t xml:space="preserve"> </w:t>
+      </w:r>
+      <w:r>
+        <w:rPr>
+          <w:color w:val="0563c1"/>
+        </w:rPr>
+        <w:t>value</w:t>
+      </w:r>
+      <w:r>
+        <w:rPr>
+          <w:color w:val="000000"/>
+        </w:rPr>
+        <w:t>=</w:t>
+      </w:r>
+      <w:r>
+        <w:rPr>
+          <w:color w:val="0563c1"/>
+        </w:rPr>
+        <w:t>sixDigits</w:t>
+      </w:r>
+      <w:r>
+        <w:t>[</w:t>
+      </w:r>
+      <w:r>
+        <w:rPr>
+          <w:color w:val="0563c1"/>
+        </w:rPr>
+        <w:t>i</w:t>
+      </w:r>
+      <w:r>
+        <w:t>];</w:t>
+      </w:r>
+    </w:p>
+    <w:p>
+      <w:pPr>
+        <w:pStyle w:val="para18"/>
+      </w:pPr>
+      <w:r>
+        <w:t>  </w:t>
+      </w:r>
+      <w:r>
+        <w:rPr>
+          <w:color w:val="605e5c"/>
+        </w:rPr>
+        <w:t>digitalWrite</w:t>
+      </w:r>
+      <w:r>
+        <w:t>(</w:t>
+      </w:r>
+      <w:r>
+        <w:rPr>
+          <w:color w:val="0563c1"/>
+        </w:rPr>
+        <w:t>digit</w:t>
+      </w:r>
+      <w:r>
+        <w:t xml:space="preserve">, </w:t>
+      </w:r>
+      <w:r>
+        <w:rPr>
+          <w:color w:val="0563c1"/>
+        </w:rPr>
+        <w:t>value</w:t>
+      </w:r>
+      <w:r>
+        <w:t>);</w:t>
+      </w:r>
+    </w:p>
+    <w:p>
+      <w:pPr>
+        <w:pStyle w:val="para18"/>
+      </w:pPr>
+      <w:r>
+        <w:t> }</w:t>
+      </w:r>
+    </w:p>
+    <w:p>
+      <w:pPr>
+        <w:pStyle w:val="para18"/>
+      </w:pPr>
+      <w:r>
+        <w:t>}</w:t>
+      </w:r>
+    </w:p>
+    <w:p>
+      <w:pPr>
+        <w:pStyle w:val="para18"/>
+      </w:pPr>
+      <w:r>
+        <w:br w:type="textWrapping"/>
+      </w:r>
+    </w:p>
+    <w:p>
+      <w:pPr>
+        <w:pStyle w:val="para18"/>
+      </w:pPr>
+      <w:r>
+        <w:rPr>
+          <w:color w:val="1f3763"/>
+        </w:rPr>
+        <w:t>void</w:t>
+      </w:r>
+      <w:r>
+        <w:t xml:space="preserve"> </w:t>
+      </w:r>
+      <w:r>
+        <w:rPr>
+          <w:color w:val="605e5c"/>
+        </w:rPr>
+        <w:t>seven</w:t>
+      </w:r>
+      <w:r>
+        <w:t>(){</w:t>
+      </w:r>
+    </w:p>
+    <w:p>
+      <w:pPr>
+        <w:pStyle w:val="para18"/>
+      </w:pPr>
+      <w:r>
+        <w:t> </w:t>
+      </w:r>
+      <w:r>
+        <w:rPr>
+          <w:color w:val="e1dfdd"/>
+        </w:rPr>
+        <w:t>for</w:t>
+      </w:r>
+      <w:r>
+        <w:t>(</w:t>
+      </w:r>
+      <w:r>
+        <w:rPr>
+          <w:color w:val="1f3763"/>
+        </w:rPr>
+        <w:t>int</w:t>
+      </w:r>
+      <w:r>
+        <w:t xml:space="preserve"> </w:t>
+      </w:r>
+      <w:r>
+        <w:rPr>
+          <w:color w:val="0563c1"/>
+        </w:rPr>
+        <w:t>i</w:t>
+      </w:r>
+      <w:r>
+        <w:rPr>
+          <w:color w:val="000000"/>
+        </w:rPr>
+        <w:t>=</w:t>
+      </w:r>
+      <w:r>
+        <w:rPr>
+          <w:color w:val="404040"/>
+        </w:rPr>
+        <w:t>0</w:t>
+      </w:r>
+      <w:r>
+        <w:t xml:space="preserve">; </w:t>
+      </w:r>
+      <w:r>
+        <w:rPr>
+          <w:color w:val="0563c1"/>
+        </w:rPr>
+        <w:t>i</w:t>
+      </w:r>
+      <w:r>
+        <w:rPr>
+          <w:color w:val="000000"/>
+        </w:rPr>
+        <w:t>&lt;</w:t>
+      </w:r>
+      <w:r>
+        <w:rPr>
+          <w:color w:val="0563c1"/>
+        </w:rPr>
+        <w:t>DIGITS_NUMBER</w:t>
+      </w:r>
+      <w:r>
+        <w:t xml:space="preserve">; </w:t>
+      </w:r>
+      <w:r>
+        <w:rPr>
+          <w:color w:val="0563c1"/>
+        </w:rPr>
+        <w:t>i</w:t>
+      </w:r>
+      <w:r>
+        <w:rPr>
+          <w:color w:val="000000"/>
+        </w:rPr>
+        <w:t>++</w:t>
+      </w:r>
+      <w:r>
+        <w:t>){</w:t>
+      </w:r>
+    </w:p>
+    <w:p>
+      <w:pPr>
+        <w:pStyle w:val="para18"/>
+      </w:pPr>
+      <w:r>
+        <w:t>  </w:t>
+      </w:r>
+      <w:r>
+        <w:rPr>
+          <w:color w:val="1f3763"/>
+        </w:rPr>
+        <w:t>int</w:t>
+      </w:r>
+      <w:r>
+        <w:t xml:space="preserve"> </w:t>
+      </w:r>
+      <w:r>
+        <w:rPr>
+          <w:color w:val="0563c1"/>
+        </w:rPr>
+        <w:t>digit</w:t>
+      </w:r>
+      <w:r>
+        <w:rPr>
+          <w:color w:val="000000"/>
+        </w:rPr>
+        <w:t>=</w:t>
+      </w:r>
+      <w:r>
+        <w:rPr>
+          <w:color w:val="0563c1"/>
+        </w:rPr>
+        <w:t>digits</w:t>
+      </w:r>
+      <w:r>
+        <w:t>[</w:t>
+      </w:r>
+      <w:r>
+        <w:rPr>
+          <w:color w:val="0563c1"/>
+        </w:rPr>
+        <w:t>i</w:t>
+      </w:r>
+      <w:r>
+        <w:t>];</w:t>
+      </w:r>
+    </w:p>
+    <w:p>
+      <w:pPr>
+        <w:pStyle w:val="para18"/>
+      </w:pPr>
+      <w:r>
+        <w:t>  </w:t>
+      </w:r>
+      <w:r>
+        <w:rPr>
+          <w:color w:val="1f3763"/>
+        </w:rPr>
+        <w:t>int</w:t>
+      </w:r>
+      <w:r>
+        <w:t xml:space="preserve"> </w:t>
+      </w:r>
+      <w:r>
+        <w:rPr>
+          <w:color w:val="0563c1"/>
+        </w:rPr>
+        <w:t>value</w:t>
+      </w:r>
+      <w:r>
+        <w:rPr>
+          <w:color w:val="000000"/>
+        </w:rPr>
+        <w:t>=</w:t>
+      </w:r>
+      <w:r>
+        <w:rPr>
+          <w:color w:val="0563c1"/>
+        </w:rPr>
+        <w:t>sevenDigits</w:t>
+      </w:r>
+      <w:r>
+        <w:t>[</w:t>
+      </w:r>
+      <w:r>
+        <w:rPr>
+          <w:color w:val="0563c1"/>
+        </w:rPr>
+        <w:t>i</w:t>
+      </w:r>
+      <w:r>
+        <w:t>];</w:t>
+      </w:r>
+    </w:p>
+    <w:p>
+      <w:pPr>
+        <w:pStyle w:val="para18"/>
+      </w:pPr>
+      <w:r>
+        <w:t>  </w:t>
+      </w:r>
+      <w:r>
+        <w:rPr>
+          <w:color w:val="605e5c"/>
+        </w:rPr>
+        <w:t>digitalWrite</w:t>
+      </w:r>
+      <w:r>
+        <w:t>(</w:t>
+      </w:r>
+      <w:r>
+        <w:rPr>
+          <w:color w:val="0563c1"/>
+        </w:rPr>
+        <w:t>digit</w:t>
+      </w:r>
+      <w:r>
+        <w:t xml:space="preserve">, </w:t>
+      </w:r>
+      <w:r>
+        <w:rPr>
+          <w:color w:val="0563c1"/>
+        </w:rPr>
+        <w:t>value</w:t>
+      </w:r>
+      <w:r>
+        <w:t>);</w:t>
+      </w:r>
+    </w:p>
+    <w:p>
+      <w:pPr>
+        <w:pStyle w:val="para18"/>
+      </w:pPr>
+      <w:r>
+        <w:t> }</w:t>
+      </w:r>
+    </w:p>
+    <w:p>
+      <w:pPr>
+        <w:pStyle w:val="para18"/>
+      </w:pPr>
+      <w:r>
+        <w:t>}</w:t>
+      </w:r>
+    </w:p>
+    <w:p>
+      <w:pPr>
+        <w:pStyle w:val="para18"/>
+      </w:pPr>
+      <w:r>
+        <w:br w:type="textWrapping"/>
+      </w:r>
+    </w:p>
+    <w:p>
+      <w:pPr>
+        <w:pStyle w:val="para18"/>
+      </w:pPr>
+      <w:r>
+        <w:rPr>
+          <w:color w:val="1f3763"/>
+        </w:rPr>
+        <w:t>void</w:t>
+      </w:r>
+      <w:r>
+        <w:t xml:space="preserve"> </w:t>
+      </w:r>
+      <w:r>
+        <w:rPr>
+          <w:color w:val="605e5c"/>
+        </w:rPr>
+        <w:t>eight</w:t>
+      </w:r>
+      <w:r>
+        <w:t>(){</w:t>
+      </w:r>
+    </w:p>
+    <w:p>
+      <w:pPr>
+        <w:pStyle w:val="para18"/>
+      </w:pPr>
+      <w:r>
+        <w:t> </w:t>
+      </w:r>
+      <w:r>
+        <w:rPr>
+          <w:color w:val="e1dfdd"/>
+        </w:rPr>
+        <w:t>for</w:t>
+      </w:r>
+      <w:r>
+        <w:t>(</w:t>
+      </w:r>
+      <w:r>
+        <w:rPr>
+          <w:color w:val="1f3763"/>
+        </w:rPr>
+        <w:t>int</w:t>
+      </w:r>
+      <w:r>
+        <w:t xml:space="preserve"> </w:t>
+      </w:r>
+      <w:r>
+        <w:rPr>
+          <w:color w:val="0563c1"/>
+        </w:rPr>
+        <w:t>i</w:t>
+      </w:r>
+      <w:r>
+        <w:rPr>
+          <w:color w:val="000000"/>
+        </w:rPr>
+        <w:t>=</w:t>
+      </w:r>
+      <w:r>
+        <w:rPr>
+          <w:color w:val="404040"/>
+        </w:rPr>
+        <w:t>0</w:t>
+      </w:r>
+      <w:r>
+        <w:t xml:space="preserve">; </w:t>
+      </w:r>
+      <w:r>
+        <w:rPr>
+          <w:color w:val="0563c1"/>
+        </w:rPr>
+        <w:t>i</w:t>
+      </w:r>
+      <w:r>
+        <w:rPr>
+          <w:color w:val="000000"/>
+        </w:rPr>
+        <w:t>&lt;</w:t>
+      </w:r>
+      <w:r>
+        <w:rPr>
+          <w:color w:val="0563c1"/>
+        </w:rPr>
+        <w:t>DIGITS_NUMBER</w:t>
+      </w:r>
+      <w:r>
+        <w:t xml:space="preserve">; </w:t>
+      </w:r>
+      <w:r>
+        <w:rPr>
+          <w:color w:val="0563c1"/>
+        </w:rPr>
+        <w:t>i</w:t>
+      </w:r>
+      <w:r>
+        <w:rPr>
+          <w:color w:val="000000"/>
+        </w:rPr>
+        <w:t>++</w:t>
+      </w:r>
+      <w:r>
+        <w:t>){</w:t>
+      </w:r>
+    </w:p>
+    <w:p>
+      <w:pPr>
+        <w:pStyle w:val="para18"/>
+      </w:pPr>
+      <w:r>
+        <w:t>  </w:t>
+      </w:r>
+      <w:r>
+        <w:rPr>
+          <w:color w:val="1f3763"/>
+        </w:rPr>
+        <w:t>int</w:t>
+      </w:r>
+      <w:r>
+        <w:t xml:space="preserve"> </w:t>
+      </w:r>
+      <w:r>
+        <w:rPr>
+          <w:color w:val="0563c1"/>
+        </w:rPr>
+        <w:t>digit</w:t>
+      </w:r>
+      <w:r>
+        <w:rPr>
+          <w:color w:val="000000"/>
+        </w:rPr>
+        <w:t>=</w:t>
+      </w:r>
+      <w:r>
+        <w:rPr>
+          <w:color w:val="0563c1"/>
+        </w:rPr>
+        <w:t>digits</w:t>
+      </w:r>
+      <w:r>
+        <w:t>[</w:t>
+      </w:r>
+      <w:r>
+        <w:rPr>
+          <w:color w:val="0563c1"/>
+        </w:rPr>
+        <w:t>i</w:t>
+      </w:r>
+      <w:r>
+        <w:t>];</w:t>
+      </w:r>
+    </w:p>
+    <w:p>
+      <w:pPr>
+        <w:pStyle w:val="para18"/>
+      </w:pPr>
+      <w:r>
+        <w:t>  </w:t>
+      </w:r>
+      <w:r>
+        <w:rPr>
+          <w:color w:val="1f3763"/>
+        </w:rPr>
+        <w:t>int</w:t>
+      </w:r>
+      <w:r>
+        <w:t xml:space="preserve"> </w:t>
+      </w:r>
+      <w:r>
+        <w:rPr>
+          <w:color w:val="0563c1"/>
+        </w:rPr>
+        <w:t>value</w:t>
+      </w:r>
+      <w:r>
+        <w:rPr>
+          <w:color w:val="000000"/>
+        </w:rPr>
+        <w:t>=</w:t>
+      </w:r>
+      <w:r>
+        <w:rPr>
+          <w:color w:val="0563c1"/>
+        </w:rPr>
+        <w:t>eightDigits</w:t>
+      </w:r>
+      <w:r>
+        <w:t>[</w:t>
+      </w:r>
+      <w:r>
+        <w:rPr>
+          <w:color w:val="0563c1"/>
+        </w:rPr>
+        <w:t>i</w:t>
+      </w:r>
+      <w:r>
+        <w:t>];</w:t>
+      </w:r>
+    </w:p>
+    <w:p>
+      <w:pPr>
+        <w:pStyle w:val="para18"/>
+      </w:pPr>
+      <w:r>
+        <w:t>  </w:t>
+      </w:r>
+      <w:r>
+        <w:rPr>
+          <w:color w:val="605e5c"/>
+        </w:rPr>
+        <w:t>digitalWrite</w:t>
+      </w:r>
+      <w:r>
+        <w:t>(</w:t>
+      </w:r>
+      <w:r>
+        <w:rPr>
+          <w:color w:val="0563c1"/>
+        </w:rPr>
+        <w:t>digit</w:t>
+      </w:r>
+      <w:r>
+        <w:t xml:space="preserve">, </w:t>
+      </w:r>
+      <w:r>
+        <w:rPr>
+          <w:color w:val="0563c1"/>
+        </w:rPr>
+        <w:t>value</w:t>
+      </w:r>
+      <w:r>
+        <w:t>);</w:t>
+      </w:r>
+    </w:p>
+    <w:p>
+      <w:pPr>
+        <w:pStyle w:val="para18"/>
+      </w:pPr>
+      <w:r>
+        <w:t> }</w:t>
+      </w:r>
+    </w:p>
+    <w:p>
+      <w:pPr>
+        <w:pStyle w:val="para18"/>
+      </w:pPr>
+      <w:r>
+        <w:t>}</w:t>
+      </w:r>
+    </w:p>
+    <w:p>
+      <w:pPr>
+        <w:pStyle w:val="para18"/>
+      </w:pPr>
+      <w:r>
+        <w:br w:type="textWrapping"/>
+      </w:r>
+    </w:p>
+    <w:p>
+      <w:pPr>
+        <w:pStyle w:val="para18"/>
+      </w:pPr>
+      <w:r>
+        <w:rPr>
+          <w:color w:val="1f3763"/>
+        </w:rPr>
+        <w:t>void</w:t>
+      </w:r>
+      <w:r>
+        <w:t xml:space="preserve"> </w:t>
+      </w:r>
+      <w:r>
+        <w:rPr>
+          <w:color w:val="605e5c"/>
+        </w:rPr>
+        <w:t>nine</w:t>
+      </w:r>
+      <w:r>
+        <w:t>(){</w:t>
+      </w:r>
+    </w:p>
+    <w:p>
+      <w:pPr>
+        <w:pStyle w:val="para18"/>
+      </w:pPr>
+      <w:r>
+        <w:t> </w:t>
+      </w:r>
+      <w:r>
+        <w:rPr>
+          <w:color w:val="e1dfdd"/>
+        </w:rPr>
+        <w:t>for</w:t>
+      </w:r>
+      <w:r>
+        <w:t>(</w:t>
+      </w:r>
+      <w:r>
+        <w:rPr>
+          <w:color w:val="1f3763"/>
+        </w:rPr>
+        <w:t>int</w:t>
+      </w:r>
+      <w:r>
+        <w:t xml:space="preserve"> </w:t>
+      </w:r>
+      <w:r>
+        <w:rPr>
+          <w:color w:val="0563c1"/>
+        </w:rPr>
+        <w:t>i</w:t>
+      </w:r>
+      <w:r>
+        <w:rPr>
+          <w:color w:val="000000"/>
+        </w:rPr>
+        <w:t>=</w:t>
+      </w:r>
+      <w:r>
+        <w:rPr>
+          <w:color w:val="404040"/>
+        </w:rPr>
+        <w:t>0</w:t>
+      </w:r>
+      <w:r>
+        <w:t xml:space="preserve">; </w:t>
+      </w:r>
+      <w:r>
+        <w:rPr>
+          <w:color w:val="0563c1"/>
+        </w:rPr>
+        <w:t>i</w:t>
+      </w:r>
+      <w:r>
+        <w:rPr>
+          <w:color w:val="000000"/>
+        </w:rPr>
+        <w:t>&lt;</w:t>
+      </w:r>
+      <w:r>
+        <w:rPr>
+          <w:color w:val="0563c1"/>
+        </w:rPr>
+        <w:t>DIGITS_NUMBER</w:t>
+      </w:r>
+      <w:r>
+        <w:t xml:space="preserve">; </w:t>
+      </w:r>
+      <w:r>
+        <w:rPr>
+          <w:color w:val="0563c1"/>
+        </w:rPr>
+        <w:t>i</w:t>
+      </w:r>
+      <w:r>
+        <w:rPr>
+          <w:color w:val="000000"/>
+        </w:rPr>
+        <w:t>++</w:t>
+      </w:r>
+      <w:r>
+        <w:t>){</w:t>
+      </w:r>
+    </w:p>
+    <w:p>
+      <w:pPr>
+        <w:pStyle w:val="para18"/>
+      </w:pPr>
+      <w:r>
+        <w:t>  </w:t>
+      </w:r>
+      <w:r>
+        <w:rPr>
+          <w:color w:val="1f3763"/>
+        </w:rPr>
+        <w:t>int</w:t>
+      </w:r>
+      <w:r>
+        <w:t xml:space="preserve"> </w:t>
+      </w:r>
+      <w:r>
+        <w:rPr>
+          <w:color w:val="0563c1"/>
+        </w:rPr>
+        <w:t>digit</w:t>
+      </w:r>
+      <w:r>
+        <w:rPr>
+          <w:color w:val="000000"/>
+        </w:rPr>
+        <w:t>=</w:t>
+      </w:r>
+      <w:r>
+        <w:rPr>
+          <w:color w:val="0563c1"/>
+        </w:rPr>
+        <w:t>digits</w:t>
+      </w:r>
+      <w:r>
+        <w:t>[</w:t>
+      </w:r>
+      <w:r>
+        <w:rPr>
+          <w:color w:val="0563c1"/>
+        </w:rPr>
+        <w:t>i</w:t>
+      </w:r>
+      <w:r>
+        <w:t>];</w:t>
+      </w:r>
+    </w:p>
+    <w:p>
+      <w:pPr>
+        <w:pStyle w:val="para18"/>
+      </w:pPr>
+      <w:r>
+        <w:t>  </w:t>
+      </w:r>
+      <w:r>
+        <w:rPr>
+          <w:color w:val="1f3763"/>
+        </w:rPr>
+        <w:t>int</w:t>
+      </w:r>
+      <w:r>
+        <w:t xml:space="preserve"> </w:t>
+      </w:r>
+      <w:r>
+        <w:rPr>
+          <w:color w:val="0563c1"/>
+        </w:rPr>
+        <w:t>value</w:t>
+      </w:r>
+      <w:r>
+        <w:rPr>
+          <w:color w:val="000000"/>
+        </w:rPr>
+        <w:t>=</w:t>
+      </w:r>
+      <w:r>
+        <w:rPr>
+          <w:color w:val="0563c1"/>
+        </w:rPr>
+        <w:t>nineDigits</w:t>
+      </w:r>
+      <w:r>
+        <w:t>[</w:t>
+      </w:r>
+      <w:r>
+        <w:rPr>
+          <w:color w:val="0563c1"/>
+        </w:rPr>
+        <w:t>i</w:t>
+      </w:r>
+      <w:r>
+        <w:t>];</w:t>
+      </w:r>
+    </w:p>
+    <w:p>
+      <w:pPr>
+        <w:pStyle w:val="para18"/>
+      </w:pPr>
+      <w:r>
+        <w:t>  </w:t>
+      </w:r>
+      <w:r>
+        <w:rPr>
+          <w:color w:val="605e5c"/>
+        </w:rPr>
+        <w:t>digitalWrite</w:t>
+      </w:r>
+      <w:r>
+        <w:t>(</w:t>
+      </w:r>
+      <w:r>
+        <w:rPr>
+          <w:color w:val="0563c1"/>
+        </w:rPr>
+        <w:t>digit</w:t>
+      </w:r>
+      <w:r>
+        <w:t xml:space="preserve">, </w:t>
+      </w:r>
+      <w:r>
+        <w:rPr>
+          <w:color w:val="0563c1"/>
+        </w:rPr>
+        <w:t>value</w:t>
+      </w:r>
+      <w:r>
+        <w:t>);</w:t>
+      </w:r>
+    </w:p>
+    <w:p>
+      <w:pPr>
+        <w:pStyle w:val="para18"/>
+      </w:pPr>
+      <w:r>
+        <w:t> }</w:t>
+      </w:r>
+    </w:p>
+    <w:p>
+      <w:pPr>
+        <w:pStyle w:val="para18"/>
+      </w:pPr>
+      <w:r>
+        <w:t>}</w:t>
+      </w:r>
+    </w:p>
+    <w:p>
+      <w:pPr>
+        <w:pStyle w:val="para18"/>
+      </w:pPr>
+      <w:r>
+        <w:br w:type="textWrapping"/>
+      </w:r>
+    </w:p>
+    <w:p>
+      <w:pPr>
+        <w:pStyle w:val="para18"/>
+      </w:pPr>
+      <w:r>
+        <w:rPr>
+          <w:color w:val="1f3763"/>
+        </w:rPr>
+        <w:t>void</w:t>
+      </w:r>
+      <w:r>
+        <w:t xml:space="preserve"> </w:t>
+      </w:r>
+      <w:r>
+        <w:rPr>
+          <w:color w:val="605e5c"/>
+        </w:rPr>
+        <w:t>chooseNumber</w:t>
+      </w:r>
+      <w:r>
+        <w:t>(</w:t>
+      </w:r>
+      <w:r>
+        <w:rPr>
+          <w:color w:val="1f3763"/>
+        </w:rPr>
+        <w:t>int</w:t>
+      </w:r>
+      <w:r>
+        <w:t xml:space="preserve"> </w:t>
+      </w:r>
+      <w:r>
+        <w:rPr>
+          <w:color w:val="0563c1"/>
+        </w:rPr>
+        <w:t>counterNow</w:t>
+      </w:r>
+      <w:r>
+        <w:t>) {</w:t>
+      </w:r>
+    </w:p>
+    <w:p>
+      <w:pPr>
+        <w:pStyle w:val="para18"/>
+      </w:pPr>
+      <w:r>
+        <w:t> </w:t>
+      </w:r>
+      <w:r>
+        <w:rPr>
+          <w:color w:val="e1dfdd"/>
+        </w:rPr>
+        <w:t>switch</w:t>
+      </w:r>
+      <w:r>
+        <w:t xml:space="preserve"> (</w:t>
+      </w:r>
+      <w:r>
+        <w:rPr>
+          <w:color w:val="0563c1"/>
+        </w:rPr>
+        <w:t>counterNow</w:t>
+      </w:r>
+      <w:r>
+        <w:t>)</w:t>
+      </w:r>
+    </w:p>
+    <w:p>
+      <w:pPr>
+        <w:pStyle w:val="para18"/>
+      </w:pPr>
+      <w:r>
+        <w:t> {</w:t>
+      </w:r>
+    </w:p>
+    <w:p>
+      <w:pPr>
+        <w:pStyle w:val="para18"/>
+      </w:pPr>
+      <w:r>
+        <w:t> </w:t>
+      </w:r>
+      <w:r>
+        <w:rPr>
+          <w:color w:val="e1dfdd"/>
+        </w:rPr>
+        <w:t>case</w:t>
+      </w:r>
+      <w:r>
+        <w:t xml:space="preserve"> </w:t>
+      </w:r>
+      <w:r>
+        <w:rPr>
+          <w:color w:val="404040"/>
+        </w:rPr>
+        <w:t>0</w:t>
+      </w:r>
+      <w:r>
+        <w:t xml:space="preserve">: </w:t>
+      </w:r>
+      <w:r>
+        <w:rPr>
+          <w:color w:val="605e5c"/>
+        </w:rPr>
+        <w:t>zero</w:t>
+      </w:r>
+      <w:r>
+        <w:t xml:space="preserve">(); </w:t>
+      </w:r>
+      <w:r>
+        <w:rPr>
+          <w:color w:val="e1dfdd"/>
+        </w:rPr>
+        <w:t>break</w:t>
+      </w:r>
+      <w:r>
+        <w:t>;</w:t>
+      </w:r>
+    </w:p>
+    <w:p>
+      <w:pPr>
+        <w:pStyle w:val="para18"/>
+      </w:pPr>
+      <w:r>
+        <w:t> </w:t>
+      </w:r>
+      <w:r>
+        <w:rPr>
+          <w:color w:val="e1dfdd"/>
+        </w:rPr>
+        <w:t>case</w:t>
+      </w:r>
+      <w:r>
+        <w:t xml:space="preserve"> </w:t>
+      </w:r>
+      <w:r>
+        <w:rPr>
+          <w:color w:val="404040"/>
+        </w:rPr>
+        <w:t>1</w:t>
+      </w:r>
+      <w:r>
+        <w:t xml:space="preserve">: </w:t>
+      </w:r>
+      <w:r>
+        <w:rPr>
+          <w:color w:val="605e5c"/>
+        </w:rPr>
+        <w:t>one</w:t>
+      </w:r>
+      <w:r>
+        <w:t xml:space="preserve">(); </w:t>
+      </w:r>
+      <w:r>
+        <w:rPr>
+          <w:color w:val="e1dfdd"/>
+        </w:rPr>
+        <w:t>break</w:t>
+      </w:r>
+      <w:r>
+        <w:t>;</w:t>
+      </w:r>
+    </w:p>
+    <w:p>
+      <w:pPr>
+        <w:pStyle w:val="para18"/>
+      </w:pPr>
+      <w:r>
+        <w:t> </w:t>
+      </w:r>
+      <w:r>
+        <w:rPr>
+          <w:color w:val="e1dfdd"/>
+        </w:rPr>
+        <w:t>case</w:t>
+      </w:r>
+      <w:r>
+        <w:t xml:space="preserve"> </w:t>
+      </w:r>
+      <w:r>
+        <w:rPr>
+          <w:color w:val="404040"/>
+        </w:rPr>
+        <w:t>2</w:t>
+      </w:r>
+      <w:r>
+        <w:t xml:space="preserve">: </w:t>
+      </w:r>
+      <w:r>
+        <w:rPr>
+          <w:color w:val="605e5c"/>
+        </w:rPr>
+        <w:t>two</w:t>
+      </w:r>
+      <w:r>
+        <w:t xml:space="preserve">(); </w:t>
+      </w:r>
+      <w:r>
+        <w:rPr>
+          <w:color w:val="e1dfdd"/>
+        </w:rPr>
+        <w:t>break</w:t>
+      </w:r>
+      <w:r>
+        <w:t>;</w:t>
+      </w:r>
+    </w:p>
+    <w:p>
+      <w:pPr>
+        <w:pStyle w:val="para18"/>
+      </w:pPr>
+      <w:r>
+        <w:t> </w:t>
+      </w:r>
+      <w:r>
+        <w:rPr>
+          <w:color w:val="e1dfdd"/>
+        </w:rPr>
+        <w:t>case</w:t>
+      </w:r>
+      <w:r>
+        <w:t xml:space="preserve"> </w:t>
+      </w:r>
+      <w:r>
+        <w:rPr>
+          <w:color w:val="404040"/>
+        </w:rPr>
+        <w:t>3</w:t>
+      </w:r>
+      <w:r>
+        <w:t xml:space="preserve">: </w:t>
+      </w:r>
+      <w:r>
+        <w:rPr>
+          <w:color w:val="605e5c"/>
+        </w:rPr>
+        <w:t>three</w:t>
+      </w:r>
+      <w:r>
+        <w:t xml:space="preserve">(); </w:t>
+      </w:r>
+      <w:r>
+        <w:rPr>
+          <w:color w:val="e1dfdd"/>
+        </w:rPr>
+        <w:t>break</w:t>
+      </w:r>
+      <w:r>
+        <w:t>;</w:t>
+      </w:r>
+    </w:p>
+    <w:p>
+      <w:pPr>
+        <w:pStyle w:val="para18"/>
+      </w:pPr>
+      <w:r>
+        <w:t> </w:t>
+      </w:r>
+      <w:r>
+        <w:rPr>
+          <w:color w:val="e1dfdd"/>
+        </w:rPr>
+        <w:t>case</w:t>
+      </w:r>
+      <w:r>
+        <w:t xml:space="preserve"> </w:t>
+      </w:r>
+      <w:r>
+        <w:rPr>
+          <w:color w:val="404040"/>
+        </w:rPr>
+        <w:t>4</w:t>
+      </w:r>
+      <w:r>
+        <w:t xml:space="preserve">: </w:t>
+      </w:r>
+      <w:r>
+        <w:rPr>
+          <w:color w:val="605e5c"/>
+        </w:rPr>
+        <w:t>four</w:t>
+      </w:r>
+      <w:r>
+        <w:t xml:space="preserve">(); </w:t>
+      </w:r>
+      <w:r>
+        <w:rPr>
+          <w:color w:val="e1dfdd"/>
+        </w:rPr>
+        <w:t>break</w:t>
+      </w:r>
+      <w:r>
+        <w:t>;</w:t>
+      </w:r>
+    </w:p>
+    <w:p>
+      <w:pPr>
+        <w:pStyle w:val="para18"/>
+      </w:pPr>
+      <w:r>
+        <w:t> </w:t>
+      </w:r>
+      <w:r>
+        <w:rPr>
+          <w:color w:val="e1dfdd"/>
+        </w:rPr>
+        <w:t>case</w:t>
+      </w:r>
+      <w:r>
+        <w:t xml:space="preserve"> </w:t>
+      </w:r>
+      <w:r>
+        <w:rPr>
+          <w:color w:val="404040"/>
+        </w:rPr>
+        <w:t>5</w:t>
+      </w:r>
+      <w:r>
+        <w:t xml:space="preserve">: </w:t>
+      </w:r>
+      <w:r>
+        <w:rPr>
+          <w:color w:val="605e5c"/>
+        </w:rPr>
+        <w:t>five</w:t>
+      </w:r>
+      <w:r>
+        <w:t xml:space="preserve">(); </w:t>
+      </w:r>
+      <w:r>
+        <w:rPr>
+          <w:color w:val="e1dfdd"/>
+        </w:rPr>
+        <w:t>break</w:t>
+      </w:r>
+      <w:r>
+        <w:t>;</w:t>
+      </w:r>
+    </w:p>
+    <w:p>
+      <w:pPr>
+        <w:pStyle w:val="para18"/>
+      </w:pPr>
+      <w:r>
+        <w:t> </w:t>
+      </w:r>
+      <w:r>
+        <w:rPr>
+          <w:color w:val="e1dfdd"/>
+        </w:rPr>
+        <w:t>case</w:t>
+      </w:r>
+      <w:r>
+        <w:t xml:space="preserve"> </w:t>
+      </w:r>
+      <w:r>
+        <w:rPr>
+          <w:color w:val="404040"/>
+        </w:rPr>
+        <w:t>6</w:t>
+      </w:r>
+      <w:r>
+        <w:t xml:space="preserve">: </w:t>
+      </w:r>
+      <w:r>
+        <w:rPr>
+          <w:color w:val="605e5c"/>
+        </w:rPr>
+        <w:t>six</w:t>
+      </w:r>
+      <w:r>
+        <w:t xml:space="preserve">(); </w:t>
+      </w:r>
+      <w:r>
+        <w:rPr>
+          <w:color w:val="e1dfdd"/>
+        </w:rPr>
+        <w:t>break</w:t>
+      </w:r>
+      <w:r>
+        <w:t>;</w:t>
+      </w:r>
+    </w:p>
+    <w:p>
+      <w:pPr>
+        <w:pStyle w:val="para18"/>
+      </w:pPr>
+      <w:r>
+        <w:t> </w:t>
+      </w:r>
+      <w:r>
+        <w:rPr>
+          <w:color w:val="e1dfdd"/>
+        </w:rPr>
+        <w:t>case</w:t>
+      </w:r>
+      <w:r>
+        <w:t xml:space="preserve"> </w:t>
+      </w:r>
+      <w:r>
+        <w:rPr>
+          <w:color w:val="404040"/>
+        </w:rPr>
+        <w:t>7</w:t>
+      </w:r>
+      <w:r>
+        <w:t xml:space="preserve">: </w:t>
+      </w:r>
+      <w:r>
+        <w:rPr>
+          <w:color w:val="605e5c"/>
+        </w:rPr>
+        <w:t>seven</w:t>
+      </w:r>
+      <w:r>
+        <w:t xml:space="preserve">(); </w:t>
+      </w:r>
+      <w:r>
+        <w:rPr>
+          <w:color w:val="e1dfdd"/>
+        </w:rPr>
+        <w:t>break</w:t>
+      </w:r>
+      <w:r>
+        <w:t>;</w:t>
+      </w:r>
+    </w:p>
+    <w:p>
+      <w:pPr>
+        <w:pStyle w:val="para18"/>
+      </w:pPr>
+      <w:r>
+        <w:t> </w:t>
+      </w:r>
+      <w:r>
+        <w:rPr>
+          <w:color w:val="e1dfdd"/>
+        </w:rPr>
+        <w:t>case</w:t>
+      </w:r>
+      <w:r>
+        <w:t xml:space="preserve"> </w:t>
+      </w:r>
+      <w:r>
+        <w:rPr>
+          <w:color w:val="404040"/>
+        </w:rPr>
+        <w:t>8</w:t>
+      </w:r>
+      <w:r>
+        <w:t xml:space="preserve">: </w:t>
+      </w:r>
+      <w:r>
+        <w:rPr>
+          <w:color w:val="605e5c"/>
+        </w:rPr>
+        <w:t>eight</w:t>
+      </w:r>
+      <w:r>
+        <w:t xml:space="preserve">(); </w:t>
+      </w:r>
+      <w:r>
+        <w:rPr>
+          <w:color w:val="e1dfdd"/>
+        </w:rPr>
+        <w:t>break</w:t>
+      </w:r>
+      <w:r>
+        <w:t>;</w:t>
+      </w:r>
+    </w:p>
+    <w:p>
+      <w:pPr>
+        <w:pStyle w:val="para18"/>
+      </w:pPr>
+      <w:r>
+        <w:t> </w:t>
+      </w:r>
+      <w:r>
+        <w:rPr>
+          <w:color w:val="e1dfdd"/>
+        </w:rPr>
+        <w:t>case</w:t>
+      </w:r>
+      <w:r>
+        <w:t xml:space="preserve"> </w:t>
+      </w:r>
+      <w:r>
+        <w:rPr>
+          <w:color w:val="404040"/>
+        </w:rPr>
+        <w:t>9</w:t>
+      </w:r>
+      <w:r>
+        <w:t xml:space="preserve">: </w:t>
+      </w:r>
+      <w:r>
+        <w:rPr>
+          <w:color w:val="605e5c"/>
+        </w:rPr>
+        <w:t>nine</w:t>
+      </w:r>
+      <w:r>
+        <w:t xml:space="preserve">(); </w:t>
+      </w:r>
+      <w:r>
+        <w:rPr>
+          <w:color w:val="e1dfdd"/>
+        </w:rPr>
+        <w:t>break</w:t>
+      </w:r>
+      <w:r>
+        <w:t>;</w:t>
+      </w:r>
+    </w:p>
+    <w:p>
+      <w:pPr>
+        <w:pStyle w:val="para18"/>
+      </w:pPr>
+      <w:r/>
+    </w:p>
+    <w:p>
+      <w:pPr>
+        <w:pStyle w:val="para18"/>
+      </w:pPr>
+      <w:r>
+        <w:t> </w:t>
+      </w:r>
+      <w:r>
+        <w:rPr>
+          <w:color w:val="e1dfdd"/>
+        </w:rPr>
+        <w:t>default</w:t>
+      </w:r>
+      <w:r>
+        <w:t xml:space="preserve">: </w:t>
+      </w:r>
+      <w:r>
+        <w:rPr>
+          <w:color w:val="e1dfdd"/>
+        </w:rPr>
+        <w:t>break</w:t>
+      </w:r>
+      <w:r>
+        <w:t>;</w:t>
+      </w:r>
+    </w:p>
+    <w:p>
+      <w:pPr>
+        <w:pStyle w:val="para18"/>
+      </w:pPr>
+      <w:r>
+        <w:t> }</w:t>
+      </w:r>
+    </w:p>
+    <w:p>
+      <w:pPr>
+        <w:pStyle w:val="para18"/>
+      </w:pPr>
+      <w:r>
+        <w:t>}</w:t>
+      </w:r>
+    </w:p>
+    <w:p>
+      <w:pPr>
+        <w:pStyle w:val="para18"/>
+      </w:pPr>
+      <w:r>
+        <w:br w:type="textWrapping"/>
+      </w:r>
+    </w:p>
+    <w:p>
+      <w:pPr>
+        <w:pStyle w:val="para18"/>
+      </w:pPr>
+      <w:r>
+        <w:rPr>
+          <w:color w:val="1f3763"/>
+        </w:rPr>
+        <w:t>void</w:t>
+      </w:r>
+      <w:r>
+        <w:t xml:space="preserve"> </w:t>
+      </w:r>
+      <w:r>
+        <w:rPr>
+          <w:color w:val="605e5c"/>
+        </w:rPr>
+        <w:t>loop</w:t>
+      </w:r>
+      <w:r>
+        <w:t>()</w:t>
+      </w:r>
+    </w:p>
+    <w:p>
+      <w:pPr>
+        <w:pStyle w:val="para18"/>
+      </w:pPr>
+      <w:r>
+        <w:t>{</w:t>
+      </w:r>
+    </w:p>
+    <w:p>
+      <w:pPr>
+        <w:pStyle w:val="para18"/>
+      </w:pPr>
+      <w:r>
+        <w:t> </w:t>
+      </w:r>
+      <w:r>
+        <w:rPr>
+          <w:color w:val="1f3763"/>
+        </w:rPr>
+        <w:t>bool</w:t>
+      </w:r>
+      <w:r>
+        <w:t xml:space="preserve"> </w:t>
+      </w:r>
+      <w:r>
+        <w:rPr>
+          <w:color w:val="0563c1"/>
+        </w:rPr>
+        <w:t>left</w:t>
+      </w:r>
+      <w:r>
+        <w:rPr>
+          <w:color w:val="000000"/>
+        </w:rPr>
+        <w:t>=</w:t>
+      </w:r>
+      <w:r>
+        <w:rPr>
+          <w:color w:val="605e5c"/>
+        </w:rPr>
+        <w:t>getMotion</w:t>
+      </w:r>
+      <w:r>
+        <w:t>(</w:t>
+      </w:r>
+      <w:r>
+        <w:rPr>
+          <w:color w:val="0563c1"/>
+        </w:rPr>
+        <w:t>leftPin</w:t>
+      </w:r>
+      <w:r>
+        <w:t>);</w:t>
+      </w:r>
+    </w:p>
+    <w:p>
+      <w:pPr>
+        <w:pStyle w:val="para18"/>
+      </w:pPr>
+      <w:r>
+        <w:t> </w:t>
+      </w:r>
+      <w:r>
+        <w:rPr>
+          <w:color w:val="1f3763"/>
+        </w:rPr>
+        <w:t>bool</w:t>
+      </w:r>
+      <w:r>
+        <w:t xml:space="preserve"> </w:t>
+      </w:r>
+      <w:r>
+        <w:rPr>
+          <w:color w:val="0563c1"/>
+        </w:rPr>
+        <w:t>right</w:t>
+      </w:r>
+      <w:r>
+        <w:rPr>
+          <w:color w:val="000000"/>
+        </w:rPr>
+        <w:t>=</w:t>
+      </w:r>
+      <w:r>
+        <w:rPr>
+          <w:color w:val="605e5c"/>
+        </w:rPr>
+        <w:t>getMotion</w:t>
+      </w:r>
+      <w:r>
+        <w:t>(</w:t>
+      </w:r>
+      <w:r>
+        <w:rPr>
+          <w:color w:val="0563c1"/>
+        </w:rPr>
+        <w:t>rightPin</w:t>
+      </w:r>
+      <w:r>
+        <w:t>);</w:t>
+      </w:r>
+    </w:p>
+    <w:p>
+      <w:pPr>
+        <w:pStyle w:val="para18"/>
+      </w:pPr>
+      <w:r>
+        <w:br w:type="textWrapping"/>
+      </w:r>
+    </w:p>
+    <w:p>
+      <w:pPr>
+        <w:pStyle w:val="para18"/>
+      </w:pPr>
+      <w:r>
+        <w:t> </w:t>
+      </w:r>
+      <w:r>
+        <w:rPr>
+          <w:color w:val="e1dfdd"/>
+        </w:rPr>
+        <w:t>if</w:t>
+      </w:r>
+      <w:r>
+        <w:t xml:space="preserve"> (</w:t>
+      </w:r>
+      <w:r>
+        <w:rPr>
+          <w:color w:val="0563c1"/>
+        </w:rPr>
+        <w:t>left</w:t>
+      </w:r>
+      <w:r>
+        <w:t>) {</w:t>
+      </w:r>
+    </w:p>
+    <w:p>
+      <w:pPr>
+        <w:pStyle w:val="para18"/>
+      </w:pPr>
+      <w:r>
+        <w:t>  </w:t>
+      </w:r>
+      <w:r>
+        <w:rPr>
+          <w:color w:val="e1dfdd"/>
+        </w:rPr>
+        <w:t>if</w:t>
+      </w:r>
+      <w:r>
+        <w:t xml:space="preserve"> (</w:t>
+      </w:r>
+      <w:r>
+        <w:rPr>
+          <w:color w:val="0563c1"/>
+        </w:rPr>
+        <w:t>counter</w:t>
+      </w:r>
+      <w:r>
+        <w:rPr>
+          <w:color w:val="000000"/>
+        </w:rPr>
+        <w:t>&lt;</w:t>
+      </w:r>
+      <w:r>
+        <w:rPr>
+          <w:color w:val="404040"/>
+        </w:rPr>
+        <w:t>9</w:t>
+      </w:r>
+      <w:r>
+        <w:t>) {</w:t>
+      </w:r>
+    </w:p>
+    <w:p>
+      <w:pPr>
+        <w:pStyle w:val="para18"/>
+      </w:pPr>
+      <w:r>
+        <w:t>   </w:t>
+      </w:r>
+      <w:r>
+        <w:rPr>
+          <w:color w:val="0563c1"/>
+        </w:rPr>
+        <w:t>counter</w:t>
+      </w:r>
+      <w:r>
+        <w:rPr>
+          <w:color w:val="000000"/>
+        </w:rPr>
+        <w:t>++</w:t>
+      </w:r>
+      <w:r>
+        <w:t>;</w:t>
+      </w:r>
+    </w:p>
+    <w:p>
+      <w:pPr>
+        <w:pStyle w:val="para18"/>
+      </w:pPr>
+      <w:r>
+        <w:t xml:space="preserve">  } </w:t>
+      </w:r>
+      <w:r>
+        <w:rPr>
+          <w:color w:val="e1dfdd"/>
+        </w:rPr>
+        <w:t>else</w:t>
+      </w:r>
+      <w:r>
+        <w:t xml:space="preserve"> </w:t>
+      </w:r>
+      <w:r>
+        <w:rPr>
+          <w:color w:val="e1dfdd"/>
+        </w:rPr>
+        <w:t>if</w:t>
+      </w:r>
+      <w:r>
+        <w:t xml:space="preserve"> (</w:t>
+      </w:r>
+      <w:r>
+        <w:rPr>
+          <w:color w:val="0563c1"/>
+        </w:rPr>
+        <w:t>counter</w:t>
+      </w:r>
+      <w:r>
+        <w:rPr>
+          <w:color w:val="000000"/>
+        </w:rPr>
+        <w:t>&gt;=</w:t>
+      </w:r>
+      <w:r>
+        <w:rPr>
+          <w:color w:val="404040"/>
+        </w:rPr>
+        <w:t>9</w:t>
+      </w:r>
+      <w:r>
+        <w:t>) {</w:t>
+      </w:r>
+    </w:p>
+    <w:p>
+      <w:pPr>
+        <w:pStyle w:val="para18"/>
+      </w:pPr>
+      <w:r>
+        <w:t>   </w:t>
+      </w:r>
+      <w:r>
+        <w:rPr>
+          <w:color w:val="0563c1"/>
+        </w:rPr>
+        <w:t>counter</w:t>
+      </w:r>
+      <w:r>
+        <w:rPr>
+          <w:color w:val="000000"/>
+        </w:rPr>
+        <w:t>=</w:t>
+      </w:r>
+      <w:r>
+        <w:rPr>
+          <w:color w:val="404040"/>
+        </w:rPr>
+        <w:t>0</w:t>
+      </w:r>
+      <w:r>
+        <w:t>;</w:t>
+      </w:r>
+    </w:p>
+    <w:p>
+      <w:pPr>
+        <w:pStyle w:val="para18"/>
+      </w:pPr>
+      <w:r>
+        <w:t>  }</w:t>
+      </w:r>
+    </w:p>
+    <w:p>
+      <w:pPr>
+        <w:pStyle w:val="para18"/>
+      </w:pPr>
+      <w:r>
+        <w:t>  </w:t>
+      </w:r>
+      <w:r>
+        <w:rPr>
+          <w:color w:val="605e5c"/>
+        </w:rPr>
+        <w:t>chooseNumber</w:t>
+      </w:r>
+      <w:r>
+        <w:t>(</w:t>
+      </w:r>
+      <w:r>
+        <w:rPr>
+          <w:color w:val="0563c1"/>
+        </w:rPr>
+        <w:t>counter</w:t>
+      </w:r>
+      <w:r>
+        <w:t>);</w:t>
+      </w:r>
+    </w:p>
+    <w:p>
+      <w:pPr>
+        <w:pStyle w:val="para18"/>
+      </w:pPr>
+      <w:r>
+        <w:t>  </w:t>
+      </w:r>
+      <w:r>
+        <w:rPr>
+          <w:color w:val="605e5c"/>
+        </w:rPr>
+        <w:t>delay</w:t>
+      </w:r>
+      <w:r>
+        <w:t>(</w:t>
+      </w:r>
+      <w:r>
+        <w:rPr>
+          <w:color w:val="404040"/>
+        </w:rPr>
+        <w:t>1000</w:t>
+      </w:r>
+      <w:r>
+        <w:t>);</w:t>
+      </w:r>
+    </w:p>
+    <w:p>
+      <w:pPr>
+        <w:pStyle w:val="para18"/>
+      </w:pPr>
+      <w:r>
+        <w:t xml:space="preserve"> } </w:t>
+      </w:r>
+      <w:r>
+        <w:rPr>
+          <w:color w:val="e1dfdd"/>
+        </w:rPr>
+        <w:t>else</w:t>
+      </w:r>
+      <w:r>
+        <w:t xml:space="preserve"> </w:t>
+      </w:r>
+      <w:r>
+        <w:rPr>
+          <w:color w:val="e1dfdd"/>
+        </w:rPr>
+        <w:t>if</w:t>
+      </w:r>
+      <w:r>
+        <w:t xml:space="preserve"> (</w:t>
+      </w:r>
+      <w:r>
+        <w:rPr>
+          <w:color w:val="0563c1"/>
+        </w:rPr>
+        <w:t>right</w:t>
+      </w:r>
+      <w:r>
+        <w:t>) {</w:t>
+      </w:r>
+    </w:p>
+    <w:p>
+      <w:pPr>
+        <w:pStyle w:val="para18"/>
+      </w:pPr>
+      <w:r>
+        <w:t>  </w:t>
+      </w:r>
+      <w:r>
+        <w:rPr>
+          <w:color w:val="e1dfdd"/>
+        </w:rPr>
+        <w:t>if</w:t>
+      </w:r>
+      <w:r>
+        <w:t xml:space="preserve"> (</w:t>
+      </w:r>
+      <w:r>
+        <w:rPr>
+          <w:color w:val="0563c1"/>
+        </w:rPr>
+        <w:t>counter</w:t>
+      </w:r>
+      <w:r>
+        <w:rPr>
+          <w:color w:val="000000"/>
+        </w:rPr>
+        <w:t>&gt;</w:t>
+      </w:r>
+      <w:r>
+        <w:rPr>
+          <w:color w:val="404040"/>
+        </w:rPr>
+        <w:t>0</w:t>
+      </w:r>
+      <w:r>
+        <w:t>) {</w:t>
+      </w:r>
+    </w:p>
+    <w:p>
+      <w:pPr>
+        <w:pStyle w:val="para18"/>
+      </w:pPr>
+      <w:r>
+        <w:t>   </w:t>
+      </w:r>
+      <w:r>
+        <w:rPr>
+          <w:color w:val="0563c1"/>
+        </w:rPr>
+        <w:t>counter</w:t>
+      </w:r>
+      <w:r>
+        <w:rPr>
+          <w:color w:val="000000"/>
+        </w:rPr>
+        <w:t>--</w:t>
+      </w:r>
+      <w:r>
+        <w:t>;</w:t>
+      </w:r>
+    </w:p>
+    <w:p>
+      <w:pPr>
+        <w:pStyle w:val="para18"/>
+      </w:pPr>
+      <w:r>
+        <w:t xml:space="preserve">  } </w:t>
+      </w:r>
+      <w:r>
+        <w:rPr>
+          <w:color w:val="e1dfdd"/>
+        </w:rPr>
+        <w:t>else</w:t>
+      </w:r>
+      <w:r>
+        <w:t xml:space="preserve"> </w:t>
+      </w:r>
+      <w:r>
+        <w:rPr>
+          <w:color w:val="e1dfdd"/>
+        </w:rPr>
+        <w:t>if</w:t>
+      </w:r>
+      <w:r>
+        <w:t xml:space="preserve"> (</w:t>
+      </w:r>
+      <w:r>
+        <w:rPr>
+          <w:color w:val="0563c1"/>
+        </w:rPr>
+        <w:t>counter</w:t>
+      </w:r>
+      <w:r>
+        <w:rPr>
+          <w:color w:val="000000"/>
+        </w:rPr>
+        <w:t>&lt;=</w:t>
+      </w:r>
+      <w:r>
+        <w:rPr>
+          <w:color w:val="404040"/>
+        </w:rPr>
+        <w:t>0</w:t>
+      </w:r>
+      <w:r>
+        <w:t>) {</w:t>
+      </w:r>
+    </w:p>
+    <w:p>
+      <w:pPr>
+        <w:pStyle w:val="para18"/>
+      </w:pPr>
+      <w:r>
+        <w:t>   </w:t>
+      </w:r>
+      <w:r>
+        <w:rPr>
+          <w:color w:val="0563c1"/>
+        </w:rPr>
+        <w:t>counter</w:t>
+      </w:r>
+      <w:r>
+        <w:rPr>
+          <w:color w:val="000000"/>
+        </w:rPr>
+        <w:t>=</w:t>
+      </w:r>
+      <w:r>
+        <w:rPr>
+          <w:color w:val="404040"/>
+        </w:rPr>
+        <w:t>9</w:t>
+      </w:r>
+      <w:r>
+        <w:t>;</w:t>
+      </w:r>
+    </w:p>
+    <w:p>
+      <w:pPr>
+        <w:pStyle w:val="para18"/>
+      </w:pPr>
+      <w:r>
+        <w:t>  }</w:t>
+      </w:r>
+    </w:p>
+    <w:p>
+      <w:pPr>
+        <w:pStyle w:val="para18"/>
+      </w:pPr>
+      <w:r>
+        <w:t>  </w:t>
+      </w:r>
+      <w:r>
+        <w:rPr>
+          <w:color w:val="605e5c"/>
+        </w:rPr>
+        <w:t>chooseNumber</w:t>
+      </w:r>
+      <w:r>
+        <w:t>(</w:t>
+      </w:r>
+      <w:r>
+        <w:rPr>
+          <w:color w:val="0563c1"/>
+        </w:rPr>
+        <w:t>counter</w:t>
+      </w:r>
+      <w:r>
+        <w:t>);</w:t>
+      </w:r>
+    </w:p>
+    <w:p>
+      <w:pPr>
+        <w:pStyle w:val="para18"/>
+      </w:pPr>
+      <w:r>
+        <w:t>  </w:t>
+      </w:r>
+      <w:r>
+        <w:rPr>
+          <w:color w:val="605e5c"/>
+        </w:rPr>
+        <w:t>delay</w:t>
+      </w:r>
+      <w:r>
+        <w:t>(</w:t>
+      </w:r>
+      <w:r>
+        <w:rPr>
+          <w:color w:val="404040"/>
+        </w:rPr>
+        <w:t>1000</w:t>
+      </w:r>
+      <w:r>
+        <w:t>);</w:t>
+      </w:r>
+    </w:p>
+    <w:p>
+      <w:pPr>
+        <w:pStyle w:val="para18"/>
+      </w:pPr>
+      <w:r>
+        <w:t> }</w:t>
+      </w:r>
+    </w:p>
+    <w:p>
+      <w:pPr>
+        <w:pStyle w:val="para18"/>
+      </w:pPr>
+      <w:r>
+        <w:t>}</w:t>
+      </w:r>
+    </w:p>
+    <w:p>
+      <w:pPr>
+        <w:pStyle w:val="para10"/>
+      </w:pPr>
+      <w:r/>
+    </w:p>
+    <w:p>
+      <w:pPr>
+        <w:pStyle w:val="para14"/>
+      </w:pPr>
+      <w:r>
+        <w:rPr>
+          <w:noProof/>
+        </w:rPr>
+        <w:drawing>
+          <wp:inline distT="89535" distB="89535" distL="89535" distR="89535">
+            <wp:extent cx="4726305" cy="8415020"/>
+            <wp:effectExtent l="0" t="0" r="0" b="0"/>
+            <wp:docPr id="7" name="Зображення7"/>
+            <wp:cNvGraphicFramePr>
+              <a:graphicFrameLocks xmlns:a="http://schemas.openxmlformats.org/drawingml/2006/main" noChangeAspect="1"/>
+            </wp:cNvGraphicFramePr>
+            <a:graphic xmlns:a="http://schemas.openxmlformats.org/drawingml/2006/main">
+              <a:graphicData uri="http://schemas.openxmlformats.org/drawingml/2006/picture">
+                <pic:pic xmlns:pic="http://schemas.openxmlformats.org/drawingml/2006/picture">
+                  <pic:nvPicPr>
+                    <pic:cNvPr id="7" name="Зображення7"/>
+                    <pic:cNvPicPr>
+                      <a:picLocks noChangeAspect="1"/>
+                      <a:extLst>
+                        <a:ext uri="sm">
+                          <sm:smNativeData xmlns:sm="sm" val="SMDATA_16_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"/>
+                        </a:ext>
+                      </a:extLst>
+                    </pic:cNvPicPr>
+                  </pic:nvPicPr>
+                  <pic:blipFill>
+                    <a:blip r:embed="rId14"/>
+                    <a:stretch>
+                      <a:fillRect/>
+                    </a:stretch>
+                  </pic:blipFill>
+                  <pic:spPr>
+                    <a:xfrm>
+                      <a:off x="0" y="0"/>
+                      <a:ext cx="4726305" cy="8415020"/>
+                    </a:xfrm>
+                    <a:prstGeom prst="rect">
+                      <a:avLst/>
+                    </a:prstGeom>
+                    <a:noFill/>
+                    <a:ln w="12700">
+                      <a:noFill/>
+                    </a:ln>
+                  </pic:spPr>
+                </pic:pic>
+              </a:graphicData>
+            </a:graphic>
+          </wp:inline>
+        </w:drawing>
+      </w:r>
+      <w:r/>
+    </w:p>
+    <w:p>
+      <w:pPr>
+        <w:pStyle w:val="para14"/>
+      </w:pPr>
+      <w:r>
+        <w:t>Рисунок 7.1 - Схема в роботі</w:t>
+      </w:r>
+    </w:p>
+    <w:p>
+      <w:pPr>
+        <w:pStyle w:val="para10"/>
+      </w:pPr>
+      <w:r/>
     </w:p>
     <w:p>
       <w:pPr>
